--- a/documentation.docx
+++ b/documentation.docx
@@ -140,7 +140,7 @@
           <w:r>
             <w:fldChar w:fldCharType="separate"/>
           </w:r>
-          <w:hyperlink w:anchor="_Toc241707361" w:history="1">
+          <w:hyperlink w:anchor="_Toc241796133" w:history="1">
             <w:r>
               <w:rPr>
                 <w:rStyle w:val="Lienhypertexte"/>
@@ -164,7 +164,7 @@
               <w:rPr>
                 <w:noProof/>
               </w:rPr>
-              <w:instrText xml:space="preserve"> PAGEREF _Toc241707361 \h </w:instrText>
+              <w:instrText xml:space="preserve"> PAGEREF _Toc241796133 \h </w:instrText>
             </w:r>
             <w:r>
               <w:rPr>
@@ -206,7 +206,7 @@
               <w14:ligatures w14:val="standardContextual"/>
             </w:rPr>
           </w:pPr>
-          <w:hyperlink w:anchor="_Toc241707362" w:history="1">
+          <w:hyperlink w:anchor="_Toc241796134" w:history="1">
             <w:r>
               <w:rPr>
                 <w:rStyle w:val="Lienhypertexte"/>
@@ -230,7 +230,7 @@
               <w:rPr>
                 <w:noProof/>
               </w:rPr>
-              <w:instrText xml:space="preserve"> PAGEREF _Toc241707362 \h </w:instrText>
+              <w:instrText xml:space="preserve"> PAGEREF _Toc241796134 \h </w:instrText>
             </w:r>
             <w:r>
               <w:rPr>
@@ -272,7 +272,7 @@
               <w14:ligatures w14:val="standardContextual"/>
             </w:rPr>
           </w:pPr>
-          <w:hyperlink w:anchor="_Toc241707363" w:history="1">
+          <w:hyperlink w:anchor="_Toc241796135" w:history="1">
             <w:r>
               <w:rPr>
                 <w:rStyle w:val="Lienhypertexte"/>
@@ -296,7 +296,7 @@
               <w:rPr>
                 <w:noProof/>
               </w:rPr>
-              <w:instrText xml:space="preserve"> PAGEREF _Toc241707363 \h </w:instrText>
+              <w:instrText xml:space="preserve"> PAGEREF _Toc241796135 \h </w:instrText>
             </w:r>
             <w:r>
               <w:rPr>
@@ -338,7 +338,7 @@
               <w14:ligatures w14:val="standardContextual"/>
             </w:rPr>
           </w:pPr>
-          <w:hyperlink w:anchor="_Toc241707364" w:history="1">
+          <w:hyperlink w:anchor="_Toc241796136" w:history="1">
             <w:r>
               <w:rPr>
                 <w:rStyle w:val="Lienhypertexte"/>
@@ -362,7 +362,7 @@
               <w:rPr>
                 <w:noProof/>
               </w:rPr>
-              <w:instrText xml:space="preserve"> PAGEREF _Toc241707364 \h </w:instrText>
+              <w:instrText xml:space="preserve"> PAGEREF _Toc241796136 \h </w:instrText>
             </w:r>
             <w:r>
               <w:rPr>
@@ -404,7 +404,7 @@
               <w14:ligatures w14:val="standardContextual"/>
             </w:rPr>
           </w:pPr>
-          <w:hyperlink w:anchor="_Toc241707365" w:history="1">
+          <w:hyperlink w:anchor="_Toc241796137" w:history="1">
             <w:r>
               <w:rPr>
                 <w:rStyle w:val="Lienhypertexte"/>
@@ -428,7 +428,7 @@
               <w:rPr>
                 <w:noProof/>
               </w:rPr>
-              <w:instrText xml:space="preserve"> PAGEREF _Toc241707365 \h </w:instrText>
+              <w:instrText xml:space="preserve"> PAGEREF _Toc241796137 \h </w:instrText>
             </w:r>
             <w:r>
               <w:rPr>
@@ -470,7 +470,7 @@
               <w14:ligatures w14:val="standardContextual"/>
             </w:rPr>
           </w:pPr>
-          <w:hyperlink w:anchor="_Toc241707366" w:history="1">
+          <w:hyperlink w:anchor="_Toc241796138" w:history="1">
             <w:r>
               <w:rPr>
                 <w:rStyle w:val="Lienhypertexte"/>
@@ -494,7 +494,7 @@
               <w:rPr>
                 <w:noProof/>
               </w:rPr>
-              <w:instrText xml:space="preserve"> PAGEREF _Toc241707366 \h </w:instrText>
+              <w:instrText xml:space="preserve"> PAGEREF _Toc241796138 \h </w:instrText>
             </w:r>
             <w:r>
               <w:rPr>
@@ -536,7 +536,7 @@
               <w14:ligatures w14:val="standardContextual"/>
             </w:rPr>
           </w:pPr>
-          <w:hyperlink w:anchor="_Toc241707367" w:history="1">
+          <w:hyperlink w:anchor="_Toc241796139" w:history="1">
             <w:r>
               <w:rPr>
                 <w:rStyle w:val="Lienhypertexte"/>
@@ -560,7 +560,7 @@
               <w:rPr>
                 <w:noProof/>
               </w:rPr>
-              <w:instrText xml:space="preserve"> PAGEREF _Toc241707367 \h </w:instrText>
+              <w:instrText xml:space="preserve"> PAGEREF _Toc241796139 \h </w:instrText>
             </w:r>
             <w:r>
               <w:rPr>
@@ -602,7 +602,7 @@
               <w14:ligatures w14:val="standardContextual"/>
             </w:rPr>
           </w:pPr>
-          <w:hyperlink w:anchor="_Toc241707368" w:history="1">
+          <w:hyperlink w:anchor="_Toc241796140" w:history="1">
             <w:r>
               <w:rPr>
                 <w:rStyle w:val="Lienhypertexte"/>
@@ -626,7 +626,7 @@
               <w:rPr>
                 <w:noProof/>
               </w:rPr>
-              <w:instrText xml:space="preserve"> PAGEREF _Toc241707368 \h </w:instrText>
+              <w:instrText xml:space="preserve"> PAGEREF _Toc241796140 \h </w:instrText>
             </w:r>
             <w:r>
               <w:rPr>
@@ -668,7 +668,7 @@
               <w14:ligatures w14:val="standardContextual"/>
             </w:rPr>
           </w:pPr>
-          <w:hyperlink w:anchor="_Toc241707369" w:history="1">
+          <w:hyperlink w:anchor="_Toc241796141" w:history="1">
             <w:r>
               <w:rPr>
                 <w:rStyle w:val="Lienhypertexte"/>
@@ -692,7 +692,7 @@
               <w:rPr>
                 <w:noProof/>
               </w:rPr>
-              <w:instrText xml:space="preserve"> PAGEREF _Toc241707369 \h </w:instrText>
+              <w:instrText xml:space="preserve"> PAGEREF _Toc241796141 \h </w:instrText>
             </w:r>
             <w:r>
               <w:rPr>
@@ -734,7 +734,7 @@
               <w14:ligatures w14:val="standardContextual"/>
             </w:rPr>
           </w:pPr>
-          <w:hyperlink w:anchor="_Toc241707370" w:history="1">
+          <w:hyperlink w:anchor="_Toc241796142" w:history="1">
             <w:r>
               <w:rPr>
                 <w:rStyle w:val="Lienhypertexte"/>
@@ -758,7 +758,7 @@
               <w:rPr>
                 <w:noProof/>
               </w:rPr>
-              <w:instrText xml:space="preserve"> PAGEREF _Toc241707370 \h </w:instrText>
+              <w:instrText xml:space="preserve"> PAGEREF _Toc241796142 \h </w:instrText>
             </w:r>
             <w:r>
               <w:rPr>
@@ -800,7 +800,7 @@
               <w14:ligatures w14:val="standardContextual"/>
             </w:rPr>
           </w:pPr>
-          <w:hyperlink w:anchor="_Toc241707371" w:history="1">
+          <w:hyperlink w:anchor="_Toc241796143" w:history="1">
             <w:r>
               <w:rPr>
                 <w:rStyle w:val="Lienhypertexte"/>
@@ -824,7 +824,7 @@
               <w:rPr>
                 <w:noProof/>
               </w:rPr>
-              <w:instrText xml:space="preserve"> PAGEREF _Toc241707371 \h </w:instrText>
+              <w:instrText xml:space="preserve"> PAGEREF _Toc241796143 \h </w:instrText>
             </w:r>
             <w:r>
               <w:rPr>
@@ -866,7 +866,7 @@
               <w14:ligatures w14:val="standardContextual"/>
             </w:rPr>
           </w:pPr>
-          <w:hyperlink w:anchor="_Toc241707372" w:history="1">
+          <w:hyperlink w:anchor="_Toc241796144" w:history="1">
             <w:r>
               <w:rPr>
                 <w:rStyle w:val="Lienhypertexte"/>
@@ -890,7 +890,7 @@
               <w:rPr>
                 <w:noProof/>
               </w:rPr>
-              <w:instrText xml:space="preserve"> PAGEREF _Toc241707372 \h </w:instrText>
+              <w:instrText xml:space="preserve"> PAGEREF _Toc241796144 \h </w:instrText>
             </w:r>
             <w:r>
               <w:rPr>
@@ -932,12 +932,275 @@
               <w14:ligatures w14:val="standardContextual"/>
             </w:rPr>
           </w:pPr>
-          <w:hyperlink w:anchor="_Toc241707373" w:history="1">
+          <w:hyperlink w:anchor="_Toc241796145" w:history="1">
             <w:r>
               <w:rPr>
                 <w:rStyle w:val="Lienhypertexte"/>
                 <w:noProof/>
-                <w:lang w:val="en-US"/>
+              </w:rPr>
+              <w:t>Partie 3 – Un projet de jardinage intelligent</w:t>
+            </w:r>
+            <w:r>
+              <w:rPr>
+                <w:noProof/>
+              </w:rPr>
+              <w:tab/>
+            </w:r>
+            <w:r>
+              <w:rPr>
+                <w:noProof/>
+              </w:rPr>
+              <w:fldChar w:fldCharType="begin"/>
+            </w:r>
+            <w:r>
+              <w:rPr>
+                <w:noProof/>
+              </w:rPr>
+              <w:instrText xml:space="preserve"> PAGEREF _Toc241796145 \h </w:instrText>
+            </w:r>
+            <w:r>
+              <w:rPr>
+                <w:noProof/>
+              </w:rPr>
+            </w:r>
+            <w:r>
+              <w:rPr>
+                <w:noProof/>
+              </w:rPr>
+              <w:fldChar w:fldCharType="separate"/>
+            </w:r>
+            <w:r>
+              <w:rPr>
+                <w:noProof/>
+              </w:rPr>
+              <w:t>19</w:t>
+            </w:r>
+            <w:r>
+              <w:rPr>
+                <w:noProof/>
+              </w:rPr>
+              <w:fldChar w:fldCharType="end"/>
+            </w:r>
+          </w:hyperlink>
+        </w:p>
+        <w:p>
+          <w:pPr>
+            <w:pStyle w:val="TM2"/>
+            <w:tabs>
+              <w:tab w:val="right" w:leader="dot" w:pos="9016"/>
+            </w:tabs>
+            <w:rPr>
+              <w:rFonts w:asciiTheme="minorHAnsi" w:eastAsiaTheme="minorEastAsia" w:hAnsiTheme="minorHAnsi" w:cstheme="minorBidi"/>
+              <w:noProof/>
+              <w:kern w:val="2"/>
+              <w:sz w:val="24"/>
+              <w:szCs w:val="24"/>
+              <w14:ligatures w14:val="standardContextual"/>
+            </w:rPr>
+          </w:pPr>
+          <w:hyperlink w:anchor="_Toc241796146" w:history="1">
+            <w:r>
+              <w:rPr>
+                <w:rStyle w:val="Lienhypertexte"/>
+                <w:noProof/>
+              </w:rPr>
+              <w:t>3.1 Du backlog au sprint : l'engagement de l'équipe</w:t>
+            </w:r>
+            <w:r>
+              <w:rPr>
+                <w:noProof/>
+              </w:rPr>
+              <w:tab/>
+            </w:r>
+            <w:r>
+              <w:rPr>
+                <w:noProof/>
+              </w:rPr>
+              <w:fldChar w:fldCharType="begin"/>
+            </w:r>
+            <w:r>
+              <w:rPr>
+                <w:noProof/>
+              </w:rPr>
+              <w:instrText xml:space="preserve"> PAGEREF _Toc241796146 \h </w:instrText>
+            </w:r>
+            <w:r>
+              <w:rPr>
+                <w:noProof/>
+              </w:rPr>
+            </w:r>
+            <w:r>
+              <w:rPr>
+                <w:noProof/>
+              </w:rPr>
+              <w:fldChar w:fldCharType="separate"/>
+            </w:r>
+            <w:r>
+              <w:rPr>
+                <w:noProof/>
+              </w:rPr>
+              <w:t>20</w:t>
+            </w:r>
+            <w:r>
+              <w:rPr>
+                <w:noProof/>
+              </w:rPr>
+              <w:fldChar w:fldCharType="end"/>
+            </w:r>
+          </w:hyperlink>
+        </w:p>
+        <w:p>
+          <w:pPr>
+            <w:pStyle w:val="TM2"/>
+            <w:tabs>
+              <w:tab w:val="right" w:leader="dot" w:pos="9016"/>
+            </w:tabs>
+            <w:rPr>
+              <w:rFonts w:asciiTheme="minorHAnsi" w:eastAsiaTheme="minorEastAsia" w:hAnsiTheme="minorHAnsi" w:cstheme="minorBidi"/>
+              <w:noProof/>
+              <w:kern w:val="2"/>
+              <w:sz w:val="24"/>
+              <w:szCs w:val="24"/>
+              <w14:ligatures w14:val="standardContextual"/>
+            </w:rPr>
+          </w:pPr>
+          <w:hyperlink w:anchor="_Toc241796147" w:history="1">
+            <w:r>
+              <w:rPr>
+                <w:rStyle w:val="Lienhypertexte"/>
+                <w:noProof/>
+              </w:rPr>
+              <w:t>3.2 Le Sprint</w:t>
+            </w:r>
+            <w:r>
+              <w:rPr>
+                <w:noProof/>
+              </w:rPr>
+              <w:tab/>
+            </w:r>
+            <w:r>
+              <w:rPr>
+                <w:noProof/>
+              </w:rPr>
+              <w:fldChar w:fldCharType="begin"/>
+            </w:r>
+            <w:r>
+              <w:rPr>
+                <w:noProof/>
+              </w:rPr>
+              <w:instrText xml:space="preserve"> PAGEREF _Toc241796147 \h </w:instrText>
+            </w:r>
+            <w:r>
+              <w:rPr>
+                <w:noProof/>
+              </w:rPr>
+            </w:r>
+            <w:r>
+              <w:rPr>
+                <w:noProof/>
+              </w:rPr>
+              <w:fldChar w:fldCharType="separate"/>
+            </w:r>
+            <w:r>
+              <w:rPr>
+                <w:noProof/>
+              </w:rPr>
+              <w:t>24</w:t>
+            </w:r>
+            <w:r>
+              <w:rPr>
+                <w:noProof/>
+              </w:rPr>
+              <w:fldChar w:fldCharType="end"/>
+            </w:r>
+          </w:hyperlink>
+        </w:p>
+        <w:p>
+          <w:pPr>
+            <w:pStyle w:val="TM2"/>
+            <w:tabs>
+              <w:tab w:val="right" w:leader="dot" w:pos="9016"/>
+            </w:tabs>
+            <w:rPr>
+              <w:rFonts w:asciiTheme="minorHAnsi" w:eastAsiaTheme="minorEastAsia" w:hAnsiTheme="minorHAnsi" w:cstheme="minorBidi"/>
+              <w:noProof/>
+              <w:kern w:val="2"/>
+              <w:sz w:val="24"/>
+              <w:szCs w:val="24"/>
+              <w14:ligatures w14:val="standardContextual"/>
+            </w:rPr>
+          </w:pPr>
+          <w:hyperlink w:anchor="_Toc241796148" w:history="1">
+            <w:r>
+              <w:rPr>
+                <w:rStyle w:val="Lienhypertexte"/>
+                <w:noProof/>
+              </w:rPr>
+              <w:t>3.3 L’Incrément</w:t>
+            </w:r>
+            <w:r>
+              <w:rPr>
+                <w:noProof/>
+              </w:rPr>
+              <w:tab/>
+            </w:r>
+            <w:r>
+              <w:rPr>
+                <w:noProof/>
+              </w:rPr>
+              <w:fldChar w:fldCharType="begin"/>
+            </w:r>
+            <w:r>
+              <w:rPr>
+                <w:noProof/>
+              </w:rPr>
+              <w:instrText xml:space="preserve"> PAGEREF _Toc241796148 \h </w:instrText>
+            </w:r>
+            <w:r>
+              <w:rPr>
+                <w:noProof/>
+              </w:rPr>
+            </w:r>
+            <w:r>
+              <w:rPr>
+                <w:noProof/>
+              </w:rPr>
+              <w:fldChar w:fldCharType="separate"/>
+            </w:r>
+            <w:r>
+              <w:rPr>
+                <w:noProof/>
+              </w:rPr>
+              <w:t>25</w:t>
+            </w:r>
+            <w:r>
+              <w:rPr>
+                <w:noProof/>
+              </w:rPr>
+              <w:fldChar w:fldCharType="end"/>
+            </w:r>
+          </w:hyperlink>
+        </w:p>
+        <w:p>
+          <w:pPr>
+            <w:pStyle w:val="TM1"/>
+            <w:tabs>
+              <w:tab w:val="right" w:leader="dot" w:pos="9016"/>
+            </w:tabs>
+            <w:rPr>
+              <w:rFonts w:asciiTheme="minorHAnsi" w:eastAsiaTheme="minorEastAsia" w:hAnsiTheme="minorHAnsi" w:cstheme="minorBidi"/>
+              <w:noProof/>
+              <w:kern w:val="2"/>
+              <w:sz w:val="24"/>
+              <w:szCs w:val="24"/>
+              <w14:ligatures w14:val="standardContextual"/>
+            </w:rPr>
+          </w:pPr>
+          <w:hyperlink w:anchor="_Toc241796149" w:history="1">
+            <w:r>
+              <w:rPr>
+                <w:rStyle w:val="Lienhypertexte"/>
+                <w:noProof/>
               </w:rPr>
               <w:t>Conclusion</w:t>
             </w:r>
@@ -957,7 +1220,7 @@
               <w:rPr>
                 <w:noProof/>
               </w:rPr>
-              <w:instrText xml:space="preserve"> PAGEREF _Toc241707373 \h </w:instrText>
+              <w:instrText xml:space="preserve"> PAGEREF _Toc241796149 \h </w:instrText>
             </w:r>
             <w:r>
               <w:rPr>
@@ -974,7 +1237,667 @@
               <w:rPr>
                 <w:noProof/>
               </w:rPr>
-              <w:t>19</w:t>
+              <w:t>26</w:t>
+            </w:r>
+            <w:r>
+              <w:rPr>
+                <w:noProof/>
+              </w:rPr>
+              <w:fldChar w:fldCharType="end"/>
+            </w:r>
+          </w:hyperlink>
+        </w:p>
+        <w:p>
+          <w:pPr>
+            <w:pStyle w:val="TM1"/>
+            <w:tabs>
+              <w:tab w:val="right" w:leader="dot" w:pos="9016"/>
+            </w:tabs>
+            <w:rPr>
+              <w:rFonts w:asciiTheme="minorHAnsi" w:eastAsiaTheme="minorEastAsia" w:hAnsiTheme="minorHAnsi" w:cstheme="minorBidi"/>
+              <w:noProof/>
+              <w:kern w:val="2"/>
+              <w:sz w:val="24"/>
+              <w:szCs w:val="24"/>
+              <w14:ligatures w14:val="standardContextual"/>
+            </w:rPr>
+          </w:pPr>
+          <w:hyperlink w:anchor="_Toc241796150" w:history="1">
+            <w:r>
+              <w:rPr>
+                <w:rStyle w:val="Lienhypertexte"/>
+                <w:noProof/>
+              </w:rPr>
+              <w:t>Annexe</w:t>
+            </w:r>
+            <w:r>
+              <w:rPr>
+                <w:noProof/>
+              </w:rPr>
+              <w:tab/>
+            </w:r>
+            <w:r>
+              <w:rPr>
+                <w:noProof/>
+              </w:rPr>
+              <w:fldChar w:fldCharType="begin"/>
+            </w:r>
+            <w:r>
+              <w:rPr>
+                <w:noProof/>
+              </w:rPr>
+              <w:instrText xml:space="preserve"> PAGEREF _Toc241796150 \h </w:instrText>
+            </w:r>
+            <w:r>
+              <w:rPr>
+                <w:noProof/>
+              </w:rPr>
+            </w:r>
+            <w:r>
+              <w:rPr>
+                <w:noProof/>
+              </w:rPr>
+              <w:fldChar w:fldCharType="separate"/>
+            </w:r>
+            <w:r>
+              <w:rPr>
+                <w:noProof/>
+              </w:rPr>
+              <w:t>27</w:t>
+            </w:r>
+            <w:r>
+              <w:rPr>
+                <w:noProof/>
+              </w:rPr>
+              <w:fldChar w:fldCharType="end"/>
+            </w:r>
+          </w:hyperlink>
+        </w:p>
+        <w:p>
+          <w:pPr>
+            <w:pStyle w:val="TM2"/>
+            <w:tabs>
+              <w:tab w:val="right" w:leader="dot" w:pos="9016"/>
+            </w:tabs>
+            <w:rPr>
+              <w:rFonts w:asciiTheme="minorHAnsi" w:eastAsiaTheme="minorEastAsia" w:hAnsiTheme="minorHAnsi" w:cstheme="minorBidi"/>
+              <w:noProof/>
+              <w:kern w:val="2"/>
+              <w:sz w:val="24"/>
+              <w:szCs w:val="24"/>
+              <w14:ligatures w14:val="standardContextual"/>
+            </w:rPr>
+          </w:pPr>
+          <w:hyperlink w:anchor="_Toc241796151" w:history="1">
+            <w:r>
+              <w:rPr>
+                <w:rStyle w:val="Lienhypertexte"/>
+                <w:noProof/>
+              </w:rPr>
+              <w:t>1. Cahier des charges fonctionnel</w:t>
+            </w:r>
+            <w:r>
+              <w:rPr>
+                <w:noProof/>
+              </w:rPr>
+              <w:tab/>
+            </w:r>
+            <w:r>
+              <w:rPr>
+                <w:noProof/>
+              </w:rPr>
+              <w:fldChar w:fldCharType="begin"/>
+            </w:r>
+            <w:r>
+              <w:rPr>
+                <w:noProof/>
+              </w:rPr>
+              <w:instrText xml:space="preserve"> PAGEREF _Toc241796151 \h </w:instrText>
+            </w:r>
+            <w:r>
+              <w:rPr>
+                <w:noProof/>
+              </w:rPr>
+            </w:r>
+            <w:r>
+              <w:rPr>
+                <w:noProof/>
+              </w:rPr>
+              <w:fldChar w:fldCharType="separate"/>
+            </w:r>
+            <w:r>
+              <w:rPr>
+                <w:noProof/>
+              </w:rPr>
+              <w:t>27</w:t>
+            </w:r>
+            <w:r>
+              <w:rPr>
+                <w:noProof/>
+              </w:rPr>
+              <w:fldChar w:fldCharType="end"/>
+            </w:r>
+          </w:hyperlink>
+        </w:p>
+        <w:p>
+          <w:pPr>
+            <w:pStyle w:val="TM2"/>
+            <w:tabs>
+              <w:tab w:val="right" w:leader="dot" w:pos="9016"/>
+            </w:tabs>
+            <w:rPr>
+              <w:rFonts w:asciiTheme="minorHAnsi" w:eastAsiaTheme="minorEastAsia" w:hAnsiTheme="minorHAnsi" w:cstheme="minorBidi"/>
+              <w:noProof/>
+              <w:kern w:val="2"/>
+              <w:sz w:val="24"/>
+              <w:szCs w:val="24"/>
+              <w14:ligatures w14:val="standardContextual"/>
+            </w:rPr>
+          </w:pPr>
+          <w:hyperlink w:anchor="_Toc241796152" w:history="1">
+            <w:r>
+              <w:rPr>
+                <w:rStyle w:val="Lienhypertexte"/>
+                <w:noProof/>
+              </w:rPr>
+              <w:t>1.1 Surveillance de la santé des plantes</w:t>
+            </w:r>
+            <w:r>
+              <w:rPr>
+                <w:noProof/>
+              </w:rPr>
+              <w:tab/>
+            </w:r>
+            <w:r>
+              <w:rPr>
+                <w:noProof/>
+              </w:rPr>
+              <w:fldChar w:fldCharType="begin"/>
+            </w:r>
+            <w:r>
+              <w:rPr>
+                <w:noProof/>
+              </w:rPr>
+              <w:instrText xml:space="preserve"> PAGEREF _Toc241796152 \h </w:instrText>
+            </w:r>
+            <w:r>
+              <w:rPr>
+                <w:noProof/>
+              </w:rPr>
+            </w:r>
+            <w:r>
+              <w:rPr>
+                <w:noProof/>
+              </w:rPr>
+              <w:fldChar w:fldCharType="separate"/>
+            </w:r>
+            <w:r>
+              <w:rPr>
+                <w:noProof/>
+              </w:rPr>
+              <w:t>27</w:t>
+            </w:r>
+            <w:r>
+              <w:rPr>
+                <w:noProof/>
+              </w:rPr>
+              <w:fldChar w:fldCharType="end"/>
+            </w:r>
+          </w:hyperlink>
+        </w:p>
+        <w:p>
+          <w:pPr>
+            <w:pStyle w:val="TM2"/>
+            <w:tabs>
+              <w:tab w:val="right" w:leader="dot" w:pos="9016"/>
+            </w:tabs>
+            <w:rPr>
+              <w:rFonts w:asciiTheme="minorHAnsi" w:eastAsiaTheme="minorEastAsia" w:hAnsiTheme="minorHAnsi" w:cstheme="minorBidi"/>
+              <w:noProof/>
+              <w:kern w:val="2"/>
+              <w:sz w:val="24"/>
+              <w:szCs w:val="24"/>
+              <w14:ligatures w14:val="standardContextual"/>
+            </w:rPr>
+          </w:pPr>
+          <w:hyperlink w:anchor="_Toc241796153" w:history="1">
+            <w:r>
+              <w:rPr>
+                <w:rStyle w:val="Lienhypertexte"/>
+                <w:noProof/>
+              </w:rPr>
+              <w:t>1.2 Surveillance de la santé des plantes</w:t>
+            </w:r>
+            <w:r>
+              <w:rPr>
+                <w:noProof/>
+              </w:rPr>
+              <w:tab/>
+            </w:r>
+            <w:r>
+              <w:rPr>
+                <w:noProof/>
+              </w:rPr>
+              <w:fldChar w:fldCharType="begin"/>
+            </w:r>
+            <w:r>
+              <w:rPr>
+                <w:noProof/>
+              </w:rPr>
+              <w:instrText xml:space="preserve"> PAGEREF _Toc241796153 \h </w:instrText>
+            </w:r>
+            <w:r>
+              <w:rPr>
+                <w:noProof/>
+              </w:rPr>
+            </w:r>
+            <w:r>
+              <w:rPr>
+                <w:noProof/>
+              </w:rPr>
+              <w:fldChar w:fldCharType="separate"/>
+            </w:r>
+            <w:r>
+              <w:rPr>
+                <w:noProof/>
+              </w:rPr>
+              <w:t>27</w:t>
+            </w:r>
+            <w:r>
+              <w:rPr>
+                <w:noProof/>
+              </w:rPr>
+              <w:fldChar w:fldCharType="end"/>
+            </w:r>
+          </w:hyperlink>
+        </w:p>
+        <w:p>
+          <w:pPr>
+            <w:pStyle w:val="TM2"/>
+            <w:tabs>
+              <w:tab w:val="right" w:leader="dot" w:pos="9016"/>
+            </w:tabs>
+            <w:rPr>
+              <w:rFonts w:asciiTheme="minorHAnsi" w:eastAsiaTheme="minorEastAsia" w:hAnsiTheme="minorHAnsi" w:cstheme="minorBidi"/>
+              <w:noProof/>
+              <w:kern w:val="2"/>
+              <w:sz w:val="24"/>
+              <w:szCs w:val="24"/>
+              <w14:ligatures w14:val="standardContextual"/>
+            </w:rPr>
+          </w:pPr>
+          <w:hyperlink w:anchor="_Toc241796154" w:history="1">
+            <w:r>
+              <w:rPr>
+                <w:rStyle w:val="Lienhypertexte"/>
+                <w:noProof/>
+              </w:rPr>
+              <w:t>1.3 Alertes et suivi météorologiques</w:t>
+            </w:r>
+            <w:r>
+              <w:rPr>
+                <w:noProof/>
+              </w:rPr>
+              <w:tab/>
+            </w:r>
+            <w:r>
+              <w:rPr>
+                <w:noProof/>
+              </w:rPr>
+              <w:fldChar w:fldCharType="begin"/>
+            </w:r>
+            <w:r>
+              <w:rPr>
+                <w:noProof/>
+              </w:rPr>
+              <w:instrText xml:space="preserve"> PAGEREF _Toc241796154 \h </w:instrText>
+            </w:r>
+            <w:r>
+              <w:rPr>
+                <w:noProof/>
+              </w:rPr>
+            </w:r>
+            <w:r>
+              <w:rPr>
+                <w:noProof/>
+              </w:rPr>
+              <w:fldChar w:fldCharType="separate"/>
+            </w:r>
+            <w:r>
+              <w:rPr>
+                <w:noProof/>
+              </w:rPr>
+              <w:t>27</w:t>
+            </w:r>
+            <w:r>
+              <w:rPr>
+                <w:noProof/>
+              </w:rPr>
+              <w:fldChar w:fldCharType="end"/>
+            </w:r>
+          </w:hyperlink>
+        </w:p>
+        <w:p>
+          <w:pPr>
+            <w:pStyle w:val="TM2"/>
+            <w:tabs>
+              <w:tab w:val="right" w:leader="dot" w:pos="9016"/>
+            </w:tabs>
+            <w:rPr>
+              <w:rFonts w:asciiTheme="minorHAnsi" w:eastAsiaTheme="minorEastAsia" w:hAnsiTheme="minorHAnsi" w:cstheme="minorBidi"/>
+              <w:noProof/>
+              <w:kern w:val="2"/>
+              <w:sz w:val="24"/>
+              <w:szCs w:val="24"/>
+              <w14:ligatures w14:val="standardContextual"/>
+            </w:rPr>
+          </w:pPr>
+          <w:hyperlink w:anchor="_Toc241796155" w:history="1">
+            <w:r>
+              <w:rPr>
+                <w:rStyle w:val="Lienhypertexte"/>
+                <w:noProof/>
+              </w:rPr>
+              <w:t>1.4 Gestion automatique de la fertilisation (Nutriments)</w:t>
+            </w:r>
+            <w:r>
+              <w:rPr>
+                <w:noProof/>
+              </w:rPr>
+              <w:tab/>
+            </w:r>
+            <w:r>
+              <w:rPr>
+                <w:noProof/>
+              </w:rPr>
+              <w:fldChar w:fldCharType="begin"/>
+            </w:r>
+            <w:r>
+              <w:rPr>
+                <w:noProof/>
+              </w:rPr>
+              <w:instrText xml:space="preserve"> PAGEREF _Toc241796155 \h </w:instrText>
+            </w:r>
+            <w:r>
+              <w:rPr>
+                <w:noProof/>
+              </w:rPr>
+            </w:r>
+            <w:r>
+              <w:rPr>
+                <w:noProof/>
+              </w:rPr>
+              <w:fldChar w:fldCharType="separate"/>
+            </w:r>
+            <w:r>
+              <w:rPr>
+                <w:noProof/>
+              </w:rPr>
+              <w:t>27</w:t>
+            </w:r>
+            <w:r>
+              <w:rPr>
+                <w:noProof/>
+              </w:rPr>
+              <w:fldChar w:fldCharType="end"/>
+            </w:r>
+          </w:hyperlink>
+        </w:p>
+        <w:p>
+          <w:pPr>
+            <w:pStyle w:val="TM2"/>
+            <w:tabs>
+              <w:tab w:val="right" w:leader="dot" w:pos="9016"/>
+            </w:tabs>
+            <w:rPr>
+              <w:rFonts w:asciiTheme="minorHAnsi" w:eastAsiaTheme="minorEastAsia" w:hAnsiTheme="minorHAnsi" w:cstheme="minorBidi"/>
+              <w:noProof/>
+              <w:kern w:val="2"/>
+              <w:sz w:val="24"/>
+              <w:szCs w:val="24"/>
+              <w14:ligatures w14:val="standardContextual"/>
+            </w:rPr>
+          </w:pPr>
+          <w:hyperlink w:anchor="_Toc241796156" w:history="1">
+            <w:r>
+              <w:rPr>
+                <w:rStyle w:val="Lienhypertexte"/>
+                <w:noProof/>
+              </w:rPr>
+              <w:t>1.5 Interface de contrôle et Dashboard utilisateur (App Mobile &amp; Web)</w:t>
+            </w:r>
+            <w:r>
+              <w:rPr>
+                <w:noProof/>
+              </w:rPr>
+              <w:tab/>
+            </w:r>
+            <w:r>
+              <w:rPr>
+                <w:noProof/>
+              </w:rPr>
+              <w:fldChar w:fldCharType="begin"/>
+            </w:r>
+            <w:r>
+              <w:rPr>
+                <w:noProof/>
+              </w:rPr>
+              <w:instrText xml:space="preserve"> PAGEREF _Toc241796156 \h </w:instrText>
+            </w:r>
+            <w:r>
+              <w:rPr>
+                <w:noProof/>
+              </w:rPr>
+            </w:r>
+            <w:r>
+              <w:rPr>
+                <w:noProof/>
+              </w:rPr>
+              <w:fldChar w:fldCharType="separate"/>
+            </w:r>
+            <w:r>
+              <w:rPr>
+                <w:noProof/>
+              </w:rPr>
+              <w:t>27</w:t>
+            </w:r>
+            <w:r>
+              <w:rPr>
+                <w:noProof/>
+              </w:rPr>
+              <w:fldChar w:fldCharType="end"/>
+            </w:r>
+          </w:hyperlink>
+        </w:p>
+        <w:p>
+          <w:pPr>
+            <w:pStyle w:val="TM2"/>
+            <w:tabs>
+              <w:tab w:val="right" w:leader="dot" w:pos="9016"/>
+            </w:tabs>
+            <w:rPr>
+              <w:rFonts w:asciiTheme="minorHAnsi" w:eastAsiaTheme="minorEastAsia" w:hAnsiTheme="minorHAnsi" w:cstheme="minorBidi"/>
+              <w:noProof/>
+              <w:kern w:val="2"/>
+              <w:sz w:val="24"/>
+              <w:szCs w:val="24"/>
+              <w14:ligatures w14:val="standardContextual"/>
+            </w:rPr>
+          </w:pPr>
+          <w:hyperlink w:anchor="_Toc241796157" w:history="1">
+            <w:r>
+              <w:rPr>
+                <w:rStyle w:val="Lienhypertexte"/>
+                <w:noProof/>
+              </w:rPr>
+              <w:t>1.6 Gestion intelligente de l'énergie et réserve d'eau</w:t>
+            </w:r>
+            <w:r>
+              <w:rPr>
+                <w:noProof/>
+              </w:rPr>
+              <w:tab/>
+            </w:r>
+            <w:r>
+              <w:rPr>
+                <w:noProof/>
+              </w:rPr>
+              <w:fldChar w:fldCharType="begin"/>
+            </w:r>
+            <w:r>
+              <w:rPr>
+                <w:noProof/>
+              </w:rPr>
+              <w:instrText xml:space="preserve"> PAGEREF _Toc241796157 \h </w:instrText>
+            </w:r>
+            <w:r>
+              <w:rPr>
+                <w:noProof/>
+              </w:rPr>
+            </w:r>
+            <w:r>
+              <w:rPr>
+                <w:noProof/>
+              </w:rPr>
+              <w:fldChar w:fldCharType="separate"/>
+            </w:r>
+            <w:r>
+              <w:rPr>
+                <w:noProof/>
+              </w:rPr>
+              <w:t>28</w:t>
+            </w:r>
+            <w:r>
+              <w:rPr>
+                <w:noProof/>
+              </w:rPr>
+              <w:fldChar w:fldCharType="end"/>
+            </w:r>
+          </w:hyperlink>
+        </w:p>
+        <w:p>
+          <w:pPr>
+            <w:pStyle w:val="TM2"/>
+            <w:tabs>
+              <w:tab w:val="right" w:leader="dot" w:pos="9016"/>
+            </w:tabs>
+            <w:rPr>
+              <w:rFonts w:asciiTheme="minorHAnsi" w:eastAsiaTheme="minorEastAsia" w:hAnsiTheme="minorHAnsi" w:cstheme="minorBidi"/>
+              <w:noProof/>
+              <w:kern w:val="2"/>
+              <w:sz w:val="24"/>
+              <w:szCs w:val="24"/>
+              <w14:ligatures w14:val="standardContextual"/>
+            </w:rPr>
+          </w:pPr>
+          <w:hyperlink w:anchor="_Toc241796158" w:history="1">
+            <w:r>
+              <w:rPr>
+                <w:rStyle w:val="Lienhypertexte"/>
+                <w:noProof/>
+              </w:rPr>
+              <w:t>1.7 Journal de culture et IA prédictive</w:t>
+            </w:r>
+            <w:r>
+              <w:rPr>
+                <w:noProof/>
+              </w:rPr>
+              <w:tab/>
+            </w:r>
+            <w:r>
+              <w:rPr>
+                <w:noProof/>
+              </w:rPr>
+              <w:fldChar w:fldCharType="begin"/>
+            </w:r>
+            <w:r>
+              <w:rPr>
+                <w:noProof/>
+              </w:rPr>
+              <w:instrText xml:space="preserve"> PAGEREF _Toc241796158 \h </w:instrText>
+            </w:r>
+            <w:r>
+              <w:rPr>
+                <w:noProof/>
+              </w:rPr>
+            </w:r>
+            <w:r>
+              <w:rPr>
+                <w:noProof/>
+              </w:rPr>
+              <w:fldChar w:fldCharType="separate"/>
+            </w:r>
+            <w:r>
+              <w:rPr>
+                <w:noProof/>
+              </w:rPr>
+              <w:t>28</w:t>
+            </w:r>
+            <w:r>
+              <w:rPr>
+                <w:noProof/>
+              </w:rPr>
+              <w:fldChar w:fldCharType="end"/>
+            </w:r>
+          </w:hyperlink>
+        </w:p>
+        <w:p>
+          <w:pPr>
+            <w:pStyle w:val="TM2"/>
+            <w:tabs>
+              <w:tab w:val="right" w:leader="dot" w:pos="9016"/>
+            </w:tabs>
+            <w:rPr>
+              <w:rFonts w:asciiTheme="minorHAnsi" w:eastAsiaTheme="minorEastAsia" w:hAnsiTheme="minorHAnsi" w:cstheme="minorBidi"/>
+              <w:noProof/>
+              <w:kern w:val="2"/>
+              <w:sz w:val="24"/>
+              <w:szCs w:val="24"/>
+              <w14:ligatures w14:val="standardContextual"/>
+            </w:rPr>
+          </w:pPr>
+          <w:hyperlink w:anchor="_Toc241796159" w:history="1">
+            <w:r>
+              <w:rPr>
+                <w:rStyle w:val="Lienhypertexte"/>
+                <w:noProof/>
+              </w:rPr>
+              <w:t>1.8 Contrôle du microclimat (Gestion de serre / Protections)</w:t>
+            </w:r>
+            <w:r>
+              <w:rPr>
+                <w:noProof/>
+              </w:rPr>
+              <w:tab/>
+            </w:r>
+            <w:r>
+              <w:rPr>
+                <w:noProof/>
+              </w:rPr>
+              <w:fldChar w:fldCharType="begin"/>
+            </w:r>
+            <w:r>
+              <w:rPr>
+                <w:noProof/>
+              </w:rPr>
+              <w:instrText xml:space="preserve"> PAGEREF _Toc241796159 \h </w:instrText>
+            </w:r>
+            <w:r>
+              <w:rPr>
+                <w:noProof/>
+              </w:rPr>
+            </w:r>
+            <w:r>
+              <w:rPr>
+                <w:noProof/>
+              </w:rPr>
+              <w:fldChar w:fldCharType="separate"/>
+            </w:r>
+            <w:r>
+              <w:rPr>
+                <w:noProof/>
+              </w:rPr>
+              <w:t>28</w:t>
             </w:r>
             <w:r>
               <w:rPr>
@@ -1000,7 +1923,7 @@
       <w:pPr>
         <w:pStyle w:val="Titre1"/>
       </w:pPr>
-      <w:bookmarkStart w:id="0" w:name="_Toc241707361"/>
+      <w:bookmarkStart w:id="0" w:name="_Toc241796133"/>
       <w:r>
         <w:lastRenderedPageBreak/>
         <w:t>Introduction</w:t>
@@ -1011,7 +1934,7 @@
       <w:pPr>
         <w:pStyle w:val="Titre2"/>
       </w:pPr>
-      <w:bookmarkStart w:id="1" w:name="_Toc241707362"/>
+      <w:bookmarkStart w:id="1" w:name="_Toc241796134"/>
       <w:r>
         <w:t>A. Les cycles de développement</w:t>
       </w:r>
@@ -1459,7 +2382,7 @@
         <w:pStyle w:val="Titre2"/>
         <w:spacing w:before="400"/>
       </w:pPr>
-      <w:bookmarkStart w:id="2" w:name="_Toc241707363"/>
+      <w:bookmarkStart w:id="2" w:name="_Toc241796135"/>
       <w:r>
         <w:t>B.</w:t>
       </w:r>
@@ -1838,8 +2761,44 @@
         <w:rPr>
           <w:color w:val="215E99" w:themeColor="text2" w:themeTint="BF"/>
         </w:rPr>
-        <w:t>Daily Scrum, Sprint Planning Meeting + Sprint Review Meeting + Sprint Retrospective Meeting</w:t>
-      </w:r>
+        <w:t xml:space="preserve">Daily Scrum, Sprint Planning </w:t>
+      </w:r>
+      <w:proofErr w:type="gramStart"/>
+      <w:r>
+        <w:rPr>
+          <w:color w:val="215E99" w:themeColor="text2" w:themeTint="BF"/>
+        </w:rPr>
+        <w:t>Meeting</w:t>
+      </w:r>
+      <w:proofErr w:type="gramEnd"/>
+      <w:r>
+        <w:rPr>
+          <w:color w:val="215E99" w:themeColor="text2" w:themeTint="BF"/>
+        </w:rPr>
+        <w:t xml:space="preserve"> + Sprint Review </w:t>
+      </w:r>
+      <w:proofErr w:type="gramStart"/>
+      <w:r>
+        <w:rPr>
+          <w:color w:val="215E99" w:themeColor="text2" w:themeTint="BF"/>
+        </w:rPr>
+        <w:t>Meeting</w:t>
+      </w:r>
+      <w:proofErr w:type="gramEnd"/>
+      <w:r>
+        <w:rPr>
+          <w:color w:val="215E99" w:themeColor="text2" w:themeTint="BF"/>
+        </w:rPr>
+        <w:t xml:space="preserve"> + Sprint Retrospective </w:t>
+      </w:r>
+      <w:proofErr w:type="gramStart"/>
+      <w:r>
+        <w:rPr>
+          <w:color w:val="215E99" w:themeColor="text2" w:themeTint="BF"/>
+        </w:rPr>
+        <w:t>Meeting</w:t>
+      </w:r>
+      <w:proofErr w:type="gramEnd"/>
       <w:r>
         <w:t>.</w:t>
       </w:r>
@@ -1862,8 +2821,44 @@
         <w:rPr>
           <w:color w:val="215E99" w:themeColor="text2" w:themeTint="BF"/>
         </w:rPr>
-        <w:t>Daily Scrum, Sprint Planning Meeting + Sprint Review Meeting + Sprint Retrospective Meeting</w:t>
-      </w:r>
+        <w:t xml:space="preserve">Daily Scrum, Sprint Planning </w:t>
+      </w:r>
+      <w:proofErr w:type="gramStart"/>
+      <w:r>
+        <w:rPr>
+          <w:color w:val="215E99" w:themeColor="text2" w:themeTint="BF"/>
+        </w:rPr>
+        <w:t>Meeting</w:t>
+      </w:r>
+      <w:proofErr w:type="gramEnd"/>
+      <w:r>
+        <w:rPr>
+          <w:color w:val="215E99" w:themeColor="text2" w:themeTint="BF"/>
+        </w:rPr>
+        <w:t xml:space="preserve"> + Sprint Review </w:t>
+      </w:r>
+      <w:proofErr w:type="gramStart"/>
+      <w:r>
+        <w:rPr>
+          <w:color w:val="215E99" w:themeColor="text2" w:themeTint="BF"/>
+        </w:rPr>
+        <w:t>Meeting</w:t>
+      </w:r>
+      <w:proofErr w:type="gramEnd"/>
+      <w:r>
+        <w:rPr>
+          <w:color w:val="215E99" w:themeColor="text2" w:themeTint="BF"/>
+        </w:rPr>
+        <w:t xml:space="preserve"> + Sprint Retrospective </w:t>
+      </w:r>
+      <w:proofErr w:type="gramStart"/>
+      <w:r>
+        <w:rPr>
+          <w:color w:val="215E99" w:themeColor="text2" w:themeTint="BF"/>
+        </w:rPr>
+        <w:t>Meeting</w:t>
+      </w:r>
+      <w:proofErr w:type="gramEnd"/>
       <w:r>
         <w:t>.</w:t>
       </w:r>
@@ -2062,7 +3057,7 @@
       <w:pPr>
         <w:pStyle w:val="Titre1"/>
       </w:pPr>
-      <w:bookmarkStart w:id="3" w:name="_Toc241707364"/>
+      <w:bookmarkStart w:id="3" w:name="_Toc241796136"/>
       <w:r>
         <w:lastRenderedPageBreak/>
         <w:t xml:space="preserve">Partie 1 – </w:t>
@@ -2076,7 +3071,7 @@
       <w:pPr>
         <w:pStyle w:val="Titre2"/>
       </w:pPr>
-      <w:bookmarkStart w:id="4" w:name="_Toc241707365"/>
+      <w:bookmarkStart w:id="4" w:name="_Toc241796137"/>
       <w:r>
         <w:t xml:space="preserve">1.1 </w:t>
       </w:r>
@@ -2163,7 +3158,7 @@
         <w:pStyle w:val="Titre2"/>
         <w:spacing w:before="240" w:after="120"/>
       </w:pPr>
-      <w:bookmarkStart w:id="5" w:name="_Toc241707366"/>
+      <w:bookmarkStart w:id="5" w:name="_Toc241796138"/>
       <w:r>
         <w:t xml:space="preserve">1.2 Les </w:t>
       </w:r>
@@ -2288,7 +3283,7 @@
         <w:pStyle w:val="Titre2"/>
       </w:pPr>
       <w:bookmarkStart w:id="6" w:name="_Toc241706402"/>
-      <w:bookmarkStart w:id="7" w:name="_Toc241707367"/>
+      <w:bookmarkStart w:id="7" w:name="_Toc241796139"/>
       <w:r>
         <w:lastRenderedPageBreak/>
         <w:t xml:space="preserve">1.3 </w:t>
@@ -2312,8 +3307,16 @@
       <w:pPr>
         <w:pStyle w:val="Titre3"/>
         <w:spacing w:before="120" w:after="140"/>
-      </w:pPr>
-      <w:r>
+        <w:rPr>
+          <w:b/>
+          <w:bCs/>
+        </w:rPr>
+      </w:pPr>
+      <w:r>
+        <w:rPr>
+          <w:b/>
+          <w:bCs/>
+        </w:rPr>
         <w:t>1.3.1 Le Scrum Master</w:t>
       </w:r>
     </w:p>
@@ -2528,7 +3531,23 @@
                 <w:i/>
                 <w:iCs/>
               </w:rPr>
-              <w:t>En complément de ses responsabilités, le Scrum Master se doit d'animer les réunions composant le cérémonial Scrum : Planification de Sprint (phase de préparation), le Scrum Meeting (réunion quotidienne), la revue de Sprint (en fin de Sprint), la rétrospective de Sprint (en fin de Sprint).</w:t>
+              <w:t xml:space="preserve">En complément de ses responsabilités, le Scrum Master se doit d'animer les réunions composant le cérémonial Scrum : Planification de Sprint (phase de préparation), le Scrum </w:t>
+            </w:r>
+            <w:proofErr w:type="gramStart"/>
+            <w:r>
+              <w:rPr>
+                <w:i/>
+                <w:iCs/>
+              </w:rPr>
+              <w:t>Meeting</w:t>
+            </w:r>
+            <w:proofErr w:type="gramEnd"/>
+            <w:r>
+              <w:rPr>
+                <w:i/>
+                <w:iCs/>
+              </w:rPr>
+              <w:t xml:space="preserve"> (réunion quotidienne), la revue de Sprint (en fin de Sprint), la rétrospective de Sprint (en fin de Sprint).</w:t>
             </w:r>
           </w:p>
         </w:tc>
@@ -2538,15 +3557,31 @@
       <w:pPr>
         <w:pStyle w:val="Titre3"/>
         <w:spacing w:before="240" w:after="140"/>
-      </w:pPr>
-      <w:r>
+        <w:rPr>
+          <w:b/>
+          <w:bCs/>
+        </w:rPr>
+      </w:pPr>
+      <w:r>
+        <w:rPr>
+          <w:b/>
+          <w:bCs/>
+        </w:rPr>
         <w:lastRenderedPageBreak/>
         <w:t>1.3.</w:t>
       </w:r>
       <w:r>
+        <w:rPr>
+          <w:b/>
+          <w:bCs/>
+        </w:rPr>
         <w:t>2</w:t>
       </w:r>
       <w:r>
+        <w:rPr>
+          <w:b/>
+          <w:bCs/>
+        </w:rPr>
         <w:t xml:space="preserve"> Le Product Owner</w:t>
       </w:r>
     </w:p>
@@ -2803,8 +3838,16 @@
       <w:pPr>
         <w:pStyle w:val="Titre3"/>
         <w:spacing w:before="240" w:after="140"/>
-      </w:pPr>
-      <w:r>
+        <w:rPr>
+          <w:b/>
+          <w:bCs/>
+        </w:rPr>
+      </w:pPr>
+      <w:r>
+        <w:rPr>
+          <w:b/>
+          <w:bCs/>
+        </w:rPr>
         <w:lastRenderedPageBreak/>
         <w:t>1.3.3 L’équipe</w:t>
       </w:r>
@@ -2950,6 +3993,7 @@
         </w:rPr>
         <w:t xml:space="preserve">Scrum </w:t>
       </w:r>
+      <w:proofErr w:type="gramStart"/>
       <w:r>
         <w:rPr>
           <w:b/>
@@ -2957,6 +4001,7 @@
         </w:rPr>
         <w:t>Meeting</w:t>
       </w:r>
+      <w:proofErr w:type="gramEnd"/>
       <w:r>
         <w:rPr>
           <w:b/>
@@ -2974,7 +4019,15 @@
         <w:t xml:space="preserve">Le </w:t>
       </w:r>
       <w:r>
-        <w:t>Scrum Meeting quotidien permet à chacun d'exposer son avancement, ses difficultés et ses projets du jour</w:t>
+        <w:t xml:space="preserve">Scrum </w:t>
+      </w:r>
+      <w:proofErr w:type="gramStart"/>
+      <w:r>
+        <w:t>Meeting</w:t>
+      </w:r>
+      <w:proofErr w:type="gramEnd"/>
+      <w:r>
+        <w:t xml:space="preserve"> quotidien permet à chacun d'exposer son avancement, ses difficultés et ses projets du jour</w:t>
       </w:r>
       <w:r>
         <w:t xml:space="preserve">. Le </w:t>
@@ -3140,7 +4193,7 @@
       <w:pPr>
         <w:pStyle w:val="Titre1"/>
       </w:pPr>
-      <w:bookmarkStart w:id="8" w:name="_Toc241707368"/>
+      <w:bookmarkStart w:id="8" w:name="_Toc241796140"/>
       <w:r>
         <w:lastRenderedPageBreak/>
         <w:t>Partie 2 – Pratiques et outils</w:t>
@@ -3151,7 +4204,7 @@
       <w:pPr>
         <w:pStyle w:val="Titre2"/>
       </w:pPr>
-      <w:bookmarkStart w:id="9" w:name="_Toc241707369"/>
+      <w:bookmarkStart w:id="9" w:name="_Toc241796141"/>
       <w:r>
         <w:t xml:space="preserve">2.1 </w:t>
       </w:r>
@@ -3179,8 +4232,16 @@
       <w:pPr>
         <w:pStyle w:val="Titre3"/>
         <w:spacing w:before="240" w:after="140"/>
-      </w:pPr>
-      <w:r>
+        <w:rPr>
+          <w:b/>
+          <w:bCs/>
+        </w:rPr>
+      </w:pPr>
+      <w:r>
+        <w:rPr>
+          <w:b/>
+          <w:bCs/>
+        </w:rPr>
         <w:t>2.1.1 Sprint</w:t>
       </w:r>
     </w:p>
@@ -3274,7 +4335,15 @@
         <w:ind w:left="814"/>
       </w:pPr>
       <w:r>
-        <w:t>Durée fixe (Timebox) : Sa longueur ne change jamais en cours de route. Dès qu'un Sprint se termine, le suivant commence immédiatement.</w:t>
+        <w:t>Durée fixe (</w:t>
+      </w:r>
+      <w:proofErr w:type="spellStart"/>
+      <w:r>
+        <w:t>Timebox</w:t>
+      </w:r>
+      <w:proofErr w:type="spellEnd"/>
+      <w:r>
+        <w:t>) : Sa longueur ne change jamais en cours de route. Dès qu'un Sprint se termine, le suivant commence immédiatement.</w:t>
       </w:r>
     </w:p>
     <w:p>
@@ -3326,11 +4395,23 @@
       <w:pPr>
         <w:pStyle w:val="Titre3"/>
         <w:spacing w:before="240" w:after="140"/>
-      </w:pPr>
-      <w:r>
+        <w:rPr>
+          <w:b/>
+          <w:bCs/>
+        </w:rPr>
+      </w:pPr>
+      <w:r>
+        <w:rPr>
+          <w:b/>
+          <w:bCs/>
+        </w:rPr>
         <w:t>2.1.2 </w:t>
       </w:r>
       <w:r>
+        <w:rPr>
+          <w:b/>
+          <w:bCs/>
+        </w:rPr>
         <w:t>Sprint Planning et Sprint Backlog</w:t>
       </w:r>
     </w:p>
@@ -3643,10 +4724,7 @@
         <w:t xml:space="preserve">Done, chacun doit comprendre ce que </w:t>
       </w:r>
       <w:r>
-        <w:t>Done</w:t>
-      </w:r>
-      <w:r>
-        <w:t xml:space="preserve"> </w:t>
+        <w:t xml:space="preserve">Done </w:t>
       </w:r>
       <w:r>
         <w:t xml:space="preserve">signifie. Bien que cela varie considérablement d'une équipe Scrum à l'autre, les membres doivent avoir une compréhension commune de ce que signifie l'achèvement du travail afin de garantir la transparence. </w:t>
@@ -3674,12 +4752,24 @@
       <w:pPr>
         <w:pStyle w:val="Titre3"/>
         <w:spacing w:before="240" w:after="140"/>
-      </w:pPr>
-      <w:r>
+        <w:rPr>
+          <w:b/>
+          <w:bCs/>
+        </w:rPr>
+      </w:pPr>
+      <w:r>
+        <w:rPr>
+          <w:b/>
+          <w:bCs/>
+        </w:rPr>
         <w:lastRenderedPageBreak/>
         <w:t>2.1.3 </w:t>
       </w:r>
       <w:r>
+        <w:rPr>
+          <w:b/>
+          <w:bCs/>
+        </w:rPr>
         <w:t xml:space="preserve">Daily Scrum </w:t>
       </w:r>
     </w:p>
@@ -3755,8 +4845,16 @@
       <w:pPr>
         <w:pStyle w:val="Titre3"/>
         <w:spacing w:before="360" w:after="140"/>
-      </w:pPr>
-      <w:r>
+        <w:rPr>
+          <w:b/>
+          <w:bCs/>
+        </w:rPr>
+      </w:pPr>
+      <w:r>
+        <w:rPr>
+          <w:b/>
+          <w:bCs/>
+        </w:rPr>
         <w:t xml:space="preserve">2.1.4 Scrum Review </w:t>
       </w:r>
     </w:p>
@@ -3791,14 +4889,30 @@
       <w:pPr>
         <w:pStyle w:val="Titre3"/>
         <w:spacing w:before="360" w:after="140"/>
-      </w:pPr>
-      <w:r>
+        <w:rPr>
+          <w:b/>
+          <w:bCs/>
+        </w:rPr>
+      </w:pPr>
+      <w:r>
+        <w:rPr>
+          <w:b/>
+          <w:bCs/>
+        </w:rPr>
         <w:t>2.1.</w:t>
       </w:r>
       <w:r>
+        <w:rPr>
+          <w:b/>
+          <w:bCs/>
+        </w:rPr>
         <w:t>5</w:t>
       </w:r>
       <w:r>
+        <w:rPr>
+          <w:b/>
+          <w:bCs/>
+        </w:rPr>
         <w:t xml:space="preserve"> Scrum Retrospective </w:t>
       </w:r>
     </w:p>
@@ -3856,7 +4970,7 @@
       <w:pPr>
         <w:pStyle w:val="Titre2"/>
       </w:pPr>
-      <w:bookmarkStart w:id="10" w:name="_Toc241707370"/>
+      <w:bookmarkStart w:id="10" w:name="_Toc241796142"/>
       <w:r>
         <w:lastRenderedPageBreak/>
         <w:t xml:space="preserve">2.2 </w:t>
@@ -3882,24 +4996,17 @@
       <w:pPr>
         <w:pStyle w:val="Titre3"/>
         <w:spacing w:before="240" w:after="140"/>
-      </w:pPr>
-      <w:r>
-        <w:t>2.</w:t>
-      </w:r>
-      <w:r>
-        <w:t>2</w:t>
-      </w:r>
-      <w:r>
-        <w:t>.</w:t>
-      </w:r>
-      <w:r>
-        <w:t>1</w:t>
-      </w:r>
-      <w:r>
-        <w:t> </w:t>
-      </w:r>
-      <w:r>
-        <w:t>Product Backlog</w:t>
+        <w:rPr>
+          <w:b/>
+          <w:bCs/>
+        </w:rPr>
+      </w:pPr>
+      <w:r>
+        <w:rPr>
+          <w:b/>
+          <w:bCs/>
+        </w:rPr>
+        <w:t>2.2.1 Product Backlog</w:t>
       </w:r>
     </w:p>
     <w:p>
@@ -4047,10 +5154,7 @@
         <w:jc w:val="both"/>
       </w:pPr>
       <w:r>
-        <w:t>Chores</w:t>
-      </w:r>
-      <w:r>
-        <w:t xml:space="preserve"> (</w:t>
+        <w:t>Chores (</w:t>
       </w:r>
       <w:r>
         <w:t>Tâches techniques / corvées) : représentent du travail indispensable à réaliser, mais qui n'apporte pas de valeur métier directe.</w:t>
@@ -4106,27 +5210,10 @@
           <w:b/>
           <w:bCs/>
         </w:rPr>
-        <w:t xml:space="preserve">Product Backlog </w:t>
-      </w:r>
-      <w:r>
-        <w:rPr>
-          <w:b/>
-          <w:bCs/>
-        </w:rPr>
-        <w:t>R</w:t>
-      </w:r>
-      <w:r>
-        <w:rPr>
-          <w:b/>
-          <w:bCs/>
-        </w:rPr>
-        <w:t>efinement</w:t>
-      </w:r>
-      <w:r>
-        <w:t xml:space="preserve"> –</w:t>
-      </w:r>
-      <w:r>
-        <w:t xml:space="preserve"> </w:t>
+        <w:t>Product Backlog Refinement</w:t>
+      </w:r>
+      <w:r>
+        <w:t xml:space="preserve"> – </w:t>
       </w:r>
       <w:r>
         <w:t>L'affinage du Product Backlog est l'action d'ajouter des détails, des estimations et de l'ordre aux éléments du Product Backlog. Il s'agit d'un processus continu au cours duquel le Product Owner et l'équipe de développement collaborent sur les détails des éléments du Product Backlog.</w:t>
@@ -4170,22 +5257,18 @@
       <w:pPr>
         <w:pStyle w:val="Titre3"/>
         <w:spacing w:before="240" w:after="140"/>
-      </w:pPr>
-      <w:r>
+        <w:rPr>
+          <w:b/>
+          <w:bCs/>
+        </w:rPr>
+      </w:pPr>
+      <w:r>
+        <w:rPr>
+          <w:b/>
+          <w:bCs/>
+        </w:rPr>
         <w:lastRenderedPageBreak/>
-        <w:t>2.2.</w:t>
-      </w:r>
-      <w:r>
-        <w:t>2</w:t>
-      </w:r>
-      <w:r>
-        <w:t> </w:t>
-      </w:r>
-      <w:r>
-        <w:t>Sprint</w:t>
-      </w:r>
-      <w:r>
-        <w:t xml:space="preserve"> Backlog</w:t>
+        <w:t>2.2.2 Sprint Backlog</w:t>
       </w:r>
     </w:p>
     <w:p>
@@ -4213,7 +5296,7 @@
           <w:noProof/>
         </w:rPr>
         <w:drawing>
-          <wp:inline distT="0" distB="0" distL="0" distR="0" wp14:anchorId="60CD1887" wp14:editId="1D3EBB2A">
+          <wp:inline distT="0" distB="0" distL="0" distR="0" wp14:anchorId="60CD1887" wp14:editId="676C8973">
             <wp:extent cx="5267958" cy="3609373"/>
             <wp:effectExtent l="0" t="0" r="9525" b="0"/>
             <wp:docPr id="1030722146" name="Image 2"/>
@@ -4318,31 +5401,24 @@
         <w:t>Il repose sur un engagement fort</w:t>
       </w:r>
       <w:r>
-        <w:t xml:space="preserve"> : Chaque artefact Scrum contient un engagement explicite garantissant sa qualité et son orientation ; pour le Sprint Backlog, cet engagement est </w:t>
-      </w:r>
-      <w:r>
-        <w:t xml:space="preserve">le </w:t>
-      </w:r>
-      <w:r>
-        <w:t>Sprint Goal, qui donne du sens et un cap clair au travail de l'équipe tout au long de l'itération.</w:t>
+        <w:t xml:space="preserve"> : Chaque artefact Scrum contient un engagement explicite garantissant sa qualité et son orientation ; pour le Sprint Backlog, cet engagement est le Sprint Goal, qui donne du sens et un cap clair au travail de l'équipe tout au long de l'itération.</w:t>
       </w:r>
     </w:p>
     <w:p>
       <w:pPr>
         <w:pStyle w:val="Titre3"/>
         <w:spacing w:before="240" w:after="140"/>
-      </w:pPr>
-      <w:r>
-        <w:t>2.2.</w:t>
-      </w:r>
-      <w:r>
-        <w:t>3</w:t>
-      </w:r>
-      <w:r>
-        <w:t> </w:t>
-      </w:r>
-      <w:r>
-        <w:t>L’Incrément</w:t>
+        <w:rPr>
+          <w:b/>
+          <w:bCs/>
+        </w:rPr>
+      </w:pPr>
+      <w:r>
+        <w:rPr>
+          <w:b/>
+          <w:bCs/>
+        </w:rPr>
+        <w:t>2.2.3 L’Incrément</w:t>
       </w:r>
     </w:p>
     <w:p>
@@ -4370,7 +5446,7 @@
       <w:pPr>
         <w:pStyle w:val="Titre2"/>
       </w:pPr>
-      <w:bookmarkStart w:id="11" w:name="_Toc241707371"/>
+      <w:bookmarkStart w:id="11" w:name="_Toc241796143"/>
       <w:r>
         <w:lastRenderedPageBreak/>
         <w:t xml:space="preserve">2.3 </w:t>
@@ -4416,38 +5492,23 @@
         <w:pStyle w:val="Titre3"/>
         <w:spacing w:before="240" w:after="140"/>
         <w:rPr>
-          <w:lang w:val="en-US"/>
-        </w:rPr>
-      </w:pPr>
-      <w:r>
-        <w:rPr>
-          <w:lang w:val="en-US"/>
-        </w:rPr>
-        <w:t>2.</w:t>
-      </w:r>
-      <w:r>
-        <w:rPr>
-          <w:lang w:val="en-US"/>
-        </w:rPr>
-        <w:t>3.1</w:t>
-      </w:r>
-      <w:r>
-        <w:rPr>
-          <w:lang w:val="en-US"/>
-        </w:rPr>
-        <w:t> L</w:t>
-      </w:r>
-      <w:r>
-        <w:rPr>
-          <w:lang w:val="en-US"/>
-        </w:rPr>
-        <w:t xml:space="preserve">es </w:t>
-      </w:r>
-      <w:r>
-        <w:rPr>
-          <w:lang w:val="en-US"/>
-        </w:rPr>
-        <w:t>User Stories</w:t>
+          <w:b/>
+          <w:bCs/>
+        </w:rPr>
+      </w:pPr>
+      <w:r>
+        <w:rPr>
+          <w:b/>
+          <w:bCs/>
+        </w:rPr>
+        <w:t>2.3.1 L</w:t>
+      </w:r>
+      <w:r>
+        <w:rPr>
+          <w:b/>
+          <w:bCs/>
+        </w:rPr>
+        <w:t>es User Stories</w:t>
       </w:r>
     </w:p>
     <w:p>
@@ -4462,10 +5523,7 @@
         <w:t xml:space="preserve"> : elles </w:t>
       </w:r>
       <w:r>
-        <w:t>sont généralement issues de la décomposition de fonctionnalités plus larges</w:t>
-      </w:r>
-      <w:r>
-        <w:t>.</w:t>
+        <w:t>sont généralement issues de la décomposition de fonctionnalités plus larges.</w:t>
       </w:r>
       <w:r>
         <w:t xml:space="preserve"> </w:t>
@@ -4678,13 +5736,7 @@
         <w:jc w:val="both"/>
       </w:pPr>
       <w:r>
-        <w:t xml:space="preserve">On y associe également des tests d'acceptation (conditions de satisfaction). En fin d'itération, </w:t>
-      </w:r>
-      <w:r>
-        <w:t>l’User</w:t>
-      </w:r>
-      <w:r>
-        <w:t xml:space="preserve"> Story est consi</w:t>
+        <w:t>On y associe également des tests d'acceptation (conditions de satisfaction). En fin d'itération, l’User Story est consi</w:t>
       </w:r>
       <w:r>
         <w:t>dé</w:t>
@@ -4699,16 +5751,7 @@
         <w:jc w:val="both"/>
       </w:pPr>
       <w:r>
-        <w:t>Le</w:t>
-      </w:r>
-      <w:r>
-        <w:t xml:space="preserve"> modèle classique des 3C (Card, Conversation, Confirmation) </w:t>
-      </w:r>
-      <w:r>
-        <w:t>est</w:t>
-      </w:r>
-      <w:r>
-        <w:t xml:space="preserve"> la base théorique qui explique pourquoi une User Story n'est pas un cahier des charges rigide, mais un support de discussion.</w:t>
+        <w:t>Le modèle classique des 3C (Card, Conversation, Confirmation) est la base théorique qui explique pourquoi une User Story n'est pas un cahier des charges rigide, mais un support de discussion.</w:t>
       </w:r>
     </w:p>
     <w:p>
@@ -4808,43 +5851,43 @@
         <w:pStyle w:val="Titre3"/>
         <w:spacing w:before="240" w:after="140"/>
         <w:rPr>
-          <w:lang w:val="en-US"/>
-        </w:rPr>
-      </w:pPr>
-      <w:r>
-        <w:rPr>
-          <w:lang w:val="en-US"/>
+          <w:b/>
+          <w:bCs/>
+        </w:rPr>
+      </w:pPr>
+      <w:r>
+        <w:rPr>
+          <w:b/>
+          <w:bCs/>
         </w:rPr>
         <w:lastRenderedPageBreak/>
         <w:t>2.3.</w:t>
       </w:r>
       <w:r>
         <w:rPr>
-          <w:lang w:val="en-US"/>
+          <w:b/>
+          <w:bCs/>
         </w:rPr>
         <w:t>2</w:t>
       </w:r>
       <w:r>
         <w:rPr>
-          <w:lang w:val="en-US"/>
-        </w:rPr>
-        <w:t> </w:t>
-      </w:r>
-      <w:r>
-        <w:rPr>
-          <w:lang w:val="en-US"/>
-        </w:rPr>
-        <w:t xml:space="preserve">Story point and </w:t>
-      </w:r>
-      <w:r>
-        <w:rPr>
-          <w:lang w:val="en-US"/>
+          <w:b/>
+          <w:bCs/>
+        </w:rPr>
+        <w:t xml:space="preserve"> Story point and </w:t>
+      </w:r>
+      <w:r>
+        <w:rPr>
+          <w:b/>
+          <w:bCs/>
         </w:rPr>
         <w:t>P</w:t>
       </w:r>
       <w:r>
         <w:rPr>
-          <w:lang w:val="en-US"/>
+          <w:b/>
+          <w:bCs/>
         </w:rPr>
         <w:t>lanning poker</w:t>
       </w:r>
@@ -4927,10 +5970,7 @@
         <w:t>Le Planning Poker</w:t>
       </w:r>
       <w:r>
-        <w:t xml:space="preserve"> – </w:t>
-      </w:r>
-      <w:r>
-        <w:t>C’</w:t>
+        <w:t xml:space="preserve"> – C’</w:t>
       </w:r>
       <w:r>
         <w:t xml:space="preserve">est </w:t>
@@ -4946,18 +5986,31 @@
       <w:pPr>
         <w:pStyle w:val="Titre3"/>
         <w:spacing w:before="240" w:after="140"/>
-      </w:pPr>
-      <w:r>
+        <w:rPr>
+          <w:b/>
+          <w:bCs/>
+        </w:rPr>
+      </w:pPr>
+      <w:r>
+        <w:rPr>
+          <w:b/>
+          <w:bCs/>
+        </w:rPr>
         <w:t>2.3.</w:t>
       </w:r>
       <w:r>
+        <w:rPr>
+          <w:b/>
+          <w:bCs/>
+        </w:rPr>
         <w:t>3</w:t>
       </w:r>
       <w:r>
-        <w:t> Le</w:t>
-      </w:r>
-      <w:r>
-        <w:t xml:space="preserve"> Burn-Down chart</w:t>
+        <w:rPr>
+          <w:b/>
+          <w:bCs/>
+        </w:rPr>
+        <w:t> Le Burn-Down chart</w:t>
       </w:r>
     </w:p>
     <w:p>
@@ -5068,11 +6121,15 @@
         <w:pStyle w:val="Titre3"/>
         <w:spacing w:before="240" w:after="140"/>
         <w:rPr>
+          <w:b/>
+          <w:bCs/>
           <w:lang w:val="en-US"/>
         </w:rPr>
       </w:pPr>
       <w:r>
         <w:rPr>
+          <w:b/>
+          <w:bCs/>
           <w:lang w:val="en-US"/>
         </w:rPr>
         <w:lastRenderedPageBreak/>
@@ -5080,27 +6137,19 @@
       </w:r>
       <w:r>
         <w:rPr>
+          <w:b/>
+          <w:bCs/>
           <w:lang w:val="en-US"/>
         </w:rPr>
         <w:t>4</w:t>
       </w:r>
       <w:r>
         <w:rPr>
+          <w:b/>
+          <w:bCs/>
           <w:lang w:val="en-US"/>
         </w:rPr>
-        <w:t> </w:t>
-      </w:r>
-      <w:r>
-        <w:rPr>
-          <w:lang w:val="en-US"/>
-        </w:rPr>
-        <w:t>Definition of Ready, Definition o</w:t>
-      </w:r>
-      <w:r>
-        <w:rPr>
-          <w:lang w:val="en-US"/>
-        </w:rPr>
-        <w:t>f Done</w:t>
+        <w:t> Definition of Ready, Definition of Done</w:t>
       </w:r>
     </w:p>
     <w:p>
@@ -5113,7 +6162,15 @@
         </w:rPr>
       </w:pPr>
       <w:r>
-        <w:t>La réussite d'un Sprint repose sur des règles du jeu claires et partagées. La Definition of Ready (DoR) et la Definition of Done (DoD) constituent les deux grilles de critères indispensables qui encadrent le travail de l'équipe : la première définit ce qui est « prêt à être démarré » lors du Sprint Planning, la seconde établit ce qui est « réellement terminé » à la fin du Sprint. »</w:t>
+        <w:t>La réussite d'un Sprint repose sur des règles du jeu claires et partagées. La Definition of Ready (</w:t>
+      </w:r>
+      <w:proofErr w:type="spellStart"/>
+      <w:r>
+        <w:t>DoR</w:t>
+      </w:r>
+      <w:proofErr w:type="spellEnd"/>
+      <w:r>
+        <w:t>) et la Definition of Done (DoD) constituent les deux grilles de critères indispensables qui encadrent le travail de l'équipe : la première définit ce qui est « prêt à être démarré » lors du Sprint Planning, la seconde établit ce qui est « réellement terminé » à la fin du Sprint. »</w:t>
       </w:r>
     </w:p>
     <w:p>
@@ -5197,13 +6254,15 @@
         <w:t>Definition of Ready</w:t>
       </w:r>
       <w:r>
-        <w:t xml:space="preserve"> –</w:t>
-      </w:r>
-      <w:r>
-        <w:t xml:space="preserve"> </w:t>
-      </w:r>
-      <w:r>
-        <w:t xml:space="preserve">Face au risque de blocage lorsque le Product Backlog manque d'éléments exploitables, l'équipe et le Product Owner doivent définir ensemble une Definition of Ready (DoR). Il s'agit d'un ensemble de critères de maturité (description claire, critères d'acceptation, dépendances identifiées, estimation de l'effort, etc.) qu'une User Story doit valider avant d'entrer en Sprint. L'objectif </w:t>
+        <w:t xml:space="preserve"> – Face au risque de blocage lorsque le Product Backlog manque d'éléments exploitables, l'équipe et le Product Owner doivent définir ensemble une Definition of Ready (</w:t>
+      </w:r>
+      <w:proofErr w:type="spellStart"/>
+      <w:r>
+        <w:t>DoR</w:t>
+      </w:r>
+      <w:proofErr w:type="spellEnd"/>
+      <w:r>
+        <w:t xml:space="preserve">). Il s'agit d'un ensemble de critères de maturité (description claire, critères d'acceptation, dépendances identifiées, estimation de l'effort, etc.) qu'une User Story doit valider avant d'entrer en Sprint. L'objectif </w:t>
       </w:r>
       <w:r>
         <w:t>est</w:t>
@@ -5228,38 +6287,13 @@
           <w:b/>
           <w:bCs/>
         </w:rPr>
-        <w:t xml:space="preserve">Definition of </w:t>
-      </w:r>
-      <w:r>
-        <w:rPr>
-          <w:b/>
-          <w:bCs/>
-        </w:rPr>
-        <w:t>Done</w:t>
+        <w:t>Definition of Done</w:t>
       </w:r>
       <w:r>
         <w:t xml:space="preserve"> – </w:t>
       </w:r>
       <w:r>
-        <w:t>La Definition of Done (DoD)</w:t>
-      </w:r>
-      <w:r>
-        <w:t xml:space="preserve"> </w:t>
-      </w:r>
-      <w:r>
-        <w:t>est un contrat d'exigence qualité partagé et explicite au sein de l'équipe Scrum. Elle regroupe l'ensemble des critères techniques, fonctionnels et organisationnels indispensables à valider pour qu'un élément du backlog soit considéré comme réellement terminé et intégré à l'incrément de produit utilisable.</w:t>
-      </w:r>
-      <w:r>
-        <w:t xml:space="preserve"> C’</w:t>
-      </w:r>
-      <w:r>
-        <w:t>est le garde-fou de sortie</w:t>
-      </w:r>
-      <w:r>
-        <w:t>, qui</w:t>
-      </w:r>
-      <w:r>
-        <w:t xml:space="preserve"> garantit l'absence de dette technique et assure que le livrable est prêt à être déployé en production à tout moment, sans travail résiduel</w:t>
+        <w:t>La Definition of Done (DoD) est un contrat d'exigence qualité partagé et explicite au sein de l'équipe Scrum. Elle regroupe l'ensemble des critères techniques, fonctionnels et organisationnels indispensables à valider pour qu'un élément du backlog soit considéré comme réellement terminé et intégré à l'incrément de produit utilisable. C’est le garde-fou de sortie, qui garantit l'absence de dette technique et assure que le livrable est prêt à être déployé en production à tout moment, sans travail résiduel</w:t>
       </w:r>
       <w:r>
         <w:t>.</w:t>
@@ -5330,7 +6364,7 @@
       <w:pPr>
         <w:pStyle w:val="Titre2"/>
       </w:pPr>
-      <w:bookmarkStart w:id="12" w:name="_Toc241707372"/>
+      <w:bookmarkStart w:id="12" w:name="_Toc241796144"/>
       <w:r>
         <w:lastRenderedPageBreak/>
         <w:t>2.</w:t>
@@ -5339,47 +6373,47 @@
         <w:t>4</w:t>
       </w:r>
       <w:r>
+        <w:t xml:space="preserve"> La méthode Kanban</w:t>
+      </w:r>
+      <w:bookmarkEnd w:id="12"/>
+    </w:p>
+    <w:p>
+      <w:pPr>
+        <w:spacing w:after="120" w:line="288" w:lineRule="auto"/>
+        <w:jc w:val="both"/>
+      </w:pPr>
+      <w:r>
+        <w:t>La méthode</w:t>
+      </w:r>
+      <w:r>
+        <w:t xml:space="preserve"> Kanban est un outil de gestion de projet que les équipes peuvent utiliser pour organiser les workflows et les tâches de manière structurée et centralisée. Un tableau Kanban se compose de différentes colonnes représentant les différentes étapes d'un workflow (« </w:t>
+      </w:r>
+      <w:r>
+        <w:t>To Do</w:t>
+      </w:r>
+      <w:r>
+        <w:t xml:space="preserve"> », « </w:t>
+      </w:r>
+      <w:r>
+        <w:t>In Progress</w:t>
+      </w:r>
+      <w:r>
         <w:t xml:space="preserve"> </w:t>
       </w:r>
       <w:r>
-        <w:t>La méthode Kanban</w:t>
-      </w:r>
-      <w:bookmarkEnd w:id="12"/>
-    </w:p>
-    <w:p>
-      <w:pPr>
-        <w:spacing w:after="120" w:line="288" w:lineRule="auto"/>
-        <w:jc w:val="both"/>
-      </w:pPr>
-      <w:r>
-        <w:t>La méthode</w:t>
-      </w:r>
-      <w:r>
-        <w:t xml:space="preserve"> Kanban est un outil de gestion de projet que les équipes peuvent utiliser pour organiser les workflows et les tâches de manière structurée et centralisée. Un tableau Kanban se compose de différentes colonnes représentant les différentes étapes d'un workflow (« </w:t>
-      </w:r>
-      <w:r>
-        <w:t>To Do</w:t>
-      </w:r>
-      <w:r>
-        <w:t xml:space="preserve"> », « </w:t>
-      </w:r>
-      <w:r>
-        <w:t>In Progress</w:t>
-      </w:r>
-      <w:r>
-        <w:t xml:space="preserve"> »</w:t>
+        <w:t>»</w:t>
       </w:r>
       <w:r>
         <w:t xml:space="preserve">, </w:t>
       </w:r>
       <w:r>
-        <w:t xml:space="preserve"> « </w:t>
-      </w:r>
-      <w:r>
-        <w:t xml:space="preserve">In </w:t>
-      </w:r>
-      <w:r>
-        <w:t>Review</w:t>
+        <w:t>«</w:t>
+      </w:r>
+      <w:r>
+        <w:t xml:space="preserve"> </w:t>
+      </w:r>
+      <w:r>
+        <w:t>In Review</w:t>
       </w:r>
       <w:r>
         <w:t xml:space="preserve"> »</w:t>
@@ -5407,10 +6441,10 @@
           <w:noProof/>
         </w:rPr>
         <w:drawing>
-          <wp:inline distT="0" distB="0" distL="0" distR="0" wp14:anchorId="2DDB857A" wp14:editId="6EDAF177">
-            <wp:extent cx="5102474" cy="3372416"/>
-            <wp:effectExtent l="0" t="0" r="3175" b="0"/>
-            <wp:docPr id="221030101" name="Image 7"/>
+          <wp:inline distT="0" distB="0" distL="0" distR="0" wp14:anchorId="62ADDEC5" wp14:editId="21CF6458">
+            <wp:extent cx="5038408" cy="2692400"/>
+            <wp:effectExtent l="0" t="0" r="0" b="0"/>
+            <wp:docPr id="1711310417" name="Image 2"/>
             <wp:cNvGraphicFramePr>
               <a:graphicFrameLocks xmlns:a="http://schemas.openxmlformats.org/drawingml/2006/main" noChangeAspect="1"/>
             </wp:cNvGraphicFramePr>
@@ -5418,7 +6452,7 @@
               <a:graphicData uri="http://schemas.openxmlformats.org/drawingml/2006/picture">
                 <pic:pic xmlns:pic="http://schemas.openxmlformats.org/drawingml/2006/picture">
                   <pic:nvPicPr>
-                    <pic:cNvPr id="221030101" name="Image 221030101"/>
+                    <pic:cNvPr id="1711310417" name="Image 1711310417"/>
                     <pic:cNvPicPr/>
                   </pic:nvPicPr>
                   <pic:blipFill>
@@ -5436,7 +6470,7 @@
                   <pic:spPr>
                     <a:xfrm>
                       <a:off x="0" y="0"/>
-                      <a:ext cx="5110995" cy="3378048"/>
+                      <a:ext cx="5074892" cy="2711896"/>
                     </a:xfrm>
                     <a:prstGeom prst="rect">
                       <a:avLst/>
@@ -5471,28 +6505,10 @@
         <w:t xml:space="preserve"> </w:t>
       </w:r>
       <w:r>
-        <w:t>–</w:t>
-      </w:r>
-      <w:r>
-        <w:t xml:space="preserve"> </w:t>
-      </w:r>
-      <w:r>
-        <w:t xml:space="preserve">La différence fondamentale entre Scrum et Kanban réside dans la gestion du temps et la cadence de livraison. Alors que Scrum structure le travail autour de </w:t>
-      </w:r>
-      <w:r>
-        <w:t>timebox</w:t>
-      </w:r>
-      <w:r>
-        <w:t>es</w:t>
-      </w:r>
-      <w:r>
-        <w:t xml:space="preserve"> rigides (Sprints de 1 à 4 semaines), Kanban repose sur un modèle de flux tendu et ininterrompu</w:t>
-      </w:r>
-      <w:r>
-        <w:t xml:space="preserve"> : </w:t>
-      </w:r>
-      <w:r>
-        <w:t>il n'y a pas d'engagement sur une période donnée :</w:t>
+        <w:t>– La différence fondamentale entre Scrum et Kanban réside dans la gestion du temps et la cadence de livraison. Kanban repose sur un modèle de flux tendu et ininterrompu</w:t>
+      </w:r>
+      <w:r>
+        <w:t> : il n'y a pas d'engagement sur une période donnée :</w:t>
       </w:r>
     </w:p>
     <w:p>
@@ -5507,22 +6523,7 @@
         <w:jc w:val="both"/>
       </w:pPr>
       <w:r>
-        <w:t>Les tâches sont ordonnées par priorité dans le backlog</w:t>
-      </w:r>
-      <w:r>
-        <w:t> : d</w:t>
-      </w:r>
-      <w:r>
-        <w:t>ès qu'un membre de l'équipe termine une tâche et libère de la capacité dans la colonne In Progress, il tire l'élément le plus prioritaire du backlog vers le tableau.</w:t>
-      </w:r>
-      <w:r>
-        <w:t xml:space="preserve"> </w:t>
-      </w:r>
-      <w:r>
-        <w:t>La livraison ne se fait pas en bloc à la fin d'une itération, mais au fil de l'eau, dès qu'une tâche atteint la colonne Done</w:t>
-      </w:r>
-      <w:r>
-        <w:t>.</w:t>
+        <w:t>Les tâches sont ordonnées par priorité dans le backlog : dès qu'un membre de l'équipe termine une tâche et libère de la capacité dans la colonne In Progress, il tire l'élément le plus prioritaire du backlog vers le tableau. La livraison ne se fait pas en bloc à la fin d'une itération, mais au fil de l'eau, dès qu'une tâche atteint la colonne Done.</w:t>
       </w:r>
     </w:p>
     <w:p>
@@ -5556,40 +6557,16 @@
           <w:b/>
           <w:bCs/>
         </w:rPr>
-        <w:t xml:space="preserve">Les métriques d'optimisation du cycle </w:t>
-      </w:r>
-      <w:r>
-        <w:rPr>
-          <w:b/>
-          <w:bCs/>
-        </w:rPr>
-        <w:t>(</w:t>
-      </w:r>
-      <w:r>
-        <w:rPr>
-          <w:b/>
-          <w:bCs/>
-        </w:rPr>
-        <w:t>Lead Time &amp; Cycle Time</w:t>
-      </w:r>
-      <w:r>
-        <w:rPr>
-          <w:b/>
-          <w:bCs/>
-        </w:rPr>
-        <w:t>)</w:t>
-      </w:r>
-      <w:r>
-        <w:t xml:space="preserve"> </w:t>
-      </w:r>
-      <w:r>
-        <w:t>– Plutôt que de mesurer la capacité de production à l'aide de Story Points et de la Vélocité comme en Scrum, la méthode Kanban s'appuie sur la physique des flux. Elle évalue l'efficacité du système en mesurant des durées réelles d'acheminement du travail.</w:t>
-      </w:r>
-      <w:r>
-        <w:t xml:space="preserve"> </w:t>
-      </w:r>
-      <w:r>
-        <w:t>Les deux indicateurs fondamentaux sont le Lead Time (temps d'écoulement total) et le Cycle Time (temps de cycle).</w:t>
+        <w:t>Les métriques d'optimisation du cycle (Lead Time &amp; Cycle Time)</w:t>
+      </w:r>
+      <w:r>
+        <w:t xml:space="preserve"> – </w:t>
+      </w:r>
+      <w:r>
+        <w:t>La</w:t>
+      </w:r>
+      <w:r>
+        <w:t xml:space="preserve"> méthode Kanban s'appuie sur la physique des flux. Elle évalue l'efficacité du système en mesurant des durées réelles d'acheminement du travail.</w:t>
       </w:r>
     </w:p>
     <w:p>
@@ -5619,7 +6596,6 @@
         <w:jc w:val="both"/>
       </w:pPr>
       <w:r>
-        <w:lastRenderedPageBreak/>
         <w:t>Le Cycle Time mesure le temps nécessaire pour accomplir le travail une fois que l'équipe a commencé à traiter la tâche (passage de la colonne To Do</w:t>
       </w:r>
       <w:r>
@@ -5645,35 +6621,113 @@
       <w:r>
         <w:t>Au lieu d'estimer chaque tâche individuellement, l'équipe utilise l'historique de son Cycle Time moyen pour s'engager sur des délais fiables auprès du métier</w:t>
       </w:r>
+      <w:r>
+        <w:t>.</w:t>
+      </w:r>
+    </w:p>
+    <w:p>
+      <w:pPr>
+        <w:pStyle w:val="Titre1"/>
+      </w:pPr>
+      <w:bookmarkStart w:id="13" w:name="_Toc241796145"/>
+      <w:r>
+        <w:lastRenderedPageBreak/>
+        <w:t>Partie 3 –</w:t>
+      </w:r>
+      <w:r>
+        <w:t xml:space="preserve"> </w:t>
+      </w:r>
+      <w:r>
+        <w:t>U</w:t>
+      </w:r>
+      <w:r>
+        <w:t>n projet de jardinage intelligent</w:t>
+      </w:r>
+      <w:bookmarkEnd w:id="13"/>
     </w:p>
     <w:p>
       <w:pPr>
         <w:spacing w:after="120" w:line="288" w:lineRule="auto"/>
         <w:jc w:val="both"/>
       </w:pPr>
+      <w:r>
+        <w:t xml:space="preserve">Les ingénieurs d’affaire ont transmis au Product Owner affecté à ce projet </w:t>
+      </w:r>
+      <w:r>
+        <w:t>un</w:t>
+      </w:r>
+      <w:r>
+        <w:t xml:space="preserve"> cahier des charges fonctionnel</w:t>
+      </w:r>
+      <w:r>
+        <w:t>, et une image générée par Claude qui décrit l’ensemble des fonctionnalités.</w:t>
+      </w:r>
     </w:p>
     <w:p>
       <w:pPr>
         <w:spacing w:after="120" w:line="288" w:lineRule="auto"/>
-        <w:jc w:val="both"/>
-      </w:pPr>
-    </w:p>
-    <w:p>
-      <w:pPr>
-        <w:pStyle w:val="Titre1"/>
-        <w:spacing w:before="400"/>
-        <w:rPr>
-          <w:lang w:val="en-US"/>
-        </w:rPr>
-      </w:pPr>
-      <w:bookmarkStart w:id="13" w:name="_Toc241707373"/>
-      <w:r>
-        <w:rPr>
-          <w:lang w:val="en-US"/>
-        </w:rPr>
-        <w:t>Conclusion</w:t>
-      </w:r>
-      <w:bookmarkEnd w:id="13"/>
+        <w:jc w:val="center"/>
+      </w:pPr>
+      <w:r>
+        <w:rPr>
+          <w:noProof/>
+        </w:rPr>
+        <w:drawing>
+          <wp:inline distT="0" distB="0" distL="0" distR="0" wp14:anchorId="501792FD" wp14:editId="0BC032E1">
+            <wp:extent cx="5594145" cy="7910887"/>
+            <wp:effectExtent l="0" t="0" r="6985" b="0"/>
+            <wp:docPr id="1149195034" name="Image 4"/>
+            <wp:cNvGraphicFramePr>
+              <a:graphicFrameLocks xmlns:a="http://schemas.openxmlformats.org/drawingml/2006/main" noChangeAspect="1"/>
+            </wp:cNvGraphicFramePr>
+            <a:graphic xmlns:a="http://schemas.openxmlformats.org/drawingml/2006/main">
+              <a:graphicData uri="http://schemas.openxmlformats.org/drawingml/2006/picture">
+                <pic:pic xmlns:pic="http://schemas.openxmlformats.org/drawingml/2006/picture">
+                  <pic:nvPicPr>
+                    <pic:cNvPr id="1149195034" name="Image 1149195034"/>
+                    <pic:cNvPicPr/>
+                  </pic:nvPicPr>
+                  <pic:blipFill>
+                    <a:blip r:embed="rId23" cstate="print">
+                      <a:extLst>
+                        <a:ext uri="{28A0092B-C50C-407E-A947-70E740481C1C}">
+                          <a14:useLocalDpi xmlns:a14="http://schemas.microsoft.com/office/drawing/2010/main" val="0"/>
+                        </a:ext>
+                      </a:extLst>
+                    </a:blip>
+                    <a:stretch>
+                      <a:fillRect/>
+                    </a:stretch>
+                  </pic:blipFill>
+                  <pic:spPr>
+                    <a:xfrm>
+                      <a:off x="0" y="0"/>
+                      <a:ext cx="5619128" cy="7946216"/>
+                    </a:xfrm>
+                    <a:prstGeom prst="rect">
+                      <a:avLst/>
+                    </a:prstGeom>
+                  </pic:spPr>
+                </pic:pic>
+              </a:graphicData>
+            </a:graphic>
+          </wp:inline>
+        </w:drawing>
+      </w:r>
+    </w:p>
+    <w:p>
+      <w:pPr>
+        <w:pStyle w:val="Titre2"/>
+      </w:pPr>
+      <w:bookmarkStart w:id="14" w:name="_Toc241796146"/>
+      <w:r>
+        <w:lastRenderedPageBreak/>
+        <w:t xml:space="preserve">3.1 </w:t>
+      </w:r>
+      <w:r>
+        <w:t>Du backlog au sprint : l'engagement de l'équipe</w:t>
+      </w:r>
+      <w:bookmarkEnd w:id="14"/>
     </w:p>
     <w:p>
       <w:pPr>
@@ -5681,16 +6735,639 @@
         <w:jc w:val="both"/>
       </w:pPr>
       <w:r>
-        <w:t xml:space="preserve">Scrum s'inscrit dans la continuité du Manifeste Agile : il remplace la rigidité des cycles de développement traditionnels par un cadre itératif, fondé sur la transparence, l'inspection et l'adaptation. </w:t>
+        <w:t>Le Product Owner se doit de définir la vision du produit répondant à un ou plusieurs problèmes et pilotée par objectifs. Cette vision se doit d'être partagée et portée par les utilisateurs, leur permettant ainsi de se projeter dans le futur.</w:t>
+      </w:r>
+    </w:p>
+    <w:p>
+      <w:pPr>
+        <w:pStyle w:val="Titre3"/>
+        <w:spacing w:before="240" w:after="140"/>
+        <w:rPr>
+          <w:b/>
+          <w:bCs/>
+        </w:rPr>
+      </w:pPr>
+      <w:r>
+        <w:rPr>
+          <w:b/>
+          <w:bCs/>
+        </w:rPr>
+        <w:t>3.1.1 Priorisation des fonctionnalités</w:t>
       </w:r>
     </w:p>
     <w:p>
       <w:pPr>
         <w:spacing w:after="120" w:line="288" w:lineRule="auto"/>
         <w:jc w:val="both"/>
-      </w:pPr>
-      <w:r>
-        <w:t>Son efficacité repose sur la complémentarité de trois rôles (Scrum Master, Product Owner, équipe), de cinq événements rythmés par le Sprint, et de trois artefacts (Product Backlog, Sprint Backlog, Incrément), soutenus par des outils comme les User Stories, le Planning Poker, le Burn-Down chart et les Definitions of Ready et of Done</w:t>
+        <w:rPr>
+          <w:sz w:val="20"/>
+          <w:szCs w:val="20"/>
+        </w:rPr>
+      </w:pPr>
+      <w:r>
+        <w:t xml:space="preserve">La réussite d'un Sprint repose sur des règles du jeu claires et partagées. La Definition of Done (DoD) constitue </w:t>
+      </w:r>
+      <w:r>
+        <w:t xml:space="preserve">la </w:t>
+      </w:r>
+      <w:r>
+        <w:t>grille</w:t>
+      </w:r>
+      <w:r>
+        <w:t xml:space="preserve"> de critères indispensables qui encadrent le travail de l'équipe : </w:t>
+      </w:r>
+      <w:r>
+        <w:t>elle</w:t>
+      </w:r>
+      <w:r>
+        <w:t xml:space="preserve"> établit ce qui est « réellement terminé » à la fin du Sprint.</w:t>
+      </w:r>
+    </w:p>
+    <w:p>
+      <w:pPr>
+        <w:spacing w:after="120" w:line="288" w:lineRule="auto"/>
+        <w:jc w:val="both"/>
+      </w:pPr>
+      <w:r>
+        <w:t>L'équipe est constituée d'un data engineer, de deux data analyst / data scientist (machine learning), d'un ml engineer (pour l'automatisation et l'interface web) et d'un expert en IA (veille technologique approfondie)</w:t>
+      </w:r>
+      <w:r>
+        <w:t>. Il est donc cohérent que le Product Owner priorise :</w:t>
+      </w:r>
+    </w:p>
+    <w:p>
+      <w:pPr>
+        <w:pStyle w:val="Paragraphedeliste"/>
+        <w:numPr>
+          <w:ilvl w:val="0"/>
+          <w:numId w:val="23"/>
+        </w:numPr>
+        <w:spacing w:after="120" w:line="288" w:lineRule="auto"/>
+        <w:ind w:left="587"/>
+        <w:jc w:val="both"/>
+      </w:pPr>
+      <w:r>
+        <w:rPr>
+          <w:b/>
+          <w:bCs/>
+        </w:rPr>
+        <w:t>Journal de culture et IA prédictive</w:t>
+      </w:r>
+      <w:r>
+        <w:t xml:space="preserve"> (h</w:t>
+      </w:r>
+      <w:r>
+        <w:t>istorique des données et recommandations automatisées pour améliorer le rendement et la santé des plantes</w:t>
+      </w:r>
+      <w:r>
+        <w:t xml:space="preserve">) – </w:t>
+      </w:r>
+      <w:r>
+        <w:t>Tous les blocs en dépendent</w:t>
+      </w:r>
+      <w:r>
+        <w:t> : elles serviront pour l’entraînement des modèles. Elle dépend de mesures capteurs, mais l’ingestion peut être simulée dans un premier temps.</w:t>
+      </w:r>
+    </w:p>
+    <w:p>
+      <w:pPr>
+        <w:pStyle w:val="Paragraphedeliste"/>
+        <w:numPr>
+          <w:ilvl w:val="0"/>
+          <w:numId w:val="23"/>
+        </w:numPr>
+        <w:spacing w:after="120" w:line="288" w:lineRule="auto"/>
+        <w:ind w:left="587"/>
+        <w:jc w:val="both"/>
+      </w:pPr>
+      <w:r>
+        <w:t xml:space="preserve"> </w:t>
+      </w:r>
+      <w:r>
+        <w:rPr>
+          <w:b/>
+          <w:bCs/>
+        </w:rPr>
+        <w:t>Interface de contrôle et Dashboard utilisateur</w:t>
+      </w:r>
+      <w:r>
+        <w:t xml:space="preserve"> (App Mobile &amp; Web)</w:t>
+      </w:r>
+      <w:r>
+        <w:t xml:space="preserve"> – </w:t>
+      </w:r>
+      <w:r>
+        <w:t xml:space="preserve">La </w:t>
+      </w:r>
+      <w:r>
+        <w:t xml:space="preserve">Supervision à distance et </w:t>
+      </w:r>
+      <w:r>
+        <w:t xml:space="preserve">le </w:t>
+      </w:r>
+      <w:r>
+        <w:t>paramétrage centralisé de tout le système par l'utilisateur</w:t>
+      </w:r>
+      <w:r>
+        <w:t xml:space="preserve"> est le point de départ.</w:t>
+      </w:r>
+    </w:p>
+    <w:p>
+      <w:pPr>
+        <w:pStyle w:val="Paragraphedeliste"/>
+        <w:numPr>
+          <w:ilvl w:val="0"/>
+          <w:numId w:val="23"/>
+        </w:numPr>
+        <w:spacing w:after="120" w:line="288" w:lineRule="auto"/>
+        <w:ind w:left="587"/>
+        <w:jc w:val="both"/>
+      </w:pPr>
+      <w:r>
+        <w:rPr>
+          <w:b/>
+          <w:bCs/>
+        </w:rPr>
+        <w:t>Alertes et suivi météorologiques</w:t>
+      </w:r>
+      <w:r>
+        <w:t xml:space="preserve"> – </w:t>
+      </w:r>
+      <w:r>
+        <w:t xml:space="preserve">Elles </w:t>
+      </w:r>
+      <w:r>
+        <w:t>fourn</w:t>
+      </w:r>
+      <w:r>
+        <w:t>issent</w:t>
+      </w:r>
+      <w:r>
+        <w:t xml:space="preserve"> </w:t>
+      </w:r>
+      <w:r>
+        <w:t>l</w:t>
+      </w:r>
+      <w:r>
+        <w:t xml:space="preserve">es données « live » au dashboard sans rien installer. </w:t>
+      </w:r>
+      <w:r>
+        <w:t>L’a</w:t>
+      </w:r>
+      <w:r>
+        <w:t xml:space="preserve">nticipation des risques climatiques </w:t>
+      </w:r>
+      <w:r>
+        <w:t>peut</w:t>
+      </w:r>
+      <w:r>
+        <w:t xml:space="preserve"> impacter la survie ou la croissance des cultures</w:t>
+      </w:r>
+      <w:r>
+        <w:t> : elle pourra être implémentée dans un second temps.</w:t>
+      </w:r>
+    </w:p>
+    <w:p>
+      <w:pPr>
+        <w:spacing w:after="120" w:line="288" w:lineRule="auto"/>
+        <w:jc w:val="both"/>
+      </w:pPr>
+      <w:r>
+        <w:t>L</w:t>
+      </w:r>
+      <w:r>
+        <w:t xml:space="preserve">es capteurs </w:t>
+      </w:r>
+      <w:r>
+        <w:t>sont</w:t>
+      </w:r>
+      <w:r>
+        <w:t xml:space="preserve"> une évolution possible</w:t>
+      </w:r>
+      <w:r>
+        <w:t xml:space="preserve"> : </w:t>
+      </w:r>
+    </w:p>
+    <w:p>
+      <w:pPr>
+        <w:pStyle w:val="Paragraphedeliste"/>
+        <w:numPr>
+          <w:ilvl w:val="0"/>
+          <w:numId w:val="23"/>
+        </w:numPr>
+        <w:spacing w:after="120" w:line="288" w:lineRule="auto"/>
+        <w:ind w:left="587"/>
+        <w:jc w:val="both"/>
+      </w:pPr>
+      <w:r>
+        <w:t xml:space="preserve"> </w:t>
+      </w:r>
+      <w:r>
+        <w:rPr>
+          <w:b/>
+          <w:bCs/>
+        </w:rPr>
+        <w:t>Surveillance de la santé des plante</w:t>
+      </w:r>
+      <w:r>
+        <w:t xml:space="preserve"> </w:t>
+      </w:r>
+      <w:r>
+        <w:t xml:space="preserve">– </w:t>
+      </w:r>
+      <w:r>
+        <w:t>Suivi en temps réel des constantes vitales du végétal et détection précoce des anomalies (maladies, carences).</w:t>
+      </w:r>
+    </w:p>
+    <w:p>
+      <w:pPr>
+        <w:spacing w:after="120" w:line="288" w:lineRule="auto"/>
+        <w:jc w:val="both"/>
+      </w:pPr>
+      <w:r>
+        <w:t>Les blocs 2, 4, 6 et 8 sortent du périmètre</w:t>
+      </w:r>
+      <w:r>
+        <w:t> : ils pourront être sous-traités.</w:t>
+      </w:r>
+    </w:p>
+    <w:p>
+      <w:pPr>
+        <w:pStyle w:val="Paragraphedeliste"/>
+        <w:numPr>
+          <w:ilvl w:val="0"/>
+          <w:numId w:val="23"/>
+        </w:numPr>
+        <w:spacing w:after="120" w:line="288" w:lineRule="auto"/>
+        <w:ind w:left="587"/>
+        <w:jc w:val="both"/>
+      </w:pPr>
+      <w:r>
+        <w:rPr>
+          <w:b/>
+          <w:bCs/>
+        </w:rPr>
+        <w:t>Automatisation de l'arrosage</w:t>
+      </w:r>
+      <w:r>
+        <w:t xml:space="preserve"> – Distribution d'eau optimisée et modulée sans intervention humaine directe.</w:t>
+      </w:r>
+    </w:p>
+    <w:p>
+      <w:pPr>
+        <w:pStyle w:val="Paragraphedeliste"/>
+        <w:numPr>
+          <w:ilvl w:val="0"/>
+          <w:numId w:val="23"/>
+        </w:numPr>
+        <w:spacing w:after="120" w:line="288" w:lineRule="auto"/>
+        <w:ind w:left="587"/>
+        <w:jc w:val="both"/>
+      </w:pPr>
+      <w:r>
+        <w:rPr>
+          <w:b/>
+          <w:bCs/>
+        </w:rPr>
+        <w:t>Gestion automatique de la fertilisation (Nutriments)</w:t>
+      </w:r>
+      <w:r>
+        <w:t xml:space="preserve"> – Apport ciblé de nutriments liquides selon le stade de croissance du végétal.</w:t>
+      </w:r>
+    </w:p>
+    <w:p>
+      <w:pPr>
+        <w:pStyle w:val="Paragraphedeliste"/>
+        <w:numPr>
+          <w:ilvl w:val="0"/>
+          <w:numId w:val="23"/>
+        </w:numPr>
+        <w:spacing w:after="120" w:line="288" w:lineRule="auto"/>
+        <w:ind w:left="587"/>
+        <w:jc w:val="both"/>
+      </w:pPr>
+      <w:r>
+        <w:rPr>
+          <w:b/>
+          <w:bCs/>
+        </w:rPr>
+        <w:t>Gestion intelligente de l'énergie et réserve d'eau</w:t>
+      </w:r>
+      <w:r>
+        <w:t xml:space="preserve"> – Autonomie opérationnelle du système et préservation de la ressource en eau.</w:t>
+      </w:r>
+    </w:p>
+    <w:p>
+      <w:pPr>
+        <w:pStyle w:val="Paragraphedeliste"/>
+        <w:numPr>
+          <w:ilvl w:val="0"/>
+          <w:numId w:val="23"/>
+        </w:numPr>
+        <w:spacing w:after="120" w:line="288" w:lineRule="auto"/>
+        <w:ind w:left="587"/>
+        <w:jc w:val="both"/>
+      </w:pPr>
+      <w:r>
+        <w:rPr>
+          <w:b/>
+          <w:bCs/>
+        </w:rPr>
+        <w:t>Contrôle du microclimat (Gestion de serre / Protections)</w:t>
+      </w:r>
+      <w:r>
+        <w:t xml:space="preserve"> – Action physique directe sur l'environnement immédiat des plantes sous serre ou sous abri.</w:t>
+      </w:r>
+    </w:p>
+    <w:p>
+      <w:pPr>
+        <w:spacing w:after="120" w:line="288" w:lineRule="auto"/>
+        <w:jc w:val="both"/>
+      </w:pPr>
+    </w:p>
+    <w:p>
+      <w:pPr>
+        <w:spacing w:after="120" w:line="288" w:lineRule="auto"/>
+        <w:jc w:val="both"/>
+      </w:pPr>
+    </w:p>
+    <w:p>
+      <w:pPr>
+        <w:spacing w:after="120" w:line="288" w:lineRule="auto"/>
+        <w:jc w:val="both"/>
+      </w:pPr>
+    </w:p>
+    <w:p>
+      <w:pPr>
+        <w:spacing w:after="120" w:line="288" w:lineRule="auto"/>
+        <w:jc w:val="both"/>
+      </w:pPr>
+    </w:p>
+    <w:p>
+      <w:pPr>
+        <w:pStyle w:val="Titre3"/>
+        <w:spacing w:before="240" w:after="140"/>
+        <w:rPr>
+          <w:b/>
+          <w:bCs/>
+        </w:rPr>
+      </w:pPr>
+      <w:r>
+        <w:rPr>
+          <w:b/>
+          <w:bCs/>
+        </w:rPr>
+        <w:lastRenderedPageBreak/>
+        <w:t>3.1.2 </w:t>
+      </w:r>
+      <w:r>
+        <w:rPr>
+          <w:b/>
+          <w:bCs/>
+        </w:rPr>
+        <w:t>Affinage</w:t>
+      </w:r>
+      <w:r>
+        <w:rPr>
+          <w:b/>
+          <w:bCs/>
+        </w:rPr>
+        <w:t xml:space="preserve"> du </w:t>
+      </w:r>
+      <w:r>
+        <w:rPr>
+          <w:b/>
+          <w:bCs/>
+        </w:rPr>
+        <w:t>P</w:t>
+      </w:r>
+      <w:r>
+        <w:rPr>
+          <w:b/>
+          <w:bCs/>
+        </w:rPr>
+        <w:t xml:space="preserve">roduct </w:t>
+      </w:r>
+      <w:r>
+        <w:rPr>
+          <w:b/>
+          <w:bCs/>
+        </w:rPr>
+        <w:t>B</w:t>
+      </w:r>
+      <w:r>
+        <w:rPr>
+          <w:b/>
+          <w:bCs/>
+        </w:rPr>
+        <w:t>acklog</w:t>
+      </w:r>
+    </w:p>
+    <w:p>
+      <w:pPr>
+        <w:spacing w:after="120" w:line="288" w:lineRule="auto"/>
+        <w:jc w:val="both"/>
+      </w:pPr>
+      <w:r>
+        <w:t>Le Product Backlog s'apparente à une structure de découpage du produit (Product Breakdown Structure)</w:t>
+      </w:r>
+      <w:r>
+        <w:t xml:space="preserve">. </w:t>
+      </w:r>
+      <w:r>
+        <w:t>Se concentrer sur les capacités du produit plutôt que sur les tâches de travail permet de conserver un backlog orienté vers les objectifs, mettant l'accent sur le quoi plutôt que sur le comment.</w:t>
+      </w:r>
+    </w:p>
+    <w:p>
+      <w:pPr>
+        <w:spacing w:after="120" w:line="288" w:lineRule="auto"/>
+        <w:jc w:val="both"/>
+      </w:pPr>
+      <w:r>
+        <w:t xml:space="preserve">La fonctionnalité « </w:t>
+      </w:r>
+      <w:r>
+        <w:rPr>
+          <w:i/>
+          <w:iCs/>
+        </w:rPr>
+        <w:t xml:space="preserve">Journal de culture et IA prédictive – Historique des données et recommandations automatisées pour améliorer le rendement et la santé des plantes </w:t>
+      </w:r>
+      <w:r>
+        <w:t>» est centrale. Au lieu d'offrir à un utilisateur une encyclopédie de plantes, qu'il consulterait une foi, ce journal et cette IA prédictive créent l'usage quotidien et la récurrence, ce qui constitue le cœur de valeur de votre produit.</w:t>
+      </w:r>
+    </w:p>
+    <w:p>
+      <w:pPr>
+        <w:pStyle w:val="Paragraphedeliste"/>
+        <w:numPr>
+          <w:ilvl w:val="0"/>
+          <w:numId w:val="26"/>
+        </w:numPr>
+        <w:spacing w:after="160" w:line="288" w:lineRule="auto"/>
+        <w:ind w:left="587"/>
+        <w:rPr>
+          <w:b/>
+          <w:bCs/>
+        </w:rPr>
+      </w:pPr>
+      <w:r>
+        <w:rPr>
+          <w:b/>
+          <w:bCs/>
+        </w:rPr>
+        <w:t>Historique &amp; Traçabilité</w:t>
+      </w:r>
+      <w:r>
+        <w:t xml:space="preserve"> –</w:t>
+      </w:r>
+      <w:r>
+        <w:t xml:space="preserve"> </w:t>
+      </w:r>
+      <w:r>
+        <w:t>Durant l'affinage du Product Backlog, les éléments sont examinés et révisés. L'équipe Scrum décide de la manière et du moment où cet affinage est réalisé.</w:t>
+      </w:r>
+    </w:p>
+    <w:p>
+      <w:pPr>
+        <w:pStyle w:val="Paragraphedeliste"/>
+        <w:spacing w:after="120" w:line="288" w:lineRule="auto"/>
+        <w:ind w:left="587"/>
+        <w:rPr>
+          <w:b/>
+          <w:bCs/>
+        </w:rPr>
+      </w:pPr>
+      <w:r>
+        <w:rPr>
+          <w:b/>
+          <w:bCs/>
+          <w:noProof/>
+        </w:rPr>
+        <w:drawing>
+          <wp:inline distT="0" distB="0" distL="0" distR="0" wp14:anchorId="3B315FD3" wp14:editId="2F8769DE">
+            <wp:extent cx="5348759" cy="6486808"/>
+            <wp:effectExtent l="0" t="0" r="4445" b="9525"/>
+            <wp:docPr id="616668745" name="Image 2"/>
+            <wp:cNvGraphicFramePr>
+              <a:graphicFrameLocks xmlns:a="http://schemas.openxmlformats.org/drawingml/2006/main" noChangeAspect="1"/>
+            </wp:cNvGraphicFramePr>
+            <a:graphic xmlns:a="http://schemas.openxmlformats.org/drawingml/2006/main">
+              <a:graphicData uri="http://schemas.openxmlformats.org/drawingml/2006/picture">
+                <pic:pic xmlns:pic="http://schemas.openxmlformats.org/drawingml/2006/picture">
+                  <pic:nvPicPr>
+                    <pic:cNvPr id="616668745" name="Image 616668745"/>
+                    <pic:cNvPicPr/>
+                  </pic:nvPicPr>
+                  <pic:blipFill>
+                    <a:blip r:embed="rId24">
+                      <a:extLst>
+                        <a:ext uri="{28A0092B-C50C-407E-A947-70E740481C1C}">
+                          <a14:useLocalDpi xmlns:a14="http://schemas.microsoft.com/office/drawing/2010/main" val="0"/>
+                        </a:ext>
+                      </a:extLst>
+                    </a:blip>
+                    <a:stretch>
+                      <a:fillRect/>
+                    </a:stretch>
+                  </pic:blipFill>
+                  <pic:spPr>
+                    <a:xfrm>
+                      <a:off x="0" y="0"/>
+                      <a:ext cx="5366214" cy="6507977"/>
+                    </a:xfrm>
+                    <a:prstGeom prst="rect">
+                      <a:avLst/>
+                    </a:prstGeom>
+                  </pic:spPr>
+                </pic:pic>
+              </a:graphicData>
+            </a:graphic>
+          </wp:inline>
+        </w:drawing>
+      </w:r>
+    </w:p>
+    <w:p>
+      <w:pPr>
+        <w:pStyle w:val="Paragraphedeliste"/>
+        <w:numPr>
+          <w:ilvl w:val="0"/>
+          <w:numId w:val="26"/>
+        </w:numPr>
+        <w:spacing w:after="160" w:line="288" w:lineRule="auto"/>
+        <w:ind w:left="587"/>
+        <w:jc w:val="both"/>
+        <w:rPr>
+          <w:b/>
+          <w:bCs/>
+        </w:rPr>
+      </w:pPr>
+      <w:r>
+        <w:rPr>
+          <w:b/>
+          <w:bCs/>
+        </w:rPr>
+        <w:lastRenderedPageBreak/>
+        <w:t>Moteur de recommandations IA</w:t>
+      </w:r>
+      <w:r>
+        <w:t xml:space="preserve"> </w:t>
+      </w:r>
+      <w:r>
+        <w:t xml:space="preserve">– </w:t>
+      </w:r>
+      <w:r>
+        <w:t xml:space="preserve">Un simple chatbot ou une page de Wiki </w:t>
+      </w:r>
+      <w:proofErr w:type="gramStart"/>
+      <w:r>
+        <w:t>donne</w:t>
+      </w:r>
+      <w:proofErr w:type="gramEnd"/>
+      <w:r>
+        <w:t xml:space="preserve"> des conseils généraux. Ici, le système doit croiser </w:t>
+      </w:r>
+      <w:r>
+        <w:t xml:space="preserve">les </w:t>
+      </w:r>
+      <w:r>
+        <w:t xml:space="preserve">datasets </w:t>
+      </w:r>
+      <w:r>
+        <w:t xml:space="preserve">récupérés </w:t>
+      </w:r>
+      <w:r>
+        <w:t>avec les données réelles de l'utilisateur.</w:t>
+      </w:r>
+      <w:r>
+        <w:t xml:space="preserve"> </w:t>
+      </w:r>
+      <w:r>
+        <w:t>Le développeur doit mettre en place un moteur de règles ou une IA contextuelle (RA</w:t>
+      </w:r>
+      <w:r>
+        <w:t>G</w:t>
+      </w:r>
+      <w:r>
+        <w:t>)</w:t>
+      </w:r>
+      <w:r>
+        <w:t xml:space="preserve"> </w:t>
+      </w:r>
+      <w:r>
+        <w:t>combin</w:t>
+      </w:r>
+      <w:r>
+        <w:t>ant</w:t>
+      </w:r>
+      <w:r>
+        <w:t xml:space="preserve"> </w:t>
+      </w:r>
+      <w:r>
+        <w:t>différentes</w:t>
+      </w:r>
+      <w:r>
+        <w:t xml:space="preserve"> sources d'information</w:t>
       </w:r>
       <w:r>
         <w:t>.</w:t>
@@ -5698,11 +7375,230 @@
     </w:p>
     <w:p>
       <w:pPr>
+        <w:pStyle w:val="Paragraphedeliste"/>
+        <w:spacing w:after="160" w:line="288" w:lineRule="auto"/>
+        <w:ind w:left="587"/>
+        <w:jc w:val="both"/>
+        <w:rPr>
+          <w:b/>
+          <w:bCs/>
+        </w:rPr>
+      </w:pPr>
+      <w:r>
+        <w:rPr>
+          <w:b/>
+          <w:bCs/>
+          <w:noProof/>
+        </w:rPr>
+        <w:drawing>
+          <wp:inline distT="0" distB="0" distL="0" distR="0" wp14:anchorId="09F7E0B5" wp14:editId="2F57A080">
+            <wp:extent cx="5349600" cy="3276000"/>
+            <wp:effectExtent l="0" t="0" r="3810" b="635"/>
+            <wp:docPr id="1430826617" name="Image 3"/>
+            <wp:cNvGraphicFramePr>
+              <a:graphicFrameLocks xmlns:a="http://schemas.openxmlformats.org/drawingml/2006/main" noChangeAspect="1"/>
+            </wp:cNvGraphicFramePr>
+            <a:graphic xmlns:a="http://schemas.openxmlformats.org/drawingml/2006/main">
+              <a:graphicData uri="http://schemas.openxmlformats.org/drawingml/2006/picture">
+                <pic:pic xmlns:pic="http://schemas.openxmlformats.org/drawingml/2006/picture">
+                  <pic:nvPicPr>
+                    <pic:cNvPr id="1430826617" name="Image 1430826617"/>
+                    <pic:cNvPicPr/>
+                  </pic:nvPicPr>
+                  <pic:blipFill>
+                    <a:blip r:embed="rId25">
+                      <a:extLst>
+                        <a:ext uri="{28A0092B-C50C-407E-A947-70E740481C1C}">
+                          <a14:useLocalDpi xmlns:a14="http://schemas.microsoft.com/office/drawing/2010/main" val="0"/>
+                        </a:ext>
+                      </a:extLst>
+                    </a:blip>
+                    <a:stretch>
+                      <a:fillRect/>
+                    </a:stretch>
+                  </pic:blipFill>
+                  <pic:spPr>
+                    <a:xfrm>
+                      <a:off x="0" y="0"/>
+                      <a:ext cx="5349600" cy="3276000"/>
+                    </a:xfrm>
+                    <a:prstGeom prst="rect">
+                      <a:avLst/>
+                    </a:prstGeom>
+                  </pic:spPr>
+                </pic:pic>
+              </a:graphicData>
+            </a:graphic>
+          </wp:inline>
+        </w:drawing>
+      </w:r>
+    </w:p>
+    <w:p>
+      <w:pPr>
+        <w:pStyle w:val="Paragraphedeliste"/>
+        <w:numPr>
+          <w:ilvl w:val="0"/>
+          <w:numId w:val="26"/>
+        </w:numPr>
         <w:spacing w:after="120" w:line="288" w:lineRule="auto"/>
-        <w:jc w:val="both"/>
-      </w:pPr>
-      <w:r>
-        <w:t>Au-delà des pratiques, la réussite de Scrum tient avant tout à l'adhésion de l'équipe à ses valeurs et à sa capacité d'amélioration continue.</w:t>
+        <w:ind w:left="587"/>
+        <w:jc w:val="both"/>
+      </w:pPr>
+      <w:r>
+        <w:rPr>
+          <w:b/>
+          <w:bCs/>
+        </w:rPr>
+        <w:t>Identification de plantes par photo</w:t>
+      </w:r>
+      <w:r>
+        <w:t xml:space="preserve"> </w:t>
+      </w:r>
+      <w:r>
+        <w:t xml:space="preserve">– </w:t>
+      </w:r>
+      <w:r>
+        <w:t>L'epic « Identification de plantes par photo » permet au jardinier d'ajouter une plante à son journal à partir d'une simple photo</w:t>
+      </w:r>
+      <w:r>
+        <w:t>.</w:t>
+      </w:r>
+    </w:p>
+    <w:p>
+      <w:pPr>
+        <w:pStyle w:val="Paragraphedeliste"/>
+        <w:spacing w:after="120" w:line="288" w:lineRule="auto"/>
+        <w:ind w:left="587"/>
+        <w:jc w:val="both"/>
+      </w:pPr>
+      <w:r>
+        <w:t>Lors de la séance d'affinage du backlog, le Product Owner présente la user story qu'il a rédigée. Du point de vue du métier, la demande est claire et la valeur évidente : une seule phrase, un seul geste pour l'utilisateur.</w:t>
+      </w:r>
+    </w:p>
+    <w:p>
+      <w:pPr>
+        <w:pStyle w:val="Paragraphedeliste"/>
+        <w:spacing w:after="120" w:line="288" w:lineRule="auto"/>
+        <w:ind w:left="587"/>
+        <w:jc w:val="both"/>
+      </w:pPr>
+      <w:r>
+        <w:rPr>
+          <w:noProof/>
+        </w:rPr>
+        <w:drawing>
+          <wp:inline distT="0" distB="0" distL="0" distR="0" wp14:anchorId="5EF65948" wp14:editId="78F52523">
+            <wp:extent cx="5349600" cy="2656800"/>
+            <wp:effectExtent l="0" t="0" r="3810" b="0"/>
+            <wp:docPr id="497020010" name="Image 4"/>
+            <wp:cNvGraphicFramePr>
+              <a:graphicFrameLocks xmlns:a="http://schemas.openxmlformats.org/drawingml/2006/main" noChangeAspect="1"/>
+            </wp:cNvGraphicFramePr>
+            <a:graphic xmlns:a="http://schemas.openxmlformats.org/drawingml/2006/main">
+              <a:graphicData uri="http://schemas.openxmlformats.org/drawingml/2006/picture">
+                <pic:pic xmlns:pic="http://schemas.openxmlformats.org/drawingml/2006/picture">
+                  <pic:nvPicPr>
+                    <pic:cNvPr id="497020010" name="Image 497020010"/>
+                    <pic:cNvPicPr/>
+                  </pic:nvPicPr>
+                  <pic:blipFill>
+                    <a:blip r:embed="rId26">
+                      <a:extLst>
+                        <a:ext uri="{28A0092B-C50C-407E-A947-70E740481C1C}">
+                          <a14:useLocalDpi xmlns:a14="http://schemas.microsoft.com/office/drawing/2010/main" val="0"/>
+                        </a:ext>
+                      </a:extLst>
+                    </a:blip>
+                    <a:stretch>
+                      <a:fillRect/>
+                    </a:stretch>
+                  </pic:blipFill>
+                  <pic:spPr>
+                    <a:xfrm>
+                      <a:off x="0" y="0"/>
+                      <a:ext cx="5349600" cy="2656800"/>
+                    </a:xfrm>
+                    <a:prstGeom prst="rect">
+                      <a:avLst/>
+                    </a:prstGeom>
+                  </pic:spPr>
+                </pic:pic>
+              </a:graphicData>
+            </a:graphic>
+          </wp:inline>
+        </w:drawing>
+      </w:r>
+    </w:p>
+    <w:p>
+      <w:pPr>
+        <w:pStyle w:val="Paragraphedeliste"/>
+        <w:spacing w:after="120" w:line="288" w:lineRule="auto"/>
+        <w:ind w:left="587"/>
+        <w:jc w:val="both"/>
+      </w:pPr>
+      <w:r>
+        <w:t xml:space="preserve">L'équipe explique </w:t>
+      </w:r>
+      <w:r>
+        <w:t>alors</w:t>
+      </w:r>
+      <w:r>
+        <w:t xml:space="preserve"> au PO que la story, telle qu'elle est formulée, ne tient pas dans une itération de une à deux semaines. Elle est trop volumineuse pour être estimée sereinement, et les imprévus potentiels sont trop nombreux pour s'engager sur un résultat.</w:t>
+      </w:r>
+    </w:p>
+    <w:p>
+      <w:pPr>
+        <w:pStyle w:val="Paragraphedeliste"/>
+        <w:spacing w:after="120" w:line="288" w:lineRule="auto"/>
+        <w:ind w:left="587"/>
+        <w:jc w:val="both"/>
+      </w:pPr>
+      <w:r>
+        <w:rPr>
+          <w:noProof/>
+        </w:rPr>
+        <w:lastRenderedPageBreak/>
+        <w:drawing>
+          <wp:inline distT="0" distB="0" distL="0" distR="0" wp14:anchorId="16DE2C90" wp14:editId="219AF916">
+            <wp:extent cx="5349600" cy="4003200"/>
+            <wp:effectExtent l="0" t="0" r="3810" b="0"/>
+            <wp:docPr id="1325011003" name="Image 5"/>
+            <wp:cNvGraphicFramePr>
+              <a:graphicFrameLocks xmlns:a="http://schemas.openxmlformats.org/drawingml/2006/main" noChangeAspect="1"/>
+            </wp:cNvGraphicFramePr>
+            <a:graphic xmlns:a="http://schemas.openxmlformats.org/drawingml/2006/main">
+              <a:graphicData uri="http://schemas.openxmlformats.org/drawingml/2006/picture">
+                <pic:pic xmlns:pic="http://schemas.openxmlformats.org/drawingml/2006/picture">
+                  <pic:nvPicPr>
+                    <pic:cNvPr id="1325011003" name="Image 1325011003"/>
+                    <pic:cNvPicPr/>
+                  </pic:nvPicPr>
+                  <pic:blipFill>
+                    <a:blip r:embed="rId27">
+                      <a:extLst>
+                        <a:ext uri="{28A0092B-C50C-407E-A947-70E740481C1C}">
+                          <a14:useLocalDpi xmlns:a14="http://schemas.microsoft.com/office/drawing/2010/main" val="0"/>
+                        </a:ext>
+                      </a:extLst>
+                    </a:blip>
+                    <a:stretch>
+                      <a:fillRect/>
+                    </a:stretch>
+                  </pic:blipFill>
+                  <pic:spPr>
+                    <a:xfrm>
+                      <a:off x="0" y="0"/>
+                      <a:ext cx="5349600" cy="4003200"/>
+                    </a:xfrm>
+                    <a:prstGeom prst="rect">
+                      <a:avLst/>
+                    </a:prstGeom>
+                  </pic:spPr>
+                </pic:pic>
+              </a:graphicData>
+            </a:graphic>
+          </wp:inline>
+        </w:drawing>
       </w:r>
     </w:p>
     <w:tbl>
@@ -5753,11 +7649,13 @@
                 <w:bCs/>
                 <w:color w:val="1F4E79"/>
               </w:rPr>
-              <w:t>A retenir</w:t>
+              <w:t>À noter</w:t>
             </w:r>
           </w:p>
           <w:p>
             <w:pPr>
+              <w:spacing w:after="120" w:line="288" w:lineRule="auto"/>
+              <w:jc w:val="both"/>
               <w:rPr>
                 <w:i/>
                 <w:iCs/>
@@ -5768,16 +7666,2270 @@
                 <w:i/>
                 <w:iCs/>
               </w:rPr>
-              <w:t>Kanban, par son flux continu et sa limitation du travail en cours, offre une alternative ou un complément pertinent selon la nature des projets.</w:t>
+              <w:t xml:space="preserve">Les </w:t>
+            </w:r>
+            <w:proofErr w:type="spellStart"/>
+            <w:r>
+              <w:rPr>
+                <w:i/>
+                <w:iCs/>
+              </w:rPr>
+              <w:t>chores</w:t>
+            </w:r>
+            <w:proofErr w:type="spellEnd"/>
+            <w:r>
+              <w:rPr>
+                <w:i/>
+                <w:iCs/>
+              </w:rPr>
+              <w:t xml:space="preserve"> et bugs se rajoutent aux user stories</w:t>
             </w:r>
           </w:p>
         </w:tc>
       </w:tr>
     </w:tbl>
-    <w:p/>
+    <w:p>
+      <w:pPr>
+        <w:pStyle w:val="Titre3"/>
+        <w:spacing w:before="360" w:after="140"/>
+        <w:rPr>
+          <w:b/>
+          <w:bCs/>
+        </w:rPr>
+      </w:pPr>
+      <w:r>
+        <w:rPr>
+          <w:b/>
+          <w:bCs/>
+        </w:rPr>
+        <w:t>3.1.</w:t>
+      </w:r>
+      <w:r>
+        <w:rPr>
+          <w:b/>
+          <w:bCs/>
+        </w:rPr>
+        <w:t>3</w:t>
+      </w:r>
+      <w:r>
+        <w:rPr>
+          <w:b/>
+          <w:bCs/>
+        </w:rPr>
+        <w:t> </w:t>
+      </w:r>
+      <w:r>
+        <w:rPr>
+          <w:b/>
+          <w:bCs/>
+        </w:rPr>
+        <w:t xml:space="preserve">Le Sprint </w:t>
+      </w:r>
+      <w:r>
+        <w:rPr>
+          <w:b/>
+          <w:bCs/>
+        </w:rPr>
+        <w:t>Planning</w:t>
+      </w:r>
+    </w:p>
+    <w:p>
+      <w:pPr>
+        <w:spacing w:after="120" w:line="288" w:lineRule="auto"/>
+        <w:jc w:val="both"/>
+      </w:pPr>
+      <w:r>
+        <w:t>Le Backlog a été affiné, les user stories évaluées : il est possible de les ajouter au sprint backlog lors du sprint planning, pour un sprint de trois semaines.</w:t>
+      </w:r>
+    </w:p>
+    <w:p>
+      <w:pPr>
+        <w:spacing w:after="120" w:line="288" w:lineRule="auto"/>
+        <w:jc w:val="both"/>
+      </w:pPr>
+      <w:r>
+        <w:rPr>
+          <w:noProof/>
+        </w:rPr>
+        <w:drawing>
+          <wp:inline distT="0" distB="0" distL="0" distR="0" wp14:anchorId="776EA715" wp14:editId="5A2C77DA">
+            <wp:extent cx="5794218" cy="3099666"/>
+            <wp:effectExtent l="0" t="0" r="0" b="5715"/>
+            <wp:docPr id="1809714690" name="Image 6"/>
+            <wp:cNvGraphicFramePr>
+              <a:graphicFrameLocks xmlns:a="http://schemas.openxmlformats.org/drawingml/2006/main" noChangeAspect="1"/>
+            </wp:cNvGraphicFramePr>
+            <a:graphic xmlns:a="http://schemas.openxmlformats.org/drawingml/2006/main">
+              <a:graphicData uri="http://schemas.openxmlformats.org/drawingml/2006/picture">
+                <pic:pic xmlns:pic="http://schemas.openxmlformats.org/drawingml/2006/picture">
+                  <pic:nvPicPr>
+                    <pic:cNvPr id="1809714690" name="Image 1809714690"/>
+                    <pic:cNvPicPr/>
+                  </pic:nvPicPr>
+                  <pic:blipFill>
+                    <a:blip r:embed="rId28" cstate="print">
+                      <a:extLst>
+                        <a:ext uri="{28A0092B-C50C-407E-A947-70E740481C1C}">
+                          <a14:useLocalDpi xmlns:a14="http://schemas.microsoft.com/office/drawing/2010/main" val="0"/>
+                        </a:ext>
+                      </a:extLst>
+                    </a:blip>
+                    <a:stretch>
+                      <a:fillRect/>
+                    </a:stretch>
+                  </pic:blipFill>
+                  <pic:spPr>
+                    <a:xfrm>
+                      <a:off x="0" y="0"/>
+                      <a:ext cx="5826874" cy="3117135"/>
+                    </a:xfrm>
+                    <a:prstGeom prst="rect">
+                      <a:avLst/>
+                    </a:prstGeom>
+                  </pic:spPr>
+                </pic:pic>
+              </a:graphicData>
+            </a:graphic>
+          </wp:inline>
+        </w:drawing>
+      </w:r>
+    </w:p>
+    <w:p>
+      <w:pPr>
+        <w:pStyle w:val="Titre2"/>
+      </w:pPr>
+      <w:bookmarkStart w:id="15" w:name="_Toc241796147"/>
+      <w:r>
+        <w:lastRenderedPageBreak/>
+        <w:t>3.</w:t>
+      </w:r>
+      <w:r>
+        <w:t>2</w:t>
+      </w:r>
+      <w:r>
+        <w:t xml:space="preserve"> </w:t>
+      </w:r>
+      <w:r>
+        <w:t>Le Sprint</w:t>
+      </w:r>
+      <w:bookmarkEnd w:id="15"/>
+    </w:p>
+    <w:p>
+      <w:pPr>
+        <w:spacing w:after="120" w:line="288" w:lineRule="auto"/>
+        <w:jc w:val="both"/>
+      </w:pPr>
+      <w:r>
+        <w:t>La fonctionnalité « Journal de culture et IA prédictive – Historique des données et recommandations automatisées pour améliorer le rendement et la santé des plantes »</w:t>
+      </w:r>
+      <w:r>
+        <w:t xml:space="preserve"> est entrée en phase développement : les événements scrum (daily scrum, évolution du </w:t>
+      </w:r>
+      <w:r>
+        <w:t>Task</w:t>
+      </w:r>
+      <w:r>
+        <w:t xml:space="preserve"> </w:t>
+      </w:r>
+      <w:r>
+        <w:t>Board</w:t>
+      </w:r>
+      <w:r>
+        <w:t xml:space="preserve">, consultation du burn-down chart, </w:t>
+      </w:r>
+      <w:r>
+        <w:t>vérification que la Definition of Done est respectée) vont se répéter.</w:t>
+      </w:r>
+    </w:p>
+    <w:p>
+      <w:pPr>
+        <w:spacing w:after="120" w:line="288" w:lineRule="auto"/>
+        <w:ind w:left="227"/>
+        <w:jc w:val="both"/>
+      </w:pPr>
+      <w:r>
+        <w:rPr>
+          <w:noProof/>
+        </w:rPr>
+        <w:drawing>
+          <wp:inline distT="0" distB="0" distL="0" distR="0" wp14:anchorId="17647E31" wp14:editId="63A8AA03">
+            <wp:extent cx="5342888" cy="4233013"/>
+            <wp:effectExtent l="19050" t="19050" r="10795" b="15240"/>
+            <wp:docPr id="450035738" name="Image 8"/>
+            <wp:cNvGraphicFramePr>
+              <a:graphicFrameLocks xmlns:a="http://schemas.openxmlformats.org/drawingml/2006/main" noChangeAspect="1"/>
+            </wp:cNvGraphicFramePr>
+            <a:graphic xmlns:a="http://schemas.openxmlformats.org/drawingml/2006/main">
+              <a:graphicData uri="http://schemas.openxmlformats.org/drawingml/2006/picture">
+                <pic:pic xmlns:pic="http://schemas.openxmlformats.org/drawingml/2006/picture">
+                  <pic:nvPicPr>
+                    <pic:cNvPr id="450035738" name="Image 450035738"/>
+                    <pic:cNvPicPr/>
+                  </pic:nvPicPr>
+                  <pic:blipFill>
+                    <a:blip r:embed="rId29">
+                      <a:extLst>
+                        <a:ext uri="{28A0092B-C50C-407E-A947-70E740481C1C}">
+                          <a14:useLocalDpi xmlns:a14="http://schemas.microsoft.com/office/drawing/2010/main" val="0"/>
+                        </a:ext>
+                      </a:extLst>
+                    </a:blip>
+                    <a:stretch>
+                      <a:fillRect/>
+                    </a:stretch>
+                  </pic:blipFill>
+                  <pic:spPr>
+                    <a:xfrm>
+                      <a:off x="0" y="0"/>
+                      <a:ext cx="5380532" cy="4262838"/>
+                    </a:xfrm>
+                    <a:prstGeom prst="rect">
+                      <a:avLst/>
+                    </a:prstGeom>
+                    <a:ln>
+                      <a:solidFill>
+                        <a:schemeClr val="bg1">
+                          <a:lumMod val="85000"/>
+                        </a:schemeClr>
+                      </a:solidFill>
+                    </a:ln>
+                  </pic:spPr>
+                </pic:pic>
+              </a:graphicData>
+            </a:graphic>
+          </wp:inline>
+        </w:drawing>
+      </w:r>
+    </w:p>
+    <w:p>
+      <w:pPr>
+        <w:pStyle w:val="Titre3"/>
+        <w:spacing w:before="360" w:after="140"/>
+        <w:rPr>
+          <w:b/>
+          <w:bCs/>
+        </w:rPr>
+      </w:pPr>
+      <w:r>
+        <w:rPr>
+          <w:b/>
+          <w:bCs/>
+        </w:rPr>
+        <w:t>3.</w:t>
+      </w:r>
+      <w:r>
+        <w:rPr>
+          <w:b/>
+          <w:bCs/>
+        </w:rPr>
+        <w:t>2.1</w:t>
+      </w:r>
+      <w:r>
+        <w:rPr>
+          <w:b/>
+          <w:bCs/>
+        </w:rPr>
+        <w:t> </w:t>
+      </w:r>
+      <w:r>
+        <w:rPr>
+          <w:b/>
+          <w:bCs/>
+        </w:rPr>
+        <w:t>Rôle du Product Owner</w:t>
+      </w:r>
+    </w:p>
+    <w:p>
+      <w:pPr>
+        <w:spacing w:after="120" w:line="288" w:lineRule="auto"/>
+        <w:jc w:val="both"/>
+      </w:pPr>
+      <w:r>
+        <w:t>Pendant le déroulement du Sprint, le Product Owner ne s'efface pas au profit de l'équipe de développement : il agit comme un aligneur au quotidien et le représentant de la valeur métier.</w:t>
+      </w:r>
+    </w:p>
+    <w:p>
+      <w:pPr>
+        <w:pStyle w:val="Paragraphedeliste"/>
+        <w:numPr>
+          <w:ilvl w:val="0"/>
+          <w:numId w:val="26"/>
+        </w:numPr>
+        <w:spacing w:after="120" w:line="288" w:lineRule="auto"/>
+        <w:ind w:left="587"/>
+        <w:jc w:val="both"/>
+      </w:pPr>
+      <w:r>
+        <w:rPr>
+          <w:b/>
+          <w:bCs/>
+        </w:rPr>
+        <w:t>Répondre aux questions et clarifier le besoin</w:t>
+      </w:r>
+      <w:r>
+        <w:t xml:space="preserve"> – Les User Stories ne sont jamais figées à 100 % au moment du Sprint Planning</w:t>
+      </w:r>
+      <w:r>
+        <w:t> : i</w:t>
+      </w:r>
+      <w:r>
+        <w:t>l répond aux interrogations fonctionnelles des développeurs au fur et à mesure du code. Si un développeur identifie une complexité imprévue sur une story, le Product Owner</w:t>
+      </w:r>
+      <w:r>
+        <w:t xml:space="preserve"> </w:t>
+      </w:r>
+      <w:r>
+        <w:t xml:space="preserve">tranche immédiatement : </w:t>
+      </w:r>
+      <w:r>
+        <w:t>réduction du</w:t>
+      </w:r>
+      <w:r>
+        <w:t xml:space="preserve"> critère d'acceptation pour tenir le Sprint Goal, </w:t>
+      </w:r>
+      <w:r>
+        <w:t xml:space="preserve">ou </w:t>
+      </w:r>
+      <w:r>
+        <w:t>sort</w:t>
+      </w:r>
+      <w:r>
+        <w:t>ie de</w:t>
+      </w:r>
+      <w:r>
+        <w:t xml:space="preserve"> la story du sprint</w:t>
+      </w:r>
+      <w:r>
+        <w:t>.</w:t>
+      </w:r>
+    </w:p>
+    <w:p>
+      <w:pPr>
+        <w:pStyle w:val="Paragraphedeliste"/>
+        <w:numPr>
+          <w:ilvl w:val="0"/>
+          <w:numId w:val="26"/>
+        </w:numPr>
+        <w:spacing w:after="120" w:line="288" w:lineRule="auto"/>
+        <w:ind w:left="587"/>
+        <w:jc w:val="both"/>
+      </w:pPr>
+      <w:r>
+        <w:rPr>
+          <w:b/>
+          <w:bCs/>
+        </w:rPr>
+        <w:t>Valider les fonctionnalités au fil de l'eau</w:t>
+      </w:r>
+      <w:r>
+        <w:t xml:space="preserve"> (Acceptance)</w:t>
+      </w:r>
+      <w:r>
+        <w:t xml:space="preserve"> – </w:t>
+      </w:r>
+      <w:r>
+        <w:t xml:space="preserve">Le </w:t>
+      </w:r>
+      <w:r>
+        <w:t>Product Owner</w:t>
+      </w:r>
+      <w:r>
+        <w:t xml:space="preserve"> n’attend pas</w:t>
+      </w:r>
+      <w:r>
+        <w:t xml:space="preserve"> la fin du sprint pour découvrir le travail accompli</w:t>
+      </w:r>
+      <w:r>
+        <w:t> : dès</w:t>
+      </w:r>
+      <w:r>
+        <w:t xml:space="preserve"> qu'une story passe en statut « Ready for Review » ou « In QA », </w:t>
+      </w:r>
+      <w:r>
+        <w:t>i</w:t>
+      </w:r>
+      <w:r>
+        <w:t xml:space="preserve">l </w:t>
+      </w:r>
+      <w:r>
+        <w:t>la teste (sur l'environnement de recette) au regard des critères d'acceptation</w:t>
+      </w:r>
+      <w:r>
+        <w:t xml:space="preserve">, </w:t>
+      </w:r>
+      <w:r>
+        <w:t xml:space="preserve">la </w:t>
+      </w:r>
+      <w:r>
+        <w:t>valide formellement si elle répond à l'intention, ou rouvre le ticket avec des retours précis si ce n'est pas le cas.</w:t>
+      </w:r>
+    </w:p>
+    <w:p>
+      <w:pPr>
+        <w:pStyle w:val="Paragraphedeliste"/>
+        <w:numPr>
+          <w:ilvl w:val="0"/>
+          <w:numId w:val="26"/>
+        </w:numPr>
+        <w:spacing w:after="120" w:line="288" w:lineRule="auto"/>
+        <w:ind w:left="587"/>
+        <w:jc w:val="both"/>
+      </w:pPr>
+      <w:r>
+        <w:rPr>
+          <w:b/>
+          <w:bCs/>
+        </w:rPr>
+        <w:lastRenderedPageBreak/>
+        <w:t>Préparer les sprints futurs (Refinement / Grooming)</w:t>
+      </w:r>
+      <w:r>
+        <w:t xml:space="preserve"> – </w:t>
+      </w:r>
+      <w:r>
+        <w:t xml:space="preserve">Pendant que l'équipe dev produit de la valeur sur le Sprint </w:t>
+      </w:r>
+      <w:r>
+        <w:t>N,</w:t>
+      </w:r>
+      <w:r>
+        <w:t xml:space="preserve"> </w:t>
+      </w:r>
+      <w:r>
+        <w:t>il</w:t>
+      </w:r>
+      <w:r>
+        <w:t xml:space="preserve"> prépare le Sprint </w:t>
+      </w:r>
+      <w:r>
+        <w:t>N+1</w:t>
+      </w:r>
+      <w:r>
+        <w:t xml:space="preserve"> et </w:t>
+      </w:r>
+      <w:r>
+        <w:t>N+2, et affine le</w:t>
+      </w:r>
+      <w:r>
+        <w:t xml:space="preserve"> Backlog</w:t>
+      </w:r>
+      <w:r>
+        <w:t>.</w:t>
+      </w:r>
+    </w:p>
+    <w:p>
+      <w:pPr>
+        <w:pStyle w:val="Titre3"/>
+        <w:spacing w:before="360" w:after="140"/>
+        <w:rPr>
+          <w:b/>
+          <w:bCs/>
+        </w:rPr>
+      </w:pPr>
+      <w:r>
+        <w:rPr>
+          <w:b/>
+          <w:bCs/>
+        </w:rPr>
+        <w:t>3.</w:t>
+      </w:r>
+      <w:r>
+        <w:rPr>
+          <w:b/>
+          <w:bCs/>
+        </w:rPr>
+        <w:t>2.</w:t>
+      </w:r>
+      <w:r>
+        <w:rPr>
+          <w:b/>
+          <w:bCs/>
+        </w:rPr>
+        <w:t>2</w:t>
+      </w:r>
+      <w:r>
+        <w:rPr>
+          <w:b/>
+          <w:bCs/>
+        </w:rPr>
+        <w:t> </w:t>
+      </w:r>
+      <w:r>
+        <w:rPr>
+          <w:b/>
+          <w:bCs/>
+        </w:rPr>
+        <w:t xml:space="preserve">Rôle du </w:t>
+      </w:r>
+      <w:r>
+        <w:rPr>
+          <w:b/>
+          <w:bCs/>
+        </w:rPr>
+        <w:t>Scrum Master</w:t>
+      </w:r>
+    </w:p>
+    <w:p>
+      <w:pPr>
+        <w:spacing w:after="120" w:line="288" w:lineRule="auto"/>
+        <w:jc w:val="both"/>
+      </w:pPr>
+      <w:r>
+        <w:t>Pendant le Sprint, le rôle du Scrum Master n'est pas d'attribuer des tâches ni de vérifier le code, mais d'agir comme un coach, un facilitateur et un résolveur d'obstacles. Il veille au bon respect du cadre Agile pour que l'équipe travaille dans les meilleures conditions possible.</w:t>
+      </w:r>
+    </w:p>
+    <w:p>
+      <w:pPr>
+        <w:pStyle w:val="Paragraphedeliste"/>
+        <w:numPr>
+          <w:ilvl w:val="0"/>
+          <w:numId w:val="26"/>
+        </w:numPr>
+        <w:spacing w:after="120" w:line="288" w:lineRule="auto"/>
+        <w:ind w:left="587"/>
+        <w:jc w:val="both"/>
+      </w:pPr>
+      <w:r>
+        <w:rPr>
+          <w:b/>
+          <w:bCs/>
+        </w:rPr>
+        <w:t>Protéger l'équipe et le Sprint Goal</w:t>
+      </w:r>
+      <w:r>
+        <w:t xml:space="preserve"> – </w:t>
+      </w:r>
+      <w:r>
+        <w:t xml:space="preserve">Le </w:t>
+      </w:r>
+      <w:r>
+        <w:t>Scrum Master</w:t>
+      </w:r>
+      <w:r>
+        <w:t xml:space="preserve"> </w:t>
+      </w:r>
+      <w:r>
+        <w:t>est le bouclier de l'équipe contre les perturbations extérieures</w:t>
+      </w:r>
+      <w:r>
+        <w:t>. I</w:t>
+      </w:r>
+      <w:r>
+        <w:t>l empêche le management, les parties prenantes ou le PO de demander aux développeurs d'ajouter de nouvelles fonctionnalités en cours de Sprint</w:t>
+      </w:r>
+      <w:r>
+        <w:t xml:space="preserve">. </w:t>
+      </w:r>
+      <w:r>
+        <w:t>Il veille à ce que l'équipe ne retombe pas dans le surengagement ou la pression inutile, garantissant un rythme soutenant et régulier</w:t>
+      </w:r>
+      <w:r>
+        <w:t>.</w:t>
+      </w:r>
+    </w:p>
+    <w:p>
+      <w:pPr>
+        <w:pStyle w:val="Paragraphedeliste"/>
+        <w:numPr>
+          <w:ilvl w:val="0"/>
+          <w:numId w:val="26"/>
+        </w:numPr>
+        <w:spacing w:after="120" w:line="288" w:lineRule="auto"/>
+        <w:ind w:left="587"/>
+        <w:jc w:val="both"/>
+      </w:pPr>
+      <w:r>
+        <w:rPr>
+          <w:b/>
+          <w:bCs/>
+        </w:rPr>
+        <w:t>Faciliter les cérémonies Agile</w:t>
+      </w:r>
+      <w:r>
+        <w:t xml:space="preserve"> –</w:t>
+      </w:r>
+      <w:r>
+        <w:t xml:space="preserve"> Il </w:t>
+      </w:r>
+      <w:r>
+        <w:t>s'assure que les réunions ont lieu, qu'elles sont efficaces et qu'elles respectent le temps imparti</w:t>
+      </w:r>
+      <w:r>
+        <w:t>.</w:t>
+      </w:r>
+      <w:r>
+        <w:t xml:space="preserve"> Il orchestre </w:t>
+      </w:r>
+      <w:r>
+        <w:t>l</w:t>
+      </w:r>
+      <w:r>
+        <w:t xml:space="preserve">es moments de fin de Sprint </w:t>
+      </w:r>
+      <w:r>
+        <w:t xml:space="preserve">(Sprint Review et Sprint Retrospective) </w:t>
+      </w:r>
+      <w:r>
+        <w:t>pour analyser le produit fini et améliorer le fonctionnement de l'équipe.</w:t>
+      </w:r>
+    </w:p>
+    <w:p>
+      <w:pPr>
+        <w:pStyle w:val="Paragraphedeliste"/>
+        <w:numPr>
+          <w:ilvl w:val="0"/>
+          <w:numId w:val="26"/>
+        </w:numPr>
+        <w:spacing w:after="120" w:line="288" w:lineRule="auto"/>
+        <w:ind w:left="587"/>
+        <w:jc w:val="both"/>
+      </w:pPr>
+      <w:r>
+        <w:rPr>
+          <w:b/>
+          <w:bCs/>
+        </w:rPr>
+        <w:t>Coacher l'équipe</w:t>
+      </w:r>
+      <w:r>
+        <w:t xml:space="preserve"> –</w:t>
+      </w:r>
+      <w:r>
+        <w:t xml:space="preserve"> Il acc</w:t>
+      </w:r>
+      <w:r>
+        <w:t>ompagne les individus et le groupe pour gagner en autonomie.</w:t>
+      </w:r>
+      <w:r>
+        <w:t xml:space="preserve"> </w:t>
+      </w:r>
+      <w:r>
+        <w:t xml:space="preserve">Il </w:t>
+      </w:r>
+      <w:r>
+        <w:t>e</w:t>
+      </w:r>
+      <w:r>
+        <w:t xml:space="preserve">ncourage </w:t>
+      </w:r>
+      <w:r>
+        <w:t xml:space="preserve">les développeur </w:t>
+      </w:r>
+      <w:r>
+        <w:t>à collaborer davantage, à auto-organiser leur travail sans attendre d'ordres, et à respecter leur définition du terminé (Definition of Done).</w:t>
+      </w:r>
+    </w:p>
+    <w:p>
+      <w:pPr>
+        <w:pStyle w:val="Paragraphedeliste"/>
+        <w:numPr>
+          <w:ilvl w:val="0"/>
+          <w:numId w:val="26"/>
+        </w:numPr>
+        <w:spacing w:after="120" w:line="288" w:lineRule="auto"/>
+        <w:ind w:left="587"/>
+        <w:jc w:val="both"/>
+      </w:pPr>
+      <w:r>
+        <w:rPr>
+          <w:b/>
+          <w:bCs/>
+        </w:rPr>
+        <w:t xml:space="preserve">Suivre la santé du Sprint </w:t>
+      </w:r>
+      <w:r>
+        <w:t>(Métriques &amp; Radiateurs d'information) –</w:t>
+      </w:r>
+      <w:r>
+        <w:t xml:space="preserve"> </w:t>
+      </w:r>
+      <w:r>
+        <w:t>Il s'assure que le tableau Scrum (Jira</w:t>
+      </w:r>
+      <w:r>
+        <w:t xml:space="preserve"> ou</w:t>
+      </w:r>
+      <w:r>
+        <w:t xml:space="preserve"> Trello) est tenu à jour par l'équipe.</w:t>
+      </w:r>
+      <w:r>
+        <w:t xml:space="preserve"> </w:t>
+      </w:r>
+      <w:r>
+        <w:t>Il surveille l'avancement global (via le Burndown Chart) pour détecter très tôt si le Sprint Goal est en danger et susciter la discussion au Daily.</w:t>
+      </w:r>
+    </w:p>
+    <w:p>
+      <w:pPr>
+        <w:pStyle w:val="Titre2"/>
+      </w:pPr>
+      <w:bookmarkStart w:id="16" w:name="_Toc241796148"/>
+      <w:r>
+        <w:t>3.</w:t>
+      </w:r>
+      <w:r>
+        <w:t>3</w:t>
+      </w:r>
+      <w:r>
+        <w:t xml:space="preserve"> </w:t>
+      </w:r>
+      <w:r>
+        <w:t>L</w:t>
+      </w:r>
+      <w:r>
+        <w:t>’Incrément</w:t>
+      </w:r>
+      <w:bookmarkEnd w:id="16"/>
+    </w:p>
+    <w:p>
+      <w:pPr>
+        <w:spacing w:after="120" w:line="288" w:lineRule="auto"/>
+        <w:jc w:val="both"/>
+      </w:pPr>
+      <w:r>
+        <w:t>L'incrément Scrum est le résultat du travail de l'équipe pendant un Sprint. Il s'agit d'une somme de fonctionnalités terminées, intégrées et potentiellement livrables, qui apporte de la valeur au produit</w:t>
+      </w:r>
+    </w:p>
+    <w:p>
+      <w:pPr>
+        <w:spacing w:after="120" w:line="288" w:lineRule="auto"/>
+        <w:jc w:val="center"/>
+      </w:pPr>
+      <w:r>
+        <w:rPr>
+          <w:noProof/>
+        </w:rPr>
+        <w:drawing>
+          <wp:inline distT="0" distB="0" distL="0" distR="0" wp14:anchorId="6EAC9B2E" wp14:editId="47B10660">
+            <wp:extent cx="5576935" cy="2485709"/>
+            <wp:effectExtent l="19050" t="19050" r="24130" b="10160"/>
+            <wp:docPr id="1669365622" name="Image 9"/>
+            <wp:cNvGraphicFramePr>
+              <a:graphicFrameLocks xmlns:a="http://schemas.openxmlformats.org/drawingml/2006/main" noChangeAspect="1"/>
+            </wp:cNvGraphicFramePr>
+            <a:graphic xmlns:a="http://schemas.openxmlformats.org/drawingml/2006/main">
+              <a:graphicData uri="http://schemas.openxmlformats.org/drawingml/2006/picture">
+                <pic:pic xmlns:pic="http://schemas.openxmlformats.org/drawingml/2006/picture">
+                  <pic:nvPicPr>
+                    <pic:cNvPr id="1669365622" name="Image 1669365622"/>
+                    <pic:cNvPicPr/>
+                  </pic:nvPicPr>
+                  <pic:blipFill>
+                    <a:blip r:embed="rId30" cstate="print">
+                      <a:extLst>
+                        <a:ext uri="{28A0092B-C50C-407E-A947-70E740481C1C}">
+                          <a14:useLocalDpi xmlns:a14="http://schemas.microsoft.com/office/drawing/2010/main" val="0"/>
+                        </a:ext>
+                      </a:extLst>
+                    </a:blip>
+                    <a:stretch>
+                      <a:fillRect/>
+                    </a:stretch>
+                  </pic:blipFill>
+                  <pic:spPr>
+                    <a:xfrm>
+                      <a:off x="0" y="0"/>
+                      <a:ext cx="5584623" cy="2489135"/>
+                    </a:xfrm>
+                    <a:prstGeom prst="rect">
+                      <a:avLst/>
+                    </a:prstGeom>
+                    <a:ln>
+                      <a:solidFill>
+                        <a:schemeClr val="bg1">
+                          <a:lumMod val="95000"/>
+                        </a:schemeClr>
+                      </a:solidFill>
+                    </a:ln>
+                  </pic:spPr>
+                </pic:pic>
+              </a:graphicData>
+            </a:graphic>
+          </wp:inline>
+        </w:drawing>
+      </w:r>
+    </w:p>
+    <w:p>
+      <w:pPr>
+        <w:spacing w:after="120" w:line="288" w:lineRule="auto"/>
+        <w:jc w:val="both"/>
+      </w:pPr>
+    </w:p>
+    <w:p>
+      <w:pPr>
+        <w:spacing w:after="120" w:line="288" w:lineRule="auto"/>
+        <w:jc w:val="both"/>
+      </w:pPr>
+    </w:p>
+    <w:p>
+      <w:pPr>
+        <w:pStyle w:val="Titre1"/>
+        <w:spacing w:before="400"/>
+      </w:pPr>
+      <w:bookmarkStart w:id="17" w:name="_Toc241796149"/>
+      <w:r>
+        <w:lastRenderedPageBreak/>
+        <w:t>Conclusion</w:t>
+      </w:r>
+      <w:bookmarkEnd w:id="17"/>
+    </w:p>
+    <w:p>
+      <w:pPr>
+        <w:spacing w:after="120" w:line="288" w:lineRule="auto"/>
+        <w:jc w:val="both"/>
+        <w:rPr>
+          <w:i/>
+          <w:iCs/>
+        </w:rPr>
+      </w:pPr>
+      <w:r>
+        <w:t>Scrum</w:t>
+      </w:r>
+      <w:r>
+        <w:t>,</w:t>
+      </w:r>
+      <w:r>
+        <w:t xml:space="preserve"> dans la continuité du Manifeste Agile</w:t>
+      </w:r>
+      <w:r>
+        <w:t xml:space="preserve">, </w:t>
+      </w:r>
+      <w:r>
+        <w:t xml:space="preserve">remplace la rigidité des cycles de développement traditionnels par un cadre itératif, fondé sur la transparence, l'inspection et l'adaptation. </w:t>
+      </w:r>
+    </w:p>
+    <w:tbl>
+      <w:tblPr>
+        <w:tblW w:w="9026" w:type="dxa"/>
+        <w:tblBorders>
+          <w:top w:val="single" w:sz="4" w:space="0" w:color="auto"/>
+          <w:left w:val="single" w:sz="4" w:space="0" w:color="auto"/>
+          <w:bottom w:val="single" w:sz="4" w:space="0" w:color="auto"/>
+          <w:right w:val="single" w:sz="4" w:space="0" w:color="auto"/>
+          <w:insideH w:val="single" w:sz="4" w:space="0" w:color="auto"/>
+          <w:insideV w:val="single" w:sz="4" w:space="0" w:color="auto"/>
+        </w:tblBorders>
+        <w:tblCellMar>
+          <w:left w:w="10" w:type="dxa"/>
+          <w:right w:w="10" w:type="dxa"/>
+        </w:tblCellMar>
+        <w:tblLook w:val="0000" w:firstRow="0" w:lastRow="0" w:firstColumn="0" w:lastColumn="0" w:noHBand="0" w:noVBand="0"/>
+      </w:tblPr>
+      <w:tblGrid>
+        <w:gridCol w:w="2405"/>
+        <w:gridCol w:w="6621"/>
+      </w:tblGrid>
+      <w:tr>
+        <w:trPr>
+          <w:tblHeader/>
+        </w:trPr>
+        <w:tc>
+          <w:tcPr>
+            <w:tcW w:w="2405" w:type="dxa"/>
+            <w:tcBorders>
+              <w:top w:val="single" w:sz="4" w:space="0" w:color="BFBFBF"/>
+              <w:left w:val="single" w:sz="4" w:space="0" w:color="BFBFBF"/>
+              <w:bottom w:val="single" w:sz="4" w:space="0" w:color="BFBFBF"/>
+              <w:right w:val="single" w:sz="4" w:space="0" w:color="BFBFBF"/>
+            </w:tcBorders>
+            <w:shd w:val="clear" w:color="auto" w:fill="1F4E79"/>
+            <w:tcMar>
+              <w:top w:w="80" w:type="dxa"/>
+              <w:left w:w="120" w:type="dxa"/>
+              <w:bottom w:w="80" w:type="dxa"/>
+              <w:right w:w="120" w:type="dxa"/>
+            </w:tcMar>
+          </w:tcPr>
+          <w:p>
+            <w:r>
+              <w:rPr>
+                <w:b/>
+                <w:bCs/>
+                <w:color w:val="FFFFFF"/>
+                <w:sz w:val="20"/>
+                <w:szCs w:val="20"/>
+              </w:rPr>
+              <w:t>Cible</w:t>
+            </w:r>
+          </w:p>
+        </w:tc>
+        <w:tc>
+          <w:tcPr>
+            <w:tcW w:w="6621" w:type="dxa"/>
+            <w:tcBorders>
+              <w:top w:val="single" w:sz="4" w:space="0" w:color="BFBFBF"/>
+              <w:left w:val="single" w:sz="4" w:space="0" w:color="BFBFBF"/>
+              <w:bottom w:val="single" w:sz="4" w:space="0" w:color="BFBFBF"/>
+              <w:right w:val="single" w:sz="4" w:space="0" w:color="BFBFBF"/>
+            </w:tcBorders>
+            <w:shd w:val="clear" w:color="auto" w:fill="1F4E79"/>
+            <w:tcMar>
+              <w:top w:w="80" w:type="dxa"/>
+              <w:left w:w="120" w:type="dxa"/>
+              <w:bottom w:w="80" w:type="dxa"/>
+              <w:right w:w="120" w:type="dxa"/>
+            </w:tcMar>
+          </w:tcPr>
+          <w:p>
+            <w:r>
+              <w:rPr>
+                <w:b/>
+                <w:bCs/>
+                <w:color w:val="FFFFFF"/>
+                <w:sz w:val="20"/>
+                <w:szCs w:val="20"/>
+              </w:rPr>
+              <w:t>Bénéfice</w:t>
+            </w:r>
+          </w:p>
+        </w:tc>
+      </w:tr>
+      <w:tr>
+        <w:tc>
+          <w:tcPr>
+            <w:tcW w:w="2405" w:type="dxa"/>
+            <w:tcBorders>
+              <w:top w:val="single" w:sz="4" w:space="0" w:color="BFBFBF"/>
+              <w:left w:val="single" w:sz="4" w:space="0" w:color="BFBFBF"/>
+              <w:bottom w:val="single" w:sz="4" w:space="0" w:color="BFBFBF"/>
+              <w:right w:val="single" w:sz="4" w:space="0" w:color="BFBFBF"/>
+            </w:tcBorders>
+            <w:tcMar>
+              <w:top w:w="80" w:type="dxa"/>
+              <w:left w:w="120" w:type="dxa"/>
+              <w:bottom w:w="80" w:type="dxa"/>
+              <w:right w:w="120" w:type="dxa"/>
+            </w:tcMar>
+          </w:tcPr>
+          <w:p>
+            <w:r>
+              <w:rPr>
+                <w:color w:val="000000"/>
+                <w:sz w:val="20"/>
+                <w:szCs w:val="20"/>
+              </w:rPr>
+              <w:t>Pour le produit et le client</w:t>
+            </w:r>
+          </w:p>
+        </w:tc>
+        <w:tc>
+          <w:tcPr>
+            <w:tcW w:w="6621" w:type="dxa"/>
+            <w:tcBorders>
+              <w:top w:val="single" w:sz="4" w:space="0" w:color="BFBFBF"/>
+              <w:left w:val="single" w:sz="4" w:space="0" w:color="BFBFBF"/>
+              <w:bottom w:val="single" w:sz="4" w:space="0" w:color="BFBFBF"/>
+              <w:right w:val="single" w:sz="4" w:space="0" w:color="BFBFBF"/>
+            </w:tcBorders>
+            <w:tcMar>
+              <w:top w:w="80" w:type="dxa"/>
+              <w:left w:w="120" w:type="dxa"/>
+              <w:bottom w:w="80" w:type="dxa"/>
+              <w:right w:w="120" w:type="dxa"/>
+            </w:tcMar>
+          </w:tcPr>
+          <w:p>
+            <w:pPr>
+              <w:spacing w:after="80"/>
+              <w:jc w:val="both"/>
+              <w:rPr>
+                <w:color w:val="000000"/>
+                <w:sz w:val="20"/>
+                <w:szCs w:val="20"/>
+              </w:rPr>
+            </w:pPr>
+            <w:r>
+              <w:rPr>
+                <w:color w:val="000000"/>
+                <w:sz w:val="20"/>
+                <w:szCs w:val="20"/>
+              </w:rPr>
+              <w:t>Livraison rapide de valeur : chaque sprint (1 à 4 semaines) produit un incrément fonctionnel, donc le client voit des résultats concrets très tôt.</w:t>
+            </w:r>
+          </w:p>
+          <w:p>
+            <w:pPr>
+              <w:spacing w:after="80"/>
+              <w:jc w:val="both"/>
+              <w:rPr>
+                <w:color w:val="000000"/>
+                <w:sz w:val="20"/>
+                <w:szCs w:val="20"/>
+              </w:rPr>
+            </w:pPr>
+            <w:r>
+              <w:rPr>
+                <w:color w:val="000000"/>
+                <w:sz w:val="20"/>
+                <w:szCs w:val="20"/>
+              </w:rPr>
+              <w:t>Meilleure adéquation au besoin : le client est impliqué en continu (sprint review), ce qui limite l'écart entre le produit livré et ses attentes.</w:t>
+            </w:r>
+          </w:p>
+          <w:p>
+            <w:pPr>
+              <w:jc w:val="both"/>
+            </w:pPr>
+            <w:r>
+              <w:rPr>
+                <w:color w:val="000000"/>
+                <w:sz w:val="20"/>
+                <w:szCs w:val="20"/>
+              </w:rPr>
+              <w:t>Qualité accrue : les tests et la définition de « terminé » (Definition of Done) sont intégrés à chaque itération, les défauts sont détectés tôt.</w:t>
+            </w:r>
+          </w:p>
+        </w:tc>
+      </w:tr>
+      <w:tr>
+        <w:tc>
+          <w:tcPr>
+            <w:tcW w:w="2405" w:type="dxa"/>
+            <w:tcBorders>
+              <w:top w:val="single" w:sz="4" w:space="0" w:color="BFBFBF"/>
+              <w:left w:val="single" w:sz="4" w:space="0" w:color="BFBFBF"/>
+              <w:bottom w:val="single" w:sz="4" w:space="0" w:color="BFBFBF"/>
+              <w:right w:val="single" w:sz="4" w:space="0" w:color="BFBFBF"/>
+            </w:tcBorders>
+            <w:tcMar>
+              <w:top w:w="80" w:type="dxa"/>
+              <w:left w:w="120" w:type="dxa"/>
+              <w:bottom w:w="80" w:type="dxa"/>
+              <w:right w:w="120" w:type="dxa"/>
+            </w:tcMar>
+          </w:tcPr>
+          <w:p>
+            <w:r>
+              <w:rPr>
+                <w:color w:val="000000"/>
+                <w:sz w:val="20"/>
+                <w:szCs w:val="20"/>
+              </w:rPr>
+              <w:t>Pour l'équipe</w:t>
+            </w:r>
+          </w:p>
+        </w:tc>
+        <w:tc>
+          <w:tcPr>
+            <w:tcW w:w="6621" w:type="dxa"/>
+            <w:tcBorders>
+              <w:top w:val="single" w:sz="4" w:space="0" w:color="BFBFBF"/>
+              <w:left w:val="single" w:sz="4" w:space="0" w:color="BFBFBF"/>
+              <w:bottom w:val="single" w:sz="4" w:space="0" w:color="BFBFBF"/>
+              <w:right w:val="single" w:sz="4" w:space="0" w:color="BFBFBF"/>
+            </w:tcBorders>
+            <w:tcMar>
+              <w:top w:w="80" w:type="dxa"/>
+              <w:left w:w="120" w:type="dxa"/>
+              <w:bottom w:w="80" w:type="dxa"/>
+              <w:right w:w="120" w:type="dxa"/>
+            </w:tcMar>
+          </w:tcPr>
+          <w:p>
+            <w:pPr>
+              <w:spacing w:after="80"/>
+              <w:jc w:val="both"/>
+              <w:rPr>
+                <w:color w:val="000000"/>
+                <w:sz w:val="20"/>
+                <w:szCs w:val="20"/>
+              </w:rPr>
+            </w:pPr>
+            <w:r>
+              <w:rPr>
+                <w:color w:val="000000"/>
+                <w:sz w:val="20"/>
+                <w:szCs w:val="20"/>
+              </w:rPr>
+              <w:t>Communication renforcée : daily scrum, planning, review et rétrospective favorisent le dialogue et le partage de connaissances.</w:t>
+            </w:r>
+          </w:p>
+          <w:p>
+            <w:pPr>
+              <w:spacing w:after="80"/>
+              <w:jc w:val="both"/>
+              <w:rPr>
+                <w:color w:val="000000"/>
+                <w:sz w:val="20"/>
+                <w:szCs w:val="20"/>
+              </w:rPr>
+            </w:pPr>
+            <w:r>
+              <w:rPr>
+                <w:color w:val="000000"/>
+                <w:sz w:val="20"/>
+                <w:szCs w:val="20"/>
+              </w:rPr>
+              <w:t>Motivation et responsabilisation : l'équipe est autoorganisée et s'engage elle-même sur ce qu'elle peut livrer.</w:t>
+            </w:r>
+          </w:p>
+          <w:p>
+            <w:pPr>
+              <w:spacing w:after="80"/>
+              <w:jc w:val="both"/>
+              <w:rPr>
+                <w:color w:val="000000"/>
+                <w:sz w:val="20"/>
+                <w:szCs w:val="20"/>
+              </w:rPr>
+            </w:pPr>
+            <w:r>
+              <w:rPr>
+                <w:color w:val="000000"/>
+                <w:sz w:val="20"/>
+                <w:szCs w:val="20"/>
+              </w:rPr>
+              <w:t>Rythme soutenable : le travail est découpé en cycles courts et réguliers, ce qui évite l'effet tunnel et l'épuisement.</w:t>
+            </w:r>
+          </w:p>
+          <w:p>
+            <w:pPr>
+              <w:jc w:val="both"/>
+            </w:pPr>
+            <w:r>
+              <w:rPr>
+                <w:color w:val="000000"/>
+                <w:sz w:val="20"/>
+                <w:szCs w:val="20"/>
+              </w:rPr>
+              <w:t>Amélioration continue : la rétrospective permet d'ajuster le fonctionnement à chaque sprint.</w:t>
+            </w:r>
+          </w:p>
+        </w:tc>
+      </w:tr>
+      <w:tr>
+        <w:tc>
+          <w:tcPr>
+            <w:tcW w:w="2405" w:type="dxa"/>
+            <w:tcBorders>
+              <w:top w:val="single" w:sz="4" w:space="0" w:color="BFBFBF"/>
+              <w:left w:val="single" w:sz="4" w:space="0" w:color="BFBFBF"/>
+              <w:bottom w:val="single" w:sz="4" w:space="0" w:color="BFBFBF"/>
+              <w:right w:val="single" w:sz="4" w:space="0" w:color="BFBFBF"/>
+            </w:tcBorders>
+            <w:tcMar>
+              <w:top w:w="80" w:type="dxa"/>
+              <w:left w:w="120" w:type="dxa"/>
+              <w:bottom w:w="80" w:type="dxa"/>
+              <w:right w:w="120" w:type="dxa"/>
+            </w:tcMar>
+          </w:tcPr>
+          <w:p>
+            <w:r>
+              <w:rPr>
+                <w:color w:val="000000"/>
+                <w:sz w:val="20"/>
+                <w:szCs w:val="20"/>
+              </w:rPr>
+              <w:t>Pour la gestion du projet</w:t>
+            </w:r>
+          </w:p>
+        </w:tc>
+        <w:tc>
+          <w:tcPr>
+            <w:tcW w:w="6621" w:type="dxa"/>
+            <w:tcBorders>
+              <w:top w:val="single" w:sz="4" w:space="0" w:color="BFBFBF"/>
+              <w:left w:val="single" w:sz="4" w:space="0" w:color="BFBFBF"/>
+              <w:bottom w:val="single" w:sz="4" w:space="0" w:color="BFBFBF"/>
+              <w:right w:val="single" w:sz="4" w:space="0" w:color="BFBFBF"/>
+            </w:tcBorders>
+            <w:tcMar>
+              <w:top w:w="80" w:type="dxa"/>
+              <w:left w:w="120" w:type="dxa"/>
+              <w:bottom w:w="80" w:type="dxa"/>
+              <w:right w:w="120" w:type="dxa"/>
+            </w:tcMar>
+          </w:tcPr>
+          <w:p>
+            <w:pPr>
+              <w:spacing w:after="80"/>
+              <w:jc w:val="both"/>
+              <w:rPr>
+                <w:color w:val="000000"/>
+                <w:sz w:val="20"/>
+                <w:szCs w:val="20"/>
+              </w:rPr>
+            </w:pPr>
+            <w:r>
+              <w:rPr>
+                <w:color w:val="000000"/>
+                <w:sz w:val="20"/>
+                <w:szCs w:val="20"/>
+              </w:rPr>
+              <w:t>Flexibilité face au changement : le backlog est réorganisé à chaque sprint selon les priorités du moment.</w:t>
+            </w:r>
+          </w:p>
+          <w:p>
+            <w:pPr>
+              <w:spacing w:after="80"/>
+              <w:jc w:val="both"/>
+              <w:rPr>
+                <w:color w:val="000000"/>
+                <w:sz w:val="20"/>
+                <w:szCs w:val="20"/>
+              </w:rPr>
+            </w:pPr>
+            <w:r>
+              <w:rPr>
+                <w:color w:val="000000"/>
+                <w:sz w:val="20"/>
+                <w:szCs w:val="20"/>
+              </w:rPr>
+              <w:t>Transparence : l'avancement est visible de tous (burn-down chart, backlog, tableau des tâches).</w:t>
+            </w:r>
+          </w:p>
+          <w:p>
+            <w:pPr>
+              <w:spacing w:after="80"/>
+              <w:jc w:val="both"/>
+              <w:rPr>
+                <w:color w:val="000000"/>
+                <w:sz w:val="20"/>
+                <w:szCs w:val="20"/>
+              </w:rPr>
+            </w:pPr>
+            <w:r>
+              <w:rPr>
+                <w:color w:val="000000"/>
+                <w:sz w:val="20"/>
+                <w:szCs w:val="20"/>
+              </w:rPr>
+              <w:t>Réduction des risques : les cycles courts permettent de détecter rapidement les erreurs, les blocages ou les dérives de planning.</w:t>
+            </w:r>
+          </w:p>
+          <w:p>
+            <w:pPr>
+              <w:jc w:val="both"/>
+            </w:pPr>
+            <w:r>
+              <w:rPr>
+                <w:color w:val="000000"/>
+                <w:sz w:val="20"/>
+                <w:szCs w:val="20"/>
+              </w:rPr>
+              <w:t>Meilleur retour sur investissement : les fonctionnalités à plus forte valeur sont développées en premier.</w:t>
+            </w:r>
+          </w:p>
+        </w:tc>
+      </w:tr>
+    </w:tbl>
+    <w:p>
+      <w:pPr>
+        <w:spacing w:before="160" w:after="120" w:line="288" w:lineRule="auto"/>
+        <w:jc w:val="both"/>
+      </w:pPr>
+      <w:r>
+        <w:t>S</w:t>
+      </w:r>
+      <w:r>
+        <w:t xml:space="preserve">on efficacité repose sur la complémentarité de trois rôles (Scrum Master, Product Owner, équipe), de cinq événements rythmés par le Sprint, et de trois artefacts (Product Backlog, Sprint Backlog, Incrément), </w:t>
+      </w:r>
+      <w:r>
+        <w:t>reposant sur d</w:t>
+      </w:r>
+      <w:r>
+        <w:t>es outils comme les User Stories, le Burn-Down chart et les Definitions of Done</w:t>
+      </w:r>
+      <w:r>
+        <w:t>.</w:t>
+      </w:r>
+      <w:r>
+        <w:t xml:space="preserve"> </w:t>
+      </w:r>
+      <w:r>
+        <w:t>Au-delà des pratiques, la réussite de Scrum tient avant tout à l'adhésion de l'équipe à ses valeurs et à sa capacité d'amélioration continue.</w:t>
+      </w:r>
+    </w:p>
+    <w:tbl>
+      <w:tblPr>
+        <w:tblW w:w="9026" w:type="dxa"/>
+        <w:tblBorders>
+          <w:top w:val="single" w:sz="4" w:space="0" w:color="auto"/>
+          <w:left w:val="single" w:sz="4" w:space="0" w:color="auto"/>
+          <w:bottom w:val="single" w:sz="4" w:space="0" w:color="auto"/>
+          <w:right w:val="single" w:sz="4" w:space="0" w:color="auto"/>
+          <w:insideH w:val="single" w:sz="4" w:space="0" w:color="auto"/>
+          <w:insideV w:val="single" w:sz="4" w:space="0" w:color="auto"/>
+        </w:tblBorders>
+        <w:tblCellMar>
+          <w:left w:w="10" w:type="dxa"/>
+          <w:right w:w="10" w:type="dxa"/>
+        </w:tblCellMar>
+        <w:tblLook w:val="0000" w:firstRow="0" w:lastRow="0" w:firstColumn="0" w:lastColumn="0" w:noHBand="0" w:noVBand="0"/>
+      </w:tblPr>
+      <w:tblGrid>
+        <w:gridCol w:w="9026"/>
+      </w:tblGrid>
+      <w:tr>
+        <w:tc>
+          <w:tcPr>
+            <w:tcW w:w="9026" w:type="dxa"/>
+            <w:tcBorders>
+              <w:top w:val="none" w:sz="0" w:space="0" w:color="FFFFFF"/>
+              <w:left w:val="single" w:sz="24" w:space="0" w:color="2E75B6"/>
+              <w:bottom w:val="none" w:sz="0" w:space="0" w:color="FFFFFF"/>
+              <w:right w:val="none" w:sz="0" w:space="0" w:color="FFFFFF"/>
+            </w:tcBorders>
+            <w:shd w:val="clear" w:color="auto" w:fill="DCE9F5"/>
+            <w:tcMar>
+              <w:top w:w="140" w:type="dxa"/>
+              <w:left w:w="200" w:type="dxa"/>
+              <w:bottom w:w="140" w:type="dxa"/>
+              <w:right w:w="200" w:type="dxa"/>
+            </w:tcMar>
+          </w:tcPr>
+          <w:p>
+            <w:pPr>
+              <w:spacing w:after="60"/>
+            </w:pPr>
+            <w:r>
+              <w:rPr>
+                <w:b/>
+                <w:bCs/>
+                <w:color w:val="1F4E79"/>
+              </w:rPr>
+              <w:t>A retenir</w:t>
+            </w:r>
+          </w:p>
+          <w:p>
+            <w:pPr>
+              <w:rPr>
+                <w:i/>
+                <w:iCs/>
+              </w:rPr>
+            </w:pPr>
+            <w:r>
+              <w:rPr>
+                <w:i/>
+                <w:iCs/>
+              </w:rPr>
+              <w:t>Kanban, par son flux continu et sa limitation du travail en cours, offre une alternative ou un complément pertinent selon la nature des projets.</w:t>
+            </w:r>
+          </w:p>
+        </w:tc>
+      </w:tr>
+    </w:tbl>
+    <w:p>
+      <w:pPr>
+        <w:spacing w:after="120" w:line="288" w:lineRule="auto"/>
+        <w:jc w:val="both"/>
+      </w:pPr>
+    </w:p>
+    <w:p>
+      <w:r>
+        <w:br w:type="page"/>
+      </w:r>
+    </w:p>
+    <w:p>
+      <w:pPr>
+        <w:pStyle w:val="Titre1"/>
+        <w:spacing w:before="400"/>
+      </w:pPr>
+      <w:bookmarkStart w:id="18" w:name="_Toc241796150"/>
+      <w:r>
+        <w:lastRenderedPageBreak/>
+        <w:t>Annexe</w:t>
+      </w:r>
+      <w:bookmarkEnd w:id="18"/>
+    </w:p>
+    <w:p>
+      <w:pPr>
+        <w:pStyle w:val="Titre2"/>
+        <w:rPr>
+          <w:b w:val="0"/>
+          <w:bCs w:val="0"/>
+        </w:rPr>
+      </w:pPr>
+      <w:bookmarkStart w:id="19" w:name="_Toc241796151"/>
+      <w:r>
+        <w:rPr>
+          <w:b w:val="0"/>
+          <w:bCs w:val="0"/>
+        </w:rPr>
+        <w:t>1</w:t>
+      </w:r>
+      <w:r>
+        <w:rPr>
+          <w:b w:val="0"/>
+          <w:bCs w:val="0"/>
+        </w:rPr>
+        <w:t>. Cahier des charges fonctionnel</w:t>
+      </w:r>
+      <w:bookmarkEnd w:id="19"/>
+      <w:r>
+        <w:rPr>
+          <w:b w:val="0"/>
+          <w:bCs w:val="0"/>
+        </w:rPr>
+        <w:t xml:space="preserve">   </w:t>
+      </w:r>
+    </w:p>
+    <w:p>
+      <w:pPr>
+        <w:jc w:val="both"/>
+      </w:pPr>
+      <w:r>
+        <w:t xml:space="preserve">Voici la structure des </w:t>
+      </w:r>
+      <w:r>
+        <w:t>huit</w:t>
+      </w:r>
+      <w:r>
+        <w:t xml:space="preserve"> fonctionnalités détaillées pour le cahier des charges </w:t>
+      </w:r>
+      <w:r>
+        <w:t>fonctionnel du</w:t>
+      </w:r>
+      <w:r>
+        <w:t xml:space="preserve"> système de jardinage intelligent</w:t>
+      </w:r>
+      <w:r>
+        <w:t xml:space="preserve">, après </w:t>
+      </w:r>
+    </w:p>
+    <w:p>
+      <w:pPr>
+        <w:pStyle w:val="Titre2"/>
+        <w:spacing w:after="60"/>
+        <w:rPr>
+          <w:b w:val="0"/>
+          <w:bCs w:val="0"/>
+        </w:rPr>
+      </w:pPr>
+      <w:bookmarkStart w:id="20" w:name="_Toc241796152"/>
+      <w:r>
+        <w:rPr>
+          <w:b w:val="0"/>
+          <w:bCs w:val="0"/>
+        </w:rPr>
+        <w:t xml:space="preserve">1.1 </w:t>
+      </w:r>
+      <w:r>
+        <w:rPr>
+          <w:b w:val="0"/>
+          <w:bCs w:val="0"/>
+        </w:rPr>
+        <w:t>Surveillance de la santé des plantes</w:t>
+      </w:r>
+      <w:bookmarkEnd w:id="20"/>
+    </w:p>
+    <w:p>
+      <w:pPr>
+        <w:spacing w:after="120"/>
+        <w:jc w:val="both"/>
+      </w:pPr>
+      <w:r>
+        <w:t>Suivi en temps réel des constantes vitales du végétal et détection précoce des anomalies.</w:t>
+      </w:r>
+    </w:p>
+    <w:p>
+      <w:pPr>
+        <w:pStyle w:val="Paragraphedeliste"/>
+        <w:numPr>
+          <w:ilvl w:val="0"/>
+          <w:numId w:val="28"/>
+        </w:numPr>
+        <w:ind w:left="473"/>
+        <w:jc w:val="both"/>
+        <w:rPr>
+          <w:sz w:val="20"/>
+          <w:szCs w:val="20"/>
+        </w:rPr>
+      </w:pPr>
+      <w:r>
+        <w:rPr>
+          <w:sz w:val="20"/>
+          <w:szCs w:val="20"/>
+        </w:rPr>
+        <w:t>Capteurs intégrés : Mesure continue de l'humidité du sol, du pH, de l'électroconductivité (taux de nutriments/sels) et de la température racinaire.</w:t>
+      </w:r>
+    </w:p>
+    <w:p>
+      <w:pPr>
+        <w:pStyle w:val="Paragraphedeliste"/>
+        <w:numPr>
+          <w:ilvl w:val="0"/>
+          <w:numId w:val="28"/>
+        </w:numPr>
+        <w:ind w:left="473"/>
+        <w:jc w:val="both"/>
+        <w:rPr>
+          <w:sz w:val="20"/>
+          <w:szCs w:val="20"/>
+        </w:rPr>
+      </w:pPr>
+      <w:r>
+        <w:rPr>
+          <w:sz w:val="20"/>
+          <w:szCs w:val="20"/>
+        </w:rPr>
+        <w:t>Analyse visuelle : Traitement d'images via une caméra locale ou embarquée pour détecter les jaunissements (chlorose), taches foliaires et présence de ravageurs.</w:t>
+      </w:r>
+    </w:p>
+    <w:p>
+      <w:pPr>
+        <w:pStyle w:val="Paragraphedeliste"/>
+        <w:numPr>
+          <w:ilvl w:val="0"/>
+          <w:numId w:val="28"/>
+        </w:numPr>
+        <w:ind w:left="473"/>
+        <w:jc w:val="both"/>
+        <w:rPr>
+          <w:sz w:val="20"/>
+          <w:szCs w:val="20"/>
+        </w:rPr>
+      </w:pPr>
+      <w:r>
+        <w:rPr>
+          <w:sz w:val="20"/>
+          <w:szCs w:val="20"/>
+        </w:rPr>
+        <w:t>Base de connaissances : Comparaison automatique des données relevées avec le profil d'exigence spécifique de l'espèce végétale.</w:t>
+      </w:r>
+    </w:p>
+    <w:p>
+      <w:pPr>
+        <w:pStyle w:val="Titre2"/>
+        <w:spacing w:after="60"/>
+        <w:rPr>
+          <w:b w:val="0"/>
+          <w:bCs w:val="0"/>
+        </w:rPr>
+      </w:pPr>
+      <w:bookmarkStart w:id="21" w:name="_Toc241796153"/>
+      <w:r>
+        <w:rPr>
+          <w:b w:val="0"/>
+          <w:bCs w:val="0"/>
+        </w:rPr>
+        <w:t>1.2 Surveillance de la santé des plantes</w:t>
+      </w:r>
+      <w:bookmarkEnd w:id="21"/>
+    </w:p>
+    <w:p>
+      <w:pPr>
+        <w:spacing w:after="120"/>
+        <w:jc w:val="both"/>
+      </w:pPr>
+      <w:r>
+        <w:t>Distribution d'eau optimisée et modulée sans intervention humaine directe.</w:t>
+      </w:r>
+    </w:p>
+    <w:p>
+      <w:pPr>
+        <w:pStyle w:val="Paragraphedeliste"/>
+        <w:numPr>
+          <w:ilvl w:val="0"/>
+          <w:numId w:val="27"/>
+        </w:numPr>
+        <w:ind w:left="473"/>
+        <w:jc w:val="both"/>
+        <w:rPr>
+          <w:sz w:val="20"/>
+          <w:szCs w:val="20"/>
+        </w:rPr>
+      </w:pPr>
+      <w:r>
+        <w:rPr>
+          <w:sz w:val="20"/>
+          <w:szCs w:val="20"/>
+        </w:rPr>
+        <w:t>Électrovannes multi-zones : Pilotage indépendant de plusieurs circuits d'irrigation selon les besoins de chaque parcelle ou pot.</w:t>
+      </w:r>
+    </w:p>
+    <w:p>
+      <w:pPr>
+        <w:pStyle w:val="Paragraphedeliste"/>
+        <w:numPr>
+          <w:ilvl w:val="0"/>
+          <w:numId w:val="27"/>
+        </w:numPr>
+        <w:ind w:left="473"/>
+        <w:jc w:val="both"/>
+        <w:rPr>
+          <w:sz w:val="20"/>
+          <w:szCs w:val="20"/>
+        </w:rPr>
+      </w:pPr>
+      <w:r>
+        <w:rPr>
+          <w:sz w:val="20"/>
+          <w:szCs w:val="20"/>
+        </w:rPr>
+        <w:t>Arrosage prédictif : Couplage du seuil d'humidité avec la météo prévisionnelle pour éviter de déclencher l'irrigation avant une pluie.</w:t>
+      </w:r>
+    </w:p>
+    <w:p>
+      <w:pPr>
+        <w:pStyle w:val="Paragraphedeliste"/>
+        <w:numPr>
+          <w:ilvl w:val="0"/>
+          <w:numId w:val="27"/>
+        </w:numPr>
+        <w:ind w:left="473"/>
+        <w:jc w:val="both"/>
+        <w:rPr>
+          <w:sz w:val="20"/>
+          <w:szCs w:val="20"/>
+        </w:rPr>
+      </w:pPr>
+      <w:r>
+        <w:rPr>
+          <w:sz w:val="20"/>
+          <w:szCs w:val="20"/>
+        </w:rPr>
+        <w:t>Modulation du débit : Gestion du micro-goutte-à-goutte et mesure du volume d'eau consommé via un débitmètre intégré.</w:t>
+      </w:r>
+    </w:p>
+    <w:p>
+      <w:pPr>
+        <w:pStyle w:val="Titre2"/>
+        <w:spacing w:after="60"/>
+        <w:rPr>
+          <w:b w:val="0"/>
+          <w:bCs w:val="0"/>
+        </w:rPr>
+      </w:pPr>
+      <w:bookmarkStart w:id="22" w:name="_Toc241796154"/>
+      <w:r>
+        <w:rPr>
+          <w:b w:val="0"/>
+          <w:bCs w:val="0"/>
+        </w:rPr>
+        <w:t>1.</w:t>
+      </w:r>
+      <w:r>
+        <w:rPr>
+          <w:b w:val="0"/>
+          <w:bCs w:val="0"/>
+        </w:rPr>
+        <w:t>3</w:t>
+      </w:r>
+      <w:r>
+        <w:rPr>
+          <w:b w:val="0"/>
+          <w:bCs w:val="0"/>
+        </w:rPr>
+        <w:t xml:space="preserve"> </w:t>
+      </w:r>
+      <w:r>
+        <w:rPr>
+          <w:b w:val="0"/>
+          <w:bCs w:val="0"/>
+        </w:rPr>
+        <w:t>Alertes et suivi météorologiques</w:t>
+      </w:r>
+      <w:bookmarkEnd w:id="22"/>
+    </w:p>
+    <w:p>
+      <w:pPr>
+        <w:spacing w:after="120"/>
+        <w:jc w:val="both"/>
+      </w:pPr>
+      <w:r>
+        <w:t>Anticipation des risques climatiques pouvant impacter la survie ou la croissance des cultures.</w:t>
+      </w:r>
+    </w:p>
+    <w:p>
+      <w:pPr>
+        <w:pStyle w:val="Paragraphedeliste"/>
+        <w:numPr>
+          <w:ilvl w:val="0"/>
+          <w:numId w:val="31"/>
+        </w:numPr>
+        <w:ind w:left="473"/>
+        <w:jc w:val="both"/>
+        <w:rPr>
+          <w:sz w:val="20"/>
+          <w:szCs w:val="20"/>
+        </w:rPr>
+      </w:pPr>
+      <w:r>
+        <w:rPr>
+          <w:sz w:val="20"/>
+          <w:szCs w:val="20"/>
+        </w:rPr>
+        <w:t>Intégration API Météo : Récupération automatique des prévisions locales à 48 heures (températures, précipitations, vent, gel).</w:t>
+      </w:r>
+    </w:p>
+    <w:p>
+      <w:pPr>
+        <w:pStyle w:val="Paragraphedeliste"/>
+        <w:numPr>
+          <w:ilvl w:val="0"/>
+          <w:numId w:val="31"/>
+        </w:numPr>
+        <w:spacing w:after="120"/>
+        <w:ind w:left="473"/>
+        <w:jc w:val="both"/>
+        <w:rPr>
+          <w:sz w:val="20"/>
+          <w:szCs w:val="20"/>
+        </w:rPr>
+      </w:pPr>
+      <w:r>
+        <w:rPr>
+          <w:sz w:val="20"/>
+          <w:szCs w:val="20"/>
+        </w:rPr>
+        <w:t>Capteurs d'environnement : Mesure in situ de la température de l'air, de l'humidité ambiante, du rayonnement UV et de la vitesse du vent.</w:t>
+      </w:r>
+    </w:p>
+    <w:p>
+      <w:pPr>
+        <w:jc w:val="both"/>
+      </w:pPr>
+      <w:r>
+        <w:t>Système de notifications : Envoi d'alertes prioritaires (push/SMS/e-mail) en cas de risque de gel, de canicule ou de vent violent, avec recommandations d'actions (ex. : « Couvrir le potager »).</w:t>
+      </w:r>
+    </w:p>
+    <w:p>
+      <w:pPr>
+        <w:pStyle w:val="Titre2"/>
+        <w:spacing w:after="60"/>
+        <w:rPr>
+          <w:b w:val="0"/>
+          <w:bCs w:val="0"/>
+        </w:rPr>
+      </w:pPr>
+      <w:bookmarkStart w:id="23" w:name="_Toc241796155"/>
+      <w:r>
+        <w:rPr>
+          <w:b w:val="0"/>
+          <w:bCs w:val="0"/>
+        </w:rPr>
+        <w:t>1.</w:t>
+      </w:r>
+      <w:r>
+        <w:rPr>
+          <w:b w:val="0"/>
+          <w:bCs w:val="0"/>
+        </w:rPr>
+        <w:t>4</w:t>
+      </w:r>
+      <w:r>
+        <w:rPr>
+          <w:b w:val="0"/>
+          <w:bCs w:val="0"/>
+        </w:rPr>
+        <w:t xml:space="preserve"> </w:t>
+      </w:r>
+      <w:r>
+        <w:rPr>
+          <w:b w:val="0"/>
+          <w:bCs w:val="0"/>
+        </w:rPr>
+        <w:t>Gestion automatique de la fertilisation (Nutriments)</w:t>
+      </w:r>
+      <w:bookmarkEnd w:id="23"/>
+    </w:p>
+    <w:p>
+      <w:pPr>
+        <w:spacing w:after="120"/>
+        <w:jc w:val="both"/>
+      </w:pPr>
+      <w:r>
+        <w:t>Apport ciblé de nutriments liquides selon le stade de croissance du végétal.</w:t>
+      </w:r>
+    </w:p>
+    <w:p>
+      <w:pPr>
+        <w:pStyle w:val="Paragraphedeliste"/>
+        <w:numPr>
+          <w:ilvl w:val="0"/>
+          <w:numId w:val="34"/>
+        </w:numPr>
+        <w:ind w:left="473"/>
+        <w:jc w:val="both"/>
+        <w:rPr>
+          <w:sz w:val="20"/>
+          <w:szCs w:val="20"/>
+        </w:rPr>
+      </w:pPr>
+      <w:r>
+        <w:rPr>
+          <w:sz w:val="20"/>
+          <w:szCs w:val="20"/>
+        </w:rPr>
+        <w:t>Pompes doseuses : Injection automatique d'engrais liquide dans le circuit d'eau d'arrosage.</w:t>
+      </w:r>
+    </w:p>
+    <w:p>
+      <w:pPr>
+        <w:pStyle w:val="Paragraphedeliste"/>
+        <w:numPr>
+          <w:ilvl w:val="0"/>
+          <w:numId w:val="34"/>
+        </w:numPr>
+        <w:ind w:left="473"/>
+        <w:jc w:val="both"/>
+        <w:rPr>
+          <w:sz w:val="20"/>
+          <w:szCs w:val="20"/>
+        </w:rPr>
+      </w:pPr>
+      <w:r>
+        <w:rPr>
+          <w:sz w:val="20"/>
+          <w:szCs w:val="20"/>
+        </w:rPr>
+        <w:t>Cycles selon le développement : Ajustement du ratio N-P-K (Azote, Phosphore, Potassium) en fonction du stade (germination, croissance, floraison, fructification).</w:t>
+      </w:r>
+    </w:p>
+    <w:p>
+      <w:pPr>
+        <w:pStyle w:val="Paragraphedeliste"/>
+        <w:numPr>
+          <w:ilvl w:val="0"/>
+          <w:numId w:val="34"/>
+        </w:numPr>
+        <w:ind w:left="473"/>
+        <w:jc w:val="both"/>
+        <w:rPr>
+          <w:sz w:val="20"/>
+          <w:szCs w:val="20"/>
+        </w:rPr>
+      </w:pPr>
+      <w:r>
+        <w:rPr>
+          <w:sz w:val="20"/>
+          <w:szCs w:val="20"/>
+        </w:rPr>
+        <w:t xml:space="preserve">Alerte niveau de réserve : Notification </w:t>
+      </w:r>
+      <w:r>
+        <w:rPr>
+          <w:sz w:val="20"/>
+          <w:szCs w:val="20"/>
+        </w:rPr>
+        <w:t>si</w:t>
+      </w:r>
+      <w:r>
+        <w:rPr>
+          <w:sz w:val="20"/>
+          <w:szCs w:val="20"/>
+        </w:rPr>
+        <w:t xml:space="preserve"> le niveau des réservoirs d'engrais passe sous le seuil des 15 %.</w:t>
+      </w:r>
+    </w:p>
+    <w:p>
+      <w:pPr>
+        <w:pStyle w:val="Titre2"/>
+        <w:spacing w:after="60"/>
+        <w:rPr>
+          <w:b w:val="0"/>
+          <w:bCs w:val="0"/>
+        </w:rPr>
+      </w:pPr>
+      <w:bookmarkStart w:id="24" w:name="_Toc241796156"/>
+      <w:r>
+        <w:rPr>
+          <w:b w:val="0"/>
+          <w:bCs w:val="0"/>
+        </w:rPr>
+        <w:t>1.5 Interface de contrôle et Dashboard utilisateur (App Mobile &amp; Web)</w:t>
+      </w:r>
+      <w:bookmarkEnd w:id="24"/>
+    </w:p>
+    <w:p>
+      <w:pPr>
+        <w:jc w:val="both"/>
+      </w:pPr>
+      <w:r>
+        <w:t>Supervision à distance et paramétrage centralisé de tout le système par l'utilisateur.</w:t>
+      </w:r>
+    </w:p>
+    <w:p>
+      <w:pPr>
+        <w:pStyle w:val="Paragraphedeliste"/>
+        <w:numPr>
+          <w:ilvl w:val="0"/>
+          <w:numId w:val="35"/>
+        </w:numPr>
+        <w:ind w:left="473"/>
+        <w:jc w:val="both"/>
+        <w:rPr>
+          <w:sz w:val="20"/>
+          <w:szCs w:val="20"/>
+        </w:rPr>
+      </w:pPr>
+      <w:r>
+        <w:rPr>
+          <w:sz w:val="20"/>
+          <w:szCs w:val="20"/>
+        </w:rPr>
+        <w:t>Tableau de bord : Visualisation en temps réel des graphiques de température, d'humidité et de l'état général du jardin.</w:t>
+      </w:r>
+    </w:p>
+    <w:p>
+      <w:pPr>
+        <w:pStyle w:val="Paragraphedeliste"/>
+        <w:numPr>
+          <w:ilvl w:val="0"/>
+          <w:numId w:val="35"/>
+        </w:numPr>
+        <w:ind w:left="473"/>
+        <w:jc w:val="both"/>
+      </w:pPr>
+      <w:r>
+        <w:rPr>
+          <w:sz w:val="20"/>
+          <w:szCs w:val="20"/>
+        </w:rPr>
+        <w:t>Mode manuel / Automatique : Possibilité de reprendre la main à tout moment (ex. : déclencher un arrosage manuel de 5 min).</w:t>
+      </w:r>
+    </w:p>
+    <w:p>
+      <w:pPr>
+        <w:pStyle w:val="Paragraphedeliste"/>
+        <w:numPr>
+          <w:ilvl w:val="0"/>
+          <w:numId w:val="35"/>
+        </w:numPr>
+        <w:ind w:left="473"/>
+        <w:jc w:val="both"/>
+        <w:rPr>
+          <w:sz w:val="20"/>
+          <w:szCs w:val="20"/>
+        </w:rPr>
+      </w:pPr>
+      <w:r>
+        <w:rPr>
+          <w:sz w:val="20"/>
+          <w:szCs w:val="20"/>
+        </w:rPr>
+        <w:t>Cartographie du jardin : Modélisation de l'espace avec attribution de chaque capteur/valve à une zone ou plante spécifique.</w:t>
+      </w:r>
+    </w:p>
+    <w:p>
+      <w:pPr>
+        <w:pStyle w:val="Titre2"/>
+        <w:spacing w:after="60"/>
+        <w:rPr>
+          <w:b w:val="0"/>
+          <w:bCs w:val="0"/>
+        </w:rPr>
+      </w:pPr>
+      <w:bookmarkStart w:id="25" w:name="_Toc241796157"/>
+      <w:r>
+        <w:rPr>
+          <w:b w:val="0"/>
+          <w:bCs w:val="0"/>
+        </w:rPr>
+        <w:lastRenderedPageBreak/>
+        <w:t>1.</w:t>
+      </w:r>
+      <w:r>
+        <w:rPr>
+          <w:b w:val="0"/>
+          <w:bCs w:val="0"/>
+        </w:rPr>
+        <w:t>6</w:t>
+      </w:r>
+      <w:r>
+        <w:rPr>
+          <w:b w:val="0"/>
+          <w:bCs w:val="0"/>
+        </w:rPr>
+        <w:t xml:space="preserve"> </w:t>
+      </w:r>
+      <w:r>
+        <w:rPr>
+          <w:b w:val="0"/>
+          <w:bCs w:val="0"/>
+        </w:rPr>
+        <w:t>Gestion intelligente de l'énergie et réserve d'eau</w:t>
+      </w:r>
+      <w:bookmarkEnd w:id="25"/>
+    </w:p>
+    <w:p>
+      <w:pPr>
+        <w:spacing w:after="120"/>
+        <w:jc w:val="both"/>
+      </w:pPr>
+      <w:r>
+        <w:t>Autonomie opérationnelle du système et préservation de la ressource en eau.</w:t>
+      </w:r>
+    </w:p>
+    <w:p>
+      <w:pPr>
+        <w:pStyle w:val="Paragraphedeliste"/>
+        <w:numPr>
+          <w:ilvl w:val="0"/>
+          <w:numId w:val="37"/>
+        </w:numPr>
+        <w:ind w:left="473"/>
+        <w:jc w:val="both"/>
+        <w:rPr>
+          <w:sz w:val="20"/>
+          <w:szCs w:val="20"/>
+        </w:rPr>
+      </w:pPr>
+      <w:r>
+        <w:rPr>
+          <w:sz w:val="20"/>
+          <w:szCs w:val="20"/>
+        </w:rPr>
+        <w:t>Gestion des ressources en eau : Suivi du niveau de la cuve de récupération d'eau de pluie et bascule automatique sur l'eau du réseau uniquement si la cuve est vide.</w:t>
+      </w:r>
+    </w:p>
+    <w:p>
+      <w:pPr>
+        <w:pStyle w:val="Paragraphedeliste"/>
+        <w:numPr>
+          <w:ilvl w:val="0"/>
+          <w:numId w:val="37"/>
+        </w:numPr>
+        <w:ind w:left="473"/>
+        <w:jc w:val="both"/>
+        <w:rPr>
+          <w:sz w:val="20"/>
+          <w:szCs w:val="20"/>
+        </w:rPr>
+      </w:pPr>
+      <w:r>
+        <w:rPr>
+          <w:sz w:val="20"/>
+          <w:szCs w:val="20"/>
+        </w:rPr>
+        <w:t>Alimentation hybride : Module fonctionnant sur panneau solaire avec batterie tampon (mode basse consommation entre les relevés).</w:t>
+      </w:r>
+    </w:p>
+    <w:p>
+      <w:pPr>
+        <w:pStyle w:val="Paragraphedeliste"/>
+        <w:numPr>
+          <w:ilvl w:val="0"/>
+          <w:numId w:val="37"/>
+        </w:numPr>
+        <w:ind w:left="473"/>
+        <w:jc w:val="both"/>
+        <w:rPr>
+          <w:sz w:val="20"/>
+          <w:szCs w:val="20"/>
+        </w:rPr>
+      </w:pPr>
+      <w:r>
+        <w:rPr>
+          <w:sz w:val="20"/>
+          <w:szCs w:val="20"/>
+        </w:rPr>
+        <w:t>Alerte fuite et coupure : Détection d'anomalies de pression ou de débit indiquant une fuite ou un tuyau percé, avec coupure d'urgence de la vanne principale.</w:t>
+      </w:r>
+    </w:p>
+    <w:p>
+      <w:pPr>
+        <w:pStyle w:val="Titre2"/>
+        <w:spacing w:after="60"/>
+        <w:rPr>
+          <w:b w:val="0"/>
+          <w:bCs w:val="0"/>
+        </w:rPr>
+      </w:pPr>
+      <w:bookmarkStart w:id="26" w:name="_Toc241796158"/>
+      <w:r>
+        <w:rPr>
+          <w:b w:val="0"/>
+          <w:bCs w:val="0"/>
+        </w:rPr>
+        <w:t>1.</w:t>
+      </w:r>
+      <w:r>
+        <w:rPr>
+          <w:b w:val="0"/>
+          <w:bCs w:val="0"/>
+        </w:rPr>
+        <w:t>7</w:t>
+      </w:r>
+      <w:r>
+        <w:rPr>
+          <w:b w:val="0"/>
+          <w:bCs w:val="0"/>
+        </w:rPr>
+        <w:t xml:space="preserve"> </w:t>
+      </w:r>
+      <w:r>
+        <w:rPr>
+          <w:b w:val="0"/>
+          <w:bCs w:val="0"/>
+        </w:rPr>
+        <w:t>Journal de culture et IA prédictive</w:t>
+      </w:r>
+      <w:bookmarkEnd w:id="26"/>
+    </w:p>
+    <w:p>
+      <w:pPr>
+        <w:spacing w:after="120"/>
+        <w:jc w:val="both"/>
+      </w:pPr>
+      <w:r>
+        <w:t>Historique des données et recommandations automatisées pour améliorer le rendement et la santé des plantes.</w:t>
+      </w:r>
+    </w:p>
+    <w:p>
+      <w:pPr>
+        <w:pStyle w:val="Paragraphedeliste"/>
+        <w:numPr>
+          <w:ilvl w:val="0"/>
+          <w:numId w:val="39"/>
+        </w:numPr>
+        <w:ind w:left="473"/>
+        <w:jc w:val="both"/>
+        <w:rPr>
+          <w:sz w:val="20"/>
+          <w:szCs w:val="20"/>
+        </w:rPr>
+      </w:pPr>
+      <w:r>
+        <w:rPr>
+          <w:sz w:val="20"/>
+          <w:szCs w:val="20"/>
+        </w:rPr>
+        <w:t>Historique et traçabilité : Enregistrement des volumes d'eau distribués, des récoltes et des traitements effectués au fil des saisons.</w:t>
+      </w:r>
+    </w:p>
+    <w:p>
+      <w:pPr>
+        <w:pStyle w:val="Paragraphedeliste"/>
+        <w:numPr>
+          <w:ilvl w:val="0"/>
+          <w:numId w:val="39"/>
+        </w:numPr>
+        <w:ind w:left="473"/>
+        <w:jc w:val="both"/>
+        <w:rPr>
+          <w:sz w:val="20"/>
+          <w:szCs w:val="20"/>
+        </w:rPr>
+      </w:pPr>
+      <w:r>
+        <w:rPr>
+          <w:sz w:val="20"/>
+          <w:szCs w:val="20"/>
+        </w:rPr>
+        <w:t>Conseils personnalisés : Suggestions d'actions générées par l'IA (ex. : période idéale pour la taille, la plantation ou le paillage).</w:t>
+      </w:r>
+    </w:p>
+    <w:p>
+      <w:pPr>
+        <w:pStyle w:val="Paragraphedeliste"/>
+        <w:numPr>
+          <w:ilvl w:val="0"/>
+          <w:numId w:val="39"/>
+        </w:numPr>
+        <w:ind w:left="473"/>
+        <w:jc w:val="both"/>
+        <w:rPr>
+          <w:sz w:val="20"/>
+          <w:szCs w:val="20"/>
+        </w:rPr>
+      </w:pPr>
+      <w:r>
+        <w:rPr>
+          <w:sz w:val="20"/>
+          <w:szCs w:val="20"/>
+        </w:rPr>
+        <w:t>Identification de plantes : Ajout de nouvelles plantes dans le système par simple prise de photo.</w:t>
+      </w:r>
+    </w:p>
+    <w:p>
+      <w:pPr>
+        <w:pStyle w:val="Titre2"/>
+        <w:rPr>
+          <w:b w:val="0"/>
+          <w:bCs w:val="0"/>
+        </w:rPr>
+      </w:pPr>
+      <w:bookmarkStart w:id="27" w:name="_Toc241796159"/>
+      <w:r>
+        <w:rPr>
+          <w:b w:val="0"/>
+          <w:bCs w:val="0"/>
+        </w:rPr>
+        <w:t>1.8 Contrôle du microclimat (Gestion de serre / Protections)</w:t>
+      </w:r>
+      <w:bookmarkEnd w:id="27"/>
+    </w:p>
+    <w:p>
+      <w:pPr>
+        <w:spacing w:after="120"/>
+        <w:jc w:val="both"/>
+      </w:pPr>
+      <w:r>
+        <w:t>Action physique directe sur l'environnement immédiat des plantes sous serre ou sous abri.</w:t>
+      </w:r>
+    </w:p>
+    <w:p>
+      <w:pPr>
+        <w:pStyle w:val="Paragraphedeliste"/>
+        <w:numPr>
+          <w:ilvl w:val="0"/>
+          <w:numId w:val="41"/>
+        </w:numPr>
+        <w:ind w:left="473"/>
+        <w:jc w:val="both"/>
+        <w:rPr>
+          <w:sz w:val="20"/>
+          <w:szCs w:val="20"/>
+        </w:rPr>
+      </w:pPr>
+      <w:r>
+        <w:rPr>
+          <w:sz w:val="20"/>
+          <w:szCs w:val="20"/>
+        </w:rPr>
+        <w:t>Gestion des ouvrants : Motorisation de la ventilation de la serre (ouverture/fermeture des lucarnes selon la température intérieure).</w:t>
+      </w:r>
+    </w:p>
+    <w:p>
+      <w:pPr>
+        <w:pStyle w:val="Paragraphedeliste"/>
+        <w:numPr>
+          <w:ilvl w:val="0"/>
+          <w:numId w:val="41"/>
+        </w:numPr>
+        <w:ind w:left="473"/>
+        <w:jc w:val="both"/>
+        <w:rPr>
+          <w:sz w:val="20"/>
+          <w:szCs w:val="20"/>
+        </w:rPr>
+      </w:pPr>
+      <w:r>
+        <w:rPr>
+          <w:sz w:val="20"/>
+          <w:szCs w:val="20"/>
+        </w:rPr>
+        <w:t>Éclairage horticole d'appoint : Activation de LED horticoles lors des journées à faible rayonnement UV pour garantir le quota d'exposition lumineuse.</w:t>
+      </w:r>
+    </w:p>
+    <w:p>
+      <w:pPr>
+        <w:pStyle w:val="Paragraphedeliste"/>
+        <w:numPr>
+          <w:ilvl w:val="0"/>
+          <w:numId w:val="41"/>
+        </w:numPr>
+        <w:ind w:left="473"/>
+        <w:jc w:val="both"/>
+        <w:rPr>
+          <w:sz w:val="20"/>
+          <w:szCs w:val="20"/>
+        </w:rPr>
+      </w:pPr>
+      <w:r>
+        <w:rPr>
+          <w:sz w:val="20"/>
+          <w:szCs w:val="20"/>
+        </w:rPr>
+        <w:t>Chauffage / Brumisation : Déclenchement d'un brumisateur en cas d'air trop sec ou d'un câble chauffant lors de chutes de température critiques.</w:t>
+      </w:r>
+    </w:p>
     <w:sectPr>
-      <w:headerReference w:type="default" r:id="rId23"/>
-      <w:footerReference w:type="default" r:id="rId24"/>
+      <w:headerReference w:type="default" r:id="rId31"/>
+      <w:footerReference w:type="default" r:id="rId32"/>
       <w:pgSz w:w="11906" w:h="16838"/>
       <w:pgMar w:top="1440" w:right="1440" w:bottom="1300" w:left="1440" w:header="708" w:footer="708" w:gutter="0"/>
       <w:cols w:space="720"/>
@@ -6190,6 +10342,345 @@
     </w:lvl>
   </w:abstractNum>
   <w:abstractNum w:abstractNumId="2" w15:restartNumberingAfterBreak="0">
+    <w:nsid w:val="0BC82B89"/>
+    <w:multiLevelType w:val="hybridMultilevel"/>
+    <w:tmpl w:val="AB7896F0"/>
+    <w:lvl w:ilvl="0" w:tplc="7D824D6E">
+      <w:start w:val="1"/>
+      <w:numFmt w:val="bullet"/>
+      <w:lvlText w:val="•"/>
+      <w:lvlJc w:val="left"/>
+      <w:pPr>
+        <w:ind w:left="720" w:hanging="360"/>
+      </w:pPr>
+      <w:rPr>
+        <w:color w:val="2E75B6"/>
+      </w:rPr>
+    </w:lvl>
+    <w:lvl w:ilvl="1" w:tplc="040C0003" w:tentative="1">
+      <w:start w:val="1"/>
+      <w:numFmt w:val="bullet"/>
+      <w:lvlText w:val="o"/>
+      <w:lvlJc w:val="left"/>
+      <w:pPr>
+        <w:ind w:left="1440" w:hanging="360"/>
+      </w:pPr>
+      <w:rPr>
+        <w:rFonts w:ascii="Courier New" w:hAnsi="Courier New" w:cs="Courier New" w:hint="default"/>
+      </w:rPr>
+    </w:lvl>
+    <w:lvl w:ilvl="2" w:tplc="040C0005" w:tentative="1">
+      <w:start w:val="1"/>
+      <w:numFmt w:val="bullet"/>
+      <w:lvlText w:val=""/>
+      <w:lvlJc w:val="left"/>
+      <w:pPr>
+        <w:ind w:left="2160" w:hanging="360"/>
+      </w:pPr>
+      <w:rPr>
+        <w:rFonts w:ascii="Wingdings" w:hAnsi="Wingdings" w:hint="default"/>
+      </w:rPr>
+    </w:lvl>
+    <w:lvl w:ilvl="3" w:tplc="040C0001" w:tentative="1">
+      <w:start w:val="1"/>
+      <w:numFmt w:val="bullet"/>
+      <w:lvlText w:val=""/>
+      <w:lvlJc w:val="left"/>
+      <w:pPr>
+        <w:ind w:left="2880" w:hanging="360"/>
+      </w:pPr>
+      <w:rPr>
+        <w:rFonts w:ascii="Symbol" w:hAnsi="Symbol" w:hint="default"/>
+      </w:rPr>
+    </w:lvl>
+    <w:lvl w:ilvl="4" w:tplc="040C0003" w:tentative="1">
+      <w:start w:val="1"/>
+      <w:numFmt w:val="bullet"/>
+      <w:lvlText w:val="o"/>
+      <w:lvlJc w:val="left"/>
+      <w:pPr>
+        <w:ind w:left="3600" w:hanging="360"/>
+      </w:pPr>
+      <w:rPr>
+        <w:rFonts w:ascii="Courier New" w:hAnsi="Courier New" w:cs="Courier New" w:hint="default"/>
+      </w:rPr>
+    </w:lvl>
+    <w:lvl w:ilvl="5" w:tplc="040C0005" w:tentative="1">
+      <w:start w:val="1"/>
+      <w:numFmt w:val="bullet"/>
+      <w:lvlText w:val=""/>
+      <w:lvlJc w:val="left"/>
+      <w:pPr>
+        <w:ind w:left="4320" w:hanging="360"/>
+      </w:pPr>
+      <w:rPr>
+        <w:rFonts w:ascii="Wingdings" w:hAnsi="Wingdings" w:hint="default"/>
+      </w:rPr>
+    </w:lvl>
+    <w:lvl w:ilvl="6" w:tplc="040C0001" w:tentative="1">
+      <w:start w:val="1"/>
+      <w:numFmt w:val="bullet"/>
+      <w:lvlText w:val=""/>
+      <w:lvlJc w:val="left"/>
+      <w:pPr>
+        <w:ind w:left="5040" w:hanging="360"/>
+      </w:pPr>
+      <w:rPr>
+        <w:rFonts w:ascii="Symbol" w:hAnsi="Symbol" w:hint="default"/>
+      </w:rPr>
+    </w:lvl>
+    <w:lvl w:ilvl="7" w:tplc="040C0003" w:tentative="1">
+      <w:start w:val="1"/>
+      <w:numFmt w:val="bullet"/>
+      <w:lvlText w:val="o"/>
+      <w:lvlJc w:val="left"/>
+      <w:pPr>
+        <w:ind w:left="5760" w:hanging="360"/>
+      </w:pPr>
+      <w:rPr>
+        <w:rFonts w:ascii="Courier New" w:hAnsi="Courier New" w:cs="Courier New" w:hint="default"/>
+      </w:rPr>
+    </w:lvl>
+    <w:lvl w:ilvl="8" w:tplc="040C0005" w:tentative="1">
+      <w:start w:val="1"/>
+      <w:numFmt w:val="bullet"/>
+      <w:lvlText w:val=""/>
+      <w:lvlJc w:val="left"/>
+      <w:pPr>
+        <w:ind w:left="6480" w:hanging="360"/>
+      </w:pPr>
+      <w:rPr>
+        <w:rFonts w:ascii="Wingdings" w:hAnsi="Wingdings" w:hint="default"/>
+      </w:rPr>
+    </w:lvl>
+  </w:abstractNum>
+  <w:abstractNum w:abstractNumId="3" w15:restartNumberingAfterBreak="0">
+    <w:nsid w:val="0C222337"/>
+    <w:multiLevelType w:val="hybridMultilevel"/>
+    <w:tmpl w:val="46B88346"/>
+    <w:lvl w:ilvl="0" w:tplc="040C0005">
+      <w:start w:val="1"/>
+      <w:numFmt w:val="bullet"/>
+      <w:lvlText w:val=""/>
+      <w:lvlJc w:val="left"/>
+      <w:pPr>
+        <w:ind w:left="720" w:hanging="360"/>
+      </w:pPr>
+      <w:rPr>
+        <w:rFonts w:ascii="Wingdings" w:hAnsi="Wingdings" w:hint="default"/>
+      </w:rPr>
+    </w:lvl>
+    <w:lvl w:ilvl="1" w:tplc="040C0003" w:tentative="1">
+      <w:start w:val="1"/>
+      <w:numFmt w:val="bullet"/>
+      <w:lvlText w:val="o"/>
+      <w:lvlJc w:val="left"/>
+      <w:pPr>
+        <w:ind w:left="1440" w:hanging="360"/>
+      </w:pPr>
+      <w:rPr>
+        <w:rFonts w:ascii="Courier New" w:hAnsi="Courier New" w:cs="Courier New" w:hint="default"/>
+      </w:rPr>
+    </w:lvl>
+    <w:lvl w:ilvl="2" w:tplc="040C0005" w:tentative="1">
+      <w:start w:val="1"/>
+      <w:numFmt w:val="bullet"/>
+      <w:lvlText w:val=""/>
+      <w:lvlJc w:val="left"/>
+      <w:pPr>
+        <w:ind w:left="2160" w:hanging="360"/>
+      </w:pPr>
+      <w:rPr>
+        <w:rFonts w:ascii="Wingdings" w:hAnsi="Wingdings" w:hint="default"/>
+      </w:rPr>
+    </w:lvl>
+    <w:lvl w:ilvl="3" w:tplc="040C0001" w:tentative="1">
+      <w:start w:val="1"/>
+      <w:numFmt w:val="bullet"/>
+      <w:lvlText w:val=""/>
+      <w:lvlJc w:val="left"/>
+      <w:pPr>
+        <w:ind w:left="2880" w:hanging="360"/>
+      </w:pPr>
+      <w:rPr>
+        <w:rFonts w:ascii="Symbol" w:hAnsi="Symbol" w:hint="default"/>
+      </w:rPr>
+    </w:lvl>
+    <w:lvl w:ilvl="4" w:tplc="040C0003" w:tentative="1">
+      <w:start w:val="1"/>
+      <w:numFmt w:val="bullet"/>
+      <w:lvlText w:val="o"/>
+      <w:lvlJc w:val="left"/>
+      <w:pPr>
+        <w:ind w:left="3600" w:hanging="360"/>
+      </w:pPr>
+      <w:rPr>
+        <w:rFonts w:ascii="Courier New" w:hAnsi="Courier New" w:cs="Courier New" w:hint="default"/>
+      </w:rPr>
+    </w:lvl>
+    <w:lvl w:ilvl="5" w:tplc="040C0005" w:tentative="1">
+      <w:start w:val="1"/>
+      <w:numFmt w:val="bullet"/>
+      <w:lvlText w:val=""/>
+      <w:lvlJc w:val="left"/>
+      <w:pPr>
+        <w:ind w:left="4320" w:hanging="360"/>
+      </w:pPr>
+      <w:rPr>
+        <w:rFonts w:ascii="Wingdings" w:hAnsi="Wingdings" w:hint="default"/>
+      </w:rPr>
+    </w:lvl>
+    <w:lvl w:ilvl="6" w:tplc="040C0001" w:tentative="1">
+      <w:start w:val="1"/>
+      <w:numFmt w:val="bullet"/>
+      <w:lvlText w:val=""/>
+      <w:lvlJc w:val="left"/>
+      <w:pPr>
+        <w:ind w:left="5040" w:hanging="360"/>
+      </w:pPr>
+      <w:rPr>
+        <w:rFonts w:ascii="Symbol" w:hAnsi="Symbol" w:hint="default"/>
+      </w:rPr>
+    </w:lvl>
+    <w:lvl w:ilvl="7" w:tplc="040C0003" w:tentative="1">
+      <w:start w:val="1"/>
+      <w:numFmt w:val="bullet"/>
+      <w:lvlText w:val="o"/>
+      <w:lvlJc w:val="left"/>
+      <w:pPr>
+        <w:ind w:left="5760" w:hanging="360"/>
+      </w:pPr>
+      <w:rPr>
+        <w:rFonts w:ascii="Courier New" w:hAnsi="Courier New" w:cs="Courier New" w:hint="default"/>
+      </w:rPr>
+    </w:lvl>
+    <w:lvl w:ilvl="8" w:tplc="040C0005" w:tentative="1">
+      <w:start w:val="1"/>
+      <w:numFmt w:val="bullet"/>
+      <w:lvlText w:val=""/>
+      <w:lvlJc w:val="left"/>
+      <w:pPr>
+        <w:ind w:left="6480" w:hanging="360"/>
+      </w:pPr>
+      <w:rPr>
+        <w:rFonts w:ascii="Wingdings" w:hAnsi="Wingdings" w:hint="default"/>
+      </w:rPr>
+    </w:lvl>
+  </w:abstractNum>
+  <w:abstractNum w:abstractNumId="4" w15:restartNumberingAfterBreak="0">
+    <w:nsid w:val="11825690"/>
+    <w:multiLevelType w:val="hybridMultilevel"/>
+    <w:tmpl w:val="516C11EC"/>
+    <w:lvl w:ilvl="0" w:tplc="040C0005">
+      <w:start w:val="1"/>
+      <w:numFmt w:val="bullet"/>
+      <w:lvlText w:val=""/>
+      <w:lvlJc w:val="left"/>
+      <w:pPr>
+        <w:ind w:left="720" w:hanging="360"/>
+      </w:pPr>
+      <w:rPr>
+        <w:rFonts w:ascii="Wingdings" w:hAnsi="Wingdings" w:hint="default"/>
+      </w:rPr>
+    </w:lvl>
+    <w:lvl w:ilvl="1" w:tplc="040C0003" w:tentative="1">
+      <w:start w:val="1"/>
+      <w:numFmt w:val="bullet"/>
+      <w:lvlText w:val="o"/>
+      <w:lvlJc w:val="left"/>
+      <w:pPr>
+        <w:ind w:left="1440" w:hanging="360"/>
+      </w:pPr>
+      <w:rPr>
+        <w:rFonts w:ascii="Courier New" w:hAnsi="Courier New" w:cs="Courier New" w:hint="default"/>
+      </w:rPr>
+    </w:lvl>
+    <w:lvl w:ilvl="2" w:tplc="040C0005" w:tentative="1">
+      <w:start w:val="1"/>
+      <w:numFmt w:val="bullet"/>
+      <w:lvlText w:val=""/>
+      <w:lvlJc w:val="left"/>
+      <w:pPr>
+        <w:ind w:left="2160" w:hanging="360"/>
+      </w:pPr>
+      <w:rPr>
+        <w:rFonts w:ascii="Wingdings" w:hAnsi="Wingdings" w:hint="default"/>
+      </w:rPr>
+    </w:lvl>
+    <w:lvl w:ilvl="3" w:tplc="040C0001" w:tentative="1">
+      <w:start w:val="1"/>
+      <w:numFmt w:val="bullet"/>
+      <w:lvlText w:val=""/>
+      <w:lvlJc w:val="left"/>
+      <w:pPr>
+        <w:ind w:left="2880" w:hanging="360"/>
+      </w:pPr>
+      <w:rPr>
+        <w:rFonts w:ascii="Symbol" w:hAnsi="Symbol" w:hint="default"/>
+      </w:rPr>
+    </w:lvl>
+    <w:lvl w:ilvl="4" w:tplc="040C0003" w:tentative="1">
+      <w:start w:val="1"/>
+      <w:numFmt w:val="bullet"/>
+      <w:lvlText w:val="o"/>
+      <w:lvlJc w:val="left"/>
+      <w:pPr>
+        <w:ind w:left="3600" w:hanging="360"/>
+      </w:pPr>
+      <w:rPr>
+        <w:rFonts w:ascii="Courier New" w:hAnsi="Courier New" w:cs="Courier New" w:hint="default"/>
+      </w:rPr>
+    </w:lvl>
+    <w:lvl w:ilvl="5" w:tplc="040C0005" w:tentative="1">
+      <w:start w:val="1"/>
+      <w:numFmt w:val="bullet"/>
+      <w:lvlText w:val=""/>
+      <w:lvlJc w:val="left"/>
+      <w:pPr>
+        <w:ind w:left="4320" w:hanging="360"/>
+      </w:pPr>
+      <w:rPr>
+        <w:rFonts w:ascii="Wingdings" w:hAnsi="Wingdings" w:hint="default"/>
+      </w:rPr>
+    </w:lvl>
+    <w:lvl w:ilvl="6" w:tplc="040C0001" w:tentative="1">
+      <w:start w:val="1"/>
+      <w:numFmt w:val="bullet"/>
+      <w:lvlText w:val=""/>
+      <w:lvlJc w:val="left"/>
+      <w:pPr>
+        <w:ind w:left="5040" w:hanging="360"/>
+      </w:pPr>
+      <w:rPr>
+        <w:rFonts w:ascii="Symbol" w:hAnsi="Symbol" w:hint="default"/>
+      </w:rPr>
+    </w:lvl>
+    <w:lvl w:ilvl="7" w:tplc="040C0003" w:tentative="1">
+      <w:start w:val="1"/>
+      <w:numFmt w:val="bullet"/>
+      <w:lvlText w:val="o"/>
+      <w:lvlJc w:val="left"/>
+      <w:pPr>
+        <w:ind w:left="5760" w:hanging="360"/>
+      </w:pPr>
+      <w:rPr>
+        <w:rFonts w:ascii="Courier New" w:hAnsi="Courier New" w:cs="Courier New" w:hint="default"/>
+      </w:rPr>
+    </w:lvl>
+    <w:lvl w:ilvl="8" w:tplc="040C0005" w:tentative="1">
+      <w:start w:val="1"/>
+      <w:numFmt w:val="bullet"/>
+      <w:lvlText w:val=""/>
+      <w:lvlJc w:val="left"/>
+      <w:pPr>
+        <w:ind w:left="6480" w:hanging="360"/>
+      </w:pPr>
+      <w:rPr>
+        <w:rFonts w:ascii="Wingdings" w:hAnsi="Wingdings" w:hint="default"/>
+      </w:rPr>
+    </w:lvl>
+  </w:abstractNum>
+  <w:abstractNum w:abstractNumId="5" w15:restartNumberingAfterBreak="0">
     <w:nsid w:val="19923C76"/>
     <w:multiLevelType w:val="hybridMultilevel"/>
     <w:tmpl w:val="6C9E66CE"/>
@@ -6246,7 +10737,7 @@
       <w:lvlJc w:val="left"/>
     </w:lvl>
   </w:abstractNum>
-  <w:abstractNum w:abstractNumId="3" w15:restartNumberingAfterBreak="0">
+  <w:abstractNum w:abstractNumId="6" w15:restartNumberingAfterBreak="0">
     <w:nsid w:val="19EA5C55"/>
     <w:multiLevelType w:val="hybridMultilevel"/>
     <w:tmpl w:val="E340A6BE"/>
@@ -6359,7 +10850,7 @@
       </w:rPr>
     </w:lvl>
   </w:abstractNum>
-  <w:abstractNum w:abstractNumId="4" w15:restartNumberingAfterBreak="0">
+  <w:abstractNum w:abstractNumId="7" w15:restartNumberingAfterBreak="0">
     <w:nsid w:val="1A0C72B4"/>
     <w:multiLevelType w:val="hybridMultilevel"/>
     <w:tmpl w:val="83A01E74"/>
@@ -6472,7 +10963,7 @@
       </w:rPr>
     </w:lvl>
   </w:abstractNum>
-  <w:abstractNum w:abstractNumId="5" w15:restartNumberingAfterBreak="0">
+  <w:abstractNum w:abstractNumId="8" w15:restartNumberingAfterBreak="0">
     <w:nsid w:val="1EE90768"/>
     <w:multiLevelType w:val="hybridMultilevel"/>
     <w:tmpl w:val="A45C0840"/>
@@ -6586,10 +11077,10 @@
       </w:rPr>
     </w:lvl>
   </w:abstractNum>
-  <w:abstractNum w:abstractNumId="6" w15:restartNumberingAfterBreak="0">
+  <w:abstractNum w:abstractNumId="9" w15:restartNumberingAfterBreak="0">
     <w:nsid w:val="25804D9B"/>
     <w:multiLevelType w:val="hybridMultilevel"/>
-    <w:tmpl w:val="CAA49A66"/>
+    <w:tmpl w:val="ACEC8B68"/>
     <w:lvl w:ilvl="0" w:tplc="7D824D6E">
       <w:start w:val="1"/>
       <w:numFmt w:val="bullet"/>
@@ -6699,7 +11190,7 @@
       </w:rPr>
     </w:lvl>
   </w:abstractNum>
-  <w:abstractNum w:abstractNumId="7" w15:restartNumberingAfterBreak="0">
+  <w:abstractNum w:abstractNumId="10" w15:restartNumberingAfterBreak="0">
     <w:nsid w:val="25805139"/>
     <w:multiLevelType w:val="hybridMultilevel"/>
     <w:tmpl w:val="E3221EBA"/>
@@ -6813,7 +11304,119 @@
       </w:rPr>
     </w:lvl>
   </w:abstractNum>
-  <w:abstractNum w:abstractNumId="8" w15:restartNumberingAfterBreak="0">
+  <w:abstractNum w:abstractNumId="11" w15:restartNumberingAfterBreak="0">
+    <w:nsid w:val="324C558F"/>
+    <w:multiLevelType w:val="hybridMultilevel"/>
+    <w:tmpl w:val="27F2DA0E"/>
+    <w:lvl w:ilvl="0" w:tplc="97367392">
+      <w:numFmt w:val="bullet"/>
+      <w:lvlText w:val="·"/>
+      <w:lvlJc w:val="left"/>
+      <w:pPr>
+        <w:ind w:left="720" w:hanging="360"/>
+      </w:pPr>
+      <w:rPr>
+        <w:rFonts w:ascii="Calibri" w:eastAsia="Calibri" w:hAnsi="Calibri" w:cs="Calibri" w:hint="default"/>
+      </w:rPr>
+    </w:lvl>
+    <w:lvl w:ilvl="1" w:tplc="040C0003" w:tentative="1">
+      <w:start w:val="1"/>
+      <w:numFmt w:val="bullet"/>
+      <w:lvlText w:val="o"/>
+      <w:lvlJc w:val="left"/>
+      <w:pPr>
+        <w:ind w:left="1440" w:hanging="360"/>
+      </w:pPr>
+      <w:rPr>
+        <w:rFonts w:ascii="Courier New" w:hAnsi="Courier New" w:cs="Courier New" w:hint="default"/>
+      </w:rPr>
+    </w:lvl>
+    <w:lvl w:ilvl="2" w:tplc="040C0005" w:tentative="1">
+      <w:start w:val="1"/>
+      <w:numFmt w:val="bullet"/>
+      <w:lvlText w:val=""/>
+      <w:lvlJc w:val="left"/>
+      <w:pPr>
+        <w:ind w:left="2160" w:hanging="360"/>
+      </w:pPr>
+      <w:rPr>
+        <w:rFonts w:ascii="Wingdings" w:hAnsi="Wingdings" w:hint="default"/>
+      </w:rPr>
+    </w:lvl>
+    <w:lvl w:ilvl="3" w:tplc="040C0001" w:tentative="1">
+      <w:start w:val="1"/>
+      <w:numFmt w:val="bullet"/>
+      <w:lvlText w:val=""/>
+      <w:lvlJc w:val="left"/>
+      <w:pPr>
+        <w:ind w:left="2880" w:hanging="360"/>
+      </w:pPr>
+      <w:rPr>
+        <w:rFonts w:ascii="Symbol" w:hAnsi="Symbol" w:hint="default"/>
+      </w:rPr>
+    </w:lvl>
+    <w:lvl w:ilvl="4" w:tplc="040C0003" w:tentative="1">
+      <w:start w:val="1"/>
+      <w:numFmt w:val="bullet"/>
+      <w:lvlText w:val="o"/>
+      <w:lvlJc w:val="left"/>
+      <w:pPr>
+        <w:ind w:left="3600" w:hanging="360"/>
+      </w:pPr>
+      <w:rPr>
+        <w:rFonts w:ascii="Courier New" w:hAnsi="Courier New" w:cs="Courier New" w:hint="default"/>
+      </w:rPr>
+    </w:lvl>
+    <w:lvl w:ilvl="5" w:tplc="040C0005" w:tentative="1">
+      <w:start w:val="1"/>
+      <w:numFmt w:val="bullet"/>
+      <w:lvlText w:val=""/>
+      <w:lvlJc w:val="left"/>
+      <w:pPr>
+        <w:ind w:left="4320" w:hanging="360"/>
+      </w:pPr>
+      <w:rPr>
+        <w:rFonts w:ascii="Wingdings" w:hAnsi="Wingdings" w:hint="default"/>
+      </w:rPr>
+    </w:lvl>
+    <w:lvl w:ilvl="6" w:tplc="040C0001" w:tentative="1">
+      <w:start w:val="1"/>
+      <w:numFmt w:val="bullet"/>
+      <w:lvlText w:val=""/>
+      <w:lvlJc w:val="left"/>
+      <w:pPr>
+        <w:ind w:left="5040" w:hanging="360"/>
+      </w:pPr>
+      <w:rPr>
+        <w:rFonts w:ascii="Symbol" w:hAnsi="Symbol" w:hint="default"/>
+      </w:rPr>
+    </w:lvl>
+    <w:lvl w:ilvl="7" w:tplc="040C0003" w:tentative="1">
+      <w:start w:val="1"/>
+      <w:numFmt w:val="bullet"/>
+      <w:lvlText w:val="o"/>
+      <w:lvlJc w:val="left"/>
+      <w:pPr>
+        <w:ind w:left="5760" w:hanging="360"/>
+      </w:pPr>
+      <w:rPr>
+        <w:rFonts w:ascii="Courier New" w:hAnsi="Courier New" w:cs="Courier New" w:hint="default"/>
+      </w:rPr>
+    </w:lvl>
+    <w:lvl w:ilvl="8" w:tplc="040C0005" w:tentative="1">
+      <w:start w:val="1"/>
+      <w:numFmt w:val="bullet"/>
+      <w:lvlText w:val=""/>
+      <w:lvlJc w:val="left"/>
+      <w:pPr>
+        <w:ind w:left="6480" w:hanging="360"/>
+      </w:pPr>
+      <w:rPr>
+        <w:rFonts w:ascii="Wingdings" w:hAnsi="Wingdings" w:hint="default"/>
+      </w:rPr>
+    </w:lvl>
+  </w:abstractNum>
+  <w:abstractNum w:abstractNumId="12" w15:restartNumberingAfterBreak="0">
     <w:nsid w:val="32BF7BE2"/>
     <w:multiLevelType w:val="multilevel"/>
     <w:tmpl w:val="CCDA4AF2"/>
@@ -6962,7 +11565,120 @@
       </w:rPr>
     </w:lvl>
   </w:abstractNum>
-  <w:abstractNum w:abstractNumId="9" w15:restartNumberingAfterBreak="0">
+  <w:abstractNum w:abstractNumId="13" w15:restartNumberingAfterBreak="0">
+    <w:nsid w:val="363C4F46"/>
+    <w:multiLevelType w:val="hybridMultilevel"/>
+    <w:tmpl w:val="F8404734"/>
+    <w:lvl w:ilvl="0" w:tplc="040C0005">
+      <w:start w:val="1"/>
+      <w:numFmt w:val="bullet"/>
+      <w:lvlText w:val=""/>
+      <w:lvlJc w:val="left"/>
+      <w:pPr>
+        <w:ind w:left="720" w:hanging="360"/>
+      </w:pPr>
+      <w:rPr>
+        <w:rFonts w:ascii="Wingdings" w:hAnsi="Wingdings" w:hint="default"/>
+      </w:rPr>
+    </w:lvl>
+    <w:lvl w:ilvl="1" w:tplc="040C0003" w:tentative="1">
+      <w:start w:val="1"/>
+      <w:numFmt w:val="bullet"/>
+      <w:lvlText w:val="o"/>
+      <w:lvlJc w:val="left"/>
+      <w:pPr>
+        <w:ind w:left="1440" w:hanging="360"/>
+      </w:pPr>
+      <w:rPr>
+        <w:rFonts w:ascii="Courier New" w:hAnsi="Courier New" w:cs="Courier New" w:hint="default"/>
+      </w:rPr>
+    </w:lvl>
+    <w:lvl w:ilvl="2" w:tplc="040C0005" w:tentative="1">
+      <w:start w:val="1"/>
+      <w:numFmt w:val="bullet"/>
+      <w:lvlText w:val=""/>
+      <w:lvlJc w:val="left"/>
+      <w:pPr>
+        <w:ind w:left="2160" w:hanging="360"/>
+      </w:pPr>
+      <w:rPr>
+        <w:rFonts w:ascii="Wingdings" w:hAnsi="Wingdings" w:hint="default"/>
+      </w:rPr>
+    </w:lvl>
+    <w:lvl w:ilvl="3" w:tplc="040C0001" w:tentative="1">
+      <w:start w:val="1"/>
+      <w:numFmt w:val="bullet"/>
+      <w:lvlText w:val=""/>
+      <w:lvlJc w:val="left"/>
+      <w:pPr>
+        <w:ind w:left="2880" w:hanging="360"/>
+      </w:pPr>
+      <w:rPr>
+        <w:rFonts w:ascii="Symbol" w:hAnsi="Symbol" w:hint="default"/>
+      </w:rPr>
+    </w:lvl>
+    <w:lvl w:ilvl="4" w:tplc="040C0003" w:tentative="1">
+      <w:start w:val="1"/>
+      <w:numFmt w:val="bullet"/>
+      <w:lvlText w:val="o"/>
+      <w:lvlJc w:val="left"/>
+      <w:pPr>
+        <w:ind w:left="3600" w:hanging="360"/>
+      </w:pPr>
+      <w:rPr>
+        <w:rFonts w:ascii="Courier New" w:hAnsi="Courier New" w:cs="Courier New" w:hint="default"/>
+      </w:rPr>
+    </w:lvl>
+    <w:lvl w:ilvl="5" w:tplc="040C0005" w:tentative="1">
+      <w:start w:val="1"/>
+      <w:numFmt w:val="bullet"/>
+      <w:lvlText w:val=""/>
+      <w:lvlJc w:val="left"/>
+      <w:pPr>
+        <w:ind w:left="4320" w:hanging="360"/>
+      </w:pPr>
+      <w:rPr>
+        <w:rFonts w:ascii="Wingdings" w:hAnsi="Wingdings" w:hint="default"/>
+      </w:rPr>
+    </w:lvl>
+    <w:lvl w:ilvl="6" w:tplc="040C0001" w:tentative="1">
+      <w:start w:val="1"/>
+      <w:numFmt w:val="bullet"/>
+      <w:lvlText w:val=""/>
+      <w:lvlJc w:val="left"/>
+      <w:pPr>
+        <w:ind w:left="5040" w:hanging="360"/>
+      </w:pPr>
+      <w:rPr>
+        <w:rFonts w:ascii="Symbol" w:hAnsi="Symbol" w:hint="default"/>
+      </w:rPr>
+    </w:lvl>
+    <w:lvl w:ilvl="7" w:tplc="040C0003" w:tentative="1">
+      <w:start w:val="1"/>
+      <w:numFmt w:val="bullet"/>
+      <w:lvlText w:val="o"/>
+      <w:lvlJc w:val="left"/>
+      <w:pPr>
+        <w:ind w:left="5760" w:hanging="360"/>
+      </w:pPr>
+      <w:rPr>
+        <w:rFonts w:ascii="Courier New" w:hAnsi="Courier New" w:cs="Courier New" w:hint="default"/>
+      </w:rPr>
+    </w:lvl>
+    <w:lvl w:ilvl="8" w:tplc="040C0005" w:tentative="1">
+      <w:start w:val="1"/>
+      <w:numFmt w:val="bullet"/>
+      <w:lvlText w:val=""/>
+      <w:lvlJc w:val="left"/>
+      <w:pPr>
+        <w:ind w:left="6480" w:hanging="360"/>
+      </w:pPr>
+      <w:rPr>
+        <w:rFonts w:ascii="Wingdings" w:hAnsi="Wingdings" w:hint="default"/>
+      </w:rPr>
+    </w:lvl>
+  </w:abstractNum>
+  <w:abstractNum w:abstractNumId="14" w15:restartNumberingAfterBreak="0">
     <w:nsid w:val="3C78097C"/>
     <w:multiLevelType w:val="hybridMultilevel"/>
     <w:tmpl w:val="A5147FE0"/>
@@ -7075,7 +11791,7 @@
       </w:rPr>
     </w:lvl>
   </w:abstractNum>
-  <w:abstractNum w:abstractNumId="10" w15:restartNumberingAfterBreak="0">
+  <w:abstractNum w:abstractNumId="15" w15:restartNumberingAfterBreak="0">
     <w:nsid w:val="43C82118"/>
     <w:multiLevelType w:val="multilevel"/>
     <w:tmpl w:val="8D0CA5FE"/>
@@ -7225,7 +11941,7 @@
       </w:rPr>
     </w:lvl>
   </w:abstractNum>
-  <w:abstractNum w:abstractNumId="11" w15:restartNumberingAfterBreak="0">
+  <w:abstractNum w:abstractNumId="16" w15:restartNumberingAfterBreak="0">
     <w:nsid w:val="44581AB1"/>
     <w:multiLevelType w:val="multilevel"/>
     <w:tmpl w:val="D1DA3AD0"/>
@@ -7375,7 +12091,7 @@
       </w:rPr>
     </w:lvl>
   </w:abstractNum>
-  <w:abstractNum w:abstractNumId="12" w15:restartNumberingAfterBreak="0">
+  <w:abstractNum w:abstractNumId="17" w15:restartNumberingAfterBreak="0">
     <w:nsid w:val="466F58CC"/>
     <w:multiLevelType w:val="multilevel"/>
     <w:tmpl w:val="4D504496"/>
@@ -7525,7 +12241,457 @@
       </w:rPr>
     </w:lvl>
   </w:abstractNum>
-  <w:abstractNum w:abstractNumId="13" w15:restartNumberingAfterBreak="0">
+  <w:abstractNum w:abstractNumId="18" w15:restartNumberingAfterBreak="0">
+    <w:nsid w:val="4703014E"/>
+    <w:multiLevelType w:val="hybridMultilevel"/>
+    <w:tmpl w:val="86CCACF6"/>
+    <w:lvl w:ilvl="0" w:tplc="040C0005">
+      <w:start w:val="1"/>
+      <w:numFmt w:val="bullet"/>
+      <w:lvlText w:val=""/>
+      <w:lvlJc w:val="left"/>
+      <w:pPr>
+        <w:ind w:left="720" w:hanging="360"/>
+      </w:pPr>
+      <w:rPr>
+        <w:rFonts w:ascii="Wingdings" w:hAnsi="Wingdings" w:hint="default"/>
+      </w:rPr>
+    </w:lvl>
+    <w:lvl w:ilvl="1" w:tplc="040C0003" w:tentative="1">
+      <w:start w:val="1"/>
+      <w:numFmt w:val="bullet"/>
+      <w:lvlText w:val="o"/>
+      <w:lvlJc w:val="left"/>
+      <w:pPr>
+        <w:ind w:left="1440" w:hanging="360"/>
+      </w:pPr>
+      <w:rPr>
+        <w:rFonts w:ascii="Courier New" w:hAnsi="Courier New" w:cs="Courier New" w:hint="default"/>
+      </w:rPr>
+    </w:lvl>
+    <w:lvl w:ilvl="2" w:tplc="040C0005" w:tentative="1">
+      <w:start w:val="1"/>
+      <w:numFmt w:val="bullet"/>
+      <w:lvlText w:val=""/>
+      <w:lvlJc w:val="left"/>
+      <w:pPr>
+        <w:ind w:left="2160" w:hanging="360"/>
+      </w:pPr>
+      <w:rPr>
+        <w:rFonts w:ascii="Wingdings" w:hAnsi="Wingdings" w:hint="default"/>
+      </w:rPr>
+    </w:lvl>
+    <w:lvl w:ilvl="3" w:tplc="040C0001" w:tentative="1">
+      <w:start w:val="1"/>
+      <w:numFmt w:val="bullet"/>
+      <w:lvlText w:val=""/>
+      <w:lvlJc w:val="left"/>
+      <w:pPr>
+        <w:ind w:left="2880" w:hanging="360"/>
+      </w:pPr>
+      <w:rPr>
+        <w:rFonts w:ascii="Symbol" w:hAnsi="Symbol" w:hint="default"/>
+      </w:rPr>
+    </w:lvl>
+    <w:lvl w:ilvl="4" w:tplc="040C0003" w:tentative="1">
+      <w:start w:val="1"/>
+      <w:numFmt w:val="bullet"/>
+      <w:lvlText w:val="o"/>
+      <w:lvlJc w:val="left"/>
+      <w:pPr>
+        <w:ind w:left="3600" w:hanging="360"/>
+      </w:pPr>
+      <w:rPr>
+        <w:rFonts w:ascii="Courier New" w:hAnsi="Courier New" w:cs="Courier New" w:hint="default"/>
+      </w:rPr>
+    </w:lvl>
+    <w:lvl w:ilvl="5" w:tplc="040C0005" w:tentative="1">
+      <w:start w:val="1"/>
+      <w:numFmt w:val="bullet"/>
+      <w:lvlText w:val=""/>
+      <w:lvlJc w:val="left"/>
+      <w:pPr>
+        <w:ind w:left="4320" w:hanging="360"/>
+      </w:pPr>
+      <w:rPr>
+        <w:rFonts w:ascii="Wingdings" w:hAnsi="Wingdings" w:hint="default"/>
+      </w:rPr>
+    </w:lvl>
+    <w:lvl w:ilvl="6" w:tplc="040C0001" w:tentative="1">
+      <w:start w:val="1"/>
+      <w:numFmt w:val="bullet"/>
+      <w:lvlText w:val=""/>
+      <w:lvlJc w:val="left"/>
+      <w:pPr>
+        <w:ind w:left="5040" w:hanging="360"/>
+      </w:pPr>
+      <w:rPr>
+        <w:rFonts w:ascii="Symbol" w:hAnsi="Symbol" w:hint="default"/>
+      </w:rPr>
+    </w:lvl>
+    <w:lvl w:ilvl="7" w:tplc="040C0003" w:tentative="1">
+      <w:start w:val="1"/>
+      <w:numFmt w:val="bullet"/>
+      <w:lvlText w:val="o"/>
+      <w:lvlJc w:val="left"/>
+      <w:pPr>
+        <w:ind w:left="5760" w:hanging="360"/>
+      </w:pPr>
+      <w:rPr>
+        <w:rFonts w:ascii="Courier New" w:hAnsi="Courier New" w:cs="Courier New" w:hint="default"/>
+      </w:rPr>
+    </w:lvl>
+    <w:lvl w:ilvl="8" w:tplc="040C0005" w:tentative="1">
+      <w:start w:val="1"/>
+      <w:numFmt w:val="bullet"/>
+      <w:lvlText w:val=""/>
+      <w:lvlJc w:val="left"/>
+      <w:pPr>
+        <w:ind w:left="6480" w:hanging="360"/>
+      </w:pPr>
+      <w:rPr>
+        <w:rFonts w:ascii="Wingdings" w:hAnsi="Wingdings" w:hint="default"/>
+      </w:rPr>
+    </w:lvl>
+  </w:abstractNum>
+  <w:abstractNum w:abstractNumId="19" w15:restartNumberingAfterBreak="0">
+    <w:nsid w:val="4CA22B5D"/>
+    <w:multiLevelType w:val="hybridMultilevel"/>
+    <w:tmpl w:val="9B36CC48"/>
+    <w:lvl w:ilvl="0" w:tplc="040C0005">
+      <w:start w:val="1"/>
+      <w:numFmt w:val="bullet"/>
+      <w:lvlText w:val=""/>
+      <w:lvlJc w:val="left"/>
+      <w:pPr>
+        <w:ind w:left="720" w:hanging="360"/>
+      </w:pPr>
+      <w:rPr>
+        <w:rFonts w:ascii="Wingdings" w:hAnsi="Wingdings" w:hint="default"/>
+      </w:rPr>
+    </w:lvl>
+    <w:lvl w:ilvl="1" w:tplc="040C0003" w:tentative="1">
+      <w:start w:val="1"/>
+      <w:numFmt w:val="bullet"/>
+      <w:lvlText w:val="o"/>
+      <w:lvlJc w:val="left"/>
+      <w:pPr>
+        <w:ind w:left="1440" w:hanging="360"/>
+      </w:pPr>
+      <w:rPr>
+        <w:rFonts w:ascii="Courier New" w:hAnsi="Courier New" w:cs="Courier New" w:hint="default"/>
+      </w:rPr>
+    </w:lvl>
+    <w:lvl w:ilvl="2" w:tplc="040C0005" w:tentative="1">
+      <w:start w:val="1"/>
+      <w:numFmt w:val="bullet"/>
+      <w:lvlText w:val=""/>
+      <w:lvlJc w:val="left"/>
+      <w:pPr>
+        <w:ind w:left="2160" w:hanging="360"/>
+      </w:pPr>
+      <w:rPr>
+        <w:rFonts w:ascii="Wingdings" w:hAnsi="Wingdings" w:hint="default"/>
+      </w:rPr>
+    </w:lvl>
+    <w:lvl w:ilvl="3" w:tplc="040C0001" w:tentative="1">
+      <w:start w:val="1"/>
+      <w:numFmt w:val="bullet"/>
+      <w:lvlText w:val=""/>
+      <w:lvlJc w:val="left"/>
+      <w:pPr>
+        <w:ind w:left="2880" w:hanging="360"/>
+      </w:pPr>
+      <w:rPr>
+        <w:rFonts w:ascii="Symbol" w:hAnsi="Symbol" w:hint="default"/>
+      </w:rPr>
+    </w:lvl>
+    <w:lvl w:ilvl="4" w:tplc="040C0003" w:tentative="1">
+      <w:start w:val="1"/>
+      <w:numFmt w:val="bullet"/>
+      <w:lvlText w:val="o"/>
+      <w:lvlJc w:val="left"/>
+      <w:pPr>
+        <w:ind w:left="3600" w:hanging="360"/>
+      </w:pPr>
+      <w:rPr>
+        <w:rFonts w:ascii="Courier New" w:hAnsi="Courier New" w:cs="Courier New" w:hint="default"/>
+      </w:rPr>
+    </w:lvl>
+    <w:lvl w:ilvl="5" w:tplc="040C0005" w:tentative="1">
+      <w:start w:val="1"/>
+      <w:numFmt w:val="bullet"/>
+      <w:lvlText w:val=""/>
+      <w:lvlJc w:val="left"/>
+      <w:pPr>
+        <w:ind w:left="4320" w:hanging="360"/>
+      </w:pPr>
+      <w:rPr>
+        <w:rFonts w:ascii="Wingdings" w:hAnsi="Wingdings" w:hint="default"/>
+      </w:rPr>
+    </w:lvl>
+    <w:lvl w:ilvl="6" w:tplc="040C0001" w:tentative="1">
+      <w:start w:val="1"/>
+      <w:numFmt w:val="bullet"/>
+      <w:lvlText w:val=""/>
+      <w:lvlJc w:val="left"/>
+      <w:pPr>
+        <w:ind w:left="5040" w:hanging="360"/>
+      </w:pPr>
+      <w:rPr>
+        <w:rFonts w:ascii="Symbol" w:hAnsi="Symbol" w:hint="default"/>
+      </w:rPr>
+    </w:lvl>
+    <w:lvl w:ilvl="7" w:tplc="040C0003" w:tentative="1">
+      <w:start w:val="1"/>
+      <w:numFmt w:val="bullet"/>
+      <w:lvlText w:val="o"/>
+      <w:lvlJc w:val="left"/>
+      <w:pPr>
+        <w:ind w:left="5760" w:hanging="360"/>
+      </w:pPr>
+      <w:rPr>
+        <w:rFonts w:ascii="Courier New" w:hAnsi="Courier New" w:cs="Courier New" w:hint="default"/>
+      </w:rPr>
+    </w:lvl>
+    <w:lvl w:ilvl="8" w:tplc="040C0005" w:tentative="1">
+      <w:start w:val="1"/>
+      <w:numFmt w:val="bullet"/>
+      <w:lvlText w:val=""/>
+      <w:lvlJc w:val="left"/>
+      <w:pPr>
+        <w:ind w:left="6480" w:hanging="360"/>
+      </w:pPr>
+      <w:rPr>
+        <w:rFonts w:ascii="Wingdings" w:hAnsi="Wingdings" w:hint="default"/>
+      </w:rPr>
+    </w:lvl>
+  </w:abstractNum>
+  <w:abstractNum w:abstractNumId="20" w15:restartNumberingAfterBreak="0">
+    <w:nsid w:val="511A060C"/>
+    <w:multiLevelType w:val="hybridMultilevel"/>
+    <w:tmpl w:val="0A5258D2"/>
+    <w:lvl w:ilvl="0" w:tplc="CD6A055C">
+      <w:numFmt w:val="bullet"/>
+      <w:lvlText w:val="·"/>
+      <w:lvlJc w:val="left"/>
+      <w:pPr>
+        <w:ind w:left="720" w:hanging="360"/>
+      </w:pPr>
+      <w:rPr>
+        <w:rFonts w:ascii="Calibri" w:eastAsia="Calibri" w:hAnsi="Calibri" w:cs="Calibri" w:hint="default"/>
+      </w:rPr>
+    </w:lvl>
+    <w:lvl w:ilvl="1" w:tplc="040C0003" w:tentative="1">
+      <w:start w:val="1"/>
+      <w:numFmt w:val="bullet"/>
+      <w:lvlText w:val="o"/>
+      <w:lvlJc w:val="left"/>
+      <w:pPr>
+        <w:ind w:left="1440" w:hanging="360"/>
+      </w:pPr>
+      <w:rPr>
+        <w:rFonts w:ascii="Courier New" w:hAnsi="Courier New" w:cs="Courier New" w:hint="default"/>
+      </w:rPr>
+    </w:lvl>
+    <w:lvl w:ilvl="2" w:tplc="040C0005" w:tentative="1">
+      <w:start w:val="1"/>
+      <w:numFmt w:val="bullet"/>
+      <w:lvlText w:val=""/>
+      <w:lvlJc w:val="left"/>
+      <w:pPr>
+        <w:ind w:left="2160" w:hanging="360"/>
+      </w:pPr>
+      <w:rPr>
+        <w:rFonts w:ascii="Wingdings" w:hAnsi="Wingdings" w:hint="default"/>
+      </w:rPr>
+    </w:lvl>
+    <w:lvl w:ilvl="3" w:tplc="040C0001" w:tentative="1">
+      <w:start w:val="1"/>
+      <w:numFmt w:val="bullet"/>
+      <w:lvlText w:val=""/>
+      <w:lvlJc w:val="left"/>
+      <w:pPr>
+        <w:ind w:left="2880" w:hanging="360"/>
+      </w:pPr>
+      <w:rPr>
+        <w:rFonts w:ascii="Symbol" w:hAnsi="Symbol" w:hint="default"/>
+      </w:rPr>
+    </w:lvl>
+    <w:lvl w:ilvl="4" w:tplc="040C0003" w:tentative="1">
+      <w:start w:val="1"/>
+      <w:numFmt w:val="bullet"/>
+      <w:lvlText w:val="o"/>
+      <w:lvlJc w:val="left"/>
+      <w:pPr>
+        <w:ind w:left="3600" w:hanging="360"/>
+      </w:pPr>
+      <w:rPr>
+        <w:rFonts w:ascii="Courier New" w:hAnsi="Courier New" w:cs="Courier New" w:hint="default"/>
+      </w:rPr>
+    </w:lvl>
+    <w:lvl w:ilvl="5" w:tplc="040C0005" w:tentative="1">
+      <w:start w:val="1"/>
+      <w:numFmt w:val="bullet"/>
+      <w:lvlText w:val=""/>
+      <w:lvlJc w:val="left"/>
+      <w:pPr>
+        <w:ind w:left="4320" w:hanging="360"/>
+      </w:pPr>
+      <w:rPr>
+        <w:rFonts w:ascii="Wingdings" w:hAnsi="Wingdings" w:hint="default"/>
+      </w:rPr>
+    </w:lvl>
+    <w:lvl w:ilvl="6" w:tplc="040C0001" w:tentative="1">
+      <w:start w:val="1"/>
+      <w:numFmt w:val="bullet"/>
+      <w:lvlText w:val=""/>
+      <w:lvlJc w:val="left"/>
+      <w:pPr>
+        <w:ind w:left="5040" w:hanging="360"/>
+      </w:pPr>
+      <w:rPr>
+        <w:rFonts w:ascii="Symbol" w:hAnsi="Symbol" w:hint="default"/>
+      </w:rPr>
+    </w:lvl>
+    <w:lvl w:ilvl="7" w:tplc="040C0003" w:tentative="1">
+      <w:start w:val="1"/>
+      <w:numFmt w:val="bullet"/>
+      <w:lvlText w:val="o"/>
+      <w:lvlJc w:val="left"/>
+      <w:pPr>
+        <w:ind w:left="5760" w:hanging="360"/>
+      </w:pPr>
+      <w:rPr>
+        <w:rFonts w:ascii="Courier New" w:hAnsi="Courier New" w:cs="Courier New" w:hint="default"/>
+      </w:rPr>
+    </w:lvl>
+    <w:lvl w:ilvl="8" w:tplc="040C0005" w:tentative="1">
+      <w:start w:val="1"/>
+      <w:numFmt w:val="bullet"/>
+      <w:lvlText w:val=""/>
+      <w:lvlJc w:val="left"/>
+      <w:pPr>
+        <w:ind w:left="6480" w:hanging="360"/>
+      </w:pPr>
+      <w:rPr>
+        <w:rFonts w:ascii="Wingdings" w:hAnsi="Wingdings" w:hint="default"/>
+      </w:rPr>
+    </w:lvl>
+  </w:abstractNum>
+  <w:abstractNum w:abstractNumId="21" w15:restartNumberingAfterBreak="0">
+    <w:nsid w:val="512F4F1B"/>
+    <w:multiLevelType w:val="hybridMultilevel"/>
+    <w:tmpl w:val="1098F3CA"/>
+    <w:lvl w:ilvl="0" w:tplc="07B4CAE4">
+      <w:numFmt w:val="bullet"/>
+      <w:lvlText w:val="·"/>
+      <w:lvlJc w:val="left"/>
+      <w:pPr>
+        <w:ind w:left="720" w:hanging="360"/>
+      </w:pPr>
+      <w:rPr>
+        <w:rFonts w:ascii="Calibri" w:eastAsia="Calibri" w:hAnsi="Calibri" w:cs="Calibri" w:hint="default"/>
+      </w:rPr>
+    </w:lvl>
+    <w:lvl w:ilvl="1" w:tplc="040C0003" w:tentative="1">
+      <w:start w:val="1"/>
+      <w:numFmt w:val="bullet"/>
+      <w:lvlText w:val="o"/>
+      <w:lvlJc w:val="left"/>
+      <w:pPr>
+        <w:ind w:left="1440" w:hanging="360"/>
+      </w:pPr>
+      <w:rPr>
+        <w:rFonts w:ascii="Courier New" w:hAnsi="Courier New" w:cs="Courier New" w:hint="default"/>
+      </w:rPr>
+    </w:lvl>
+    <w:lvl w:ilvl="2" w:tplc="040C0005" w:tentative="1">
+      <w:start w:val="1"/>
+      <w:numFmt w:val="bullet"/>
+      <w:lvlText w:val=""/>
+      <w:lvlJc w:val="left"/>
+      <w:pPr>
+        <w:ind w:left="2160" w:hanging="360"/>
+      </w:pPr>
+      <w:rPr>
+        <w:rFonts w:ascii="Wingdings" w:hAnsi="Wingdings" w:hint="default"/>
+      </w:rPr>
+    </w:lvl>
+    <w:lvl w:ilvl="3" w:tplc="040C0001" w:tentative="1">
+      <w:start w:val="1"/>
+      <w:numFmt w:val="bullet"/>
+      <w:lvlText w:val=""/>
+      <w:lvlJc w:val="left"/>
+      <w:pPr>
+        <w:ind w:left="2880" w:hanging="360"/>
+      </w:pPr>
+      <w:rPr>
+        <w:rFonts w:ascii="Symbol" w:hAnsi="Symbol" w:hint="default"/>
+      </w:rPr>
+    </w:lvl>
+    <w:lvl w:ilvl="4" w:tplc="040C0003" w:tentative="1">
+      <w:start w:val="1"/>
+      <w:numFmt w:val="bullet"/>
+      <w:lvlText w:val="o"/>
+      <w:lvlJc w:val="left"/>
+      <w:pPr>
+        <w:ind w:left="3600" w:hanging="360"/>
+      </w:pPr>
+      <w:rPr>
+        <w:rFonts w:ascii="Courier New" w:hAnsi="Courier New" w:cs="Courier New" w:hint="default"/>
+      </w:rPr>
+    </w:lvl>
+    <w:lvl w:ilvl="5" w:tplc="040C0005" w:tentative="1">
+      <w:start w:val="1"/>
+      <w:numFmt w:val="bullet"/>
+      <w:lvlText w:val=""/>
+      <w:lvlJc w:val="left"/>
+      <w:pPr>
+        <w:ind w:left="4320" w:hanging="360"/>
+      </w:pPr>
+      <w:rPr>
+        <w:rFonts w:ascii="Wingdings" w:hAnsi="Wingdings" w:hint="default"/>
+      </w:rPr>
+    </w:lvl>
+    <w:lvl w:ilvl="6" w:tplc="040C0001" w:tentative="1">
+      <w:start w:val="1"/>
+      <w:numFmt w:val="bullet"/>
+      <w:lvlText w:val=""/>
+      <w:lvlJc w:val="left"/>
+      <w:pPr>
+        <w:ind w:left="5040" w:hanging="360"/>
+      </w:pPr>
+      <w:rPr>
+        <w:rFonts w:ascii="Symbol" w:hAnsi="Symbol" w:hint="default"/>
+      </w:rPr>
+    </w:lvl>
+    <w:lvl w:ilvl="7" w:tplc="040C0003" w:tentative="1">
+      <w:start w:val="1"/>
+      <w:numFmt w:val="bullet"/>
+      <w:lvlText w:val="o"/>
+      <w:lvlJc w:val="left"/>
+      <w:pPr>
+        <w:ind w:left="5760" w:hanging="360"/>
+      </w:pPr>
+      <w:rPr>
+        <w:rFonts w:ascii="Courier New" w:hAnsi="Courier New" w:cs="Courier New" w:hint="default"/>
+      </w:rPr>
+    </w:lvl>
+    <w:lvl w:ilvl="8" w:tplc="040C0005" w:tentative="1">
+      <w:start w:val="1"/>
+      <w:numFmt w:val="bullet"/>
+      <w:lvlText w:val=""/>
+      <w:lvlJc w:val="left"/>
+      <w:pPr>
+        <w:ind w:left="6480" w:hanging="360"/>
+      </w:pPr>
+      <w:rPr>
+        <w:rFonts w:ascii="Wingdings" w:hAnsi="Wingdings" w:hint="default"/>
+      </w:rPr>
+    </w:lvl>
+  </w:abstractNum>
+  <w:abstractNum w:abstractNumId="22" w15:restartNumberingAfterBreak="0">
     <w:nsid w:val="52A55C55"/>
     <w:multiLevelType w:val="hybridMultilevel"/>
     <w:tmpl w:val="EBF2423E"/>
@@ -7638,7 +12804,120 @@
       </w:rPr>
     </w:lvl>
   </w:abstractNum>
-  <w:abstractNum w:abstractNumId="14" w15:restartNumberingAfterBreak="0">
+  <w:abstractNum w:abstractNumId="23" w15:restartNumberingAfterBreak="0">
+    <w:nsid w:val="53041593"/>
+    <w:multiLevelType w:val="hybridMultilevel"/>
+    <w:tmpl w:val="DC8C6CBC"/>
+    <w:lvl w:ilvl="0" w:tplc="040C0005">
+      <w:start w:val="1"/>
+      <w:numFmt w:val="bullet"/>
+      <w:lvlText w:val=""/>
+      <w:lvlJc w:val="left"/>
+      <w:pPr>
+        <w:ind w:left="720" w:hanging="360"/>
+      </w:pPr>
+      <w:rPr>
+        <w:rFonts w:ascii="Wingdings" w:hAnsi="Wingdings" w:hint="default"/>
+      </w:rPr>
+    </w:lvl>
+    <w:lvl w:ilvl="1" w:tplc="040C0003" w:tentative="1">
+      <w:start w:val="1"/>
+      <w:numFmt w:val="bullet"/>
+      <w:lvlText w:val="o"/>
+      <w:lvlJc w:val="left"/>
+      <w:pPr>
+        <w:ind w:left="1440" w:hanging="360"/>
+      </w:pPr>
+      <w:rPr>
+        <w:rFonts w:ascii="Courier New" w:hAnsi="Courier New" w:cs="Courier New" w:hint="default"/>
+      </w:rPr>
+    </w:lvl>
+    <w:lvl w:ilvl="2" w:tplc="040C0005" w:tentative="1">
+      <w:start w:val="1"/>
+      <w:numFmt w:val="bullet"/>
+      <w:lvlText w:val=""/>
+      <w:lvlJc w:val="left"/>
+      <w:pPr>
+        <w:ind w:left="2160" w:hanging="360"/>
+      </w:pPr>
+      <w:rPr>
+        <w:rFonts w:ascii="Wingdings" w:hAnsi="Wingdings" w:hint="default"/>
+      </w:rPr>
+    </w:lvl>
+    <w:lvl w:ilvl="3" w:tplc="040C0001" w:tentative="1">
+      <w:start w:val="1"/>
+      <w:numFmt w:val="bullet"/>
+      <w:lvlText w:val=""/>
+      <w:lvlJc w:val="left"/>
+      <w:pPr>
+        <w:ind w:left="2880" w:hanging="360"/>
+      </w:pPr>
+      <w:rPr>
+        <w:rFonts w:ascii="Symbol" w:hAnsi="Symbol" w:hint="default"/>
+      </w:rPr>
+    </w:lvl>
+    <w:lvl w:ilvl="4" w:tplc="040C0003" w:tentative="1">
+      <w:start w:val="1"/>
+      <w:numFmt w:val="bullet"/>
+      <w:lvlText w:val="o"/>
+      <w:lvlJc w:val="left"/>
+      <w:pPr>
+        <w:ind w:left="3600" w:hanging="360"/>
+      </w:pPr>
+      <w:rPr>
+        <w:rFonts w:ascii="Courier New" w:hAnsi="Courier New" w:cs="Courier New" w:hint="default"/>
+      </w:rPr>
+    </w:lvl>
+    <w:lvl w:ilvl="5" w:tplc="040C0005" w:tentative="1">
+      <w:start w:val="1"/>
+      <w:numFmt w:val="bullet"/>
+      <w:lvlText w:val=""/>
+      <w:lvlJc w:val="left"/>
+      <w:pPr>
+        <w:ind w:left="4320" w:hanging="360"/>
+      </w:pPr>
+      <w:rPr>
+        <w:rFonts w:ascii="Wingdings" w:hAnsi="Wingdings" w:hint="default"/>
+      </w:rPr>
+    </w:lvl>
+    <w:lvl w:ilvl="6" w:tplc="040C0001" w:tentative="1">
+      <w:start w:val="1"/>
+      <w:numFmt w:val="bullet"/>
+      <w:lvlText w:val=""/>
+      <w:lvlJc w:val="left"/>
+      <w:pPr>
+        <w:ind w:left="5040" w:hanging="360"/>
+      </w:pPr>
+      <w:rPr>
+        <w:rFonts w:ascii="Symbol" w:hAnsi="Symbol" w:hint="default"/>
+      </w:rPr>
+    </w:lvl>
+    <w:lvl w:ilvl="7" w:tplc="040C0003" w:tentative="1">
+      <w:start w:val="1"/>
+      <w:numFmt w:val="bullet"/>
+      <w:lvlText w:val="o"/>
+      <w:lvlJc w:val="left"/>
+      <w:pPr>
+        <w:ind w:left="5760" w:hanging="360"/>
+      </w:pPr>
+      <w:rPr>
+        <w:rFonts w:ascii="Courier New" w:hAnsi="Courier New" w:cs="Courier New" w:hint="default"/>
+      </w:rPr>
+    </w:lvl>
+    <w:lvl w:ilvl="8" w:tplc="040C0005" w:tentative="1">
+      <w:start w:val="1"/>
+      <w:numFmt w:val="bullet"/>
+      <w:lvlText w:val=""/>
+      <w:lvlJc w:val="left"/>
+      <w:pPr>
+        <w:ind w:left="6480" w:hanging="360"/>
+      </w:pPr>
+      <w:rPr>
+        <w:rFonts w:ascii="Wingdings" w:hAnsi="Wingdings" w:hint="default"/>
+      </w:rPr>
+    </w:lvl>
+  </w:abstractNum>
+  <w:abstractNum w:abstractNumId="24" w15:restartNumberingAfterBreak="0">
     <w:nsid w:val="55C93E8C"/>
     <w:multiLevelType w:val="hybridMultilevel"/>
     <w:tmpl w:val="4956F5F6"/>
@@ -7752,7 +13031,7 @@
       </w:rPr>
     </w:lvl>
   </w:abstractNum>
-  <w:abstractNum w:abstractNumId="15" w15:restartNumberingAfterBreak="0">
+  <w:abstractNum w:abstractNumId="25" w15:restartNumberingAfterBreak="0">
     <w:nsid w:val="560D00E7"/>
     <w:multiLevelType w:val="hybridMultilevel"/>
     <w:tmpl w:val="07CECE0C"/>
@@ -7838,7 +13117,7 @@
       </w:pPr>
     </w:lvl>
   </w:abstractNum>
-  <w:abstractNum w:abstractNumId="16" w15:restartNumberingAfterBreak="0">
+  <w:abstractNum w:abstractNumId="26" w15:restartNumberingAfterBreak="0">
     <w:nsid w:val="56E3012F"/>
     <w:multiLevelType w:val="hybridMultilevel"/>
     <w:tmpl w:val="54084AE6"/>
@@ -7928,7 +13207,119 @@
       </w:pPr>
     </w:lvl>
   </w:abstractNum>
-  <w:abstractNum w:abstractNumId="17" w15:restartNumberingAfterBreak="0">
+  <w:abstractNum w:abstractNumId="27" w15:restartNumberingAfterBreak="0">
+    <w:nsid w:val="5FAB6053"/>
+    <w:multiLevelType w:val="hybridMultilevel"/>
+    <w:tmpl w:val="D7E85AD6"/>
+    <w:lvl w:ilvl="0" w:tplc="3C642850">
+      <w:numFmt w:val="bullet"/>
+      <w:lvlText w:val="·"/>
+      <w:lvlJc w:val="left"/>
+      <w:pPr>
+        <w:ind w:left="720" w:hanging="360"/>
+      </w:pPr>
+      <w:rPr>
+        <w:rFonts w:ascii="Calibri" w:eastAsia="Calibri" w:hAnsi="Calibri" w:cs="Calibri" w:hint="default"/>
+      </w:rPr>
+    </w:lvl>
+    <w:lvl w:ilvl="1" w:tplc="040C0003" w:tentative="1">
+      <w:start w:val="1"/>
+      <w:numFmt w:val="bullet"/>
+      <w:lvlText w:val="o"/>
+      <w:lvlJc w:val="left"/>
+      <w:pPr>
+        <w:ind w:left="1440" w:hanging="360"/>
+      </w:pPr>
+      <w:rPr>
+        <w:rFonts w:ascii="Courier New" w:hAnsi="Courier New" w:cs="Courier New" w:hint="default"/>
+      </w:rPr>
+    </w:lvl>
+    <w:lvl w:ilvl="2" w:tplc="040C0005" w:tentative="1">
+      <w:start w:val="1"/>
+      <w:numFmt w:val="bullet"/>
+      <w:lvlText w:val=""/>
+      <w:lvlJc w:val="left"/>
+      <w:pPr>
+        <w:ind w:left="2160" w:hanging="360"/>
+      </w:pPr>
+      <w:rPr>
+        <w:rFonts w:ascii="Wingdings" w:hAnsi="Wingdings" w:hint="default"/>
+      </w:rPr>
+    </w:lvl>
+    <w:lvl w:ilvl="3" w:tplc="040C0001" w:tentative="1">
+      <w:start w:val="1"/>
+      <w:numFmt w:val="bullet"/>
+      <w:lvlText w:val=""/>
+      <w:lvlJc w:val="left"/>
+      <w:pPr>
+        <w:ind w:left="2880" w:hanging="360"/>
+      </w:pPr>
+      <w:rPr>
+        <w:rFonts w:ascii="Symbol" w:hAnsi="Symbol" w:hint="default"/>
+      </w:rPr>
+    </w:lvl>
+    <w:lvl w:ilvl="4" w:tplc="040C0003" w:tentative="1">
+      <w:start w:val="1"/>
+      <w:numFmt w:val="bullet"/>
+      <w:lvlText w:val="o"/>
+      <w:lvlJc w:val="left"/>
+      <w:pPr>
+        <w:ind w:left="3600" w:hanging="360"/>
+      </w:pPr>
+      <w:rPr>
+        <w:rFonts w:ascii="Courier New" w:hAnsi="Courier New" w:cs="Courier New" w:hint="default"/>
+      </w:rPr>
+    </w:lvl>
+    <w:lvl w:ilvl="5" w:tplc="040C0005" w:tentative="1">
+      <w:start w:val="1"/>
+      <w:numFmt w:val="bullet"/>
+      <w:lvlText w:val=""/>
+      <w:lvlJc w:val="left"/>
+      <w:pPr>
+        <w:ind w:left="4320" w:hanging="360"/>
+      </w:pPr>
+      <w:rPr>
+        <w:rFonts w:ascii="Wingdings" w:hAnsi="Wingdings" w:hint="default"/>
+      </w:rPr>
+    </w:lvl>
+    <w:lvl w:ilvl="6" w:tplc="040C0001" w:tentative="1">
+      <w:start w:val="1"/>
+      <w:numFmt w:val="bullet"/>
+      <w:lvlText w:val=""/>
+      <w:lvlJc w:val="left"/>
+      <w:pPr>
+        <w:ind w:left="5040" w:hanging="360"/>
+      </w:pPr>
+      <w:rPr>
+        <w:rFonts w:ascii="Symbol" w:hAnsi="Symbol" w:hint="default"/>
+      </w:rPr>
+    </w:lvl>
+    <w:lvl w:ilvl="7" w:tplc="040C0003" w:tentative="1">
+      <w:start w:val="1"/>
+      <w:numFmt w:val="bullet"/>
+      <w:lvlText w:val="o"/>
+      <w:lvlJc w:val="left"/>
+      <w:pPr>
+        <w:ind w:left="5760" w:hanging="360"/>
+      </w:pPr>
+      <w:rPr>
+        <w:rFonts w:ascii="Courier New" w:hAnsi="Courier New" w:cs="Courier New" w:hint="default"/>
+      </w:rPr>
+    </w:lvl>
+    <w:lvl w:ilvl="8" w:tplc="040C0005" w:tentative="1">
+      <w:start w:val="1"/>
+      <w:numFmt w:val="bullet"/>
+      <w:lvlText w:val=""/>
+      <w:lvlJc w:val="left"/>
+      <w:pPr>
+        <w:ind w:left="6480" w:hanging="360"/>
+      </w:pPr>
+      <w:rPr>
+        <w:rFonts w:ascii="Wingdings" w:hAnsi="Wingdings" w:hint="default"/>
+      </w:rPr>
+    </w:lvl>
+  </w:abstractNum>
+  <w:abstractNum w:abstractNumId="28" w15:restartNumberingAfterBreak="0">
     <w:nsid w:val="65274EC2"/>
     <w:multiLevelType w:val="hybridMultilevel"/>
     <w:tmpl w:val="944A58CA"/>
@@ -8042,7 +13433,7 @@
       </w:rPr>
     </w:lvl>
   </w:abstractNum>
-  <w:abstractNum w:abstractNumId="18" w15:restartNumberingAfterBreak="0">
+  <w:abstractNum w:abstractNumId="29" w15:restartNumberingAfterBreak="0">
     <w:nsid w:val="66FC2B03"/>
     <w:multiLevelType w:val="hybridMultilevel"/>
     <w:tmpl w:val="FA4002A0"/>
@@ -8156,7 +13547,7 @@
       </w:rPr>
     </w:lvl>
   </w:abstractNum>
-  <w:abstractNum w:abstractNumId="19" w15:restartNumberingAfterBreak="0">
+  <w:abstractNum w:abstractNumId="30" w15:restartNumberingAfterBreak="0">
     <w:nsid w:val="671305CA"/>
     <w:multiLevelType w:val="hybridMultilevel"/>
     <w:tmpl w:val="308AA286"/>
@@ -8270,7 +13661,7 @@
       </w:rPr>
     </w:lvl>
   </w:abstractNum>
-  <w:abstractNum w:abstractNumId="20" w15:restartNumberingAfterBreak="0">
+  <w:abstractNum w:abstractNumId="31" w15:restartNumberingAfterBreak="0">
     <w:nsid w:val="68183CEE"/>
     <w:multiLevelType w:val="hybridMultilevel"/>
     <w:tmpl w:val="4B78AA3C"/>
@@ -8383,7 +13774,121 @@
       </w:rPr>
     </w:lvl>
   </w:abstractNum>
-  <w:abstractNum w:abstractNumId="21" w15:restartNumberingAfterBreak="0">
+  <w:abstractNum w:abstractNumId="32" w15:restartNumberingAfterBreak="0">
+    <w:nsid w:val="69C03EB2"/>
+    <w:multiLevelType w:val="hybridMultilevel"/>
+    <w:tmpl w:val="37FE5752"/>
+    <w:lvl w:ilvl="0" w:tplc="7D824D6E">
+      <w:start w:val="1"/>
+      <w:numFmt w:val="bullet"/>
+      <w:lvlText w:val="•"/>
+      <w:lvlJc w:val="left"/>
+      <w:pPr>
+        <w:ind w:left="720" w:hanging="360"/>
+      </w:pPr>
+      <w:rPr>
+        <w:rFonts w:hint="default"/>
+        <w:color w:val="2E75B6"/>
+      </w:rPr>
+    </w:lvl>
+    <w:lvl w:ilvl="1" w:tplc="040C0003" w:tentative="1">
+      <w:start w:val="1"/>
+      <w:numFmt w:val="bullet"/>
+      <w:lvlText w:val="o"/>
+      <w:lvlJc w:val="left"/>
+      <w:pPr>
+        <w:ind w:left="1440" w:hanging="360"/>
+      </w:pPr>
+      <w:rPr>
+        <w:rFonts w:ascii="Courier New" w:hAnsi="Courier New" w:cs="Courier New" w:hint="default"/>
+      </w:rPr>
+    </w:lvl>
+    <w:lvl w:ilvl="2" w:tplc="040C0005" w:tentative="1">
+      <w:start w:val="1"/>
+      <w:numFmt w:val="bullet"/>
+      <w:lvlText w:val=""/>
+      <w:lvlJc w:val="left"/>
+      <w:pPr>
+        <w:ind w:left="2160" w:hanging="360"/>
+      </w:pPr>
+      <w:rPr>
+        <w:rFonts w:ascii="Wingdings" w:hAnsi="Wingdings" w:hint="default"/>
+      </w:rPr>
+    </w:lvl>
+    <w:lvl w:ilvl="3" w:tplc="040C0001" w:tentative="1">
+      <w:start w:val="1"/>
+      <w:numFmt w:val="bullet"/>
+      <w:lvlText w:val=""/>
+      <w:lvlJc w:val="left"/>
+      <w:pPr>
+        <w:ind w:left="2880" w:hanging="360"/>
+      </w:pPr>
+      <w:rPr>
+        <w:rFonts w:ascii="Symbol" w:hAnsi="Symbol" w:hint="default"/>
+      </w:rPr>
+    </w:lvl>
+    <w:lvl w:ilvl="4" w:tplc="040C0003" w:tentative="1">
+      <w:start w:val="1"/>
+      <w:numFmt w:val="bullet"/>
+      <w:lvlText w:val="o"/>
+      <w:lvlJc w:val="left"/>
+      <w:pPr>
+        <w:ind w:left="3600" w:hanging="360"/>
+      </w:pPr>
+      <w:rPr>
+        <w:rFonts w:ascii="Courier New" w:hAnsi="Courier New" w:cs="Courier New" w:hint="default"/>
+      </w:rPr>
+    </w:lvl>
+    <w:lvl w:ilvl="5" w:tplc="040C0005" w:tentative="1">
+      <w:start w:val="1"/>
+      <w:numFmt w:val="bullet"/>
+      <w:lvlText w:val=""/>
+      <w:lvlJc w:val="left"/>
+      <w:pPr>
+        <w:ind w:left="4320" w:hanging="360"/>
+      </w:pPr>
+      <w:rPr>
+        <w:rFonts w:ascii="Wingdings" w:hAnsi="Wingdings" w:hint="default"/>
+      </w:rPr>
+    </w:lvl>
+    <w:lvl w:ilvl="6" w:tplc="040C0001" w:tentative="1">
+      <w:start w:val="1"/>
+      <w:numFmt w:val="bullet"/>
+      <w:lvlText w:val=""/>
+      <w:lvlJc w:val="left"/>
+      <w:pPr>
+        <w:ind w:left="5040" w:hanging="360"/>
+      </w:pPr>
+      <w:rPr>
+        <w:rFonts w:ascii="Symbol" w:hAnsi="Symbol" w:hint="default"/>
+      </w:rPr>
+    </w:lvl>
+    <w:lvl w:ilvl="7" w:tplc="040C0003" w:tentative="1">
+      <w:start w:val="1"/>
+      <w:numFmt w:val="bullet"/>
+      <w:lvlText w:val="o"/>
+      <w:lvlJc w:val="left"/>
+      <w:pPr>
+        <w:ind w:left="5760" w:hanging="360"/>
+      </w:pPr>
+      <w:rPr>
+        <w:rFonts w:ascii="Courier New" w:hAnsi="Courier New" w:cs="Courier New" w:hint="default"/>
+      </w:rPr>
+    </w:lvl>
+    <w:lvl w:ilvl="8" w:tplc="040C0005" w:tentative="1">
+      <w:start w:val="1"/>
+      <w:numFmt w:val="bullet"/>
+      <w:lvlText w:val=""/>
+      <w:lvlJc w:val="left"/>
+      <w:pPr>
+        <w:ind w:left="6480" w:hanging="360"/>
+      </w:pPr>
+      <w:rPr>
+        <w:rFonts w:ascii="Wingdings" w:hAnsi="Wingdings" w:hint="default"/>
+      </w:rPr>
+    </w:lvl>
+  </w:abstractNum>
+  <w:abstractNum w:abstractNumId="33" w15:restartNumberingAfterBreak="0">
     <w:nsid w:val="6D69346F"/>
     <w:multiLevelType w:val="multilevel"/>
     <w:tmpl w:val="799E2850"/>
@@ -8533,7 +14038,119 @@
       </w:rPr>
     </w:lvl>
   </w:abstractNum>
-  <w:abstractNum w:abstractNumId="22" w15:restartNumberingAfterBreak="0">
+  <w:abstractNum w:abstractNumId="34" w15:restartNumberingAfterBreak="0">
+    <w:nsid w:val="6E93580C"/>
+    <w:multiLevelType w:val="hybridMultilevel"/>
+    <w:tmpl w:val="E31A0224"/>
+    <w:lvl w:ilvl="0" w:tplc="4DCE29E8">
+      <w:numFmt w:val="bullet"/>
+      <w:lvlText w:val="·"/>
+      <w:lvlJc w:val="left"/>
+      <w:pPr>
+        <w:ind w:left="720" w:hanging="360"/>
+      </w:pPr>
+      <w:rPr>
+        <w:rFonts w:ascii="Calibri" w:eastAsia="Calibri" w:hAnsi="Calibri" w:cs="Calibri" w:hint="default"/>
+      </w:rPr>
+    </w:lvl>
+    <w:lvl w:ilvl="1" w:tplc="040C0003" w:tentative="1">
+      <w:start w:val="1"/>
+      <w:numFmt w:val="bullet"/>
+      <w:lvlText w:val="o"/>
+      <w:lvlJc w:val="left"/>
+      <w:pPr>
+        <w:ind w:left="1440" w:hanging="360"/>
+      </w:pPr>
+      <w:rPr>
+        <w:rFonts w:ascii="Courier New" w:hAnsi="Courier New" w:cs="Courier New" w:hint="default"/>
+      </w:rPr>
+    </w:lvl>
+    <w:lvl w:ilvl="2" w:tplc="040C0005" w:tentative="1">
+      <w:start w:val="1"/>
+      <w:numFmt w:val="bullet"/>
+      <w:lvlText w:val=""/>
+      <w:lvlJc w:val="left"/>
+      <w:pPr>
+        <w:ind w:left="2160" w:hanging="360"/>
+      </w:pPr>
+      <w:rPr>
+        <w:rFonts w:ascii="Wingdings" w:hAnsi="Wingdings" w:hint="default"/>
+      </w:rPr>
+    </w:lvl>
+    <w:lvl w:ilvl="3" w:tplc="040C0001" w:tentative="1">
+      <w:start w:val="1"/>
+      <w:numFmt w:val="bullet"/>
+      <w:lvlText w:val=""/>
+      <w:lvlJc w:val="left"/>
+      <w:pPr>
+        <w:ind w:left="2880" w:hanging="360"/>
+      </w:pPr>
+      <w:rPr>
+        <w:rFonts w:ascii="Symbol" w:hAnsi="Symbol" w:hint="default"/>
+      </w:rPr>
+    </w:lvl>
+    <w:lvl w:ilvl="4" w:tplc="040C0003" w:tentative="1">
+      <w:start w:val="1"/>
+      <w:numFmt w:val="bullet"/>
+      <w:lvlText w:val="o"/>
+      <w:lvlJc w:val="left"/>
+      <w:pPr>
+        <w:ind w:left="3600" w:hanging="360"/>
+      </w:pPr>
+      <w:rPr>
+        <w:rFonts w:ascii="Courier New" w:hAnsi="Courier New" w:cs="Courier New" w:hint="default"/>
+      </w:rPr>
+    </w:lvl>
+    <w:lvl w:ilvl="5" w:tplc="040C0005" w:tentative="1">
+      <w:start w:val="1"/>
+      <w:numFmt w:val="bullet"/>
+      <w:lvlText w:val=""/>
+      <w:lvlJc w:val="left"/>
+      <w:pPr>
+        <w:ind w:left="4320" w:hanging="360"/>
+      </w:pPr>
+      <w:rPr>
+        <w:rFonts w:ascii="Wingdings" w:hAnsi="Wingdings" w:hint="default"/>
+      </w:rPr>
+    </w:lvl>
+    <w:lvl w:ilvl="6" w:tplc="040C0001" w:tentative="1">
+      <w:start w:val="1"/>
+      <w:numFmt w:val="bullet"/>
+      <w:lvlText w:val=""/>
+      <w:lvlJc w:val="left"/>
+      <w:pPr>
+        <w:ind w:left="5040" w:hanging="360"/>
+      </w:pPr>
+      <w:rPr>
+        <w:rFonts w:ascii="Symbol" w:hAnsi="Symbol" w:hint="default"/>
+      </w:rPr>
+    </w:lvl>
+    <w:lvl w:ilvl="7" w:tplc="040C0003" w:tentative="1">
+      <w:start w:val="1"/>
+      <w:numFmt w:val="bullet"/>
+      <w:lvlText w:val="o"/>
+      <w:lvlJc w:val="left"/>
+      <w:pPr>
+        <w:ind w:left="5760" w:hanging="360"/>
+      </w:pPr>
+      <w:rPr>
+        <w:rFonts w:ascii="Courier New" w:hAnsi="Courier New" w:cs="Courier New" w:hint="default"/>
+      </w:rPr>
+    </w:lvl>
+    <w:lvl w:ilvl="8" w:tplc="040C0005" w:tentative="1">
+      <w:start w:val="1"/>
+      <w:numFmt w:val="bullet"/>
+      <w:lvlText w:val=""/>
+      <w:lvlJc w:val="left"/>
+      <w:pPr>
+        <w:ind w:left="6480" w:hanging="360"/>
+      </w:pPr>
+      <w:rPr>
+        <w:rFonts w:ascii="Wingdings" w:hAnsi="Wingdings" w:hint="default"/>
+      </w:rPr>
+    </w:lvl>
+  </w:abstractNum>
+  <w:abstractNum w:abstractNumId="35" w15:restartNumberingAfterBreak="0">
     <w:nsid w:val="710C2022"/>
     <w:multiLevelType w:val="hybridMultilevel"/>
     <w:tmpl w:val="1FF6A7B4"/>
@@ -8647,83 +14264,701 @@
       </w:rPr>
     </w:lvl>
   </w:abstractNum>
+  <w:abstractNum w:abstractNumId="36" w15:restartNumberingAfterBreak="0">
+    <w:nsid w:val="79285170"/>
+    <w:multiLevelType w:val="hybridMultilevel"/>
+    <w:tmpl w:val="023053A2"/>
+    <w:lvl w:ilvl="0" w:tplc="040C0005">
+      <w:start w:val="1"/>
+      <w:numFmt w:val="bullet"/>
+      <w:lvlText w:val=""/>
+      <w:lvlJc w:val="left"/>
+      <w:pPr>
+        <w:ind w:left="947" w:hanging="360"/>
+      </w:pPr>
+      <w:rPr>
+        <w:rFonts w:ascii="Wingdings" w:hAnsi="Wingdings" w:hint="default"/>
+      </w:rPr>
+    </w:lvl>
+    <w:lvl w:ilvl="1" w:tplc="040C0003" w:tentative="1">
+      <w:start w:val="1"/>
+      <w:numFmt w:val="bullet"/>
+      <w:lvlText w:val="o"/>
+      <w:lvlJc w:val="left"/>
+      <w:pPr>
+        <w:ind w:left="1667" w:hanging="360"/>
+      </w:pPr>
+      <w:rPr>
+        <w:rFonts w:ascii="Courier New" w:hAnsi="Courier New" w:cs="Courier New" w:hint="default"/>
+      </w:rPr>
+    </w:lvl>
+    <w:lvl w:ilvl="2" w:tplc="040C0005" w:tentative="1">
+      <w:start w:val="1"/>
+      <w:numFmt w:val="bullet"/>
+      <w:lvlText w:val=""/>
+      <w:lvlJc w:val="left"/>
+      <w:pPr>
+        <w:ind w:left="2387" w:hanging="360"/>
+      </w:pPr>
+      <w:rPr>
+        <w:rFonts w:ascii="Wingdings" w:hAnsi="Wingdings" w:hint="default"/>
+      </w:rPr>
+    </w:lvl>
+    <w:lvl w:ilvl="3" w:tplc="040C0001" w:tentative="1">
+      <w:start w:val="1"/>
+      <w:numFmt w:val="bullet"/>
+      <w:lvlText w:val=""/>
+      <w:lvlJc w:val="left"/>
+      <w:pPr>
+        <w:ind w:left="3107" w:hanging="360"/>
+      </w:pPr>
+      <w:rPr>
+        <w:rFonts w:ascii="Symbol" w:hAnsi="Symbol" w:hint="default"/>
+      </w:rPr>
+    </w:lvl>
+    <w:lvl w:ilvl="4" w:tplc="040C0003" w:tentative="1">
+      <w:start w:val="1"/>
+      <w:numFmt w:val="bullet"/>
+      <w:lvlText w:val="o"/>
+      <w:lvlJc w:val="left"/>
+      <w:pPr>
+        <w:ind w:left="3827" w:hanging="360"/>
+      </w:pPr>
+      <w:rPr>
+        <w:rFonts w:ascii="Courier New" w:hAnsi="Courier New" w:cs="Courier New" w:hint="default"/>
+      </w:rPr>
+    </w:lvl>
+    <w:lvl w:ilvl="5" w:tplc="040C0005" w:tentative="1">
+      <w:start w:val="1"/>
+      <w:numFmt w:val="bullet"/>
+      <w:lvlText w:val=""/>
+      <w:lvlJc w:val="left"/>
+      <w:pPr>
+        <w:ind w:left="4547" w:hanging="360"/>
+      </w:pPr>
+      <w:rPr>
+        <w:rFonts w:ascii="Wingdings" w:hAnsi="Wingdings" w:hint="default"/>
+      </w:rPr>
+    </w:lvl>
+    <w:lvl w:ilvl="6" w:tplc="040C0001" w:tentative="1">
+      <w:start w:val="1"/>
+      <w:numFmt w:val="bullet"/>
+      <w:lvlText w:val=""/>
+      <w:lvlJc w:val="left"/>
+      <w:pPr>
+        <w:ind w:left="5267" w:hanging="360"/>
+      </w:pPr>
+      <w:rPr>
+        <w:rFonts w:ascii="Symbol" w:hAnsi="Symbol" w:hint="default"/>
+      </w:rPr>
+    </w:lvl>
+    <w:lvl w:ilvl="7" w:tplc="040C0003" w:tentative="1">
+      <w:start w:val="1"/>
+      <w:numFmt w:val="bullet"/>
+      <w:lvlText w:val="o"/>
+      <w:lvlJc w:val="left"/>
+      <w:pPr>
+        <w:ind w:left="5987" w:hanging="360"/>
+      </w:pPr>
+      <w:rPr>
+        <w:rFonts w:ascii="Courier New" w:hAnsi="Courier New" w:cs="Courier New" w:hint="default"/>
+      </w:rPr>
+    </w:lvl>
+    <w:lvl w:ilvl="8" w:tplc="040C0005" w:tentative="1">
+      <w:start w:val="1"/>
+      <w:numFmt w:val="bullet"/>
+      <w:lvlText w:val=""/>
+      <w:lvlJc w:val="left"/>
+      <w:pPr>
+        <w:ind w:left="6707" w:hanging="360"/>
+      </w:pPr>
+      <w:rPr>
+        <w:rFonts w:ascii="Wingdings" w:hAnsi="Wingdings" w:hint="default"/>
+      </w:rPr>
+    </w:lvl>
+  </w:abstractNum>
+  <w:abstractNum w:abstractNumId="37" w15:restartNumberingAfterBreak="0">
+    <w:nsid w:val="7A2C4C19"/>
+    <w:multiLevelType w:val="hybridMultilevel"/>
+    <w:tmpl w:val="DA022F78"/>
+    <w:lvl w:ilvl="0" w:tplc="040C0005">
+      <w:start w:val="1"/>
+      <w:numFmt w:val="bullet"/>
+      <w:lvlText w:val=""/>
+      <w:lvlJc w:val="left"/>
+      <w:pPr>
+        <w:ind w:left="720" w:hanging="360"/>
+      </w:pPr>
+      <w:rPr>
+        <w:rFonts w:ascii="Wingdings" w:hAnsi="Wingdings" w:hint="default"/>
+      </w:rPr>
+    </w:lvl>
+    <w:lvl w:ilvl="1" w:tplc="FFFFFFFF" w:tentative="1">
+      <w:start w:val="1"/>
+      <w:numFmt w:val="bullet"/>
+      <w:lvlText w:val="o"/>
+      <w:lvlJc w:val="left"/>
+      <w:pPr>
+        <w:ind w:left="1440" w:hanging="360"/>
+      </w:pPr>
+      <w:rPr>
+        <w:rFonts w:ascii="Courier New" w:hAnsi="Courier New" w:cs="Courier New" w:hint="default"/>
+      </w:rPr>
+    </w:lvl>
+    <w:lvl w:ilvl="2" w:tplc="FFFFFFFF" w:tentative="1">
+      <w:start w:val="1"/>
+      <w:numFmt w:val="bullet"/>
+      <w:lvlText w:val=""/>
+      <w:lvlJc w:val="left"/>
+      <w:pPr>
+        <w:ind w:left="2160" w:hanging="360"/>
+      </w:pPr>
+      <w:rPr>
+        <w:rFonts w:ascii="Wingdings" w:hAnsi="Wingdings" w:hint="default"/>
+      </w:rPr>
+    </w:lvl>
+    <w:lvl w:ilvl="3" w:tplc="FFFFFFFF" w:tentative="1">
+      <w:start w:val="1"/>
+      <w:numFmt w:val="bullet"/>
+      <w:lvlText w:val=""/>
+      <w:lvlJc w:val="left"/>
+      <w:pPr>
+        <w:ind w:left="2880" w:hanging="360"/>
+      </w:pPr>
+      <w:rPr>
+        <w:rFonts w:ascii="Symbol" w:hAnsi="Symbol" w:hint="default"/>
+      </w:rPr>
+    </w:lvl>
+    <w:lvl w:ilvl="4" w:tplc="FFFFFFFF" w:tentative="1">
+      <w:start w:val="1"/>
+      <w:numFmt w:val="bullet"/>
+      <w:lvlText w:val="o"/>
+      <w:lvlJc w:val="left"/>
+      <w:pPr>
+        <w:ind w:left="3600" w:hanging="360"/>
+      </w:pPr>
+      <w:rPr>
+        <w:rFonts w:ascii="Courier New" w:hAnsi="Courier New" w:cs="Courier New" w:hint="default"/>
+      </w:rPr>
+    </w:lvl>
+    <w:lvl w:ilvl="5" w:tplc="FFFFFFFF" w:tentative="1">
+      <w:start w:val="1"/>
+      <w:numFmt w:val="bullet"/>
+      <w:lvlText w:val=""/>
+      <w:lvlJc w:val="left"/>
+      <w:pPr>
+        <w:ind w:left="4320" w:hanging="360"/>
+      </w:pPr>
+      <w:rPr>
+        <w:rFonts w:ascii="Wingdings" w:hAnsi="Wingdings" w:hint="default"/>
+      </w:rPr>
+    </w:lvl>
+    <w:lvl w:ilvl="6" w:tplc="FFFFFFFF" w:tentative="1">
+      <w:start w:val="1"/>
+      <w:numFmt w:val="bullet"/>
+      <w:lvlText w:val=""/>
+      <w:lvlJc w:val="left"/>
+      <w:pPr>
+        <w:ind w:left="5040" w:hanging="360"/>
+      </w:pPr>
+      <w:rPr>
+        <w:rFonts w:ascii="Symbol" w:hAnsi="Symbol" w:hint="default"/>
+      </w:rPr>
+    </w:lvl>
+    <w:lvl w:ilvl="7" w:tplc="FFFFFFFF" w:tentative="1">
+      <w:start w:val="1"/>
+      <w:numFmt w:val="bullet"/>
+      <w:lvlText w:val="o"/>
+      <w:lvlJc w:val="left"/>
+      <w:pPr>
+        <w:ind w:left="5760" w:hanging="360"/>
+      </w:pPr>
+      <w:rPr>
+        <w:rFonts w:ascii="Courier New" w:hAnsi="Courier New" w:cs="Courier New" w:hint="default"/>
+      </w:rPr>
+    </w:lvl>
+    <w:lvl w:ilvl="8" w:tplc="FFFFFFFF" w:tentative="1">
+      <w:start w:val="1"/>
+      <w:numFmt w:val="bullet"/>
+      <w:lvlText w:val=""/>
+      <w:lvlJc w:val="left"/>
+      <w:pPr>
+        <w:ind w:left="6480" w:hanging="360"/>
+      </w:pPr>
+      <w:rPr>
+        <w:rFonts w:ascii="Wingdings" w:hAnsi="Wingdings" w:hint="default"/>
+      </w:rPr>
+    </w:lvl>
+  </w:abstractNum>
+  <w:abstractNum w:abstractNumId="38" w15:restartNumberingAfterBreak="0">
+    <w:nsid w:val="7AB24011"/>
+    <w:multiLevelType w:val="hybridMultilevel"/>
+    <w:tmpl w:val="100E2EE4"/>
+    <w:lvl w:ilvl="0" w:tplc="4DCE29E8">
+      <w:numFmt w:val="bullet"/>
+      <w:lvlText w:val="·"/>
+      <w:lvlJc w:val="left"/>
+      <w:pPr>
+        <w:ind w:left="720" w:hanging="360"/>
+      </w:pPr>
+      <w:rPr>
+        <w:rFonts w:ascii="Calibri" w:eastAsia="Calibri" w:hAnsi="Calibri" w:cs="Calibri" w:hint="default"/>
+      </w:rPr>
+    </w:lvl>
+    <w:lvl w:ilvl="1" w:tplc="040C0003" w:tentative="1">
+      <w:start w:val="1"/>
+      <w:numFmt w:val="bullet"/>
+      <w:lvlText w:val="o"/>
+      <w:lvlJc w:val="left"/>
+      <w:pPr>
+        <w:ind w:left="1440" w:hanging="360"/>
+      </w:pPr>
+      <w:rPr>
+        <w:rFonts w:ascii="Courier New" w:hAnsi="Courier New" w:cs="Courier New" w:hint="default"/>
+      </w:rPr>
+    </w:lvl>
+    <w:lvl w:ilvl="2" w:tplc="040C0005" w:tentative="1">
+      <w:start w:val="1"/>
+      <w:numFmt w:val="bullet"/>
+      <w:lvlText w:val=""/>
+      <w:lvlJc w:val="left"/>
+      <w:pPr>
+        <w:ind w:left="2160" w:hanging="360"/>
+      </w:pPr>
+      <w:rPr>
+        <w:rFonts w:ascii="Wingdings" w:hAnsi="Wingdings" w:hint="default"/>
+      </w:rPr>
+    </w:lvl>
+    <w:lvl w:ilvl="3" w:tplc="040C0001" w:tentative="1">
+      <w:start w:val="1"/>
+      <w:numFmt w:val="bullet"/>
+      <w:lvlText w:val=""/>
+      <w:lvlJc w:val="left"/>
+      <w:pPr>
+        <w:ind w:left="2880" w:hanging="360"/>
+      </w:pPr>
+      <w:rPr>
+        <w:rFonts w:ascii="Symbol" w:hAnsi="Symbol" w:hint="default"/>
+      </w:rPr>
+    </w:lvl>
+    <w:lvl w:ilvl="4" w:tplc="040C0003" w:tentative="1">
+      <w:start w:val="1"/>
+      <w:numFmt w:val="bullet"/>
+      <w:lvlText w:val="o"/>
+      <w:lvlJc w:val="left"/>
+      <w:pPr>
+        <w:ind w:left="3600" w:hanging="360"/>
+      </w:pPr>
+      <w:rPr>
+        <w:rFonts w:ascii="Courier New" w:hAnsi="Courier New" w:cs="Courier New" w:hint="default"/>
+      </w:rPr>
+    </w:lvl>
+    <w:lvl w:ilvl="5" w:tplc="040C0005" w:tentative="1">
+      <w:start w:val="1"/>
+      <w:numFmt w:val="bullet"/>
+      <w:lvlText w:val=""/>
+      <w:lvlJc w:val="left"/>
+      <w:pPr>
+        <w:ind w:left="4320" w:hanging="360"/>
+      </w:pPr>
+      <w:rPr>
+        <w:rFonts w:ascii="Wingdings" w:hAnsi="Wingdings" w:hint="default"/>
+      </w:rPr>
+    </w:lvl>
+    <w:lvl w:ilvl="6" w:tplc="040C0001" w:tentative="1">
+      <w:start w:val="1"/>
+      <w:numFmt w:val="bullet"/>
+      <w:lvlText w:val=""/>
+      <w:lvlJc w:val="left"/>
+      <w:pPr>
+        <w:ind w:left="5040" w:hanging="360"/>
+      </w:pPr>
+      <w:rPr>
+        <w:rFonts w:ascii="Symbol" w:hAnsi="Symbol" w:hint="default"/>
+      </w:rPr>
+    </w:lvl>
+    <w:lvl w:ilvl="7" w:tplc="040C0003" w:tentative="1">
+      <w:start w:val="1"/>
+      <w:numFmt w:val="bullet"/>
+      <w:lvlText w:val="o"/>
+      <w:lvlJc w:val="left"/>
+      <w:pPr>
+        <w:ind w:left="5760" w:hanging="360"/>
+      </w:pPr>
+      <w:rPr>
+        <w:rFonts w:ascii="Courier New" w:hAnsi="Courier New" w:cs="Courier New" w:hint="default"/>
+      </w:rPr>
+    </w:lvl>
+    <w:lvl w:ilvl="8" w:tplc="040C0005" w:tentative="1">
+      <w:start w:val="1"/>
+      <w:numFmt w:val="bullet"/>
+      <w:lvlText w:val=""/>
+      <w:lvlJc w:val="left"/>
+      <w:pPr>
+        <w:ind w:left="6480" w:hanging="360"/>
+      </w:pPr>
+      <w:rPr>
+        <w:rFonts w:ascii="Wingdings" w:hAnsi="Wingdings" w:hint="default"/>
+      </w:rPr>
+    </w:lvl>
+  </w:abstractNum>
+  <w:abstractNum w:abstractNumId="39" w15:restartNumberingAfterBreak="0">
+    <w:nsid w:val="7D1B3A75"/>
+    <w:multiLevelType w:val="hybridMultilevel"/>
+    <w:tmpl w:val="D56E7BFC"/>
+    <w:lvl w:ilvl="0" w:tplc="040C0005">
+      <w:start w:val="1"/>
+      <w:numFmt w:val="bullet"/>
+      <w:lvlText w:val=""/>
+      <w:lvlJc w:val="left"/>
+      <w:pPr>
+        <w:ind w:left="720" w:hanging="360"/>
+      </w:pPr>
+      <w:rPr>
+        <w:rFonts w:ascii="Wingdings" w:hAnsi="Wingdings" w:hint="default"/>
+      </w:rPr>
+    </w:lvl>
+    <w:lvl w:ilvl="1" w:tplc="040C0003" w:tentative="1">
+      <w:start w:val="1"/>
+      <w:numFmt w:val="bullet"/>
+      <w:lvlText w:val="o"/>
+      <w:lvlJc w:val="left"/>
+      <w:pPr>
+        <w:ind w:left="1440" w:hanging="360"/>
+      </w:pPr>
+      <w:rPr>
+        <w:rFonts w:ascii="Courier New" w:hAnsi="Courier New" w:cs="Courier New" w:hint="default"/>
+      </w:rPr>
+    </w:lvl>
+    <w:lvl w:ilvl="2" w:tplc="040C0005" w:tentative="1">
+      <w:start w:val="1"/>
+      <w:numFmt w:val="bullet"/>
+      <w:lvlText w:val=""/>
+      <w:lvlJc w:val="left"/>
+      <w:pPr>
+        <w:ind w:left="2160" w:hanging="360"/>
+      </w:pPr>
+      <w:rPr>
+        <w:rFonts w:ascii="Wingdings" w:hAnsi="Wingdings" w:hint="default"/>
+      </w:rPr>
+    </w:lvl>
+    <w:lvl w:ilvl="3" w:tplc="040C0001" w:tentative="1">
+      <w:start w:val="1"/>
+      <w:numFmt w:val="bullet"/>
+      <w:lvlText w:val=""/>
+      <w:lvlJc w:val="left"/>
+      <w:pPr>
+        <w:ind w:left="2880" w:hanging="360"/>
+      </w:pPr>
+      <w:rPr>
+        <w:rFonts w:ascii="Symbol" w:hAnsi="Symbol" w:hint="default"/>
+      </w:rPr>
+    </w:lvl>
+    <w:lvl w:ilvl="4" w:tplc="040C0003" w:tentative="1">
+      <w:start w:val="1"/>
+      <w:numFmt w:val="bullet"/>
+      <w:lvlText w:val="o"/>
+      <w:lvlJc w:val="left"/>
+      <w:pPr>
+        <w:ind w:left="3600" w:hanging="360"/>
+      </w:pPr>
+      <w:rPr>
+        <w:rFonts w:ascii="Courier New" w:hAnsi="Courier New" w:cs="Courier New" w:hint="default"/>
+      </w:rPr>
+    </w:lvl>
+    <w:lvl w:ilvl="5" w:tplc="040C0005" w:tentative="1">
+      <w:start w:val="1"/>
+      <w:numFmt w:val="bullet"/>
+      <w:lvlText w:val=""/>
+      <w:lvlJc w:val="left"/>
+      <w:pPr>
+        <w:ind w:left="4320" w:hanging="360"/>
+      </w:pPr>
+      <w:rPr>
+        <w:rFonts w:ascii="Wingdings" w:hAnsi="Wingdings" w:hint="default"/>
+      </w:rPr>
+    </w:lvl>
+    <w:lvl w:ilvl="6" w:tplc="040C0001" w:tentative="1">
+      <w:start w:val="1"/>
+      <w:numFmt w:val="bullet"/>
+      <w:lvlText w:val=""/>
+      <w:lvlJc w:val="left"/>
+      <w:pPr>
+        <w:ind w:left="5040" w:hanging="360"/>
+      </w:pPr>
+      <w:rPr>
+        <w:rFonts w:ascii="Symbol" w:hAnsi="Symbol" w:hint="default"/>
+      </w:rPr>
+    </w:lvl>
+    <w:lvl w:ilvl="7" w:tplc="040C0003" w:tentative="1">
+      <w:start w:val="1"/>
+      <w:numFmt w:val="bullet"/>
+      <w:lvlText w:val="o"/>
+      <w:lvlJc w:val="left"/>
+      <w:pPr>
+        <w:ind w:left="5760" w:hanging="360"/>
+      </w:pPr>
+      <w:rPr>
+        <w:rFonts w:ascii="Courier New" w:hAnsi="Courier New" w:cs="Courier New" w:hint="default"/>
+      </w:rPr>
+    </w:lvl>
+    <w:lvl w:ilvl="8" w:tplc="040C0005" w:tentative="1">
+      <w:start w:val="1"/>
+      <w:numFmt w:val="bullet"/>
+      <w:lvlText w:val=""/>
+      <w:lvlJc w:val="left"/>
+      <w:pPr>
+        <w:ind w:left="6480" w:hanging="360"/>
+      </w:pPr>
+      <w:rPr>
+        <w:rFonts w:ascii="Wingdings" w:hAnsi="Wingdings" w:hint="default"/>
+      </w:rPr>
+    </w:lvl>
+  </w:abstractNum>
+  <w:abstractNum w:abstractNumId="40" w15:restartNumberingAfterBreak="0">
+    <w:nsid w:val="7D404E1B"/>
+    <w:multiLevelType w:val="hybridMultilevel"/>
+    <w:tmpl w:val="10005710"/>
+    <w:lvl w:ilvl="0" w:tplc="040C0005">
+      <w:start w:val="1"/>
+      <w:numFmt w:val="bullet"/>
+      <w:lvlText w:val=""/>
+      <w:lvlJc w:val="left"/>
+      <w:pPr>
+        <w:ind w:left="720" w:hanging="360"/>
+      </w:pPr>
+      <w:rPr>
+        <w:rFonts w:ascii="Wingdings" w:hAnsi="Wingdings" w:hint="default"/>
+      </w:rPr>
+    </w:lvl>
+    <w:lvl w:ilvl="1" w:tplc="FFFFFFFF" w:tentative="1">
+      <w:start w:val="1"/>
+      <w:numFmt w:val="bullet"/>
+      <w:lvlText w:val="o"/>
+      <w:lvlJc w:val="left"/>
+      <w:pPr>
+        <w:ind w:left="1440" w:hanging="360"/>
+      </w:pPr>
+      <w:rPr>
+        <w:rFonts w:ascii="Courier New" w:hAnsi="Courier New" w:cs="Courier New" w:hint="default"/>
+      </w:rPr>
+    </w:lvl>
+    <w:lvl w:ilvl="2" w:tplc="FFFFFFFF" w:tentative="1">
+      <w:start w:val="1"/>
+      <w:numFmt w:val="bullet"/>
+      <w:lvlText w:val=""/>
+      <w:lvlJc w:val="left"/>
+      <w:pPr>
+        <w:ind w:left="2160" w:hanging="360"/>
+      </w:pPr>
+      <w:rPr>
+        <w:rFonts w:ascii="Wingdings" w:hAnsi="Wingdings" w:hint="default"/>
+      </w:rPr>
+    </w:lvl>
+    <w:lvl w:ilvl="3" w:tplc="FFFFFFFF" w:tentative="1">
+      <w:start w:val="1"/>
+      <w:numFmt w:val="bullet"/>
+      <w:lvlText w:val=""/>
+      <w:lvlJc w:val="left"/>
+      <w:pPr>
+        <w:ind w:left="2880" w:hanging="360"/>
+      </w:pPr>
+      <w:rPr>
+        <w:rFonts w:ascii="Symbol" w:hAnsi="Symbol" w:hint="default"/>
+      </w:rPr>
+    </w:lvl>
+    <w:lvl w:ilvl="4" w:tplc="FFFFFFFF" w:tentative="1">
+      <w:start w:val="1"/>
+      <w:numFmt w:val="bullet"/>
+      <w:lvlText w:val="o"/>
+      <w:lvlJc w:val="left"/>
+      <w:pPr>
+        <w:ind w:left="3600" w:hanging="360"/>
+      </w:pPr>
+      <w:rPr>
+        <w:rFonts w:ascii="Courier New" w:hAnsi="Courier New" w:cs="Courier New" w:hint="default"/>
+      </w:rPr>
+    </w:lvl>
+    <w:lvl w:ilvl="5" w:tplc="FFFFFFFF" w:tentative="1">
+      <w:start w:val="1"/>
+      <w:numFmt w:val="bullet"/>
+      <w:lvlText w:val=""/>
+      <w:lvlJc w:val="left"/>
+      <w:pPr>
+        <w:ind w:left="4320" w:hanging="360"/>
+      </w:pPr>
+      <w:rPr>
+        <w:rFonts w:ascii="Wingdings" w:hAnsi="Wingdings" w:hint="default"/>
+      </w:rPr>
+    </w:lvl>
+    <w:lvl w:ilvl="6" w:tplc="FFFFFFFF" w:tentative="1">
+      <w:start w:val="1"/>
+      <w:numFmt w:val="bullet"/>
+      <w:lvlText w:val=""/>
+      <w:lvlJc w:val="left"/>
+      <w:pPr>
+        <w:ind w:left="5040" w:hanging="360"/>
+      </w:pPr>
+      <w:rPr>
+        <w:rFonts w:ascii="Symbol" w:hAnsi="Symbol" w:hint="default"/>
+      </w:rPr>
+    </w:lvl>
+    <w:lvl w:ilvl="7" w:tplc="FFFFFFFF" w:tentative="1">
+      <w:start w:val="1"/>
+      <w:numFmt w:val="bullet"/>
+      <w:lvlText w:val="o"/>
+      <w:lvlJc w:val="left"/>
+      <w:pPr>
+        <w:ind w:left="5760" w:hanging="360"/>
+      </w:pPr>
+      <w:rPr>
+        <w:rFonts w:ascii="Courier New" w:hAnsi="Courier New" w:cs="Courier New" w:hint="default"/>
+      </w:rPr>
+    </w:lvl>
+    <w:lvl w:ilvl="8" w:tplc="FFFFFFFF" w:tentative="1">
+      <w:start w:val="1"/>
+      <w:numFmt w:val="bullet"/>
+      <w:lvlText w:val=""/>
+      <w:lvlJc w:val="left"/>
+      <w:pPr>
+        <w:ind w:left="6480" w:hanging="360"/>
+      </w:pPr>
+      <w:rPr>
+        <w:rFonts w:ascii="Wingdings" w:hAnsi="Wingdings" w:hint="default"/>
+      </w:rPr>
+    </w:lvl>
+  </w:abstractNum>
   <w:num w:numId="1" w16cid:durableId="2069065081">
-    <w:abstractNumId w:val="15"/>
+    <w:abstractNumId w:val="25"/>
     <w:lvlOverride w:ilvl="0">
       <w:startOverride w:val="1"/>
     </w:lvlOverride>
   </w:num>
   <w:num w:numId="2" w16cid:durableId="334385620">
-    <w:abstractNumId w:val="2"/>
+    <w:abstractNumId w:val="5"/>
     <w:lvlOverride w:ilvl="0">
       <w:startOverride w:val="1"/>
     </w:lvlOverride>
   </w:num>
   <w:num w:numId="3" w16cid:durableId="310528216">
-    <w:abstractNumId w:val="14"/>
+    <w:abstractNumId w:val="24"/>
   </w:num>
   <w:num w:numId="4" w16cid:durableId="221870460">
-    <w:abstractNumId w:val="2"/>
+    <w:abstractNumId w:val="5"/>
   </w:num>
   <w:num w:numId="5" w16cid:durableId="1069883465">
-    <w:abstractNumId w:val="19"/>
+    <w:abstractNumId w:val="30"/>
   </w:num>
   <w:num w:numId="6" w16cid:durableId="1255700922">
-    <w:abstractNumId w:val="7"/>
+    <w:abstractNumId w:val="10"/>
   </w:num>
   <w:num w:numId="7" w16cid:durableId="252132079">
-    <w:abstractNumId w:val="3"/>
+    <w:abstractNumId w:val="6"/>
   </w:num>
   <w:num w:numId="8" w16cid:durableId="1491602692">
     <w:abstractNumId w:val="1"/>
   </w:num>
   <w:num w:numId="9" w16cid:durableId="704330670">
+    <w:abstractNumId w:val="28"/>
+  </w:num>
+  <w:num w:numId="10" w16cid:durableId="990594185">
+    <w:abstractNumId w:val="29"/>
+  </w:num>
+  <w:num w:numId="11" w16cid:durableId="1283882316">
+    <w:abstractNumId w:val="16"/>
+  </w:num>
+  <w:num w:numId="12" w16cid:durableId="1920214319">
+    <w:abstractNumId w:val="14"/>
+  </w:num>
+  <w:num w:numId="13" w16cid:durableId="1796176569">
+    <w:abstractNumId w:val="26"/>
+  </w:num>
+  <w:num w:numId="14" w16cid:durableId="1830175695">
+    <w:abstractNumId w:val="35"/>
+  </w:num>
+  <w:num w:numId="15" w16cid:durableId="1168787962">
+    <w:abstractNumId w:val="33"/>
+  </w:num>
+  <w:num w:numId="16" w16cid:durableId="1458645726">
+    <w:abstractNumId w:val="15"/>
+  </w:num>
+  <w:num w:numId="17" w16cid:durableId="1361590457">
     <w:abstractNumId w:val="17"/>
   </w:num>
-  <w:num w:numId="10" w16cid:durableId="990594185">
-    <w:abstractNumId w:val="18"/>
+  <w:num w:numId="18" w16cid:durableId="2121802084">
+    <w:abstractNumId w:val="8"/>
   </w:num>
-  <w:num w:numId="11" w16cid:durableId="1283882316">
-    <w:abstractNumId w:val="11"/>
+  <w:num w:numId="19" w16cid:durableId="656107943">
+    <w:abstractNumId w:val="31"/>
   </w:num>
-  <w:num w:numId="12" w16cid:durableId="1920214319">
-    <w:abstractNumId w:val="9"/>
+  <w:num w:numId="20" w16cid:durableId="46803690">
+    <w:abstractNumId w:val="7"/>
   </w:num>
-  <w:num w:numId="13" w16cid:durableId="1796176569">
-    <w:abstractNumId w:val="16"/>
-  </w:num>
-  <w:num w:numId="14" w16cid:durableId="1830175695">
+  <w:num w:numId="21" w16cid:durableId="1718508555">
     <w:abstractNumId w:val="22"/>
   </w:num>
-  <w:num w:numId="15" w16cid:durableId="1168787962">
-    <w:abstractNumId w:val="21"/>
-  </w:num>
-  <w:num w:numId="16" w16cid:durableId="1458645726">
-    <w:abstractNumId w:val="10"/>
-  </w:num>
-  <w:num w:numId="17" w16cid:durableId="1361590457">
+  <w:num w:numId="22" w16cid:durableId="1286079334">
     <w:abstractNumId w:val="12"/>
   </w:num>
-  <w:num w:numId="18" w16cid:durableId="2121802084">
-    <w:abstractNumId w:val="5"/>
-  </w:num>
-  <w:num w:numId="19" w16cid:durableId="656107943">
-    <w:abstractNumId w:val="20"/>
-  </w:num>
-  <w:num w:numId="20" w16cid:durableId="46803690">
-    <w:abstractNumId w:val="4"/>
-  </w:num>
-  <w:num w:numId="21" w16cid:durableId="1718508555">
-    <w:abstractNumId w:val="13"/>
-  </w:num>
-  <w:num w:numId="22" w16cid:durableId="1286079334">
-    <w:abstractNumId w:val="8"/>
-  </w:num>
   <w:num w:numId="23" w16cid:durableId="1337418752">
-    <w:abstractNumId w:val="6"/>
+    <w:abstractNumId w:val="9"/>
   </w:num>
   <w:num w:numId="24" w16cid:durableId="1829832317">
     <w:abstractNumId w:val="0"/>
+  </w:num>
+  <w:num w:numId="25" w16cid:durableId="2035039839">
+    <w:abstractNumId w:val="2"/>
+  </w:num>
+  <w:num w:numId="26" w16cid:durableId="256210313">
+    <w:abstractNumId w:val="32"/>
+  </w:num>
+  <w:num w:numId="27" w16cid:durableId="184440363">
+    <w:abstractNumId w:val="36"/>
+  </w:num>
+  <w:num w:numId="28" w16cid:durableId="1088041225">
+    <w:abstractNumId w:val="23"/>
+  </w:num>
+  <w:num w:numId="29" w16cid:durableId="254679368">
+    <w:abstractNumId w:val="3"/>
+  </w:num>
+  <w:num w:numId="30" w16cid:durableId="1055816929">
+    <w:abstractNumId w:val="38"/>
+  </w:num>
+  <w:num w:numId="31" w16cid:durableId="536242926">
+    <w:abstractNumId w:val="40"/>
+  </w:num>
+  <w:num w:numId="32" w16cid:durableId="626929853">
+    <w:abstractNumId w:val="4"/>
+  </w:num>
+  <w:num w:numId="33" w16cid:durableId="1410662752">
+    <w:abstractNumId w:val="34"/>
+  </w:num>
+  <w:num w:numId="34" w16cid:durableId="804589174">
+    <w:abstractNumId w:val="37"/>
+  </w:num>
+  <w:num w:numId="35" w16cid:durableId="334579618">
+    <w:abstractNumId w:val="19"/>
+  </w:num>
+  <w:num w:numId="36" w16cid:durableId="1777553568">
+    <w:abstractNumId w:val="11"/>
+  </w:num>
+  <w:num w:numId="37" w16cid:durableId="1470897173">
+    <w:abstractNumId w:val="39"/>
+  </w:num>
+  <w:num w:numId="38" w16cid:durableId="1231422913">
+    <w:abstractNumId w:val="20"/>
+  </w:num>
+  <w:num w:numId="39" w16cid:durableId="775714851">
+    <w:abstractNumId w:val="13"/>
+  </w:num>
+  <w:num w:numId="40" w16cid:durableId="915897198">
+    <w:abstractNumId w:val="21"/>
+  </w:num>
+  <w:num w:numId="41" w16cid:durableId="385837047">
+    <w:abstractNumId w:val="18"/>
+  </w:num>
+  <w:num w:numId="42" w16cid:durableId="79523797">
+    <w:abstractNumId w:val="27"/>
   </w:num>
 </w:numbering>
 </file>

--- a/documentation.docx
+++ b/documentation.docx
@@ -1946,7 +1946,13 @@
         <w:jc w:val="both"/>
       </w:pPr>
       <w:r>
-        <w:t>Il existe différents types de cycles de développement entrant dans la réalisation d'un logiciel. Ces cycles prendront en compte toutes les étapes de la conception d'un logiciel.</w:t>
+        <w:t xml:space="preserve">Il existe différents types de cycles de développement entrant dans la réalisation d'un logiciel. Ces cycles </w:t>
+      </w:r>
+      <w:r>
+        <w:t>prennent</w:t>
+      </w:r>
+      <w:r>
+        <w:t xml:space="preserve"> en compte toutes les étapes de la conception d'un logiciel.</w:t>
       </w:r>
     </w:p>
     <w:p>
@@ -2425,7 +2431,23 @@
         <w:jc w:val="both"/>
       </w:pPr>
       <w:r>
-        <w:t>Les individus et leurs interactions, plus que les processus et les outils. Dans l'optique agile, l'équipe est bien plus importante que les outils (structurants ou de contrôle) ou les procédures de fonctionnement. Il est préférable d'avoir une équipe soudée et qui communique, composée de développeurs (éventuellement à niveaux variables), plutôt qu'une équipe composée d'experts fonctionnant chacun de manière isolée. La COMMUNICATION est une notion fondamentale.</w:t>
+        <w:t>Les individus et leurs interactions, plus que les processus et les outils</w:t>
+      </w:r>
+      <w:r>
+        <w:t xml:space="preserve"> – </w:t>
+      </w:r>
+      <w:r>
+        <w:t xml:space="preserve">Dans l'optique agile, l'équipe est bien plus importante que les outils (structurants ou de contrôle) ou les procédures de fonctionnement. Il est préférable d'avoir une équipe soudée et qui communique, composée de développeurs (éventuellement à niveaux variables), plutôt qu'une équipe composée d'experts fonctionnant chacun de manière isolée. La </w:t>
+      </w:r>
+      <w:r>
+        <w:rPr>
+          <w:b/>
+          <w:bCs/>
+        </w:rPr>
+        <w:t>COMMUNICATION</w:t>
+      </w:r>
+      <w:r>
+        <w:t xml:space="preserve"> est une notion fondamentale.</w:t>
       </w:r>
     </w:p>
     <w:p>
@@ -2440,7 +2462,39 @@
         <w:jc w:val="both"/>
       </w:pPr>
       <w:r>
-        <w:t>Des logiciels opérationnels, plus qu'une documentation exhaustive. Il est vital que l'application fonctionne. Le reste, et notamment la documentation technique, est une aide précieuse mais NON UN BUT EN SOI : une documentation précise est utile comme MOYEN DE COMMUNICATION. La documentation représente une charge de travail importante, mais peut pourtant être néfaste si elle n'est pas à jour. Il est préférable de commenter abondamment le code lui-même, et surtout de TRANSFÉRER LES CONNAISSANCES au sein de l'équipe.</w:t>
+        <w:t>Des logiciels opérationnels, plus qu'une documentation exhaustive</w:t>
+      </w:r>
+      <w:r>
+        <w:t xml:space="preserve"> – </w:t>
+      </w:r>
+      <w:r>
+        <w:t xml:space="preserve">Il est vital que l'application fonctionne. Le reste, et notamment la documentation technique, est une aide précieuse mais </w:t>
+      </w:r>
+      <w:r>
+        <w:t>non un but en soi</w:t>
+      </w:r>
+      <w:r>
+        <w:t xml:space="preserve"> : une documentation précise est utile comme </w:t>
+      </w:r>
+      <w:r>
+        <w:rPr>
+          <w:b/>
+          <w:bCs/>
+        </w:rPr>
+        <w:t>MOYEN DE COMMUNICATION</w:t>
+      </w:r>
+      <w:r>
+        <w:t xml:space="preserve">. La documentation représente une charge de travail importante, mais peut pourtant être néfaste si elle n'est pas à jour. Il est préférable de commenter abondamment le code lui-même, et surtout de </w:t>
+      </w:r>
+      <w:r>
+        <w:rPr>
+          <w:b/>
+          <w:bCs/>
+        </w:rPr>
+        <w:t>TRANSFÉRER LES CONNAISSANCES</w:t>
+      </w:r>
+      <w:r>
+        <w:t xml:space="preserve"> au sein de l'équipe.</w:t>
       </w:r>
     </w:p>
     <w:p>
@@ -2455,7 +2509,66 @@
         <w:jc w:val="both"/>
       </w:pPr>
       <w:r>
-        <w:t>La collaboration avec les clients, plus que la négociation contractuelle. Le CLIENT doit être IMPLIQUÉ dans le développement, on ne peut se contenter de négocier un contrat au début du projet, puis de négliger les demandes du client. Le client doit COLLABORER AVEC L'ÉQUIPE et fournir un compte rendu continu sur l'adéquation du logiciel avec ses attentes.</w:t>
+        <w:t>La collaboration avec les clients, plus que la négociation contractuelle</w:t>
+      </w:r>
+      <w:r>
+        <w:t xml:space="preserve"> – </w:t>
+      </w:r>
+      <w:r>
+        <w:t>L</w:t>
+      </w:r>
+      <w:r>
+        <w:t>’</w:t>
+      </w:r>
+      <w:r>
+        <w:rPr>
+          <w:b/>
+          <w:bCs/>
+        </w:rPr>
+        <w:t>IMPLICATION</w:t>
+      </w:r>
+      <w:r>
+        <w:t xml:space="preserve"> du</w:t>
+      </w:r>
+      <w:r>
+        <w:t xml:space="preserve"> </w:t>
+      </w:r>
+      <w:r>
+        <w:t xml:space="preserve">client </w:t>
+      </w:r>
+      <w:r>
+        <w:t>dans le développement</w:t>
+      </w:r>
+      <w:r>
+        <w:t xml:space="preserve"> est indispensable</w:t>
+      </w:r>
+      <w:r>
+        <w:t xml:space="preserve"> : </w:t>
+      </w:r>
+      <w:r>
+        <w:t>on ne peut se contenter de négocier un contrat au début du projet, puis de négliger les demandes du client. L</w:t>
+      </w:r>
+      <w:r>
+        <w:t xml:space="preserve">a </w:t>
+      </w:r>
+      <w:r>
+        <w:rPr>
+          <w:b/>
+          <w:bCs/>
+        </w:rPr>
+        <w:t>COLLABORATION</w:t>
+      </w:r>
+      <w:r>
+        <w:t xml:space="preserve"> du</w:t>
+      </w:r>
+      <w:r>
+        <w:t xml:space="preserve"> client </w:t>
+      </w:r>
+      <w:r>
+        <w:t>avec l’équipe est importante : le client doit</w:t>
+      </w:r>
+      <w:r>
+        <w:t xml:space="preserve"> fournir un compte rendu continu sur l'adéquation du logiciel avec ses attentes.</w:t>
       </w:r>
     </w:p>
     <w:p>
@@ -2470,7 +2583,29 @@
         <w:jc w:val="both"/>
       </w:pPr>
       <w:r>
-        <w:t>L'adaptation au changement, plus que le suivi d'un plan. La PLANIFICATION INITIALE et la STRUCTURE DU LOGICIEL doivent être FLEXIBLES afin de permettre l'évolution de la demande du client tout au long du projet. Les premières livraisons du logiciel vont souvent provoquer des demandes d'évolution.</w:t>
+        <w:t>L'adaptation au changement, plus que le suivi d'un plan. La</w:t>
+      </w:r>
+      <w:r>
+        <w:t xml:space="preserve"> </w:t>
+      </w:r>
+      <w:r>
+        <w:t>planification initiale et la structure du logiciel</w:t>
+      </w:r>
+      <w:r>
+        <w:t xml:space="preserve"> </w:t>
+      </w:r>
+      <w:r>
+        <w:t xml:space="preserve">doivent être </w:t>
+      </w:r>
+      <w:r>
+        <w:rPr>
+          <w:b/>
+          <w:bCs/>
+        </w:rPr>
+        <w:t>FLEXIBLES</w:t>
+      </w:r>
+      <w:r>
+        <w:t xml:space="preserve"> afin de permettre l'évolution de la demande du client tout au long du projet. Les premières livraisons du logiciel vont souvent provoquer des demandes d'évolution.</w:t>
       </w:r>
     </w:p>
     <w:tbl>
@@ -2761,44 +2896,26 @@
         <w:rPr>
           <w:color w:val="215E99" w:themeColor="text2" w:themeTint="BF"/>
         </w:rPr>
-        <w:t xml:space="preserve">Daily Scrum, Sprint Planning </w:t>
-      </w:r>
-      <w:proofErr w:type="gramStart"/>
+        <w:t xml:space="preserve">Sprint Planning Meeting + </w:t>
+      </w:r>
       <w:r>
         <w:rPr>
           <w:color w:val="215E99" w:themeColor="text2" w:themeTint="BF"/>
         </w:rPr>
-        <w:t>Meeting</w:t>
-      </w:r>
-      <w:proofErr w:type="gramEnd"/>
+        <w:t>Daily Scrum</w:t>
+      </w:r>
       <w:r>
         <w:rPr>
           <w:color w:val="215E99" w:themeColor="text2" w:themeTint="BF"/>
         </w:rPr>
-        <w:t xml:space="preserve"> + Sprint Review </w:t>
-      </w:r>
-      <w:proofErr w:type="gramStart"/>
+        <w:t xml:space="preserve"> +</w:t>
+      </w:r>
       <w:r>
         <w:rPr>
           <w:color w:val="215E99" w:themeColor="text2" w:themeTint="BF"/>
         </w:rPr>
-        <w:t>Meeting</w:t>
-      </w:r>
-      <w:proofErr w:type="gramEnd"/>
-      <w:r>
-        <w:rPr>
-          <w:color w:val="215E99" w:themeColor="text2" w:themeTint="BF"/>
-        </w:rPr>
-        <w:t xml:space="preserve"> + Sprint Retrospective </w:t>
-      </w:r>
-      <w:proofErr w:type="gramStart"/>
-      <w:r>
-        <w:rPr>
-          <w:color w:val="215E99" w:themeColor="text2" w:themeTint="BF"/>
-        </w:rPr>
-        <w:t>Meeting</w:t>
-      </w:r>
-      <w:proofErr w:type="gramEnd"/>
+        <w:t xml:space="preserve"> Sprint Review Meeting + Sprint Retrospective Meeting</w:t>
+      </w:r>
       <w:r>
         <w:t>.</w:t>
       </w:r>
@@ -2821,44 +2938,8 @@
         <w:rPr>
           <w:color w:val="215E99" w:themeColor="text2" w:themeTint="BF"/>
         </w:rPr>
-        <w:t xml:space="preserve">Daily Scrum, Sprint Planning </w:t>
-      </w:r>
-      <w:proofErr w:type="gramStart"/>
-      <w:r>
-        <w:rPr>
-          <w:color w:val="215E99" w:themeColor="text2" w:themeTint="BF"/>
-        </w:rPr>
-        <w:t>Meeting</w:t>
-      </w:r>
-      <w:proofErr w:type="gramEnd"/>
-      <w:r>
-        <w:rPr>
-          <w:color w:val="215E99" w:themeColor="text2" w:themeTint="BF"/>
-        </w:rPr>
-        <w:t xml:space="preserve"> + Sprint Review </w:t>
-      </w:r>
-      <w:proofErr w:type="gramStart"/>
-      <w:r>
-        <w:rPr>
-          <w:color w:val="215E99" w:themeColor="text2" w:themeTint="BF"/>
-        </w:rPr>
-        <w:t>Meeting</w:t>
-      </w:r>
-      <w:proofErr w:type="gramEnd"/>
-      <w:r>
-        <w:rPr>
-          <w:color w:val="215E99" w:themeColor="text2" w:themeTint="BF"/>
-        </w:rPr>
-        <w:t xml:space="preserve"> + Sprint Retrospective </w:t>
-      </w:r>
-      <w:proofErr w:type="gramStart"/>
-      <w:r>
-        <w:rPr>
-          <w:color w:val="215E99" w:themeColor="text2" w:themeTint="BF"/>
-        </w:rPr>
-        <w:t>Meeting</w:t>
-      </w:r>
-      <w:proofErr w:type="gramEnd"/>
+        <w:t>Daily Scrum, Sprint Review Meeting + Sprint Retrospective Meeting</w:t>
+      </w:r>
       <w:r>
         <w:t>.</w:t>
       </w:r>
@@ -2875,7 +2956,19 @@
         <w:jc w:val="both"/>
       </w:pPr>
       <w:r>
-        <w:t>Accueillez positivement les changements de besoins, même tard dans le projet. Les processus Agiles exploitent le changement pour donner un avantage compétitif au client : BURN-DOWN CHART.</w:t>
+        <w:t xml:space="preserve">Accueillez positivement les changements de besoins, même tard dans le projet. Les processus Agiles exploitent le changement pour donner un avantage compétitif au client : </w:t>
+      </w:r>
+      <w:r>
+        <w:rPr>
+          <w:color w:val="215E99" w:themeColor="text2" w:themeTint="BF"/>
+        </w:rPr>
+        <w:t>Burn-Down Chart</w:t>
+      </w:r>
+      <w:r>
+        <w:rPr>
+          <w:color w:val="215E99" w:themeColor="text2" w:themeTint="BF"/>
+        </w:rPr>
+        <w:t>.</w:t>
       </w:r>
     </w:p>
     <w:p>
@@ -2920,7 +3013,19 @@
         <w:rPr>
           <w:color w:val="215E99" w:themeColor="text2" w:themeTint="BF"/>
         </w:rPr>
-        <w:t>lioration Continue</w:t>
+        <w:t xml:space="preserve">lioration </w:t>
+      </w:r>
+      <w:r>
+        <w:rPr>
+          <w:color w:val="215E99" w:themeColor="text2" w:themeTint="BF"/>
+        </w:rPr>
+        <w:t>c</w:t>
+      </w:r>
+      <w:r>
+        <w:rPr>
+          <w:color w:val="215E99" w:themeColor="text2" w:themeTint="BF"/>
+        </w:rPr>
+        <w:t>ontinue</w:t>
       </w:r>
       <w:r>
         <w:t>.</w:t>
@@ -2971,7 +3076,21 @@
         <w:t>,</w:t>
       </w:r>
       <w:r>
-        <w:t xml:space="preserve"> conceptions émergent d’équipes autoorganisées.</w:t>
+        <w:t xml:space="preserve"> conceptions émergent d’équipes </w:t>
+      </w:r>
+      <w:proofErr w:type="spellStart"/>
+      <w:r>
+        <w:t>auto</w:t>
+      </w:r>
+      <w:r>
+        <w:t>-</w:t>
+      </w:r>
+      <w:r>
+        <w:t>organisées</w:t>
+      </w:r>
+      <w:proofErr w:type="spellEnd"/>
+      <w:r>
+        <w:t>.</w:t>
       </w:r>
     </w:p>
     <w:tbl>
@@ -3098,7 +3217,16 @@
         <w:t>’</w:t>
       </w:r>
       <w:r>
-        <w:t>une à quatre semaines) que l'équipe peut estimer en termes de valeur apportée au projet et à l'utilisateur. Chaque sprint est guidé par un objectif (le Sprint Goal) : une cible claire, définie en début de sprint, qui donne du sens au travail de l'équipe et précise ce qu'elle s'engage à accomplir. Les tâches retenues dans le sprint backlog sont choisies pour atteindre cet objectif, et l'incrément livré en fin de sprint permet de vérifier s'il a été atteint.</w:t>
+        <w:t xml:space="preserve">une à quatre semaines) que l'équipe peut estimer en termes de valeur apportée au projet et à l'utilisateur. </w:t>
+      </w:r>
+    </w:p>
+    <w:p>
+      <w:pPr>
+        <w:spacing w:after="120" w:line="288" w:lineRule="auto"/>
+        <w:jc w:val="both"/>
+      </w:pPr>
+      <w:r>
+        <w:t>Chaque sprint est guidé par un objectif (le Sprint Goal) : une cible claire, définie en début de sprint, qui donne du sens au travail de l'équipe et précise ce qu'elle s'engage à accomplir. Les tâches retenues dans le sprint backlog sont choisies pour atteindre cet objectif, et l'incrément livré en fin de sprint permet de vérifier s'il a été atteint.</w:t>
       </w:r>
     </w:p>
     <w:p>
@@ -3173,13 +3301,13 @@
         <w:jc w:val="both"/>
       </w:pPr>
       <w:r>
-        <w:t xml:space="preserve">En plus des valeurs et principes communs à toutes les méthodes agiles, issus du Manifeste Agile, </w:t>
-      </w:r>
-      <w:r>
-        <w:t xml:space="preserve">la méthode </w:t>
-      </w:r>
-      <w:r>
-        <w:t>Scrum s'appuie sur trois piliers fondamentaux : la transparence, l'inspection et l'adaptation.</w:t>
+        <w:t>La</w:t>
+      </w:r>
+      <w:r>
+        <w:t xml:space="preserve"> méthode </w:t>
+      </w:r>
+      <w:r>
+        <w:t>Scrum s'appuie sur trois piliers fondamentaux : transparence, inspection et adaptation.</w:t>
       </w:r>
     </w:p>
     <w:p>
@@ -3281,43 +3409,20 @@
     <w:p>
       <w:pPr>
         <w:pStyle w:val="Titre2"/>
-      </w:pPr>
-      <w:bookmarkStart w:id="6" w:name="_Toc241706402"/>
-      <w:bookmarkStart w:id="7" w:name="_Toc241796139"/>
+        <w:spacing w:before="240" w:after="120"/>
+      </w:pPr>
       <w:r>
         <w:lastRenderedPageBreak/>
-        <w:t xml:space="preserve">1.3 </w:t>
-      </w:r>
-      <w:r>
-        <w:t>L’équipe Scrum</w:t>
-      </w:r>
-      <w:bookmarkEnd w:id="6"/>
-      <w:bookmarkEnd w:id="7"/>
-    </w:p>
-    <w:p>
-      <w:pPr>
-        <w:spacing w:after="60" w:line="276" w:lineRule="auto"/>
-        <w:jc w:val="both"/>
-      </w:pPr>
-      <w:r>
-        <w:t>Une équipe Scrum est composé de trois rôles majeurs : le Scrum Master (s'assurant que l'équipe est fonctionnelle et productive), le Product Owner (responsable de la vision produit et priorisant les besoins), l'équipe de réalisation (auto-organisée et responsable, chargée de développer l'application).</w:t>
-      </w:r>
-    </w:p>
-    <w:p>
-      <w:pPr>
-        <w:pStyle w:val="Titre3"/>
-        <w:spacing w:before="120" w:after="140"/>
-        <w:rPr>
-          <w:b/>
-          <w:bCs/>
-        </w:rPr>
-      </w:pPr>
-      <w:r>
-        <w:rPr>
-          <w:b/>
-          <w:bCs/>
-        </w:rPr>
-        <w:t>1.3.1 Le Scrum Master</w:t>
+        <w:t>1.</w:t>
+      </w:r>
+      <w:r>
+        <w:t>3</w:t>
+      </w:r>
+      <w:r>
+        <w:t xml:space="preserve"> Les </w:t>
+      </w:r>
+      <w:r>
+        <w:t>valeurs</w:t>
       </w:r>
     </w:p>
     <w:p>
@@ -3326,10 +3431,10 @@
         <w:jc w:val="both"/>
       </w:pPr>
       <w:r>
-        <w:t>Le Scrum Master possède le rôle de facilitateur</w:t>
-      </w:r>
-      <w:r>
-        <w:t>.</w:t>
+        <w:t>Le</w:t>
+      </w:r>
+      <w:r>
+        <w:t xml:space="preserve"> Scrum Guide précise que l'équipe les incarne par son travail, ses événements et ses échanges, et que les rôles, événements et artefacts de Scrum n'ont de sens que si elles sont vécues.</w:t>
       </w:r>
     </w:p>
     <w:p>
@@ -3348,6 +3453,524 @@
           <w:b/>
           <w:bCs/>
         </w:rPr>
+        <w:t>Engagement</w:t>
+      </w:r>
+      <w:r>
+        <w:t xml:space="preserve"> </w:t>
+      </w:r>
+      <w:r>
+        <w:t xml:space="preserve">– </w:t>
+      </w:r>
+      <w:r>
+        <w:t>C</w:t>
+      </w:r>
+      <w:r>
+        <w:t>haque membre s'engage personnellement à atteindre les objectifs de l'équipe et à se soutenir mutuellement.</w:t>
+      </w:r>
+    </w:p>
+    <w:p>
+      <w:pPr>
+        <w:pStyle w:val="Paragraphedeliste"/>
+        <w:numPr>
+          <w:ilvl w:val="0"/>
+          <w:numId w:val="43"/>
+        </w:numPr>
+        <w:spacing w:after="40" w:line="276" w:lineRule="auto"/>
+        <w:ind w:left="1040"/>
+        <w:jc w:val="both"/>
+      </w:pPr>
+      <w:r>
+        <w:t>L'engagement porte sur des objectifs (Sprint Goal, Definition of Done), pas sur une liste de tâches figée. L'équipe s'engage sur le but et reste flexible sur le moyen.</w:t>
+      </w:r>
+    </w:p>
+    <w:p>
+      <w:pPr>
+        <w:pStyle w:val="Paragraphedeliste"/>
+        <w:numPr>
+          <w:ilvl w:val="0"/>
+          <w:numId w:val="43"/>
+        </w:numPr>
+        <w:spacing w:after="40" w:line="276" w:lineRule="auto"/>
+        <w:ind w:left="1040"/>
+        <w:jc w:val="both"/>
+      </w:pPr>
+      <w:r>
+        <w:t>Il est collectif : on ne réussit ou n'échoue pas seul, ce qui pousse à s'entraider quand quelqu'un est bloqué.</w:t>
+      </w:r>
+    </w:p>
+    <w:p>
+      <w:pPr>
+        <w:pStyle w:val="Paragraphedeliste"/>
+        <w:spacing w:after="120" w:line="276" w:lineRule="auto"/>
+        <w:ind w:left="567"/>
+        <w:jc w:val="both"/>
+      </w:pPr>
+      <w:r>
+        <w:t>Exemple concret :</w:t>
+      </w:r>
+      <w:r>
+        <w:t xml:space="preserve"> si une tâche prend plus de temps que prévu, les Developers se réorganisent pour protéger le Sprint Goal plutôt que de laisser la personne concernée s'en sortir seule.</w:t>
+      </w:r>
+    </w:p>
+    <w:p>
+      <w:pPr>
+        <w:pStyle w:val="Paragraphedeliste"/>
+        <w:numPr>
+          <w:ilvl w:val="0"/>
+          <w:numId w:val="2"/>
+        </w:numPr>
+        <w:spacing w:after="60" w:line="276" w:lineRule="auto"/>
+        <w:ind w:left="587"/>
+        <w:jc w:val="both"/>
+      </w:pPr>
+      <w:r>
+        <w:rPr>
+          <w:b/>
+          <w:bCs/>
+        </w:rPr>
+        <w:t>Focus</w:t>
+      </w:r>
+      <w:r>
+        <w:t xml:space="preserve"> – </w:t>
+      </w:r>
+      <w:r>
+        <w:t>S</w:t>
+      </w:r>
+      <w:r>
+        <w:t>e concentrer sur le travail du Sprint et sur les objectifs de l'équipe.</w:t>
+      </w:r>
+    </w:p>
+    <w:p>
+      <w:pPr>
+        <w:pStyle w:val="Paragraphedeliste"/>
+        <w:numPr>
+          <w:ilvl w:val="0"/>
+          <w:numId w:val="43"/>
+        </w:numPr>
+        <w:spacing w:after="40" w:line="276" w:lineRule="auto"/>
+        <w:ind w:left="1040"/>
+        <w:jc w:val="both"/>
+      </w:pPr>
+      <w:r>
+        <w:t>Le Sprint Goal donne une direction unique : tout ce qui n'y contribue pas passe après.</w:t>
+      </w:r>
+    </w:p>
+    <w:p>
+      <w:pPr>
+        <w:pStyle w:val="Paragraphedeliste"/>
+        <w:numPr>
+          <w:ilvl w:val="0"/>
+          <w:numId w:val="43"/>
+        </w:numPr>
+        <w:spacing w:after="40" w:line="276" w:lineRule="auto"/>
+        <w:ind w:left="1040"/>
+        <w:jc w:val="both"/>
+      </w:pPr>
+      <w:r>
+        <w:t>Le Sprint Backlog limite volontairement la quantité de travail en cours.</w:t>
+      </w:r>
+    </w:p>
+    <w:p>
+      <w:pPr>
+        <w:pStyle w:val="Paragraphedeliste"/>
+        <w:numPr>
+          <w:ilvl w:val="0"/>
+          <w:numId w:val="43"/>
+        </w:numPr>
+        <w:spacing w:after="40" w:line="276" w:lineRule="auto"/>
+        <w:ind w:left="1040"/>
+        <w:jc w:val="both"/>
+      </w:pPr>
+      <w:r>
+        <w:t>Le Sprint est une période protégée : pas de modification qui mettrait en danger le Sprint Goal. Le périmètre peut être clarifié et renégociée avec le Product Owner, pas bouleversé.</w:t>
+      </w:r>
+    </w:p>
+    <w:p>
+      <w:pPr>
+        <w:pStyle w:val="Paragraphedeliste"/>
+        <w:spacing w:after="120" w:line="276" w:lineRule="auto"/>
+        <w:ind w:left="567"/>
+        <w:jc w:val="both"/>
+      </w:pPr>
+      <w:r>
+        <w:t xml:space="preserve">Exemple concret : </w:t>
+      </w:r>
+      <w:r>
+        <w:t>une demande urgente arrive en milieu de Sprint. Le Product Owner l'ajoute au Product Backlog et la priorise, au lieu de la glisser dans le Sprint en cours.</w:t>
+      </w:r>
+    </w:p>
+    <w:p>
+      <w:pPr>
+        <w:pStyle w:val="Paragraphedeliste"/>
+        <w:numPr>
+          <w:ilvl w:val="0"/>
+          <w:numId w:val="2"/>
+        </w:numPr>
+        <w:spacing w:after="60" w:line="276" w:lineRule="auto"/>
+        <w:ind w:left="587"/>
+        <w:jc w:val="both"/>
+      </w:pPr>
+      <w:r>
+        <w:rPr>
+          <w:b/>
+          <w:bCs/>
+        </w:rPr>
+        <w:t>Ouverture</w:t>
+      </w:r>
+      <w:r>
+        <w:t xml:space="preserve"> </w:t>
+      </w:r>
+      <w:r>
+        <w:t xml:space="preserve">– </w:t>
+      </w:r>
+      <w:r>
+        <w:t>L</w:t>
+      </w:r>
+      <w:r>
+        <w:t xml:space="preserve">'équipe </w:t>
+      </w:r>
+      <w:r>
+        <w:t>est</w:t>
+      </w:r>
+      <w:r>
+        <w:t xml:space="preserve"> ouverte sur le travail et sur les difficultés rencontrées.</w:t>
+      </w:r>
+    </w:p>
+    <w:p>
+      <w:pPr>
+        <w:pStyle w:val="Paragraphedeliste"/>
+        <w:numPr>
+          <w:ilvl w:val="0"/>
+          <w:numId w:val="43"/>
+        </w:numPr>
+        <w:spacing w:after="40" w:line="276" w:lineRule="auto"/>
+        <w:ind w:left="1040"/>
+        <w:jc w:val="both"/>
+      </w:pPr>
+      <w:r>
+        <w:t xml:space="preserve">Elle repose sur la transparence : l'état réel du travail est visible, </w:t>
+      </w:r>
+      <w:r>
+        <w:t>même</w:t>
+      </w:r>
+      <w:r>
+        <w:t xml:space="preserve"> </w:t>
+      </w:r>
+      <w:r>
+        <w:t>s’</w:t>
+      </w:r>
+      <w:r>
+        <w:t>il est mauvais.</w:t>
+      </w:r>
+    </w:p>
+    <w:p>
+      <w:pPr>
+        <w:pStyle w:val="Paragraphedeliste"/>
+        <w:numPr>
+          <w:ilvl w:val="0"/>
+          <w:numId w:val="43"/>
+        </w:numPr>
+        <w:spacing w:after="40" w:line="276" w:lineRule="auto"/>
+        <w:ind w:left="1040"/>
+        <w:jc w:val="both"/>
+      </w:pPr>
+      <w:r>
+        <w:t>Elle concerne aussi l'ouverture au changement : accueillir de nouvelles idées, du feedback, d'autres manières de faire.</w:t>
+      </w:r>
+    </w:p>
+    <w:p>
+      <w:pPr>
+        <w:pStyle w:val="Paragraphedeliste"/>
+        <w:numPr>
+          <w:ilvl w:val="0"/>
+          <w:numId w:val="43"/>
+        </w:numPr>
+        <w:spacing w:after="40" w:line="276" w:lineRule="auto"/>
+        <w:ind w:left="1040"/>
+        <w:jc w:val="both"/>
+      </w:pPr>
+      <w:r>
+        <w:t>Un obstacle signalé tôt coûte beaucoup moins cher qu'un obstacle découvert tard.</w:t>
+      </w:r>
+    </w:p>
+    <w:p>
+      <w:pPr>
+        <w:spacing w:after="120" w:line="276" w:lineRule="auto"/>
+        <w:ind w:left="567"/>
+        <w:jc w:val="both"/>
+      </w:pPr>
+      <w:r>
+        <w:t>Exemple concret : lors de la Sprint Review, l'équipe montre ce qui n'a pas été terminé et pourquoi, au lieu de le passer sous silence.</w:t>
+      </w:r>
+    </w:p>
+    <w:p>
+      <w:pPr>
+        <w:pStyle w:val="Paragraphedeliste"/>
+        <w:numPr>
+          <w:ilvl w:val="0"/>
+          <w:numId w:val="2"/>
+        </w:numPr>
+        <w:spacing w:after="60" w:line="276" w:lineRule="auto"/>
+        <w:ind w:left="587"/>
+        <w:jc w:val="both"/>
+      </w:pPr>
+      <w:r>
+        <w:rPr>
+          <w:b/>
+          <w:bCs/>
+        </w:rPr>
+        <w:t>Respect</w:t>
+      </w:r>
+      <w:r>
+        <w:t xml:space="preserve"> – </w:t>
+      </w:r>
+      <w:r>
+        <w:t>L</w:t>
+      </w:r>
+      <w:r>
+        <w:t>es membres se respectent mutuellement en tant que personnes capables et indépendantes, et sont respectés comme tels par les personnes avec lesquelles ils travaillent.</w:t>
+      </w:r>
+    </w:p>
+    <w:p>
+      <w:pPr>
+        <w:pStyle w:val="Paragraphedeliste"/>
+        <w:numPr>
+          <w:ilvl w:val="0"/>
+          <w:numId w:val="43"/>
+        </w:numPr>
+        <w:spacing w:after="40" w:line="276" w:lineRule="auto"/>
+        <w:ind w:left="1040"/>
+        <w:jc w:val="both"/>
+      </w:pPr>
+      <w:r>
+        <w:t>L'équipe est auto-gérée : elle décide en interne qui fait quoi, quand et comment. Cela suppose de faire confiance à ses compétences.</w:t>
+      </w:r>
+    </w:p>
+    <w:p>
+      <w:pPr>
+        <w:pStyle w:val="Paragraphedeliste"/>
+        <w:numPr>
+          <w:ilvl w:val="0"/>
+          <w:numId w:val="43"/>
+        </w:numPr>
+        <w:spacing w:after="40" w:line="276" w:lineRule="auto"/>
+        <w:ind w:left="1040"/>
+        <w:jc w:val="both"/>
+      </w:pPr>
+      <w:r>
+        <w:t>Le respect inclut la diversité des points de vue et des profils : un désaccord est une information utile, pas une attaque</w:t>
+      </w:r>
+      <w:r>
+        <w:t>.</w:t>
+      </w:r>
+    </w:p>
+    <w:p>
+      <w:pPr>
+        <w:spacing w:after="120" w:line="276" w:lineRule="auto"/>
+        <w:ind w:left="567"/>
+        <w:jc w:val="both"/>
+      </w:pPr>
+      <w:r>
+        <w:t>Exemple conc</w:t>
+      </w:r>
+      <w:r>
+        <w:t>ret : P</w:t>
+      </w:r>
+      <w:r>
+        <w:t>ersonne en dehors des Developers ne leur dit comment transformer des éléments du Product Backlog en Incr</w:t>
+      </w:r>
+      <w:r>
+        <w:t>é</w:t>
+      </w:r>
+      <w:r>
+        <w:t>ment.</w:t>
+      </w:r>
+    </w:p>
+    <w:p>
+      <w:pPr>
+        <w:pStyle w:val="Paragraphedeliste"/>
+        <w:numPr>
+          <w:ilvl w:val="0"/>
+          <w:numId w:val="2"/>
+        </w:numPr>
+        <w:spacing w:after="60" w:line="276" w:lineRule="auto"/>
+        <w:ind w:left="587"/>
+        <w:jc w:val="both"/>
+      </w:pPr>
+      <w:r>
+        <w:rPr>
+          <w:b/>
+          <w:bCs/>
+        </w:rPr>
+        <w:t>Courage</w:t>
+      </w:r>
+      <w:r>
+        <w:t xml:space="preserve"> – </w:t>
+      </w:r>
+      <w:r>
+        <w:t>A</w:t>
+      </w:r>
+      <w:r>
+        <w:t>voir le courage de faire ce qui est juste et de s'attaquer aux problèmes difficiles.</w:t>
+      </w:r>
+    </w:p>
+    <w:p>
+      <w:pPr>
+        <w:pStyle w:val="Paragraphedeliste"/>
+        <w:numPr>
+          <w:ilvl w:val="0"/>
+          <w:numId w:val="43"/>
+        </w:numPr>
+        <w:spacing w:after="40" w:line="276" w:lineRule="auto"/>
+        <w:ind w:left="1040"/>
+        <w:jc w:val="both"/>
+      </w:pPr>
+      <w:r>
+        <w:t>Dire non à un surcroît de travail quand il met le Sprint Goal en péril.</w:t>
+      </w:r>
+    </w:p>
+    <w:p>
+      <w:pPr>
+        <w:pStyle w:val="Paragraphedeliste"/>
+        <w:numPr>
+          <w:ilvl w:val="0"/>
+          <w:numId w:val="43"/>
+        </w:numPr>
+        <w:spacing w:after="40" w:line="276" w:lineRule="auto"/>
+        <w:ind w:left="1040"/>
+        <w:jc w:val="both"/>
+      </w:pPr>
+      <w:r>
+        <w:t>Soulever en Retrospective les sujets inconfortables (tensions, mauvaises pratiques, dette technique) plutôt que de les éviter.</w:t>
+      </w:r>
+    </w:p>
+    <w:p>
+      <w:pPr>
+        <w:pStyle w:val="Paragraphedeliste"/>
+        <w:numPr>
+          <w:ilvl w:val="0"/>
+          <w:numId w:val="43"/>
+        </w:numPr>
+        <w:spacing w:after="40" w:line="276" w:lineRule="auto"/>
+        <w:ind w:left="1040"/>
+        <w:jc w:val="both"/>
+      </w:pPr>
+      <w:r>
+        <w:t>Oser remettre en cause une décision, une priorité</w:t>
+      </w:r>
+      <w:r>
+        <w:t>,</w:t>
+      </w:r>
+      <w:r>
+        <w:t xml:space="preserve"> un plan </w:t>
+      </w:r>
+      <w:r>
+        <w:t>si</w:t>
+      </w:r>
+      <w:r>
+        <w:t xml:space="preserve"> les faits montrent un écart.</w:t>
+      </w:r>
+    </w:p>
+    <w:p>
+      <w:pPr>
+        <w:spacing w:after="360" w:line="276" w:lineRule="auto"/>
+        <w:ind w:left="567"/>
+        <w:jc w:val="both"/>
+      </w:pPr>
+      <w:r>
+        <w:t>Exemple concret : un développeur reconnaît en Daily Scrum qu'il est bloqué depuis deux jours, au lieu d'attendre la Retrospective.</w:t>
+      </w:r>
+    </w:p>
+    <w:p>
+      <w:pPr>
+        <w:pStyle w:val="Titre2"/>
+      </w:pPr>
+      <w:bookmarkStart w:id="6" w:name="_Toc241706402"/>
+      <w:bookmarkStart w:id="7" w:name="_Toc241796139"/>
+      <w:r>
+        <w:lastRenderedPageBreak/>
+        <w:t>1.</w:t>
+      </w:r>
+      <w:r>
+        <w:t>4</w:t>
+      </w:r>
+      <w:r>
+        <w:t xml:space="preserve"> </w:t>
+      </w:r>
+      <w:r>
+        <w:t>L’équipe Scrum</w:t>
+      </w:r>
+      <w:bookmarkEnd w:id="6"/>
+      <w:bookmarkEnd w:id="7"/>
+    </w:p>
+    <w:p>
+      <w:pPr>
+        <w:spacing w:after="60" w:line="276" w:lineRule="auto"/>
+        <w:jc w:val="both"/>
+      </w:pPr>
+      <w:r>
+        <w:t>Une équipe Scrum est composé de trois rôles majeurs : le Scrum Master (s'assurant que l'équipe est fonctionnelle et productive), le Product Owner (responsable de la vision produit et priorisant les besoins), l'équipe de réalisation (auto-organisée et responsable, chargée de développer l'application).</w:t>
+      </w:r>
+    </w:p>
+    <w:p>
+      <w:pPr>
+        <w:pStyle w:val="Titre3"/>
+        <w:spacing w:before="120" w:after="140"/>
+        <w:rPr>
+          <w:b/>
+          <w:bCs/>
+        </w:rPr>
+      </w:pPr>
+      <w:r>
+        <w:rPr>
+          <w:b/>
+          <w:bCs/>
+        </w:rPr>
+        <w:t>1.</w:t>
+      </w:r>
+      <w:r>
+        <w:rPr>
+          <w:b/>
+          <w:bCs/>
+        </w:rPr>
+        <w:t>4</w:t>
+      </w:r>
+      <w:r>
+        <w:rPr>
+          <w:b/>
+          <w:bCs/>
+        </w:rPr>
+        <w:t>.1 Le Scrum Master</w:t>
+      </w:r>
+    </w:p>
+    <w:p>
+      <w:pPr>
+        <w:spacing w:after="120" w:line="288" w:lineRule="auto"/>
+        <w:jc w:val="both"/>
+      </w:pPr>
+      <w:r>
+        <w:t>Le Scrum Master possède le rôle de facilitateur</w:t>
+      </w:r>
+      <w:r>
+        <w:t>.</w:t>
+      </w:r>
+    </w:p>
+    <w:p>
+      <w:pPr>
+        <w:pStyle w:val="Paragraphedeliste"/>
+        <w:numPr>
+          <w:ilvl w:val="0"/>
+          <w:numId w:val="2"/>
+        </w:numPr>
+        <w:spacing w:after="60" w:line="276" w:lineRule="auto"/>
+        <w:ind w:left="587"/>
+        <w:jc w:val="both"/>
+      </w:pPr>
+      <w:r>
+        <w:rPr>
+          <w:b/>
+          <w:bCs/>
+        </w:rPr>
         <w:t>Responsabilité à l'égard des processus</w:t>
       </w:r>
       <w:r>
@@ -3370,9 +3993,9 @@
           <w:noProof/>
         </w:rPr>
         <w:drawing>
-          <wp:inline distT="0" distB="0" distL="0" distR="0" wp14:anchorId="0CC21DCA" wp14:editId="1048A7BE">
-            <wp:extent cx="4209663" cy="3819646"/>
-            <wp:effectExtent l="0" t="0" r="635" b="0"/>
+          <wp:inline distT="0" distB="0" distL="0" distR="0" wp14:anchorId="0CC21DCA" wp14:editId="259F1639">
+            <wp:extent cx="4841113" cy="4392593"/>
+            <wp:effectExtent l="0" t="0" r="0" b="8255"/>
             <wp:docPr id="753167228" name="Image 5"/>
             <wp:cNvGraphicFramePr>
               <a:graphicFrameLocks xmlns:a="http://schemas.openxmlformats.org/drawingml/2006/main" noChangeAspect="1"/>
@@ -3399,7 +4022,7 @@
                   <pic:spPr>
                     <a:xfrm>
                       <a:off x="0" y="0"/>
-                      <a:ext cx="4261506" cy="3866686"/>
+                      <a:ext cx="4945711" cy="4487500"/>
                     </a:xfrm>
                     <a:prstGeom prst="rect">
                       <a:avLst/>
@@ -3419,7 +4042,7 @@
           <w:ilvl w:val="0"/>
           <w:numId w:val="2"/>
         </w:numPr>
-        <w:spacing w:after="60" w:line="276" w:lineRule="auto"/>
+        <w:spacing w:after="60" w:line="288" w:lineRule="auto"/>
         <w:ind w:left="587"/>
         <w:jc w:val="both"/>
       </w:pPr>
@@ -3434,13 +4057,16 @@
         <w:t xml:space="preserve"> – </w:t>
       </w:r>
       <w:r>
-        <w:t xml:space="preserve">L'une des tâches incombant au Scrum Master est l'étroite collaboration avec le Product Owner dans la rédaction du Product Backlog. A ce titre, il se doit de l'aider dans la phase d'écriture des User Stories et peut également le conseiller sur la priorité à donner sur chacune d'entre elles : </w:t>
-      </w:r>
-      <w:r>
-        <w:t xml:space="preserve">mais </w:t>
-      </w:r>
-      <w:r>
-        <w:t>il n'a qu'un devoir de conseil</w:t>
+        <w:t xml:space="preserve">Il est en étroite collaboration avec </w:t>
+      </w:r>
+      <w:r>
+        <w:t>le Product Owner dans la rédaction du Product Backlog</w:t>
+      </w:r>
+      <w:r>
+        <w:t> : il l’</w:t>
+      </w:r>
+      <w:r>
+        <w:t>aide dans la phase d'écriture des User Stories et peut également le conseiller sur la priorité à donner sur chacune d'entre elles</w:t>
       </w:r>
       <w:r>
         <w:t>.</w:t>
@@ -3448,7 +4074,13 @@
     </w:p>
     <w:p>
       <w:pPr>
+        <w:pStyle w:val="Paragraphedeliste"/>
+        <w:numPr>
+          <w:ilvl w:val="0"/>
+          <w:numId w:val="2"/>
+        </w:numPr>
         <w:spacing w:after="120" w:line="288" w:lineRule="auto"/>
+        <w:ind w:left="587"/>
         <w:jc w:val="both"/>
       </w:pPr>
       <w:r>
@@ -3531,23 +4163,28 @@
                 <w:i/>
                 <w:iCs/>
               </w:rPr>
-              <w:t xml:space="preserve">En complément de ses responsabilités, le Scrum Master se doit d'animer les réunions composant le cérémonial Scrum : Planification de Sprint (phase de préparation), le Scrum </w:t>
-            </w:r>
-            <w:proofErr w:type="gramStart"/>
+              <w:t xml:space="preserve">En complément de ses responsabilités, le Scrum Master se doit d'animer les réunions composant le cérémonial Scrum : </w:t>
+            </w:r>
             <w:r>
               <w:rPr>
                 <w:i/>
                 <w:iCs/>
               </w:rPr>
-              <w:t>Meeting</w:t>
-            </w:r>
-            <w:proofErr w:type="gramEnd"/>
+              <w:t>Sprint Panning, Daily</w:t>
+            </w:r>
             <w:r>
               <w:rPr>
                 <w:i/>
                 <w:iCs/>
               </w:rPr>
-              <w:t xml:space="preserve"> (réunion quotidienne), la revue de Sprint (en fin de Sprint), la rétrospective de Sprint (en fin de Sprint).</w:t>
+              <w:t>, Sprint</w:t>
+            </w:r>
+            <w:r>
+              <w:rPr>
+                <w:i/>
+                <w:iCs/>
+              </w:rPr>
+              <w:t xml:space="preserve"> Review et Sprint.</w:t>
             </w:r>
           </w:p>
         </w:tc>
@@ -3568,7 +4205,21 @@
           <w:bCs/>
         </w:rPr>
         <w:lastRenderedPageBreak/>
-        <w:t>1.3.</w:t>
+        <w:t>1.</w:t>
+      </w:r>
+      <w:r>
+        <w:rPr>
+          <w:b/>
+          <w:bCs/>
+        </w:rPr>
+        <w:t>4</w:t>
+      </w:r>
+      <w:r>
+        <w:rPr>
+          <w:b/>
+          <w:bCs/>
+        </w:rPr>
+        <w:t>.</w:t>
       </w:r>
       <w:r>
         <w:rPr>
@@ -3849,7 +4500,28 @@
           <w:bCs/>
         </w:rPr>
         <w:lastRenderedPageBreak/>
-        <w:t>1.3.3 L’équipe</w:t>
+        <w:t>1.</w:t>
+      </w:r>
+      <w:r>
+        <w:rPr>
+          <w:b/>
+          <w:bCs/>
+        </w:rPr>
+        <w:t>4</w:t>
+      </w:r>
+      <w:r>
+        <w:rPr>
+          <w:b/>
+          <w:bCs/>
+        </w:rPr>
+        <w:t>.3 L</w:t>
+      </w:r>
+      <w:r>
+        <w:rPr>
+          <w:b/>
+          <w:bCs/>
+        </w:rPr>
+        <w:t>es Développeurs</w:t>
       </w:r>
     </w:p>
     <w:p>
@@ -3858,7 +4530,25 @@
         <w:jc w:val="both"/>
       </w:pPr>
       <w:r>
-        <w:t>L'équipe a pour fonction principale la réalisation des User Stories contenues dans le Sprint Backlog.</w:t>
+        <w:t>L</w:t>
+      </w:r>
+      <w:r>
+        <w:t>es développeur</w:t>
+      </w:r>
+      <w:r>
+        <w:t>s</w:t>
+      </w:r>
+      <w:r>
+        <w:t xml:space="preserve"> ont </w:t>
+      </w:r>
+      <w:r>
+        <w:t xml:space="preserve">pour fonction principale la réalisation des User Stories </w:t>
+      </w:r>
+      <w:r>
+        <w:t>du</w:t>
+      </w:r>
+      <w:r>
+        <w:t xml:space="preserve"> le Sprint Backlog.</w:t>
       </w:r>
     </w:p>
     <w:p>
@@ -3880,7 +4570,34 @@
         <w:t xml:space="preserve">Participer à la planification du sprint </w:t>
       </w:r>
       <w:r>
-        <w:t xml:space="preserve">– L'équipe : elle aide le Product Owner à préciser et à estimer les User Stories avant qu'elles entrent dans un sprint. Elle choisit ce qu'elle peut réaliser et construit son plan pour atteindre le Sprint Goal. Le Sprint Backlog en est le résultat. </w:t>
+        <w:t>– L</w:t>
+      </w:r>
+      <w:r>
+        <w:t xml:space="preserve">es </w:t>
+      </w:r>
+      <w:r>
+        <w:t>développeurs</w:t>
+      </w:r>
+      <w:r>
+        <w:t xml:space="preserve"> aide</w:t>
+      </w:r>
+      <w:r>
+        <w:t>nt</w:t>
+      </w:r>
+      <w:r>
+        <w:t xml:space="preserve"> le Product Owner à préciser et à estimer les User Stories avant qu'elles entrent dans un sprint. </w:t>
+      </w:r>
+      <w:r>
+        <w:t>Ils</w:t>
+      </w:r>
+      <w:r>
+        <w:t xml:space="preserve"> choisi</w:t>
+      </w:r>
+      <w:r>
+        <w:t>ssent</w:t>
+      </w:r>
+      <w:r>
+        <w:t xml:space="preserve"> ce qu'elle peut réaliser et construit son plan pour atteindre le Sprint Goal. Le Sprint Backlog en est le résultat. </w:t>
       </w:r>
     </w:p>
     <w:p>
@@ -3993,7 +4710,6 @@
         </w:rPr>
         <w:t xml:space="preserve">Scrum </w:t>
       </w:r>
-      <w:proofErr w:type="gramStart"/>
       <w:r>
         <w:rPr>
           <w:b/>
@@ -4001,7 +4717,6 @@
         </w:rPr>
         <w:t>Meeting</w:t>
       </w:r>
-      <w:proofErr w:type="gramEnd"/>
       <w:r>
         <w:rPr>
           <w:b/>
@@ -4019,15 +4734,7 @@
         <w:t xml:space="preserve">Le </w:t>
       </w:r>
       <w:r>
-        <w:t xml:space="preserve">Scrum </w:t>
-      </w:r>
-      <w:proofErr w:type="gramStart"/>
-      <w:r>
-        <w:t>Meeting</w:t>
-      </w:r>
-      <w:proofErr w:type="gramEnd"/>
-      <w:r>
-        <w:t xml:space="preserve"> quotidien permet à chacun d'exposer son avancement, ses difficultés et ses projets du jour</w:t>
+        <w:t>Scrum Meeting quotidien permet à chacun d'exposer son avancement, ses difficultés et ses projets du jour</w:t>
       </w:r>
       <w:r>
         <w:t xml:space="preserve">. Le </w:t>
@@ -4328,33 +5035,25 @@
       <w:pPr>
         <w:pStyle w:val="Paragraphedeliste"/>
         <w:numPr>
-          <w:ilvl w:val="0"/>
+          <w:ilvl w:val="2"/>
           <w:numId w:val="9"/>
         </w:numPr>
         <w:spacing w:after="60" w:line="276" w:lineRule="auto"/>
-        <w:ind w:left="814"/>
-      </w:pPr>
-      <w:r>
-        <w:t>Durée fixe (</w:t>
-      </w:r>
-      <w:proofErr w:type="spellStart"/>
-      <w:r>
-        <w:t>Timebox</w:t>
-      </w:r>
-      <w:proofErr w:type="spellEnd"/>
-      <w:r>
-        <w:t>) : Sa longueur ne change jamais en cours de route. Dès qu'un Sprint se termine, le suivant commence immédiatement.</w:t>
+        <w:ind w:left="1040"/>
+      </w:pPr>
+      <w:r>
+        <w:t>Durée fixe (Timebox) : Sa longueur ne change jamais en cours de route. Dès qu'un Sprint se termine, le suivant commence immédiatement.</w:t>
       </w:r>
     </w:p>
     <w:p>
       <w:pPr>
         <w:pStyle w:val="Paragraphedeliste"/>
         <w:numPr>
-          <w:ilvl w:val="0"/>
+          <w:ilvl w:val="2"/>
           <w:numId w:val="9"/>
         </w:numPr>
         <w:spacing w:after="60" w:line="276" w:lineRule="auto"/>
-        <w:ind w:left="814"/>
+        <w:ind w:left="1040"/>
         <w:jc w:val="both"/>
       </w:pPr>
       <w:r>
@@ -4365,11 +5064,11 @@
       <w:pPr>
         <w:pStyle w:val="Paragraphedeliste"/>
         <w:numPr>
-          <w:ilvl w:val="0"/>
+          <w:ilvl w:val="2"/>
           <w:numId w:val="9"/>
         </w:numPr>
         <w:spacing w:after="60" w:line="276" w:lineRule="auto"/>
-        <w:ind w:left="814"/>
+        <w:ind w:left="1040"/>
         <w:jc w:val="both"/>
       </w:pPr>
       <w:r>
@@ -4576,8 +5275,8 @@
       <w:pPr>
         <w:pStyle w:val="Paragraphedeliste"/>
         <w:numPr>
-          <w:ilvl w:val="0"/>
-          <w:numId w:val="14"/>
+          <w:ilvl w:val="2"/>
+          <w:numId w:val="44"/>
         </w:numPr>
         <w:spacing w:after="60" w:line="276" w:lineRule="auto"/>
         <w:ind w:left="1154"/>
@@ -4591,8 +5290,8 @@
       <w:pPr>
         <w:pStyle w:val="Paragraphedeliste"/>
         <w:numPr>
-          <w:ilvl w:val="0"/>
-          <w:numId w:val="14"/>
+          <w:ilvl w:val="2"/>
+          <w:numId w:val="44"/>
         </w:numPr>
         <w:spacing w:after="60" w:line="276" w:lineRule="auto"/>
         <w:ind w:left="1154"/>
@@ -4618,8 +5317,8 @@
       <w:pPr>
         <w:pStyle w:val="Paragraphedeliste"/>
         <w:numPr>
-          <w:ilvl w:val="0"/>
-          <w:numId w:val="14"/>
+          <w:ilvl w:val="2"/>
+          <w:numId w:val="44"/>
         </w:numPr>
         <w:spacing w:after="60" w:line="276" w:lineRule="auto"/>
         <w:ind w:left="1154"/>
@@ -4648,8 +5347,8 @@
       <w:pPr>
         <w:pStyle w:val="Paragraphedeliste"/>
         <w:numPr>
-          <w:ilvl w:val="0"/>
-          <w:numId w:val="14"/>
+          <w:ilvl w:val="2"/>
+          <w:numId w:val="44"/>
         </w:numPr>
         <w:spacing w:after="60" w:line="276" w:lineRule="auto"/>
         <w:ind w:left="1154"/>
@@ -4663,8 +5362,8 @@
       <w:pPr>
         <w:pStyle w:val="Paragraphedeliste"/>
         <w:numPr>
-          <w:ilvl w:val="0"/>
-          <w:numId w:val="14"/>
+          <w:ilvl w:val="2"/>
+          <w:numId w:val="44"/>
         </w:numPr>
         <w:spacing w:after="240" w:line="276" w:lineRule="auto"/>
         <w:ind w:left="1154"/>
@@ -5118,7 +5817,7 @@
     <w:p>
       <w:pPr>
         <w:numPr>
-          <w:ilvl w:val="0"/>
+          <w:ilvl w:val="3"/>
           <w:numId w:val="11"/>
         </w:numPr>
         <w:spacing w:after="120" w:line="288" w:lineRule="auto"/>
@@ -5132,7 +5831,7 @@
     <w:p>
       <w:pPr>
         <w:numPr>
-          <w:ilvl w:val="0"/>
+          <w:ilvl w:val="3"/>
           <w:numId w:val="11"/>
         </w:numPr>
         <w:spacing w:after="120" w:line="288" w:lineRule="auto"/>
@@ -5146,7 +5845,7 @@
     <w:p>
       <w:pPr>
         <w:numPr>
-          <w:ilvl w:val="0"/>
+          <w:ilvl w:val="3"/>
           <w:numId w:val="11"/>
         </w:numPr>
         <w:spacing w:after="120" w:line="288" w:lineRule="auto"/>
@@ -5163,7 +5862,7 @@
     <w:p>
       <w:pPr>
         <w:numPr>
-          <w:ilvl w:val="0"/>
+          <w:ilvl w:val="3"/>
           <w:numId w:val="11"/>
         </w:numPr>
         <w:spacing w:after="120" w:line="288" w:lineRule="auto"/>
@@ -5177,7 +5876,7 @@
     <w:p>
       <w:pPr>
         <w:numPr>
-          <w:ilvl w:val="0"/>
+          <w:ilvl w:val="3"/>
           <w:numId w:val="11"/>
         </w:numPr>
         <w:spacing w:after="120" w:line="288" w:lineRule="auto"/>
@@ -5222,7 +5921,7 @@
     <w:p>
       <w:pPr>
         <w:numPr>
-          <w:ilvl w:val="0"/>
+          <w:ilvl w:val="3"/>
           <w:numId w:val="16"/>
         </w:numPr>
         <w:spacing w:after="120" w:line="288" w:lineRule="auto"/>
@@ -5236,7 +5935,7 @@
     <w:p>
       <w:pPr>
         <w:numPr>
-          <w:ilvl w:val="0"/>
+          <w:ilvl w:val="3"/>
           <w:numId w:val="16"/>
         </w:numPr>
         <w:spacing w:after="120" w:line="288" w:lineRule="auto"/>
@@ -5296,9 +5995,9 @@
           <w:noProof/>
         </w:rPr>
         <w:drawing>
-          <wp:inline distT="0" distB="0" distL="0" distR="0" wp14:anchorId="60CD1887" wp14:editId="676C8973">
+          <wp:inline distT="0" distB="0" distL="0" distR="0" wp14:anchorId="60CD1887" wp14:editId="1923EE10">
             <wp:extent cx="5267958" cy="3609373"/>
-            <wp:effectExtent l="0" t="0" r="9525" b="0"/>
+            <wp:effectExtent l="19050" t="19050" r="28575" b="10160"/>
             <wp:docPr id="1030722146" name="Image 2"/>
             <wp:cNvGraphicFramePr>
               <a:graphicFrameLocks xmlns:a="http://schemas.openxmlformats.org/drawingml/2006/main" noChangeAspect="1"/>
@@ -5330,6 +6029,13 @@
                     <a:prstGeom prst="rect">
                       <a:avLst/>
                     </a:prstGeom>
+                    <a:ln>
+                      <a:solidFill>
+                        <a:schemeClr val="bg1">
+                          <a:lumMod val="95000"/>
+                        </a:schemeClr>
+                      </a:solidFill>
+                    </a:ln>
                   </pic:spPr>
                 </pic:pic>
               </a:graphicData>
@@ -5657,7 +6363,7 @@
       <w:pPr>
         <w:pStyle w:val="Paragraphedeliste"/>
         <w:numPr>
-          <w:ilvl w:val="0"/>
+          <w:ilvl w:val="2"/>
           <w:numId w:val="18"/>
         </w:numPr>
         <w:spacing w:line="288" w:lineRule="auto"/>
@@ -5672,7 +6378,7 @@
       <w:pPr>
         <w:pStyle w:val="Paragraphedeliste"/>
         <w:numPr>
-          <w:ilvl w:val="0"/>
+          <w:ilvl w:val="2"/>
           <w:numId w:val="18"/>
         </w:numPr>
         <w:spacing w:line="288" w:lineRule="auto"/>
@@ -5687,7 +6393,7 @@
       <w:pPr>
         <w:pStyle w:val="Paragraphedeliste"/>
         <w:numPr>
-          <w:ilvl w:val="0"/>
+          <w:ilvl w:val="2"/>
           <w:numId w:val="18"/>
         </w:numPr>
         <w:spacing w:line="288" w:lineRule="auto"/>
@@ -5702,7 +6408,7 @@
       <w:pPr>
         <w:pStyle w:val="Paragraphedeliste"/>
         <w:numPr>
-          <w:ilvl w:val="0"/>
+          <w:ilvl w:val="2"/>
           <w:numId w:val="18"/>
         </w:numPr>
         <w:spacing w:line="288" w:lineRule="auto"/>
@@ -5717,7 +6423,7 @@
       <w:pPr>
         <w:pStyle w:val="Paragraphedeliste"/>
         <w:numPr>
-          <w:ilvl w:val="0"/>
+          <w:ilvl w:val="2"/>
           <w:numId w:val="18"/>
         </w:numPr>
         <w:spacing w:after="60" w:line="288" w:lineRule="auto"/>
@@ -5732,7 +6438,7 @@
       <w:pPr>
         <w:pStyle w:val="Paragraphedeliste"/>
         <w:spacing w:after="200" w:line="288" w:lineRule="auto"/>
-        <w:ind w:left="587"/>
+        <w:ind w:left="454"/>
         <w:jc w:val="both"/>
       </w:pPr>
       <w:r>
@@ -6162,20 +6868,67 @@
         </w:rPr>
       </w:pPr>
       <w:r>
-        <w:t>La réussite d'un Sprint repose sur des règles du jeu claires et partagées. La Definition of Ready (</w:t>
-      </w:r>
-      <w:proofErr w:type="spellStart"/>
-      <w:r>
-        <w:t>DoR</w:t>
-      </w:r>
-      <w:proofErr w:type="spellEnd"/>
-      <w:r>
-        <w:t>) et la Definition of Done (DoD) constituent les deux grilles de critères indispensables qui encadrent le travail de l'équipe : la première définit ce qui est « prêt à être démarré » lors du Sprint Planning, la seconde établit ce qui est « réellement terminé » à la fin du Sprint. »</w:t>
-      </w:r>
-    </w:p>
-    <w:p>
-      <w:pPr>
+        <w:t>La réussite d'un Sprint repose sur des règles du jeu claires et partagées. La Definition of Ready (DoR) et la Definition of Done (DoD) constituent les deux grilles de critères indispensables qui encadrent le travail de l'équipe : la première définit ce qui est « prêt à être démarré » lors du Sprint Planning, la seconde établit ce qui est « réellement terminé » à la fin du Sprint. »</w:t>
+      </w:r>
+    </w:p>
+    <w:p>
+      <w:pPr>
+        <w:pStyle w:val="Paragraphedeliste"/>
+        <w:numPr>
+          <w:ilvl w:val="0"/>
+          <w:numId w:val="21"/>
+        </w:numPr>
         <w:spacing w:after="120" w:line="288" w:lineRule="auto"/>
+        <w:ind w:left="587"/>
+        <w:jc w:val="both"/>
+        <w:rPr>
+          <w:sz w:val="20"/>
+          <w:szCs w:val="20"/>
+        </w:rPr>
+      </w:pPr>
+      <w:r>
+        <w:rPr>
+          <w:b/>
+          <w:bCs/>
+        </w:rPr>
+        <w:t>Definition of Ready</w:t>
+      </w:r>
+      <w:r>
+        <w:t xml:space="preserve"> – </w:t>
+      </w:r>
+      <w:r>
+        <w:t xml:space="preserve">L’équipe </w:t>
+      </w:r>
+      <w:r>
+        <w:t xml:space="preserve">et le Product Owner </w:t>
+      </w:r>
+      <w:r>
+        <w:t>peuvent</w:t>
+      </w:r>
+      <w:r>
+        <w:t xml:space="preserve"> définir une Definition of Ready (DoR)</w:t>
+      </w:r>
+      <w:r>
+        <w:t xml:space="preserve">, un </w:t>
+      </w:r>
+      <w:r>
+        <w:t xml:space="preserve">ensemble de critères de maturité (description claire, critères d'acceptation, dépendances identifiées, estimation de l'effort) qu'une </w:t>
+      </w:r>
+      <w:r>
+        <w:t>US</w:t>
+      </w:r>
+      <w:r>
+        <w:t xml:space="preserve"> doit valider avant d'entrer en Sprint</w:t>
+      </w:r>
+      <w:r>
+        <w:t>.</w:t>
+      </w:r>
+    </w:p>
+    <w:p>
+      <w:pPr>
+        <w:pStyle w:val="Paragraphedeliste"/>
+        <w:spacing w:after="120" w:line="288" w:lineRule="auto"/>
+        <w:ind w:left="587"/>
         <w:jc w:val="center"/>
         <w:rPr>
           <w:sz w:val="20"/>
@@ -6189,10 +6942,10 @@
           <w:szCs w:val="20"/>
         </w:rPr>
         <w:drawing>
-          <wp:inline distT="0" distB="0" distL="0" distR="0" wp14:anchorId="207F7C35" wp14:editId="56146935">
-            <wp:extent cx="2988355" cy="2161309"/>
-            <wp:effectExtent l="0" t="0" r="2540" b="0"/>
-            <wp:docPr id="2118007074" name="Image 5"/>
+          <wp:inline distT="0" distB="0" distL="0" distR="0" wp14:anchorId="2A3DA2DD" wp14:editId="41D7ADDB">
+            <wp:extent cx="4466140" cy="3358328"/>
+            <wp:effectExtent l="19050" t="19050" r="10795" b="13970"/>
+            <wp:docPr id="1614257849" name="Image 1"/>
             <wp:cNvGraphicFramePr>
               <a:graphicFrameLocks xmlns:a="http://schemas.openxmlformats.org/drawingml/2006/main" noChangeAspect="1"/>
             </wp:cNvGraphicFramePr>
@@ -6200,7 +6953,7 @@
               <a:graphicData uri="http://schemas.openxmlformats.org/drawingml/2006/picture">
                 <pic:pic xmlns:pic="http://schemas.openxmlformats.org/drawingml/2006/picture">
                   <pic:nvPicPr>
-                    <pic:cNvPr id="2118007074" name="Image 2118007074"/>
+                    <pic:cNvPr id="1614257849" name="Image 1614257849"/>
                     <pic:cNvPicPr/>
                   </pic:nvPicPr>
                   <pic:blipFill>
@@ -6218,11 +6971,18 @@
                   <pic:spPr>
                     <a:xfrm>
                       <a:off x="0" y="0"/>
-                      <a:ext cx="3074559" cy="2223656"/>
+                      <a:ext cx="4498870" cy="3382939"/>
                     </a:xfrm>
                     <a:prstGeom prst="rect">
                       <a:avLst/>
                     </a:prstGeom>
+                    <a:ln>
+                      <a:solidFill>
+                        <a:schemeClr val="bg1">
+                          <a:lumMod val="95000"/>
+                        </a:schemeClr>
+                      </a:solidFill>
+                    </a:ln>
                   </pic:spPr>
                 </pic:pic>
               </a:graphicData>
@@ -6239,64 +6999,20 @@
           <w:numId w:val="21"/>
         </w:numPr>
         <w:spacing w:after="120" w:line="288" w:lineRule="auto"/>
-        <w:ind w:left="587"/>
-        <w:jc w:val="both"/>
-        <w:rPr>
-          <w:sz w:val="20"/>
-          <w:szCs w:val="20"/>
-        </w:rPr>
+        <w:jc w:val="both"/>
       </w:pPr>
       <w:r>
         <w:rPr>
           <w:b/>
           <w:bCs/>
         </w:rPr>
-        <w:t>Definition of Ready</w:t>
-      </w:r>
-      <w:r>
-        <w:t xml:space="preserve"> – Face au risque de blocage lorsque le Product Backlog manque d'éléments exploitables, l'équipe et le Product Owner doivent définir ensemble une Definition of Ready (</w:t>
-      </w:r>
-      <w:proofErr w:type="spellStart"/>
-      <w:r>
-        <w:t>DoR</w:t>
-      </w:r>
-      <w:proofErr w:type="spellEnd"/>
-      <w:r>
-        <w:t xml:space="preserve">). Il s'agit d'un ensemble de critères de maturité (description claire, critères d'acceptation, dépendances identifiées, estimation de l'effort, etc.) qu'une User Story doit valider avant d'entrer en Sprint. L'objectif </w:t>
-      </w:r>
-      <w:r>
-        <w:t>est</w:t>
-      </w:r>
-      <w:r>
-        <w:t xml:space="preserve"> de trouver un juste équilibre fondé sur le bon sens pour garantir un démarrage efficace et sécuriser la livraison de l'itération.</w:t>
-      </w:r>
-    </w:p>
-    <w:p>
-      <w:pPr>
-        <w:pStyle w:val="Paragraphedeliste"/>
-        <w:numPr>
-          <w:ilvl w:val="0"/>
-          <w:numId w:val="21"/>
-        </w:numPr>
-        <w:spacing w:after="120" w:line="288" w:lineRule="auto"/>
-        <w:ind w:left="587"/>
-        <w:jc w:val="both"/>
-      </w:pPr>
-      <w:r>
-        <w:rPr>
-          <w:b/>
-          <w:bCs/>
-        </w:rPr>
         <w:t>Definition of Done</w:t>
       </w:r>
       <w:r>
         <w:t xml:space="preserve"> – </w:t>
       </w:r>
       <w:r>
-        <w:t>La Definition of Done (DoD) est un contrat d'exigence qualité partagé et explicite au sein de l'équipe Scrum. Elle regroupe l'ensemble des critères techniques, fonctionnels et organisationnels indispensables à valider pour qu'un élément du backlog soit considéré comme réellement terminé et intégré à l'incrément de produit utilisable. C’est le garde-fou de sortie, qui garantit l'absence de dette technique et assure que le livrable est prêt à être déployé en production à tout moment, sans travail résiduel</w:t>
-      </w:r>
-      <w:r>
-        <w:t>.</w:t>
+        <w:t xml:space="preserve">La Definition of Done (DoD) est un contrat d'exigence qualité partagé et explicite au sein de l'équipe Scrum. Elle regroupe l'ensemble des critères techniques, fonctionnels et organisationnels indispensables à valider pour qu'un élément du backlog soit considéré comme réellement terminé et intégré à l'incrément de produit utilisable. </w:t>
       </w:r>
     </w:p>
     <w:p>
@@ -6311,9 +7027,9 @@
           <w:noProof/>
         </w:rPr>
         <w:drawing>
-          <wp:inline distT="0" distB="0" distL="0" distR="0" wp14:anchorId="220BD4B5" wp14:editId="05EE5DC4">
-            <wp:extent cx="4983625" cy="2804876"/>
-            <wp:effectExtent l="19050" t="19050" r="26670" b="14605"/>
+          <wp:inline distT="0" distB="0" distL="0" distR="0" wp14:anchorId="220BD4B5" wp14:editId="406E99C5">
+            <wp:extent cx="4587140" cy="2581726"/>
+            <wp:effectExtent l="19050" t="19050" r="23495" b="28575"/>
             <wp:docPr id="1172349946" name="Image 6"/>
             <wp:cNvGraphicFramePr>
               <a:graphicFrameLocks xmlns:a="http://schemas.openxmlformats.org/drawingml/2006/main" noChangeAspect="1"/>
@@ -6340,7 +7056,7 @@
                   <pic:spPr>
                     <a:xfrm>
                       <a:off x="0" y="0"/>
-                      <a:ext cx="5003239" cy="2815915"/>
+                      <a:ext cx="4634450" cy="2608353"/>
                     </a:xfrm>
                     <a:prstGeom prst="rect">
                       <a:avLst/>
@@ -6673,7 +7389,7 @@
           <w:noProof/>
         </w:rPr>
         <w:drawing>
-          <wp:inline distT="0" distB="0" distL="0" distR="0" wp14:anchorId="501792FD" wp14:editId="0BC032E1">
+          <wp:inline distT="0" distB="0" distL="0" distR="0" wp14:anchorId="501792FD" wp14:editId="2FAA7739">
             <wp:extent cx="5594145" cy="7910887"/>
             <wp:effectExtent l="0" t="0" r="6985" b="0"/>
             <wp:docPr id="1149195034" name="Image 4"/>
@@ -7219,10 +7935,7 @@
         <w:t>Historique &amp; Traçabilité</w:t>
       </w:r>
       <w:r>
-        <w:t xml:space="preserve"> –</w:t>
-      </w:r>
-      <w:r>
-        <w:t xml:space="preserve"> </w:t>
+        <w:t xml:space="preserve"> – </w:t>
       </w:r>
       <w:r>
         <w:t>Durant l'affinage du Product Backlog, les éléments sont examinés et révisés. L'équipe Scrum décide de la manière et du moment où cet affinage est réalisé.</w:t>
@@ -7311,10 +8024,7 @@
         <w:t>Moteur de recommandations IA</w:t>
       </w:r>
       <w:r>
-        <w:t xml:space="preserve"> </w:t>
-      </w:r>
-      <w:r>
-        <w:t xml:space="preserve">– </w:t>
+        <w:t xml:space="preserve"> – </w:t>
       </w:r>
       <w:r>
         <w:t xml:space="preserve">Un simple chatbot ou une page de Wiki </w:t>
@@ -7452,10 +8162,7 @@
         <w:t>Identification de plantes par photo</w:t>
       </w:r>
       <w:r>
-        <w:t xml:space="preserve"> </w:t>
-      </w:r>
-      <w:r>
-        <w:t xml:space="preserve">– </w:t>
+        <w:t xml:space="preserve"> – </w:t>
       </w:r>
       <w:r>
         <w:t>L'epic « Identification de plantes par photo » permet au jardinier d'ajouter une plante à son journal à partir d'une simple photo</w:t>
@@ -7702,34 +8409,13 @@
           <w:b/>
           <w:bCs/>
         </w:rPr>
-        <w:t>3.1.</w:t>
+        <w:t xml:space="preserve">3.1.3 Le Sprint </w:t>
       </w:r>
       <w:r>
         <w:rPr>
           <w:b/>
           <w:bCs/>
         </w:rPr>
-        <w:t>3</w:t>
-      </w:r>
-      <w:r>
-        <w:rPr>
-          <w:b/>
-          <w:bCs/>
-        </w:rPr>
-        <w:t> </w:t>
-      </w:r>
-      <w:r>
-        <w:rPr>
-          <w:b/>
-          <w:bCs/>
-        </w:rPr>
-        <w:t xml:space="preserve">Le Sprint </w:t>
-      </w:r>
-      <w:r>
-        <w:rPr>
-          <w:b/>
-          <w:bCs/>
-        </w:rPr>
         <w:t>Planning</w:t>
       </w:r>
     </w:p>
@@ -7752,7 +8438,7 @@
           <w:noProof/>
         </w:rPr>
         <w:drawing>
-          <wp:inline distT="0" distB="0" distL="0" distR="0" wp14:anchorId="776EA715" wp14:editId="5A2C77DA">
+          <wp:inline distT="0" distB="0" distL="0" distR="0" wp14:anchorId="776EA715" wp14:editId="4E550B97">
             <wp:extent cx="5794218" cy="3099666"/>
             <wp:effectExtent l="0" t="0" r="0" b="5715"/>
             <wp:docPr id="1809714690" name="Image 6"/>
@@ -7967,25 +8653,7 @@
         <w:t>Répondre aux questions et clarifier le besoin</w:t>
       </w:r>
       <w:r>
-        <w:t xml:space="preserve"> – Les User Stories ne sont jamais figées à 100 % au moment du Sprint Planning</w:t>
-      </w:r>
-      <w:r>
-        <w:t> : i</w:t>
-      </w:r>
-      <w:r>
-        <w:t>l répond aux interrogations fonctionnelles des développeurs au fur et à mesure du code. Si un développeur identifie une complexité imprévue sur une story, le Product Owner</w:t>
-      </w:r>
-      <w:r>
-        <w:t xml:space="preserve"> </w:t>
-      </w:r>
-      <w:r>
-        <w:t xml:space="preserve">tranche immédiatement : </w:t>
-      </w:r>
-      <w:r>
-        <w:t>réduction du</w:t>
-      </w:r>
-      <w:r>
-        <w:t xml:space="preserve"> critère d'acceptation pour tenir le Sprint Goal, </w:t>
+        <w:t xml:space="preserve"> – Les User Stories ne sont jamais figées à 100 % au moment du Sprint Planning : il répond aux interrogations fonctionnelles des développeurs au fur et à mesure du code. Si un développeur identifie une complexité imprévue sur une story, le Product Owner tranche immédiatement : réduction du critère d'acceptation pour tenir le Sprint Goal, </w:t>
       </w:r>
       <w:r>
         <w:t xml:space="preserve">ou </w:t>
@@ -8028,13 +8696,7 @@
         <w:t xml:space="preserve"> – </w:t>
       </w:r>
       <w:r>
-        <w:t xml:space="preserve">Le </w:t>
-      </w:r>
-      <w:r>
-        <w:t>Product Owner</w:t>
-      </w:r>
-      <w:r>
-        <w:t xml:space="preserve"> n’attend pas</w:t>
+        <w:t>Le Product Owner n’attend pas</w:t>
       </w:r>
       <w:r>
         <w:t xml:space="preserve"> la fin du sprint pour découvrir le travail accompli</w:t>
@@ -8159,14 +8821,7 @@
           <w:b/>
           <w:bCs/>
         </w:rPr>
-        <w:t xml:space="preserve">Rôle du </w:t>
-      </w:r>
-      <w:r>
-        <w:rPr>
-          <w:b/>
-          <w:bCs/>
-        </w:rPr>
-        <w:t>Scrum Master</w:t>
+        <w:t>Rôle du Scrum Master</w:t>
       </w:r>
     </w:p>
     <w:p>
@@ -8246,10 +8901,7 @@
         <w:t>Faciliter les cérémonies Agile</w:t>
       </w:r>
       <w:r>
-        <w:t xml:space="preserve"> –</w:t>
-      </w:r>
-      <w:r>
-        <w:t xml:space="preserve"> Il </w:t>
+        <w:t xml:space="preserve"> – Il </w:t>
       </w:r>
       <w:r>
         <w:t>s'assure que les réunions ont lieu, qu'elles sont efficaces et qu'elles respectent le temps imparti</w:t>
@@ -8292,10 +8944,7 @@
         <w:t>Coacher l'équipe</w:t>
       </w:r>
       <w:r>
-        <w:t xml:space="preserve"> –</w:t>
-      </w:r>
-      <w:r>
-        <w:t xml:space="preserve"> Il acc</w:t>
+        <w:t xml:space="preserve"> – Il acc</w:t>
       </w:r>
       <w:r>
         <w:t>ompagne les individus et le groupe pour gagner en autonomie.</w:t>
@@ -8338,46 +8987,40 @@
         <w:t xml:space="preserve">Suivre la santé du Sprint </w:t>
       </w:r>
       <w:r>
-        <w:t>(Métriques &amp; Radiateurs d'information) –</w:t>
+        <w:t xml:space="preserve">(Métriques &amp; Radiateurs d'information) – </w:t>
+      </w:r>
+      <w:r>
+        <w:t>Il s'assure que le tableau Scrum (Jira</w:t>
+      </w:r>
+      <w:r>
+        <w:t xml:space="preserve"> ou</w:t>
+      </w:r>
+      <w:r>
+        <w:t xml:space="preserve"> Trello) est tenu à jour par l'équipe.</w:t>
       </w:r>
       <w:r>
         <w:t xml:space="preserve"> </w:t>
       </w:r>
       <w:r>
-        <w:t>Il s'assure que le tableau Scrum (Jira</w:t>
-      </w:r>
-      <w:r>
-        <w:t xml:space="preserve"> ou</w:t>
-      </w:r>
-      <w:r>
-        <w:t xml:space="preserve"> Trello) est tenu à jour par l'équipe.</w:t>
+        <w:t>Il surveille l'avancement global (via le Burndown Chart) pour détecter très tôt si le Sprint Goal est en danger et susciter la discussion au Daily.</w:t>
+      </w:r>
+    </w:p>
+    <w:p>
+      <w:pPr>
+        <w:pStyle w:val="Titre2"/>
+      </w:pPr>
+      <w:bookmarkStart w:id="16" w:name="_Toc241796148"/>
+      <w:r>
+        <w:t>3.</w:t>
+      </w:r>
+      <w:r>
+        <w:t>3</w:t>
       </w:r>
       <w:r>
         <w:t xml:space="preserve"> </w:t>
       </w:r>
       <w:r>
-        <w:t>Il surveille l'avancement global (via le Burndown Chart) pour détecter très tôt si le Sprint Goal est en danger et susciter la discussion au Daily.</w:t>
-      </w:r>
-    </w:p>
-    <w:p>
-      <w:pPr>
-        <w:pStyle w:val="Titre2"/>
-      </w:pPr>
-      <w:bookmarkStart w:id="16" w:name="_Toc241796148"/>
-      <w:r>
-        <w:t>3.</w:t>
-      </w:r>
-      <w:r>
-        <w:t>3</w:t>
-      </w:r>
-      <w:r>
-        <w:t xml:space="preserve"> </w:t>
-      </w:r>
-      <w:r>
-        <w:t>L</w:t>
-      </w:r>
-      <w:r>
-        <w:t>’Incrément</w:t>
+        <w:t>L’Incrément</w:t>
       </w:r>
       <w:bookmarkEnd w:id="16"/>
     </w:p>
@@ -10115,6 +10758,119 @@
 <file path=word/numbering.xml><?xml version="1.0" encoding="utf-8"?>
 <w:numbering xmlns:wpc="http://schemas.microsoft.com/office/word/2010/wordprocessingCanvas" xmlns:cx="http://schemas.microsoft.com/office/drawing/2014/chartex" xmlns:cx1="http://schemas.microsoft.com/office/drawing/2015/9/8/chartex" xmlns:cx2="http://schemas.microsoft.com/office/drawing/2015/10/21/chartex" xmlns:cx3="http://schemas.microsoft.com/office/drawing/2016/5/9/chartex" xmlns:cx4="http://schemas.microsoft.com/office/drawing/2016/5/10/chartex" xmlns:cx5="http://schemas.microsoft.com/office/drawing/2016/5/11/chartex" xmlns:cx6="http://schemas.microsoft.com/office/drawing/2016/5/12/chartex" xmlns:cx7="http://schemas.microsoft.com/office/drawing/2016/5/13/chartex" xmlns:cx8="http://schemas.microsoft.com/office/drawing/2016/5/14/chartex" xmlns:mc="http://schemas.openxmlformats.org/markup-compatibility/2006" xmlns:aink="http://schemas.microsoft.com/office/drawing/2016/ink" xmlns:am3d="http://schemas.microsoft.com/office/drawing/2017/model3d" xmlns:o="urn:schemas-microsoft-com:office:office" xmlns:oel="http://schemas.microsoft.com/office/2019/extlst" xmlns:r="http://schemas.openxmlformats.org/officeDocument/2006/relationships" xmlns:m="http://schemas.openxmlformats.org/officeDocument/2006/math" xmlns:v="urn:schemas-microsoft-com:vml" xmlns:wp14="http://schemas.microsoft.com/office/word/2010/wordprocessingDrawing" xmlns:wp="http://schemas.openxmlformats.org/drawingml/2006/wordprocessingDrawing" xmlns:w10="urn:schemas-microsoft-com:office:word" xmlns:w="http://schemas.openxmlformats.org/wordprocessingml/2006/main" xmlns:w14="http://schemas.microsoft.com/office/word/2010/wordml" xmlns:w15="http://schemas.microsoft.com/office/word/2012/wordml" xmlns:w16cex="http://schemas.microsoft.com/office/word/2018/wordml/cex" xmlns:w16cid="http://schemas.microsoft.com/office/word/2016/wordml/cid" xmlns:w16="http://schemas.microsoft.com/office/word/2018/wordml" xmlns:w16du="http://schemas.microsoft.com/office/word/2023/wordml/word16du" xmlns:w16sdtdh="http://schemas.microsoft.com/office/word/2020/wordml/sdtdatahash" xmlns:w16sdtfl="http://schemas.microsoft.com/office/word/2024/wordml/sdtformatlock" xmlns:w16se="http://schemas.microsoft.com/office/word/2015/wordml/symex" xmlns:wpg="http://schemas.microsoft.com/office/word/2010/wordprocessingGroup" xmlns:wpi="http://schemas.microsoft.com/office/word/2010/wordprocessingInk" xmlns:wne="http://schemas.microsoft.com/office/word/2006/wordml" xmlns:wps="http://schemas.microsoft.com/office/word/2010/wordprocessingShape" mc:Ignorable="w14 w15 w16se w16cid w16 w16cex w16sdtdh w16sdtfl w16du wp14">
   <w:abstractNum w:abstractNumId="0" w15:restartNumberingAfterBreak="0">
+    <w:nsid w:val="06F93AC4"/>
+    <w:multiLevelType w:val="hybridMultilevel"/>
+    <w:tmpl w:val="7154FF40"/>
+    <w:lvl w:ilvl="0" w:tplc="040C0005">
+      <w:start w:val="1"/>
+      <w:numFmt w:val="bullet"/>
+      <w:lvlText w:val=""/>
+      <w:lvlJc w:val="left"/>
+      <w:pPr>
+        <w:ind w:left="1307" w:hanging="360"/>
+      </w:pPr>
+      <w:rPr>
+        <w:rFonts w:ascii="Wingdings" w:hAnsi="Wingdings" w:hint="default"/>
+      </w:rPr>
+    </w:lvl>
+    <w:lvl w:ilvl="1" w:tplc="040C0003" w:tentative="1">
+      <w:start w:val="1"/>
+      <w:numFmt w:val="bullet"/>
+      <w:lvlText w:val="o"/>
+      <w:lvlJc w:val="left"/>
+      <w:pPr>
+        <w:ind w:left="2027" w:hanging="360"/>
+      </w:pPr>
+      <w:rPr>
+        <w:rFonts w:ascii="Courier New" w:hAnsi="Courier New" w:cs="Courier New" w:hint="default"/>
+      </w:rPr>
+    </w:lvl>
+    <w:lvl w:ilvl="2" w:tplc="040C0005" w:tentative="1">
+      <w:start w:val="1"/>
+      <w:numFmt w:val="bullet"/>
+      <w:lvlText w:val=""/>
+      <w:lvlJc w:val="left"/>
+      <w:pPr>
+        <w:ind w:left="2747" w:hanging="360"/>
+      </w:pPr>
+      <w:rPr>
+        <w:rFonts w:ascii="Wingdings" w:hAnsi="Wingdings" w:hint="default"/>
+      </w:rPr>
+    </w:lvl>
+    <w:lvl w:ilvl="3" w:tplc="040C0001" w:tentative="1">
+      <w:start w:val="1"/>
+      <w:numFmt w:val="bullet"/>
+      <w:lvlText w:val=""/>
+      <w:lvlJc w:val="left"/>
+      <w:pPr>
+        <w:ind w:left="3467" w:hanging="360"/>
+      </w:pPr>
+      <w:rPr>
+        <w:rFonts w:ascii="Symbol" w:hAnsi="Symbol" w:hint="default"/>
+      </w:rPr>
+    </w:lvl>
+    <w:lvl w:ilvl="4" w:tplc="040C0003" w:tentative="1">
+      <w:start w:val="1"/>
+      <w:numFmt w:val="bullet"/>
+      <w:lvlText w:val="o"/>
+      <w:lvlJc w:val="left"/>
+      <w:pPr>
+        <w:ind w:left="4187" w:hanging="360"/>
+      </w:pPr>
+      <w:rPr>
+        <w:rFonts w:ascii="Courier New" w:hAnsi="Courier New" w:cs="Courier New" w:hint="default"/>
+      </w:rPr>
+    </w:lvl>
+    <w:lvl w:ilvl="5" w:tplc="040C0005" w:tentative="1">
+      <w:start w:val="1"/>
+      <w:numFmt w:val="bullet"/>
+      <w:lvlText w:val=""/>
+      <w:lvlJc w:val="left"/>
+      <w:pPr>
+        <w:ind w:left="4907" w:hanging="360"/>
+      </w:pPr>
+      <w:rPr>
+        <w:rFonts w:ascii="Wingdings" w:hAnsi="Wingdings" w:hint="default"/>
+      </w:rPr>
+    </w:lvl>
+    <w:lvl w:ilvl="6" w:tplc="040C0001" w:tentative="1">
+      <w:start w:val="1"/>
+      <w:numFmt w:val="bullet"/>
+      <w:lvlText w:val=""/>
+      <w:lvlJc w:val="left"/>
+      <w:pPr>
+        <w:ind w:left="5627" w:hanging="360"/>
+      </w:pPr>
+      <w:rPr>
+        <w:rFonts w:ascii="Symbol" w:hAnsi="Symbol" w:hint="default"/>
+      </w:rPr>
+    </w:lvl>
+    <w:lvl w:ilvl="7" w:tplc="040C0003" w:tentative="1">
+      <w:start w:val="1"/>
+      <w:numFmt w:val="bullet"/>
+      <w:lvlText w:val="o"/>
+      <w:lvlJc w:val="left"/>
+      <w:pPr>
+        <w:ind w:left="6347" w:hanging="360"/>
+      </w:pPr>
+      <w:rPr>
+        <w:rFonts w:ascii="Courier New" w:hAnsi="Courier New" w:cs="Courier New" w:hint="default"/>
+      </w:rPr>
+    </w:lvl>
+    <w:lvl w:ilvl="8" w:tplc="040C0005" w:tentative="1">
+      <w:start w:val="1"/>
+      <w:numFmt w:val="bullet"/>
+      <w:lvlText w:val=""/>
+      <w:lvlJc w:val="left"/>
+      <w:pPr>
+        <w:ind w:left="7067" w:hanging="360"/>
+      </w:pPr>
+      <w:rPr>
+        <w:rFonts w:ascii="Wingdings" w:hAnsi="Wingdings" w:hint="default"/>
+      </w:rPr>
+    </w:lvl>
+  </w:abstractNum>
+  <w:abstractNum w:abstractNumId="1" w15:restartNumberingAfterBreak="0">
     <w:nsid w:val="080006F1"/>
     <w:multiLevelType w:val="hybridMultilevel"/>
     <w:tmpl w:val="8E305318"/>
@@ -10228,7 +10984,121 @@
       </w:rPr>
     </w:lvl>
   </w:abstractNum>
-  <w:abstractNum w:abstractNumId="1" w15:restartNumberingAfterBreak="0">
+  <w:abstractNum w:abstractNumId="2" w15:restartNumberingAfterBreak="0">
+    <w:nsid w:val="08F71714"/>
+    <w:multiLevelType w:val="hybridMultilevel"/>
+    <w:tmpl w:val="7E8080E2"/>
+    <w:lvl w:ilvl="0" w:tplc="040C0005">
+      <w:start w:val="1"/>
+      <w:numFmt w:val="bullet"/>
+      <w:lvlText w:val=""/>
+      <w:lvlJc w:val="left"/>
+      <w:pPr>
+        <w:ind w:left="1440" w:hanging="360"/>
+      </w:pPr>
+      <w:rPr>
+        <w:rFonts w:ascii="Wingdings" w:hAnsi="Wingdings" w:hint="default"/>
+        <w:color w:val="2E75B6"/>
+      </w:rPr>
+    </w:lvl>
+    <w:lvl w:ilvl="1" w:tplc="FFFFFFFF" w:tentative="1">
+      <w:start w:val="1"/>
+      <w:numFmt w:val="bullet"/>
+      <w:lvlText w:val="o"/>
+      <w:lvlJc w:val="left"/>
+      <w:pPr>
+        <w:ind w:left="2160" w:hanging="360"/>
+      </w:pPr>
+      <w:rPr>
+        <w:rFonts w:ascii="Courier New" w:hAnsi="Courier New" w:cs="Courier New" w:hint="default"/>
+      </w:rPr>
+    </w:lvl>
+    <w:lvl w:ilvl="2" w:tplc="FFFFFFFF">
+      <w:start w:val="1"/>
+      <w:numFmt w:val="bullet"/>
+      <w:lvlText w:val=""/>
+      <w:lvlJc w:val="left"/>
+      <w:pPr>
+        <w:ind w:left="2880" w:hanging="360"/>
+      </w:pPr>
+      <w:rPr>
+        <w:rFonts w:ascii="Wingdings" w:hAnsi="Wingdings" w:hint="default"/>
+      </w:rPr>
+    </w:lvl>
+    <w:lvl w:ilvl="3" w:tplc="FFFFFFFF">
+      <w:start w:val="1"/>
+      <w:numFmt w:val="bullet"/>
+      <w:lvlText w:val=""/>
+      <w:lvlJc w:val="left"/>
+      <w:pPr>
+        <w:ind w:left="3600" w:hanging="360"/>
+      </w:pPr>
+      <w:rPr>
+        <w:rFonts w:ascii="Symbol" w:hAnsi="Symbol" w:hint="default"/>
+      </w:rPr>
+    </w:lvl>
+    <w:lvl w:ilvl="4" w:tplc="FFFFFFFF" w:tentative="1">
+      <w:start w:val="1"/>
+      <w:numFmt w:val="bullet"/>
+      <w:lvlText w:val="o"/>
+      <w:lvlJc w:val="left"/>
+      <w:pPr>
+        <w:ind w:left="4320" w:hanging="360"/>
+      </w:pPr>
+      <w:rPr>
+        <w:rFonts w:ascii="Courier New" w:hAnsi="Courier New" w:cs="Courier New" w:hint="default"/>
+      </w:rPr>
+    </w:lvl>
+    <w:lvl w:ilvl="5" w:tplc="FFFFFFFF" w:tentative="1">
+      <w:start w:val="1"/>
+      <w:numFmt w:val="bullet"/>
+      <w:lvlText w:val=""/>
+      <w:lvlJc w:val="left"/>
+      <w:pPr>
+        <w:ind w:left="5040" w:hanging="360"/>
+      </w:pPr>
+      <w:rPr>
+        <w:rFonts w:ascii="Wingdings" w:hAnsi="Wingdings" w:hint="default"/>
+      </w:rPr>
+    </w:lvl>
+    <w:lvl w:ilvl="6" w:tplc="FFFFFFFF" w:tentative="1">
+      <w:start w:val="1"/>
+      <w:numFmt w:val="bullet"/>
+      <w:lvlText w:val=""/>
+      <w:lvlJc w:val="left"/>
+      <w:pPr>
+        <w:ind w:left="5760" w:hanging="360"/>
+      </w:pPr>
+      <w:rPr>
+        <w:rFonts w:ascii="Symbol" w:hAnsi="Symbol" w:hint="default"/>
+      </w:rPr>
+    </w:lvl>
+    <w:lvl w:ilvl="7" w:tplc="FFFFFFFF" w:tentative="1">
+      <w:start w:val="1"/>
+      <w:numFmt w:val="bullet"/>
+      <w:lvlText w:val="o"/>
+      <w:lvlJc w:val="left"/>
+      <w:pPr>
+        <w:ind w:left="6480" w:hanging="360"/>
+      </w:pPr>
+      <w:rPr>
+        <w:rFonts w:ascii="Courier New" w:hAnsi="Courier New" w:cs="Courier New" w:hint="default"/>
+      </w:rPr>
+    </w:lvl>
+    <w:lvl w:ilvl="8" w:tplc="FFFFFFFF" w:tentative="1">
+      <w:start w:val="1"/>
+      <w:numFmt w:val="bullet"/>
+      <w:lvlText w:val=""/>
+      <w:lvlJc w:val="left"/>
+      <w:pPr>
+        <w:ind w:left="7200" w:hanging="360"/>
+      </w:pPr>
+      <w:rPr>
+        <w:rFonts w:ascii="Wingdings" w:hAnsi="Wingdings" w:hint="default"/>
+      </w:rPr>
+    </w:lvl>
+  </w:abstractNum>
+  <w:abstractNum w:abstractNumId="3" w15:restartNumberingAfterBreak="0">
     <w:nsid w:val="0B6254C5"/>
     <w:multiLevelType w:val="hybridMultilevel"/>
     <w:tmpl w:val="BA58459A"/>
@@ -10341,7 +11211,7 @@
       </w:rPr>
     </w:lvl>
   </w:abstractNum>
-  <w:abstractNum w:abstractNumId="2" w15:restartNumberingAfterBreak="0">
+  <w:abstractNum w:abstractNumId="4" w15:restartNumberingAfterBreak="0">
     <w:nsid w:val="0BC82B89"/>
     <w:multiLevelType w:val="hybridMultilevel"/>
     <w:tmpl w:val="AB7896F0"/>
@@ -10454,7 +11324,7 @@
       </w:rPr>
     </w:lvl>
   </w:abstractNum>
-  <w:abstractNum w:abstractNumId="3" w15:restartNumberingAfterBreak="0">
+  <w:abstractNum w:abstractNumId="5" w15:restartNumberingAfterBreak="0">
     <w:nsid w:val="0C222337"/>
     <w:multiLevelType w:val="hybridMultilevel"/>
     <w:tmpl w:val="46B88346"/>
@@ -10567,7 +11437,7 @@
       </w:rPr>
     </w:lvl>
   </w:abstractNum>
-  <w:abstractNum w:abstractNumId="4" w15:restartNumberingAfterBreak="0">
+  <w:abstractNum w:abstractNumId="6" w15:restartNumberingAfterBreak="0">
     <w:nsid w:val="11825690"/>
     <w:multiLevelType w:val="hybridMultilevel"/>
     <w:tmpl w:val="516C11EC"/>
@@ -10680,7 +11550,7 @@
       </w:rPr>
     </w:lvl>
   </w:abstractNum>
-  <w:abstractNum w:abstractNumId="5" w15:restartNumberingAfterBreak="0">
+  <w:abstractNum w:abstractNumId="7" w15:restartNumberingAfterBreak="0">
     <w:nsid w:val="19923C76"/>
     <w:multiLevelType w:val="hybridMultilevel"/>
     <w:tmpl w:val="6C9E66CE"/>
@@ -10737,7 +11607,7 @@
       <w:lvlJc w:val="left"/>
     </w:lvl>
   </w:abstractNum>
-  <w:abstractNum w:abstractNumId="6" w15:restartNumberingAfterBreak="0">
+  <w:abstractNum w:abstractNumId="8" w15:restartNumberingAfterBreak="0">
     <w:nsid w:val="19EA5C55"/>
     <w:multiLevelType w:val="hybridMultilevel"/>
     <w:tmpl w:val="E340A6BE"/>
@@ -10850,7 +11720,7 @@
       </w:rPr>
     </w:lvl>
   </w:abstractNum>
-  <w:abstractNum w:abstractNumId="7" w15:restartNumberingAfterBreak="0">
+  <w:abstractNum w:abstractNumId="9" w15:restartNumberingAfterBreak="0">
     <w:nsid w:val="1A0C72B4"/>
     <w:multiLevelType w:val="hybridMultilevel"/>
     <w:tmpl w:val="83A01E74"/>
@@ -10963,7 +11833,7 @@
       </w:rPr>
     </w:lvl>
   </w:abstractNum>
-  <w:abstractNum w:abstractNumId="8" w15:restartNumberingAfterBreak="0">
+  <w:abstractNum w:abstractNumId="10" w15:restartNumberingAfterBreak="0">
     <w:nsid w:val="1EE90768"/>
     <w:multiLevelType w:val="hybridMultilevel"/>
     <w:tmpl w:val="A45C0840"/>
@@ -10992,7 +11862,7 @@
         <w:rFonts w:ascii="Courier New" w:hAnsi="Courier New" w:cs="Courier New" w:hint="default"/>
       </w:rPr>
     </w:lvl>
-    <w:lvl w:ilvl="2" w:tplc="040C0005" w:tentative="1">
+    <w:lvl w:ilvl="2" w:tplc="040C0005">
       <w:start w:val="1"/>
       <w:numFmt w:val="bullet"/>
       <w:lvlText w:val=""/>
@@ -11004,7 +11874,7 @@
         <w:rFonts w:ascii="Wingdings" w:hAnsi="Wingdings" w:hint="default"/>
       </w:rPr>
     </w:lvl>
-    <w:lvl w:ilvl="3" w:tplc="040C0001" w:tentative="1">
+    <w:lvl w:ilvl="3" w:tplc="040C0001">
       <w:start w:val="1"/>
       <w:numFmt w:val="bullet"/>
       <w:lvlText w:val=""/>
@@ -11077,7 +11947,7 @@
       </w:rPr>
     </w:lvl>
   </w:abstractNum>
-  <w:abstractNum w:abstractNumId="9" w15:restartNumberingAfterBreak="0">
+  <w:abstractNum w:abstractNumId="11" w15:restartNumberingAfterBreak="0">
     <w:nsid w:val="25804D9B"/>
     <w:multiLevelType w:val="hybridMultilevel"/>
     <w:tmpl w:val="ACEC8B68"/>
@@ -11190,7 +12060,7 @@
       </w:rPr>
     </w:lvl>
   </w:abstractNum>
-  <w:abstractNum w:abstractNumId="10" w15:restartNumberingAfterBreak="0">
+  <w:abstractNum w:abstractNumId="12" w15:restartNumberingAfterBreak="0">
     <w:nsid w:val="25805139"/>
     <w:multiLevelType w:val="hybridMultilevel"/>
     <w:tmpl w:val="E3221EBA"/>
@@ -11304,7 +12174,7 @@
       </w:rPr>
     </w:lvl>
   </w:abstractNum>
-  <w:abstractNum w:abstractNumId="11" w15:restartNumberingAfterBreak="0">
+  <w:abstractNum w:abstractNumId="13" w15:restartNumberingAfterBreak="0">
     <w:nsid w:val="324C558F"/>
     <w:multiLevelType w:val="hybridMultilevel"/>
     <w:tmpl w:val="27F2DA0E"/>
@@ -11416,7 +12286,7 @@
       </w:rPr>
     </w:lvl>
   </w:abstractNum>
-  <w:abstractNum w:abstractNumId="12" w15:restartNumberingAfterBreak="0">
+  <w:abstractNum w:abstractNumId="14" w15:restartNumberingAfterBreak="0">
     <w:nsid w:val="32BF7BE2"/>
     <w:multiLevelType w:val="multilevel"/>
     <w:tmpl w:val="CCDA4AF2"/>
@@ -11565,7 +12435,7 @@
       </w:rPr>
     </w:lvl>
   </w:abstractNum>
-  <w:abstractNum w:abstractNumId="13" w15:restartNumberingAfterBreak="0">
+  <w:abstractNum w:abstractNumId="15" w15:restartNumberingAfterBreak="0">
     <w:nsid w:val="363C4F46"/>
     <w:multiLevelType w:val="hybridMultilevel"/>
     <w:tmpl w:val="F8404734"/>
@@ -11678,7 +12548,7 @@
       </w:rPr>
     </w:lvl>
   </w:abstractNum>
-  <w:abstractNum w:abstractNumId="14" w15:restartNumberingAfterBreak="0">
+  <w:abstractNum w:abstractNumId="16" w15:restartNumberingAfterBreak="0">
     <w:nsid w:val="3C78097C"/>
     <w:multiLevelType w:val="hybridMultilevel"/>
     <w:tmpl w:val="A5147FE0"/>
@@ -11791,7 +12661,7 @@
       </w:rPr>
     </w:lvl>
   </w:abstractNum>
-  <w:abstractNum w:abstractNumId="15" w15:restartNumberingAfterBreak="0">
+  <w:abstractNum w:abstractNumId="17" w15:restartNumberingAfterBreak="0">
     <w:nsid w:val="43C82118"/>
     <w:multiLevelType w:val="multilevel"/>
     <w:tmpl w:val="8D0CA5FE"/>
@@ -11844,7 +12714,7 @@
         <w:sz w:val="20"/>
       </w:rPr>
     </w:lvl>
-    <w:lvl w:ilvl="3" w:tentative="1">
+    <w:lvl w:ilvl="3">
       <w:start w:val="1"/>
       <w:numFmt w:val="bullet"/>
       <w:lvlText w:val=""/>
@@ -11941,7 +12811,7 @@
       </w:rPr>
     </w:lvl>
   </w:abstractNum>
-  <w:abstractNum w:abstractNumId="16" w15:restartNumberingAfterBreak="0">
+  <w:abstractNum w:abstractNumId="18" w15:restartNumberingAfterBreak="0">
     <w:nsid w:val="44581AB1"/>
     <w:multiLevelType w:val="multilevel"/>
     <w:tmpl w:val="D1DA3AD0"/>
@@ -11994,7 +12864,7 @@
         <w:sz w:val="20"/>
       </w:rPr>
     </w:lvl>
-    <w:lvl w:ilvl="3" w:tentative="1">
+    <w:lvl w:ilvl="3">
       <w:start w:val="1"/>
       <w:numFmt w:val="bullet"/>
       <w:lvlText w:val=""/>
@@ -12091,7 +12961,7 @@
       </w:rPr>
     </w:lvl>
   </w:abstractNum>
-  <w:abstractNum w:abstractNumId="17" w15:restartNumberingAfterBreak="0">
+  <w:abstractNum w:abstractNumId="19" w15:restartNumberingAfterBreak="0">
     <w:nsid w:val="466F58CC"/>
     <w:multiLevelType w:val="multilevel"/>
     <w:tmpl w:val="4D504496"/>
@@ -12241,7 +13111,7 @@
       </w:rPr>
     </w:lvl>
   </w:abstractNum>
-  <w:abstractNum w:abstractNumId="18" w15:restartNumberingAfterBreak="0">
+  <w:abstractNum w:abstractNumId="20" w15:restartNumberingAfterBreak="0">
     <w:nsid w:val="4703014E"/>
     <w:multiLevelType w:val="hybridMultilevel"/>
     <w:tmpl w:val="86CCACF6"/>
@@ -12354,7 +13224,7 @@
       </w:rPr>
     </w:lvl>
   </w:abstractNum>
-  <w:abstractNum w:abstractNumId="19" w15:restartNumberingAfterBreak="0">
+  <w:abstractNum w:abstractNumId="21" w15:restartNumberingAfterBreak="0">
     <w:nsid w:val="4CA22B5D"/>
     <w:multiLevelType w:val="hybridMultilevel"/>
     <w:tmpl w:val="9B36CC48"/>
@@ -12467,7 +13337,7 @@
       </w:rPr>
     </w:lvl>
   </w:abstractNum>
-  <w:abstractNum w:abstractNumId="20" w15:restartNumberingAfterBreak="0">
+  <w:abstractNum w:abstractNumId="22" w15:restartNumberingAfterBreak="0">
     <w:nsid w:val="511A060C"/>
     <w:multiLevelType w:val="hybridMultilevel"/>
     <w:tmpl w:val="0A5258D2"/>
@@ -12579,7 +13449,7 @@
       </w:rPr>
     </w:lvl>
   </w:abstractNum>
-  <w:abstractNum w:abstractNumId="21" w15:restartNumberingAfterBreak="0">
+  <w:abstractNum w:abstractNumId="23" w15:restartNumberingAfterBreak="0">
     <w:nsid w:val="512F4F1B"/>
     <w:multiLevelType w:val="hybridMultilevel"/>
     <w:tmpl w:val="1098F3CA"/>
@@ -12691,7 +13561,7 @@
       </w:rPr>
     </w:lvl>
   </w:abstractNum>
-  <w:abstractNum w:abstractNumId="22" w15:restartNumberingAfterBreak="0">
+  <w:abstractNum w:abstractNumId="24" w15:restartNumberingAfterBreak="0">
     <w:nsid w:val="52A55C55"/>
     <w:multiLevelType w:val="hybridMultilevel"/>
     <w:tmpl w:val="EBF2423E"/>
@@ -12804,7 +13674,7 @@
       </w:rPr>
     </w:lvl>
   </w:abstractNum>
-  <w:abstractNum w:abstractNumId="23" w15:restartNumberingAfterBreak="0">
+  <w:abstractNum w:abstractNumId="25" w15:restartNumberingAfterBreak="0">
     <w:nsid w:val="53041593"/>
     <w:multiLevelType w:val="hybridMultilevel"/>
     <w:tmpl w:val="DC8C6CBC"/>
@@ -12917,7 +13787,7 @@
       </w:rPr>
     </w:lvl>
   </w:abstractNum>
-  <w:abstractNum w:abstractNumId="24" w15:restartNumberingAfterBreak="0">
+  <w:abstractNum w:abstractNumId="26" w15:restartNumberingAfterBreak="0">
     <w:nsid w:val="55C93E8C"/>
     <w:multiLevelType w:val="hybridMultilevel"/>
     <w:tmpl w:val="4956F5F6"/>
@@ -13031,7 +13901,7 @@
       </w:rPr>
     </w:lvl>
   </w:abstractNum>
-  <w:abstractNum w:abstractNumId="25" w15:restartNumberingAfterBreak="0">
+  <w:abstractNum w:abstractNumId="27" w15:restartNumberingAfterBreak="0">
     <w:nsid w:val="560D00E7"/>
     <w:multiLevelType w:val="hybridMultilevel"/>
     <w:tmpl w:val="07CECE0C"/>
@@ -13117,7 +13987,7 @@
       </w:pPr>
     </w:lvl>
   </w:abstractNum>
-  <w:abstractNum w:abstractNumId="26" w15:restartNumberingAfterBreak="0">
+  <w:abstractNum w:abstractNumId="28" w15:restartNumberingAfterBreak="0">
     <w:nsid w:val="56E3012F"/>
     <w:multiLevelType w:val="hybridMultilevel"/>
     <w:tmpl w:val="54084AE6"/>
@@ -13207,7 +14077,7 @@
       </w:pPr>
     </w:lvl>
   </w:abstractNum>
-  <w:abstractNum w:abstractNumId="27" w15:restartNumberingAfterBreak="0">
+  <w:abstractNum w:abstractNumId="29" w15:restartNumberingAfterBreak="0">
     <w:nsid w:val="5FAB6053"/>
     <w:multiLevelType w:val="hybridMultilevel"/>
     <w:tmpl w:val="D7E85AD6"/>
@@ -13319,7 +14189,7 @@
       </w:rPr>
     </w:lvl>
   </w:abstractNum>
-  <w:abstractNum w:abstractNumId="28" w15:restartNumberingAfterBreak="0">
+  <w:abstractNum w:abstractNumId="30" w15:restartNumberingAfterBreak="0">
     <w:nsid w:val="65274EC2"/>
     <w:multiLevelType w:val="hybridMultilevel"/>
     <w:tmpl w:val="944A58CA"/>
@@ -13348,7 +14218,7 @@
         <w:rFonts w:ascii="Courier New" w:hAnsi="Courier New" w:cs="Courier New" w:hint="default"/>
       </w:rPr>
     </w:lvl>
-    <w:lvl w:ilvl="2" w:tplc="FFFFFFFF" w:tentative="1">
+    <w:lvl w:ilvl="2" w:tplc="FFFFFFFF">
       <w:start w:val="1"/>
       <w:numFmt w:val="bullet"/>
       <w:lvlText w:val=""/>
@@ -13433,7 +14303,7 @@
       </w:rPr>
     </w:lvl>
   </w:abstractNum>
-  <w:abstractNum w:abstractNumId="29" w15:restartNumberingAfterBreak="0">
+  <w:abstractNum w:abstractNumId="31" w15:restartNumberingAfterBreak="0">
     <w:nsid w:val="66FC2B03"/>
     <w:multiLevelType w:val="hybridMultilevel"/>
     <w:tmpl w:val="FA4002A0"/>
@@ -13547,7 +14417,7 @@
       </w:rPr>
     </w:lvl>
   </w:abstractNum>
-  <w:abstractNum w:abstractNumId="30" w15:restartNumberingAfterBreak="0">
+  <w:abstractNum w:abstractNumId="32" w15:restartNumberingAfterBreak="0">
     <w:nsid w:val="671305CA"/>
     <w:multiLevelType w:val="hybridMultilevel"/>
     <w:tmpl w:val="308AA286"/>
@@ -13661,7 +14531,7 @@
       </w:rPr>
     </w:lvl>
   </w:abstractNum>
-  <w:abstractNum w:abstractNumId="31" w15:restartNumberingAfterBreak="0">
+  <w:abstractNum w:abstractNumId="33" w15:restartNumberingAfterBreak="0">
     <w:nsid w:val="68183CEE"/>
     <w:multiLevelType w:val="hybridMultilevel"/>
     <w:tmpl w:val="4B78AA3C"/>
@@ -13774,7 +14644,7 @@
       </w:rPr>
     </w:lvl>
   </w:abstractNum>
-  <w:abstractNum w:abstractNumId="32" w15:restartNumberingAfterBreak="0">
+  <w:abstractNum w:abstractNumId="34" w15:restartNumberingAfterBreak="0">
     <w:nsid w:val="69C03EB2"/>
     <w:multiLevelType w:val="hybridMultilevel"/>
     <w:tmpl w:val="37FE5752"/>
@@ -13888,7 +14758,7 @@
       </w:rPr>
     </w:lvl>
   </w:abstractNum>
-  <w:abstractNum w:abstractNumId="33" w15:restartNumberingAfterBreak="0">
+  <w:abstractNum w:abstractNumId="35" w15:restartNumberingAfterBreak="0">
     <w:nsid w:val="6D69346F"/>
     <w:multiLevelType w:val="multilevel"/>
     <w:tmpl w:val="799E2850"/>
@@ -14038,7 +14908,7 @@
       </w:rPr>
     </w:lvl>
   </w:abstractNum>
-  <w:abstractNum w:abstractNumId="34" w15:restartNumberingAfterBreak="0">
+  <w:abstractNum w:abstractNumId="36" w15:restartNumberingAfterBreak="0">
     <w:nsid w:val="6E93580C"/>
     <w:multiLevelType w:val="hybridMultilevel"/>
     <w:tmpl w:val="E31A0224"/>
@@ -14150,7 +15020,7 @@
       </w:rPr>
     </w:lvl>
   </w:abstractNum>
-  <w:abstractNum w:abstractNumId="35" w15:restartNumberingAfterBreak="0">
+  <w:abstractNum w:abstractNumId="37" w15:restartNumberingAfterBreak="0">
     <w:nsid w:val="710C2022"/>
     <w:multiLevelType w:val="hybridMultilevel"/>
     <w:tmpl w:val="1FF6A7B4"/>
@@ -14264,7 +15134,7 @@
       </w:rPr>
     </w:lvl>
   </w:abstractNum>
-  <w:abstractNum w:abstractNumId="36" w15:restartNumberingAfterBreak="0">
+  <w:abstractNum w:abstractNumId="38" w15:restartNumberingAfterBreak="0">
     <w:nsid w:val="79285170"/>
     <w:multiLevelType w:val="hybridMultilevel"/>
     <w:tmpl w:val="023053A2"/>
@@ -14377,7 +15247,7 @@
       </w:rPr>
     </w:lvl>
   </w:abstractNum>
-  <w:abstractNum w:abstractNumId="37" w15:restartNumberingAfterBreak="0">
+  <w:abstractNum w:abstractNumId="39" w15:restartNumberingAfterBreak="0">
     <w:nsid w:val="7A2C4C19"/>
     <w:multiLevelType w:val="hybridMultilevel"/>
     <w:tmpl w:val="DA022F78"/>
@@ -14490,7 +15360,7 @@
       </w:rPr>
     </w:lvl>
   </w:abstractNum>
-  <w:abstractNum w:abstractNumId="38" w15:restartNumberingAfterBreak="0">
+  <w:abstractNum w:abstractNumId="40" w15:restartNumberingAfterBreak="0">
     <w:nsid w:val="7AB24011"/>
     <w:multiLevelType w:val="hybridMultilevel"/>
     <w:tmpl w:val="100E2EE4"/>
@@ -14602,7 +15472,7 @@
       </w:rPr>
     </w:lvl>
   </w:abstractNum>
-  <w:abstractNum w:abstractNumId="39" w15:restartNumberingAfterBreak="0">
+  <w:abstractNum w:abstractNumId="41" w15:restartNumberingAfterBreak="0">
     <w:nsid w:val="7D1B3A75"/>
     <w:multiLevelType w:val="hybridMultilevel"/>
     <w:tmpl w:val="D56E7BFC"/>
@@ -14715,7 +15585,7 @@
       </w:rPr>
     </w:lvl>
   </w:abstractNum>
-  <w:abstractNum w:abstractNumId="40" w15:restartNumberingAfterBreak="0">
+  <w:abstractNum w:abstractNumId="42" w15:restartNumberingAfterBreak="0">
     <w:nsid w:val="7D404E1B"/>
     <w:multiLevelType w:val="hybridMultilevel"/>
     <w:tmpl w:val="10005710"/>
@@ -14829,136 +15699,142 @@
     </w:lvl>
   </w:abstractNum>
   <w:num w:numId="1" w16cid:durableId="2069065081">
-    <w:abstractNumId w:val="25"/>
+    <w:abstractNumId w:val="27"/>
     <w:lvlOverride w:ilvl="0">
       <w:startOverride w:val="1"/>
     </w:lvlOverride>
   </w:num>
   <w:num w:numId="2" w16cid:durableId="334385620">
-    <w:abstractNumId w:val="5"/>
+    <w:abstractNumId w:val="7"/>
     <w:lvlOverride w:ilvl="0">
       <w:startOverride w:val="1"/>
     </w:lvlOverride>
   </w:num>
   <w:num w:numId="3" w16cid:durableId="310528216">
+    <w:abstractNumId w:val="26"/>
+  </w:num>
+  <w:num w:numId="4" w16cid:durableId="221870460">
+    <w:abstractNumId w:val="7"/>
+  </w:num>
+  <w:num w:numId="5" w16cid:durableId="1069883465">
+    <w:abstractNumId w:val="32"/>
+  </w:num>
+  <w:num w:numId="6" w16cid:durableId="1255700922">
+    <w:abstractNumId w:val="12"/>
+  </w:num>
+  <w:num w:numId="7" w16cid:durableId="252132079">
+    <w:abstractNumId w:val="8"/>
+  </w:num>
+  <w:num w:numId="8" w16cid:durableId="1491602692">
+    <w:abstractNumId w:val="3"/>
+  </w:num>
+  <w:num w:numId="9" w16cid:durableId="704330670">
+    <w:abstractNumId w:val="30"/>
+  </w:num>
+  <w:num w:numId="10" w16cid:durableId="990594185">
+    <w:abstractNumId w:val="31"/>
+  </w:num>
+  <w:num w:numId="11" w16cid:durableId="1283882316">
+    <w:abstractNumId w:val="18"/>
+  </w:num>
+  <w:num w:numId="12" w16cid:durableId="1920214319">
+    <w:abstractNumId w:val="16"/>
+  </w:num>
+  <w:num w:numId="13" w16cid:durableId="1796176569">
+    <w:abstractNumId w:val="28"/>
+  </w:num>
+  <w:num w:numId="14" w16cid:durableId="1830175695">
+    <w:abstractNumId w:val="37"/>
+  </w:num>
+  <w:num w:numId="15" w16cid:durableId="1168787962">
+    <w:abstractNumId w:val="35"/>
+  </w:num>
+  <w:num w:numId="16" w16cid:durableId="1458645726">
+    <w:abstractNumId w:val="17"/>
+  </w:num>
+  <w:num w:numId="17" w16cid:durableId="1361590457">
+    <w:abstractNumId w:val="19"/>
+  </w:num>
+  <w:num w:numId="18" w16cid:durableId="2121802084">
+    <w:abstractNumId w:val="10"/>
+  </w:num>
+  <w:num w:numId="19" w16cid:durableId="656107943">
+    <w:abstractNumId w:val="33"/>
+  </w:num>
+  <w:num w:numId="20" w16cid:durableId="46803690">
+    <w:abstractNumId w:val="9"/>
+  </w:num>
+  <w:num w:numId="21" w16cid:durableId="1718508555">
     <w:abstractNumId w:val="24"/>
   </w:num>
-  <w:num w:numId="4" w16cid:durableId="221870460">
+  <w:num w:numId="22" w16cid:durableId="1286079334">
+    <w:abstractNumId w:val="14"/>
+  </w:num>
+  <w:num w:numId="23" w16cid:durableId="1337418752">
+    <w:abstractNumId w:val="11"/>
+  </w:num>
+  <w:num w:numId="24" w16cid:durableId="1829832317">
+    <w:abstractNumId w:val="1"/>
+  </w:num>
+  <w:num w:numId="25" w16cid:durableId="2035039839">
+    <w:abstractNumId w:val="4"/>
+  </w:num>
+  <w:num w:numId="26" w16cid:durableId="256210313">
+    <w:abstractNumId w:val="34"/>
+  </w:num>
+  <w:num w:numId="27" w16cid:durableId="184440363">
+    <w:abstractNumId w:val="38"/>
+  </w:num>
+  <w:num w:numId="28" w16cid:durableId="1088041225">
+    <w:abstractNumId w:val="25"/>
+  </w:num>
+  <w:num w:numId="29" w16cid:durableId="254679368">
     <w:abstractNumId w:val="5"/>
   </w:num>
-  <w:num w:numId="5" w16cid:durableId="1069883465">
-    <w:abstractNumId w:val="30"/>
+  <w:num w:numId="30" w16cid:durableId="1055816929">
+    <w:abstractNumId w:val="40"/>
   </w:num>
-  <w:num w:numId="6" w16cid:durableId="1255700922">
-    <w:abstractNumId w:val="10"/>
+  <w:num w:numId="31" w16cid:durableId="536242926">
+    <w:abstractNumId w:val="42"/>
   </w:num>
-  <w:num w:numId="7" w16cid:durableId="252132079">
+  <w:num w:numId="32" w16cid:durableId="626929853">
     <w:abstractNumId w:val="6"/>
   </w:num>
-  <w:num w:numId="8" w16cid:durableId="1491602692">
-    <w:abstractNumId w:val="1"/>
+  <w:num w:numId="33" w16cid:durableId="1410662752">
+    <w:abstractNumId w:val="36"/>
   </w:num>
-  <w:num w:numId="9" w16cid:durableId="704330670">
-    <w:abstractNumId w:val="28"/>
+  <w:num w:numId="34" w16cid:durableId="804589174">
+    <w:abstractNumId w:val="39"/>
   </w:num>
-  <w:num w:numId="10" w16cid:durableId="990594185">
+  <w:num w:numId="35" w16cid:durableId="334579618">
+    <w:abstractNumId w:val="21"/>
+  </w:num>
+  <w:num w:numId="36" w16cid:durableId="1777553568">
+    <w:abstractNumId w:val="13"/>
+  </w:num>
+  <w:num w:numId="37" w16cid:durableId="1470897173">
+    <w:abstractNumId w:val="41"/>
+  </w:num>
+  <w:num w:numId="38" w16cid:durableId="1231422913">
+    <w:abstractNumId w:val="22"/>
+  </w:num>
+  <w:num w:numId="39" w16cid:durableId="775714851">
+    <w:abstractNumId w:val="15"/>
+  </w:num>
+  <w:num w:numId="40" w16cid:durableId="915897198">
+    <w:abstractNumId w:val="23"/>
+  </w:num>
+  <w:num w:numId="41" w16cid:durableId="385837047">
+    <w:abstractNumId w:val="20"/>
+  </w:num>
+  <w:num w:numId="42" w16cid:durableId="79523797">
     <w:abstractNumId w:val="29"/>
   </w:num>
-  <w:num w:numId="11" w16cid:durableId="1283882316">
-    <w:abstractNumId w:val="16"/>
-  </w:num>
-  <w:num w:numId="12" w16cid:durableId="1920214319">
-    <w:abstractNumId w:val="14"/>
-  </w:num>
-  <w:num w:numId="13" w16cid:durableId="1796176569">
-    <w:abstractNumId w:val="26"/>
-  </w:num>
-  <w:num w:numId="14" w16cid:durableId="1830175695">
-    <w:abstractNumId w:val="35"/>
-  </w:num>
-  <w:num w:numId="15" w16cid:durableId="1168787962">
-    <w:abstractNumId w:val="33"/>
-  </w:num>
-  <w:num w:numId="16" w16cid:durableId="1458645726">
-    <w:abstractNumId w:val="15"/>
-  </w:num>
-  <w:num w:numId="17" w16cid:durableId="1361590457">
-    <w:abstractNumId w:val="17"/>
-  </w:num>
-  <w:num w:numId="18" w16cid:durableId="2121802084">
-    <w:abstractNumId w:val="8"/>
-  </w:num>
-  <w:num w:numId="19" w16cid:durableId="656107943">
-    <w:abstractNumId w:val="31"/>
-  </w:num>
-  <w:num w:numId="20" w16cid:durableId="46803690">
-    <w:abstractNumId w:val="7"/>
-  </w:num>
-  <w:num w:numId="21" w16cid:durableId="1718508555">
-    <w:abstractNumId w:val="22"/>
-  </w:num>
-  <w:num w:numId="22" w16cid:durableId="1286079334">
-    <w:abstractNumId w:val="12"/>
-  </w:num>
-  <w:num w:numId="23" w16cid:durableId="1337418752">
-    <w:abstractNumId w:val="9"/>
-  </w:num>
-  <w:num w:numId="24" w16cid:durableId="1829832317">
+  <w:num w:numId="43" w16cid:durableId="1280650062">
     <w:abstractNumId w:val="0"/>
   </w:num>
-  <w:num w:numId="25" w16cid:durableId="2035039839">
+  <w:num w:numId="44" w16cid:durableId="2086805800">
     <w:abstractNumId w:val="2"/>
-  </w:num>
-  <w:num w:numId="26" w16cid:durableId="256210313">
-    <w:abstractNumId w:val="32"/>
-  </w:num>
-  <w:num w:numId="27" w16cid:durableId="184440363">
-    <w:abstractNumId w:val="36"/>
-  </w:num>
-  <w:num w:numId="28" w16cid:durableId="1088041225">
-    <w:abstractNumId w:val="23"/>
-  </w:num>
-  <w:num w:numId="29" w16cid:durableId="254679368">
-    <w:abstractNumId w:val="3"/>
-  </w:num>
-  <w:num w:numId="30" w16cid:durableId="1055816929">
-    <w:abstractNumId w:val="38"/>
-  </w:num>
-  <w:num w:numId="31" w16cid:durableId="536242926">
-    <w:abstractNumId w:val="40"/>
-  </w:num>
-  <w:num w:numId="32" w16cid:durableId="626929853">
-    <w:abstractNumId w:val="4"/>
-  </w:num>
-  <w:num w:numId="33" w16cid:durableId="1410662752">
-    <w:abstractNumId w:val="34"/>
-  </w:num>
-  <w:num w:numId="34" w16cid:durableId="804589174">
-    <w:abstractNumId w:val="37"/>
-  </w:num>
-  <w:num w:numId="35" w16cid:durableId="334579618">
-    <w:abstractNumId w:val="19"/>
-  </w:num>
-  <w:num w:numId="36" w16cid:durableId="1777553568">
-    <w:abstractNumId w:val="11"/>
-  </w:num>
-  <w:num w:numId="37" w16cid:durableId="1470897173">
-    <w:abstractNumId w:val="39"/>
-  </w:num>
-  <w:num w:numId="38" w16cid:durableId="1231422913">
-    <w:abstractNumId w:val="20"/>
-  </w:num>
-  <w:num w:numId="39" w16cid:durableId="775714851">
-    <w:abstractNumId w:val="13"/>
-  </w:num>
-  <w:num w:numId="40" w16cid:durableId="915897198">
-    <w:abstractNumId w:val="21"/>
-  </w:num>
-  <w:num w:numId="41" w16cid:durableId="385837047">
-    <w:abstractNumId w:val="18"/>
-  </w:num>
-  <w:num w:numId="42" w16cid:durableId="79523797">
-    <w:abstractNumId w:val="27"/>
   </w:num>
 </w:numbering>
 </file>
@@ -15452,6 +16328,7 @@
   <w:style w:type="character" w:default="1" w:styleId="Policepardfaut">
     <w:name w:val="Default Paragraph Font"/>
     <w:uiPriority w:val="1"/>
+    <w:semiHidden/>
     <w:unhideWhenUsed/>
   </w:style>
   <w:style w:type="table" w:default="1" w:styleId="TableauNormal">

--- a/documentation.docx
+++ b/documentation.docx
@@ -140,7 +140,7 @@
           <w:r>
             <w:fldChar w:fldCharType="separate"/>
           </w:r>
-          <w:hyperlink w:anchor="_Toc241796133" w:history="1">
+          <w:hyperlink w:anchor="_Toc241851836" w:history="1">
             <w:r>
               <w:rPr>
                 <w:rStyle w:val="Lienhypertexte"/>
@@ -164,7 +164,7 @@
               <w:rPr>
                 <w:noProof/>
               </w:rPr>
-              <w:instrText xml:space="preserve"> PAGEREF _Toc241796133 \h </w:instrText>
+              <w:instrText xml:space="preserve"> PAGEREF _Toc241851836 \h </w:instrText>
             </w:r>
             <w:r>
               <w:rPr>
@@ -206,7 +206,7 @@
               <w14:ligatures w14:val="standardContextual"/>
             </w:rPr>
           </w:pPr>
-          <w:hyperlink w:anchor="_Toc241796134" w:history="1">
+          <w:hyperlink w:anchor="_Toc241851837" w:history="1">
             <w:r>
               <w:rPr>
                 <w:rStyle w:val="Lienhypertexte"/>
@@ -230,7 +230,7 @@
               <w:rPr>
                 <w:noProof/>
               </w:rPr>
-              <w:instrText xml:space="preserve"> PAGEREF _Toc241796134 \h </w:instrText>
+              <w:instrText xml:space="preserve"> PAGEREF _Toc241851837 \h </w:instrText>
             </w:r>
             <w:r>
               <w:rPr>
@@ -272,7 +272,7 @@
               <w14:ligatures w14:val="standardContextual"/>
             </w:rPr>
           </w:pPr>
-          <w:hyperlink w:anchor="_Toc241796135" w:history="1">
+          <w:hyperlink w:anchor="_Toc241851838" w:history="1">
             <w:r>
               <w:rPr>
                 <w:rStyle w:val="Lienhypertexte"/>
@@ -296,7 +296,7 @@
               <w:rPr>
                 <w:noProof/>
               </w:rPr>
-              <w:instrText xml:space="preserve"> PAGEREF _Toc241796135 \h </w:instrText>
+              <w:instrText xml:space="preserve"> PAGEREF _Toc241851838 \h </w:instrText>
             </w:r>
             <w:r>
               <w:rPr>
@@ -338,7 +338,7 @@
               <w14:ligatures w14:val="standardContextual"/>
             </w:rPr>
           </w:pPr>
-          <w:hyperlink w:anchor="_Toc241796136" w:history="1">
+          <w:hyperlink w:anchor="_Toc241851839" w:history="1">
             <w:r>
               <w:rPr>
                 <w:rStyle w:val="Lienhypertexte"/>
@@ -362,7 +362,7 @@
               <w:rPr>
                 <w:noProof/>
               </w:rPr>
-              <w:instrText xml:space="preserve"> PAGEREF _Toc241796136 \h </w:instrText>
+              <w:instrText xml:space="preserve"> PAGEREF _Toc241851839 \h </w:instrText>
             </w:r>
             <w:r>
               <w:rPr>
@@ -404,7 +404,7 @@
               <w14:ligatures w14:val="standardContextual"/>
             </w:rPr>
           </w:pPr>
-          <w:hyperlink w:anchor="_Toc241796137" w:history="1">
+          <w:hyperlink w:anchor="_Toc241851840" w:history="1">
             <w:r>
               <w:rPr>
                 <w:rStyle w:val="Lienhypertexte"/>
@@ -428,7 +428,7 @@
               <w:rPr>
                 <w:noProof/>
               </w:rPr>
-              <w:instrText xml:space="preserve"> PAGEREF _Toc241796137 \h </w:instrText>
+              <w:instrText xml:space="preserve"> PAGEREF _Toc241851840 \h </w:instrText>
             </w:r>
             <w:r>
               <w:rPr>
@@ -470,7 +470,7 @@
               <w14:ligatures w14:val="standardContextual"/>
             </w:rPr>
           </w:pPr>
-          <w:hyperlink w:anchor="_Toc241796138" w:history="1">
+          <w:hyperlink w:anchor="_Toc241851841" w:history="1">
             <w:r>
               <w:rPr>
                 <w:rStyle w:val="Lienhypertexte"/>
@@ -494,7 +494,7 @@
               <w:rPr>
                 <w:noProof/>
               </w:rPr>
-              <w:instrText xml:space="preserve"> PAGEREF _Toc241796138 \h </w:instrText>
+              <w:instrText xml:space="preserve"> PAGEREF _Toc241851841 \h </w:instrText>
             </w:r>
             <w:r>
               <w:rPr>
@@ -536,13 +536,13 @@
               <w14:ligatures w14:val="standardContextual"/>
             </w:rPr>
           </w:pPr>
-          <w:hyperlink w:anchor="_Toc241796139" w:history="1">
+          <w:hyperlink w:anchor="_Toc241851842" w:history="1">
             <w:r>
               <w:rPr>
                 <w:rStyle w:val="Lienhypertexte"/>
                 <w:noProof/>
               </w:rPr>
-              <w:t>1.3 L’équipe Scrum</w:t>
+              <w:t>1.3 Les valeurs</w:t>
             </w:r>
             <w:r>
               <w:rPr>
@@ -560,7 +560,7 @@
               <w:rPr>
                 <w:noProof/>
               </w:rPr>
-              <w:instrText xml:space="preserve"> PAGEREF _Toc241796139 \h </w:instrText>
+              <w:instrText xml:space="preserve"> PAGEREF _Toc241851842 \h </w:instrText>
             </w:r>
             <w:r>
               <w:rPr>
@@ -578,6 +578,72 @@
                 <w:noProof/>
               </w:rPr>
               <w:t>7</w:t>
+            </w:r>
+            <w:r>
+              <w:rPr>
+                <w:noProof/>
+              </w:rPr>
+              <w:fldChar w:fldCharType="end"/>
+            </w:r>
+          </w:hyperlink>
+        </w:p>
+        <w:p>
+          <w:pPr>
+            <w:pStyle w:val="TM2"/>
+            <w:tabs>
+              <w:tab w:val="right" w:leader="dot" w:pos="9016"/>
+            </w:tabs>
+            <w:rPr>
+              <w:rFonts w:asciiTheme="minorHAnsi" w:eastAsiaTheme="minorEastAsia" w:hAnsiTheme="minorHAnsi" w:cstheme="minorBidi"/>
+              <w:noProof/>
+              <w:kern w:val="2"/>
+              <w:sz w:val="24"/>
+              <w:szCs w:val="24"/>
+              <w14:ligatures w14:val="standardContextual"/>
+            </w:rPr>
+          </w:pPr>
+          <w:hyperlink w:anchor="_Toc241851843" w:history="1">
+            <w:r>
+              <w:rPr>
+                <w:rStyle w:val="Lienhypertexte"/>
+                <w:noProof/>
+              </w:rPr>
+              <w:t>1.4 L’équipe Scrum</w:t>
+            </w:r>
+            <w:r>
+              <w:rPr>
+                <w:noProof/>
+              </w:rPr>
+              <w:tab/>
+            </w:r>
+            <w:r>
+              <w:rPr>
+                <w:noProof/>
+              </w:rPr>
+              <w:fldChar w:fldCharType="begin"/>
+            </w:r>
+            <w:r>
+              <w:rPr>
+                <w:noProof/>
+              </w:rPr>
+              <w:instrText xml:space="preserve"> PAGEREF _Toc241851843 \h </w:instrText>
+            </w:r>
+            <w:r>
+              <w:rPr>
+                <w:noProof/>
+              </w:rPr>
+            </w:r>
+            <w:r>
+              <w:rPr>
+                <w:noProof/>
+              </w:rPr>
+              <w:fldChar w:fldCharType="separate"/>
+            </w:r>
+            <w:r>
+              <w:rPr>
+                <w:noProof/>
+              </w:rPr>
+              <w:t>8</w:t>
             </w:r>
             <w:r>
               <w:rPr>
@@ -602,7 +668,7 @@
               <w14:ligatures w14:val="standardContextual"/>
             </w:rPr>
           </w:pPr>
-          <w:hyperlink w:anchor="_Toc241796140" w:history="1">
+          <w:hyperlink w:anchor="_Toc241851844" w:history="1">
             <w:r>
               <w:rPr>
                 <w:rStyle w:val="Lienhypertexte"/>
@@ -626,7 +692,7 @@
               <w:rPr>
                 <w:noProof/>
               </w:rPr>
-              <w:instrText xml:space="preserve"> PAGEREF _Toc241796140 \h </w:instrText>
+              <w:instrText xml:space="preserve"> PAGEREF _Toc241851844 \h </w:instrText>
             </w:r>
             <w:r>
               <w:rPr>
@@ -643,7 +709,7 @@
               <w:rPr>
                 <w:noProof/>
               </w:rPr>
-              <w:t>10</w:t>
+              <w:t>11</w:t>
             </w:r>
             <w:r>
               <w:rPr>
@@ -668,7 +734,7 @@
               <w14:ligatures w14:val="standardContextual"/>
             </w:rPr>
           </w:pPr>
-          <w:hyperlink w:anchor="_Toc241796141" w:history="1">
+          <w:hyperlink w:anchor="_Toc241851845" w:history="1">
             <w:r>
               <w:rPr>
                 <w:rStyle w:val="Lienhypertexte"/>
@@ -692,7 +758,7 @@
               <w:rPr>
                 <w:noProof/>
               </w:rPr>
-              <w:instrText xml:space="preserve"> PAGEREF _Toc241796141 \h </w:instrText>
+              <w:instrText xml:space="preserve"> PAGEREF _Toc241851845 \h </w:instrText>
             </w:r>
             <w:r>
               <w:rPr>
@@ -709,7 +775,7 @@
               <w:rPr>
                 <w:noProof/>
               </w:rPr>
-              <w:t>10</w:t>
+              <w:t>11</w:t>
             </w:r>
             <w:r>
               <w:rPr>
@@ -734,7 +800,7 @@
               <w14:ligatures w14:val="standardContextual"/>
             </w:rPr>
           </w:pPr>
-          <w:hyperlink w:anchor="_Toc241796142" w:history="1">
+          <w:hyperlink w:anchor="_Toc241851846" w:history="1">
             <w:r>
               <w:rPr>
                 <w:rStyle w:val="Lienhypertexte"/>
@@ -758,7 +824,7 @@
               <w:rPr>
                 <w:noProof/>
               </w:rPr>
-              <w:instrText xml:space="preserve"> PAGEREF _Toc241796142 \h </w:instrText>
+              <w:instrText xml:space="preserve"> PAGEREF _Toc241851846 \h </w:instrText>
             </w:r>
             <w:r>
               <w:rPr>
@@ -775,7 +841,7 @@
               <w:rPr>
                 <w:noProof/>
               </w:rPr>
-              <w:t>13</w:t>
+              <w:t>14</w:t>
             </w:r>
             <w:r>
               <w:rPr>
@@ -800,7 +866,7 @@
               <w14:ligatures w14:val="standardContextual"/>
             </w:rPr>
           </w:pPr>
-          <w:hyperlink w:anchor="_Toc241796143" w:history="1">
+          <w:hyperlink w:anchor="_Toc241851847" w:history="1">
             <w:r>
               <w:rPr>
                 <w:rStyle w:val="Lienhypertexte"/>
@@ -824,7 +890,7 @@
               <w:rPr>
                 <w:noProof/>
               </w:rPr>
-              <w:instrText xml:space="preserve"> PAGEREF _Toc241796143 \h </w:instrText>
+              <w:instrText xml:space="preserve"> PAGEREF _Toc241851847 \h </w:instrText>
             </w:r>
             <w:r>
               <w:rPr>
@@ -841,7 +907,7 @@
               <w:rPr>
                 <w:noProof/>
               </w:rPr>
-              <w:t>15</w:t>
+              <w:t>16</w:t>
             </w:r>
             <w:r>
               <w:rPr>
@@ -866,7 +932,7 @@
               <w14:ligatures w14:val="standardContextual"/>
             </w:rPr>
           </w:pPr>
-          <w:hyperlink w:anchor="_Toc241796144" w:history="1">
+          <w:hyperlink w:anchor="_Toc241851848" w:history="1">
             <w:r>
               <w:rPr>
                 <w:rStyle w:val="Lienhypertexte"/>
@@ -890,7 +956,7 @@
               <w:rPr>
                 <w:noProof/>
               </w:rPr>
-              <w:instrText xml:space="preserve"> PAGEREF _Toc241796144 \h </w:instrText>
+              <w:instrText xml:space="preserve"> PAGEREF _Toc241851848 \h </w:instrText>
             </w:r>
             <w:r>
               <w:rPr>
@@ -907,7 +973,7 @@
               <w:rPr>
                 <w:noProof/>
               </w:rPr>
-              <w:t>18</w:t>
+              <w:t>19</w:t>
             </w:r>
             <w:r>
               <w:rPr>
@@ -932,7 +998,7 @@
               <w14:ligatures w14:val="standardContextual"/>
             </w:rPr>
           </w:pPr>
-          <w:hyperlink w:anchor="_Toc241796145" w:history="1">
+          <w:hyperlink w:anchor="_Toc241851849" w:history="1">
             <w:r>
               <w:rPr>
                 <w:rStyle w:val="Lienhypertexte"/>
@@ -956,7 +1022,7 @@
               <w:rPr>
                 <w:noProof/>
               </w:rPr>
-              <w:instrText xml:space="preserve"> PAGEREF _Toc241796145 \h </w:instrText>
+              <w:instrText xml:space="preserve"> PAGEREF _Toc241851849 \h </w:instrText>
             </w:r>
             <w:r>
               <w:rPr>
@@ -973,7 +1039,7 @@
               <w:rPr>
                 <w:noProof/>
               </w:rPr>
-              <w:t>19</w:t>
+              <w:t>20</w:t>
             </w:r>
             <w:r>
               <w:rPr>
@@ -998,7 +1064,7 @@
               <w14:ligatures w14:val="standardContextual"/>
             </w:rPr>
           </w:pPr>
-          <w:hyperlink w:anchor="_Toc241796146" w:history="1">
+          <w:hyperlink w:anchor="_Toc241851850" w:history="1">
             <w:r>
               <w:rPr>
                 <w:rStyle w:val="Lienhypertexte"/>
@@ -1022,7 +1088,7 @@
               <w:rPr>
                 <w:noProof/>
               </w:rPr>
-              <w:instrText xml:space="preserve"> PAGEREF _Toc241796146 \h </w:instrText>
+              <w:instrText xml:space="preserve"> PAGEREF _Toc241851850 \h </w:instrText>
             </w:r>
             <w:r>
               <w:rPr>
@@ -1039,7 +1105,7 @@
               <w:rPr>
                 <w:noProof/>
               </w:rPr>
-              <w:t>20</w:t>
+              <w:t>21</w:t>
             </w:r>
             <w:r>
               <w:rPr>
@@ -1064,7 +1130,7 @@
               <w14:ligatures w14:val="standardContextual"/>
             </w:rPr>
           </w:pPr>
-          <w:hyperlink w:anchor="_Toc241796147" w:history="1">
+          <w:hyperlink w:anchor="_Toc241851851" w:history="1">
             <w:r>
               <w:rPr>
                 <w:rStyle w:val="Lienhypertexte"/>
@@ -1088,7 +1154,7 @@
               <w:rPr>
                 <w:noProof/>
               </w:rPr>
-              <w:instrText xml:space="preserve"> PAGEREF _Toc241796147 \h </w:instrText>
+              <w:instrText xml:space="preserve"> PAGEREF _Toc241851851 \h </w:instrText>
             </w:r>
             <w:r>
               <w:rPr>
@@ -1105,7 +1171,7 @@
               <w:rPr>
                 <w:noProof/>
               </w:rPr>
-              <w:t>24</w:t>
+              <w:t>25</w:t>
             </w:r>
             <w:r>
               <w:rPr>
@@ -1130,7 +1196,7 @@
               <w14:ligatures w14:val="standardContextual"/>
             </w:rPr>
           </w:pPr>
-          <w:hyperlink w:anchor="_Toc241796148" w:history="1">
+          <w:hyperlink w:anchor="_Toc241851852" w:history="1">
             <w:r>
               <w:rPr>
                 <w:rStyle w:val="Lienhypertexte"/>
@@ -1154,7 +1220,7 @@
               <w:rPr>
                 <w:noProof/>
               </w:rPr>
-              <w:instrText xml:space="preserve"> PAGEREF _Toc241796148 \h </w:instrText>
+              <w:instrText xml:space="preserve"> PAGEREF _Toc241851852 \h </w:instrText>
             </w:r>
             <w:r>
               <w:rPr>
@@ -1171,7 +1237,7 @@
               <w:rPr>
                 <w:noProof/>
               </w:rPr>
-              <w:t>25</w:t>
+              <w:t>26</w:t>
             </w:r>
             <w:r>
               <w:rPr>
@@ -1196,7 +1262,7 @@
               <w14:ligatures w14:val="standardContextual"/>
             </w:rPr>
           </w:pPr>
-          <w:hyperlink w:anchor="_Toc241796149" w:history="1">
+          <w:hyperlink w:anchor="_Toc241851853" w:history="1">
             <w:r>
               <w:rPr>
                 <w:rStyle w:val="Lienhypertexte"/>
@@ -1220,7 +1286,7 @@
               <w:rPr>
                 <w:noProof/>
               </w:rPr>
-              <w:instrText xml:space="preserve"> PAGEREF _Toc241796149 \h </w:instrText>
+              <w:instrText xml:space="preserve"> PAGEREF _Toc241851853 \h </w:instrText>
             </w:r>
             <w:r>
               <w:rPr>
@@ -1237,7 +1303,7 @@
               <w:rPr>
                 <w:noProof/>
               </w:rPr>
-              <w:t>26</w:t>
+              <w:t>27</w:t>
             </w:r>
             <w:r>
               <w:rPr>
@@ -1262,7 +1328,7 @@
               <w14:ligatures w14:val="standardContextual"/>
             </w:rPr>
           </w:pPr>
-          <w:hyperlink w:anchor="_Toc241796150" w:history="1">
+          <w:hyperlink w:anchor="_Toc241851854" w:history="1">
             <w:r>
               <w:rPr>
                 <w:rStyle w:val="Lienhypertexte"/>
@@ -1286,7 +1352,7 @@
               <w:rPr>
                 <w:noProof/>
               </w:rPr>
-              <w:instrText xml:space="preserve"> PAGEREF _Toc241796150 \h </w:instrText>
+              <w:instrText xml:space="preserve"> PAGEREF _Toc241851854 \h </w:instrText>
             </w:r>
             <w:r>
               <w:rPr>
@@ -1303,7 +1369,7 @@
               <w:rPr>
                 <w:noProof/>
               </w:rPr>
-              <w:t>27</w:t>
+              <w:t>28</w:t>
             </w:r>
             <w:r>
               <w:rPr>
@@ -1328,7 +1394,7 @@
               <w14:ligatures w14:val="standardContextual"/>
             </w:rPr>
           </w:pPr>
-          <w:hyperlink w:anchor="_Toc241796151" w:history="1">
+          <w:hyperlink w:anchor="_Toc241851855" w:history="1">
             <w:r>
               <w:rPr>
                 <w:rStyle w:val="Lienhypertexte"/>
@@ -1352,7 +1418,7 @@
               <w:rPr>
                 <w:noProof/>
               </w:rPr>
-              <w:instrText xml:space="preserve"> PAGEREF _Toc241796151 \h </w:instrText>
+              <w:instrText xml:space="preserve"> PAGEREF _Toc241851855 \h </w:instrText>
             </w:r>
             <w:r>
               <w:rPr>
@@ -1369,7 +1435,7 @@
               <w:rPr>
                 <w:noProof/>
               </w:rPr>
-              <w:t>27</w:t>
+              <w:t>28</w:t>
             </w:r>
             <w:r>
               <w:rPr>
@@ -1394,7 +1460,7 @@
               <w14:ligatures w14:val="standardContextual"/>
             </w:rPr>
           </w:pPr>
-          <w:hyperlink w:anchor="_Toc241796152" w:history="1">
+          <w:hyperlink w:anchor="_Toc241851856" w:history="1">
             <w:r>
               <w:rPr>
                 <w:rStyle w:val="Lienhypertexte"/>
@@ -1418,7 +1484,7 @@
               <w:rPr>
                 <w:noProof/>
               </w:rPr>
-              <w:instrText xml:space="preserve"> PAGEREF _Toc241796152 \h </w:instrText>
+              <w:instrText xml:space="preserve"> PAGEREF _Toc241851856 \h </w:instrText>
             </w:r>
             <w:r>
               <w:rPr>
@@ -1435,7 +1501,7 @@
               <w:rPr>
                 <w:noProof/>
               </w:rPr>
-              <w:t>27</w:t>
+              <w:t>28</w:t>
             </w:r>
             <w:r>
               <w:rPr>
@@ -1460,7 +1526,7 @@
               <w14:ligatures w14:val="standardContextual"/>
             </w:rPr>
           </w:pPr>
-          <w:hyperlink w:anchor="_Toc241796153" w:history="1">
+          <w:hyperlink w:anchor="_Toc241851857" w:history="1">
             <w:r>
               <w:rPr>
                 <w:rStyle w:val="Lienhypertexte"/>
@@ -1484,7 +1550,7 @@
               <w:rPr>
                 <w:noProof/>
               </w:rPr>
-              <w:instrText xml:space="preserve"> PAGEREF _Toc241796153 \h </w:instrText>
+              <w:instrText xml:space="preserve"> PAGEREF _Toc241851857 \h </w:instrText>
             </w:r>
             <w:r>
               <w:rPr>
@@ -1501,7 +1567,7 @@
               <w:rPr>
                 <w:noProof/>
               </w:rPr>
-              <w:t>27</w:t>
+              <w:t>28</w:t>
             </w:r>
             <w:r>
               <w:rPr>
@@ -1526,7 +1592,7 @@
               <w14:ligatures w14:val="standardContextual"/>
             </w:rPr>
           </w:pPr>
-          <w:hyperlink w:anchor="_Toc241796154" w:history="1">
+          <w:hyperlink w:anchor="_Toc241851858" w:history="1">
             <w:r>
               <w:rPr>
                 <w:rStyle w:val="Lienhypertexte"/>
@@ -1550,7 +1616,7 @@
               <w:rPr>
                 <w:noProof/>
               </w:rPr>
-              <w:instrText xml:space="preserve"> PAGEREF _Toc241796154 \h </w:instrText>
+              <w:instrText xml:space="preserve"> PAGEREF _Toc241851858 \h </w:instrText>
             </w:r>
             <w:r>
               <w:rPr>
@@ -1567,7 +1633,7 @@
               <w:rPr>
                 <w:noProof/>
               </w:rPr>
-              <w:t>27</w:t>
+              <w:t>28</w:t>
             </w:r>
             <w:r>
               <w:rPr>
@@ -1592,7 +1658,7 @@
               <w14:ligatures w14:val="standardContextual"/>
             </w:rPr>
           </w:pPr>
-          <w:hyperlink w:anchor="_Toc241796155" w:history="1">
+          <w:hyperlink w:anchor="_Toc241851859" w:history="1">
             <w:r>
               <w:rPr>
                 <w:rStyle w:val="Lienhypertexte"/>
@@ -1616,7 +1682,7 @@
               <w:rPr>
                 <w:noProof/>
               </w:rPr>
-              <w:instrText xml:space="preserve"> PAGEREF _Toc241796155 \h </w:instrText>
+              <w:instrText xml:space="preserve"> PAGEREF _Toc241851859 \h </w:instrText>
             </w:r>
             <w:r>
               <w:rPr>
@@ -1633,7 +1699,7 @@
               <w:rPr>
                 <w:noProof/>
               </w:rPr>
-              <w:t>27</w:t>
+              <w:t>28</w:t>
             </w:r>
             <w:r>
               <w:rPr>
@@ -1658,7 +1724,7 @@
               <w14:ligatures w14:val="standardContextual"/>
             </w:rPr>
           </w:pPr>
-          <w:hyperlink w:anchor="_Toc241796156" w:history="1">
+          <w:hyperlink w:anchor="_Toc241851860" w:history="1">
             <w:r>
               <w:rPr>
                 <w:rStyle w:val="Lienhypertexte"/>
@@ -1682,7 +1748,7 @@
               <w:rPr>
                 <w:noProof/>
               </w:rPr>
-              <w:instrText xml:space="preserve"> PAGEREF _Toc241796156 \h </w:instrText>
+              <w:instrText xml:space="preserve"> PAGEREF _Toc241851860 \h </w:instrText>
             </w:r>
             <w:r>
               <w:rPr>
@@ -1699,7 +1765,7 @@
               <w:rPr>
                 <w:noProof/>
               </w:rPr>
-              <w:t>27</w:t>
+              <w:t>28</w:t>
             </w:r>
             <w:r>
               <w:rPr>
@@ -1724,7 +1790,7 @@
               <w14:ligatures w14:val="standardContextual"/>
             </w:rPr>
           </w:pPr>
-          <w:hyperlink w:anchor="_Toc241796157" w:history="1">
+          <w:hyperlink w:anchor="_Toc241851861" w:history="1">
             <w:r>
               <w:rPr>
                 <w:rStyle w:val="Lienhypertexte"/>
@@ -1748,7 +1814,7 @@
               <w:rPr>
                 <w:noProof/>
               </w:rPr>
-              <w:instrText xml:space="preserve"> PAGEREF _Toc241796157 \h </w:instrText>
+              <w:instrText xml:space="preserve"> PAGEREF _Toc241851861 \h </w:instrText>
             </w:r>
             <w:r>
               <w:rPr>
@@ -1765,7 +1831,7 @@
               <w:rPr>
                 <w:noProof/>
               </w:rPr>
-              <w:t>28</w:t>
+              <w:t>29</w:t>
             </w:r>
             <w:r>
               <w:rPr>
@@ -1790,7 +1856,7 @@
               <w14:ligatures w14:val="standardContextual"/>
             </w:rPr>
           </w:pPr>
-          <w:hyperlink w:anchor="_Toc241796158" w:history="1">
+          <w:hyperlink w:anchor="_Toc241851862" w:history="1">
             <w:r>
               <w:rPr>
                 <w:rStyle w:val="Lienhypertexte"/>
@@ -1814,7 +1880,7 @@
               <w:rPr>
                 <w:noProof/>
               </w:rPr>
-              <w:instrText xml:space="preserve"> PAGEREF _Toc241796158 \h </w:instrText>
+              <w:instrText xml:space="preserve"> PAGEREF _Toc241851862 \h </w:instrText>
             </w:r>
             <w:r>
               <w:rPr>
@@ -1831,7 +1897,7 @@
               <w:rPr>
                 <w:noProof/>
               </w:rPr>
-              <w:t>28</w:t>
+              <w:t>29</w:t>
             </w:r>
             <w:r>
               <w:rPr>
@@ -1856,7 +1922,7 @@
               <w14:ligatures w14:val="standardContextual"/>
             </w:rPr>
           </w:pPr>
-          <w:hyperlink w:anchor="_Toc241796159" w:history="1">
+          <w:hyperlink w:anchor="_Toc241851863" w:history="1">
             <w:r>
               <w:rPr>
                 <w:rStyle w:val="Lienhypertexte"/>
@@ -1880,7 +1946,7 @@
               <w:rPr>
                 <w:noProof/>
               </w:rPr>
-              <w:instrText xml:space="preserve"> PAGEREF _Toc241796159 \h </w:instrText>
+              <w:instrText xml:space="preserve"> PAGEREF _Toc241851863 \h </w:instrText>
             </w:r>
             <w:r>
               <w:rPr>
@@ -1897,7 +1963,7 @@
               <w:rPr>
                 <w:noProof/>
               </w:rPr>
-              <w:t>28</w:t>
+              <w:t>29</w:t>
             </w:r>
             <w:r>
               <w:rPr>
@@ -1923,7 +1989,7 @@
       <w:pPr>
         <w:pStyle w:val="Titre1"/>
       </w:pPr>
-      <w:bookmarkStart w:id="0" w:name="_Toc241796133"/>
+      <w:bookmarkStart w:id="0" w:name="_Toc241851836"/>
       <w:r>
         <w:lastRenderedPageBreak/>
         <w:t>Introduction</w:t>
@@ -1934,7 +2000,7 @@
       <w:pPr>
         <w:pStyle w:val="Titre2"/>
       </w:pPr>
-      <w:bookmarkStart w:id="1" w:name="_Toc241796134"/>
+      <w:bookmarkStart w:id="1" w:name="_Toc241851837"/>
       <w:r>
         <w:t>A. Les cycles de développement</w:t>
       </w:r>
@@ -2388,7 +2454,7 @@
         <w:pStyle w:val="Titre2"/>
         <w:spacing w:before="400"/>
       </w:pPr>
-      <w:bookmarkStart w:id="2" w:name="_Toc241796135"/>
+      <w:bookmarkStart w:id="2" w:name="_Toc241851838"/>
       <w:r>
         <w:t>B.</w:t>
       </w:r>
@@ -3176,7 +3242,7 @@
       <w:pPr>
         <w:pStyle w:val="Titre1"/>
       </w:pPr>
-      <w:bookmarkStart w:id="3" w:name="_Toc241796136"/>
+      <w:bookmarkStart w:id="3" w:name="_Toc241851839"/>
       <w:r>
         <w:lastRenderedPageBreak/>
         <w:t xml:space="preserve">Partie 1 – </w:t>
@@ -3190,7 +3256,7 @@
       <w:pPr>
         <w:pStyle w:val="Titre2"/>
       </w:pPr>
-      <w:bookmarkStart w:id="4" w:name="_Toc241796137"/>
+      <w:bookmarkStart w:id="4" w:name="_Toc241851840"/>
       <w:r>
         <w:t xml:space="preserve">1.1 </w:t>
       </w:r>
@@ -3286,7 +3352,7 @@
         <w:pStyle w:val="Titre2"/>
         <w:spacing w:before="240" w:after="120"/>
       </w:pPr>
-      <w:bookmarkStart w:id="5" w:name="_Toc241796138"/>
+      <w:bookmarkStart w:id="5" w:name="_Toc241851841"/>
       <w:r>
         <w:t xml:space="preserve">1.2 Les </w:t>
       </w:r>
@@ -3411,19 +3477,15 @@
         <w:pStyle w:val="Titre2"/>
         <w:spacing w:before="240" w:after="120"/>
       </w:pPr>
+      <w:bookmarkStart w:id="6" w:name="_Toc241851842"/>
       <w:r>
         <w:lastRenderedPageBreak/>
-        <w:t>1.</w:t>
-      </w:r>
-      <w:r>
-        <w:t>3</w:t>
-      </w:r>
-      <w:r>
-        <w:t xml:space="preserve"> Les </w:t>
+        <w:t xml:space="preserve">1.3 Les </w:t>
       </w:r>
       <w:r>
         <w:t>valeurs</w:t>
       </w:r>
+      <w:bookmarkEnd w:id="6"/>
     </w:p>
     <w:p>
       <w:pPr>
@@ -3456,16 +3518,10 @@
         <w:t>Engagement</w:t>
       </w:r>
       <w:r>
-        <w:t xml:space="preserve"> </w:t>
-      </w:r>
-      <w:r>
-        <w:t xml:space="preserve">– </w:t>
-      </w:r>
-      <w:r>
-        <w:t>C</w:t>
-      </w:r>
-      <w:r>
-        <w:t>haque membre s'engage personnellement à atteindre les objectifs de l'équipe et à se soutenir mutuellement.</w:t>
+        <w:t xml:space="preserve"> – </w:t>
+      </w:r>
+      <w:r>
+        <w:t>Chaque membre s'engage personnellement à atteindre les objectifs de l'équipe et à se soutenir mutuellement.</w:t>
       </w:r>
     </w:p>
     <w:p>
@@ -3506,10 +3562,7 @@
         <w:jc w:val="both"/>
       </w:pPr>
       <w:r>
-        <w:t>Exemple concret :</w:t>
-      </w:r>
-      <w:r>
-        <w:t xml:space="preserve"> si une tâche prend plus de temps que prévu, les Developers se réorganisent pour protéger le Sprint Goal plutôt que de laisser la personne concernée s'en sortir seule.</w:t>
+        <w:t>Exemple concret : si une tâche prend plus de temps que prévu, les Developers se réorganisent pour protéger le Sprint Goal plutôt que de laisser la personne concernée s'en sortir seule.</w:t>
       </w:r>
     </w:p>
     <w:p>
@@ -3534,10 +3587,7 @@
         <w:t xml:space="preserve"> – </w:t>
       </w:r>
       <w:r>
-        <w:t>S</w:t>
-      </w:r>
-      <w:r>
-        <w:t>e concentrer sur le travail du Sprint et sur les objectifs de l'équipe.</w:t>
+        <w:t>Se concentrer sur le travail du Sprint et sur les objectifs de l'équipe.</w:t>
       </w:r>
     </w:p>
     <w:p>
@@ -3648,19 +3698,7 @@
         <w:jc w:val="both"/>
       </w:pPr>
       <w:r>
-        <w:t xml:space="preserve">Elle repose sur la transparence : l'état réel du travail est visible, </w:t>
-      </w:r>
-      <w:r>
-        <w:t>même</w:t>
-      </w:r>
-      <w:r>
-        <w:t xml:space="preserve"> </w:t>
-      </w:r>
-      <w:r>
-        <w:t>s’</w:t>
-      </w:r>
-      <w:r>
-        <w:t>il est mauvais.</w:t>
+        <w:t>Elle repose sur la transparence : l'état réel du travail est visible, même s’il est mauvais.</w:t>
       </w:r>
     </w:p>
     <w:p>
@@ -3722,13 +3760,7 @@
         <w:t>Respect</w:t>
       </w:r>
       <w:r>
-        <w:t xml:space="preserve"> – </w:t>
-      </w:r>
-      <w:r>
-        <w:t>L</w:t>
-      </w:r>
-      <w:r>
-        <w:t>es membres se respectent mutuellement en tant que personnes capables et indépendantes, et sont respectés comme tels par les personnes avec lesquelles ils travaillent.</w:t>
+        <w:t xml:space="preserve"> – Les membres se respectent mutuellement en tant que personnes capables et indépendantes, et sont respectés comme tels par les personnes avec lesquelles ils travaillent.</w:t>
       </w:r>
     </w:p>
     <w:p>
@@ -3771,10 +3803,7 @@
         <w:jc w:val="both"/>
       </w:pPr>
       <w:r>
-        <w:t>Exemple conc</w:t>
-      </w:r>
-      <w:r>
-        <w:t>ret : P</w:t>
+        <w:t>Exemple concret : P</w:t>
       </w:r>
       <w:r>
         <w:t>ersonne en dehors des Developers ne leur dit comment transformer des éléments du Product Backlog en Incr</w:t>
@@ -3808,10 +3837,7 @@
         <w:t xml:space="preserve"> – </w:t>
       </w:r>
       <w:r>
-        <w:t>A</w:t>
-      </w:r>
-      <w:r>
-        <w:t>voir le courage de faire ce qui est juste et de s'attaquer aux problèmes difficiles.</w:t>
+        <w:t>Avoir le courage de faire ce qui est juste et de s'attaquer aux problèmes difficiles.</w:t>
       </w:r>
     </w:p>
     <w:p>
@@ -3885,8 +3911,8 @@
       <w:pPr>
         <w:pStyle w:val="Titre2"/>
       </w:pPr>
-      <w:bookmarkStart w:id="6" w:name="_Toc241706402"/>
-      <w:bookmarkStart w:id="7" w:name="_Toc241796139"/>
+      <w:bookmarkStart w:id="7" w:name="_Toc241706402"/>
+      <w:bookmarkStart w:id="8" w:name="_Toc241851843"/>
       <w:r>
         <w:lastRenderedPageBreak/>
         <w:t>1.</w:t>
@@ -3900,8 +3926,8 @@
       <w:r>
         <w:t>L’équipe Scrum</w:t>
       </w:r>
-      <w:bookmarkEnd w:id="6"/>
       <w:bookmarkEnd w:id="7"/>
+      <w:bookmarkEnd w:id="8"/>
     </w:p>
     <w:p>
       <w:pPr>
@@ -4573,10 +4599,7 @@
         <w:t>– L</w:t>
       </w:r>
       <w:r>
-        <w:t xml:space="preserve">es </w:t>
-      </w:r>
-      <w:r>
-        <w:t>développeurs</w:t>
+        <w:t>es développeurs</w:t>
       </w:r>
       <w:r>
         <w:t xml:space="preserve"> aide</w:t>
@@ -4900,18 +4923,18 @@
       <w:pPr>
         <w:pStyle w:val="Titre1"/>
       </w:pPr>
-      <w:bookmarkStart w:id="8" w:name="_Toc241796140"/>
+      <w:bookmarkStart w:id="9" w:name="_Toc241851844"/>
       <w:r>
         <w:lastRenderedPageBreak/>
         <w:t>Partie 2 – Pratiques et outils</w:t>
       </w:r>
-      <w:bookmarkEnd w:id="8"/>
+      <w:bookmarkEnd w:id="9"/>
     </w:p>
     <w:p>
       <w:pPr>
         <w:pStyle w:val="Titre2"/>
       </w:pPr>
-      <w:bookmarkStart w:id="9" w:name="_Toc241796141"/>
+      <w:bookmarkStart w:id="10" w:name="_Toc241851845"/>
       <w:r>
         <w:t xml:space="preserve">2.1 </w:t>
       </w:r>
@@ -4921,7 +4944,7 @@
       <w:r>
         <w:t>crum</w:t>
       </w:r>
-      <w:bookmarkEnd w:id="9"/>
+      <w:bookmarkEnd w:id="10"/>
     </w:p>
     <w:p>
       <w:pPr>
@@ -5669,7 +5692,7 @@
       <w:pPr>
         <w:pStyle w:val="Titre2"/>
       </w:pPr>
-      <w:bookmarkStart w:id="10" w:name="_Toc241796142"/>
+      <w:bookmarkStart w:id="11" w:name="_Toc241851846"/>
       <w:r>
         <w:lastRenderedPageBreak/>
         <w:t xml:space="preserve">2.2 </w:t>
@@ -5680,7 +5703,7 @@
       <w:r>
         <w:t xml:space="preserve"> de la méthode Scrum</w:t>
       </w:r>
-      <w:bookmarkEnd w:id="10"/>
+      <w:bookmarkEnd w:id="11"/>
     </w:p>
     <w:p>
       <w:pPr>
@@ -5995,7 +6018,7 @@
           <w:noProof/>
         </w:rPr>
         <w:drawing>
-          <wp:inline distT="0" distB="0" distL="0" distR="0" wp14:anchorId="60CD1887" wp14:editId="1923EE10">
+          <wp:inline distT="0" distB="0" distL="0" distR="0" wp14:anchorId="60CD1887" wp14:editId="7FB345C9">
             <wp:extent cx="5267958" cy="3609373"/>
             <wp:effectExtent l="19050" t="19050" r="28575" b="10160"/>
             <wp:docPr id="1030722146" name="Image 2"/>
@@ -6152,7 +6175,7 @@
       <w:pPr>
         <w:pStyle w:val="Titre2"/>
       </w:pPr>
-      <w:bookmarkStart w:id="11" w:name="_Toc241796143"/>
+      <w:bookmarkStart w:id="12" w:name="_Toc241851847"/>
       <w:r>
         <w:lastRenderedPageBreak/>
         <w:t xml:space="preserve">2.3 </w:t>
@@ -6160,7 +6183,7 @@
       <w:r>
         <w:t>Outils et Éléments de Suivi Complémentaires</w:t>
       </w:r>
-      <w:bookmarkEnd w:id="11"/>
+      <w:bookmarkEnd w:id="12"/>
     </w:p>
     <w:p>
       <w:pPr>
@@ -7080,7 +7103,7 @@
       <w:pPr>
         <w:pStyle w:val="Titre2"/>
       </w:pPr>
-      <w:bookmarkStart w:id="12" w:name="_Toc241796144"/>
+      <w:bookmarkStart w:id="13" w:name="_Toc241851848"/>
       <w:r>
         <w:lastRenderedPageBreak/>
         <w:t>2.</w:t>
@@ -7091,7 +7114,7 @@
       <w:r>
         <w:t xml:space="preserve"> La méthode Kanban</w:t>
       </w:r>
-      <w:bookmarkEnd w:id="12"/>
+      <w:bookmarkEnd w:id="13"/>
     </w:p>
     <w:p>
       <w:pPr>
@@ -7345,7 +7368,7 @@
       <w:pPr>
         <w:pStyle w:val="Titre1"/>
       </w:pPr>
-      <w:bookmarkStart w:id="13" w:name="_Toc241796145"/>
+      <w:bookmarkStart w:id="14" w:name="_Toc241851849"/>
       <w:r>
         <w:lastRenderedPageBreak/>
         <w:t>Partie 3 –</w:t>
@@ -7359,7 +7382,7 @@
       <w:r>
         <w:t>n projet de jardinage intelligent</w:t>
       </w:r>
-      <w:bookmarkEnd w:id="13"/>
+      <w:bookmarkEnd w:id="14"/>
     </w:p>
     <w:p>
       <w:pPr>
@@ -7389,7 +7412,7 @@
           <w:noProof/>
         </w:rPr>
         <w:drawing>
-          <wp:inline distT="0" distB="0" distL="0" distR="0" wp14:anchorId="501792FD" wp14:editId="2FAA7739">
+          <wp:inline distT="0" distB="0" distL="0" distR="0" wp14:anchorId="501792FD" wp14:editId="31B4C9ED">
             <wp:extent cx="5594145" cy="7910887"/>
             <wp:effectExtent l="0" t="0" r="6985" b="0"/>
             <wp:docPr id="1149195034" name="Image 4"/>
@@ -7435,7 +7458,7 @@
       <w:pPr>
         <w:pStyle w:val="Titre2"/>
       </w:pPr>
-      <w:bookmarkStart w:id="14" w:name="_Toc241796146"/>
+      <w:bookmarkStart w:id="15" w:name="_Toc241851850"/>
       <w:r>
         <w:lastRenderedPageBreak/>
         <w:t xml:space="preserve">3.1 </w:t>
@@ -7443,7 +7466,7 @@
       <w:r>
         <w:t>Du backlog au sprint : l'engagement de l'équipe</w:t>
       </w:r>
-      <w:bookmarkEnd w:id="14"/>
+      <w:bookmarkEnd w:id="15"/>
     </w:p>
     <w:p>
       <w:pPr>
@@ -8438,7 +8461,7 @@
           <w:noProof/>
         </w:rPr>
         <w:drawing>
-          <wp:inline distT="0" distB="0" distL="0" distR="0" wp14:anchorId="776EA715" wp14:editId="4E550B97">
+          <wp:inline distT="0" distB="0" distL="0" distR="0" wp14:anchorId="776EA715" wp14:editId="58723DAC">
             <wp:extent cx="5794218" cy="3099666"/>
             <wp:effectExtent l="0" t="0" r="0" b="5715"/>
             <wp:docPr id="1809714690" name="Image 6"/>
@@ -8484,7 +8507,7 @@
       <w:pPr>
         <w:pStyle w:val="Titre2"/>
       </w:pPr>
-      <w:bookmarkStart w:id="15" w:name="_Toc241796147"/>
+      <w:bookmarkStart w:id="16" w:name="_Toc241851851"/>
       <w:r>
         <w:lastRenderedPageBreak/>
         <w:t>3.</w:t>
@@ -8498,7 +8521,7 @@
       <w:r>
         <w:t>Le Sprint</w:t>
       </w:r>
-      <w:bookmarkEnd w:id="15"/>
+      <w:bookmarkEnd w:id="16"/>
     </w:p>
     <w:p>
       <w:pPr>
@@ -9009,7 +9032,7 @@
       <w:pPr>
         <w:pStyle w:val="Titre2"/>
       </w:pPr>
-      <w:bookmarkStart w:id="16" w:name="_Toc241796148"/>
+      <w:bookmarkStart w:id="17" w:name="_Toc241851852"/>
       <w:r>
         <w:t>3.</w:t>
       </w:r>
@@ -9022,7 +9045,7 @@
       <w:r>
         <w:t>L’Incrément</w:t>
       </w:r>
-      <w:bookmarkEnd w:id="16"/>
+      <w:bookmarkEnd w:id="17"/>
     </w:p>
     <w:p>
       <w:pPr>
@@ -9109,12 +9132,12 @@
         <w:pStyle w:val="Titre1"/>
         <w:spacing w:before="400"/>
       </w:pPr>
-      <w:bookmarkStart w:id="17" w:name="_Toc241796149"/>
+      <w:bookmarkStart w:id="18" w:name="_Toc241851853"/>
       <w:r>
         <w:lastRenderedPageBreak/>
         <w:t>Conclusion</w:t>
       </w:r>
-      <w:bookmarkEnd w:id="17"/>
+      <w:bookmarkEnd w:id="18"/>
     </w:p>
     <w:p>
       <w:pPr>
@@ -9669,12 +9692,12 @@
         <w:pStyle w:val="Titre1"/>
         <w:spacing w:before="400"/>
       </w:pPr>
-      <w:bookmarkStart w:id="18" w:name="_Toc241796150"/>
+      <w:bookmarkStart w:id="19" w:name="_Toc241851854"/>
       <w:r>
         <w:lastRenderedPageBreak/>
         <w:t>Annexe</w:t>
       </w:r>
-      <w:bookmarkEnd w:id="18"/>
+      <w:bookmarkEnd w:id="19"/>
     </w:p>
     <w:p>
       <w:pPr>
@@ -9684,7 +9707,7 @@
           <w:bCs w:val="0"/>
         </w:rPr>
       </w:pPr>
-      <w:bookmarkStart w:id="19" w:name="_Toc241796151"/>
+      <w:bookmarkStart w:id="20" w:name="_Toc241851855"/>
       <w:r>
         <w:rPr>
           <w:b w:val="0"/>
@@ -9699,7 +9722,7 @@
         </w:rPr>
         <w:t>. Cahier des charges fonctionnel</w:t>
       </w:r>
-      <w:bookmarkEnd w:id="19"/>
+      <w:bookmarkEnd w:id="20"/>
       <w:r>
         <w:rPr>
           <w:b w:val="0"/>
@@ -9740,7 +9763,7 @@
           <w:bCs w:val="0"/>
         </w:rPr>
       </w:pPr>
-      <w:bookmarkStart w:id="20" w:name="_Toc241796152"/>
+      <w:bookmarkStart w:id="21" w:name="_Toc241851856"/>
       <w:r>
         <w:rPr>
           <w:b w:val="0"/>
@@ -9755,7 +9778,7 @@
         </w:rPr>
         <w:t>Surveillance de la santé des plantes</w:t>
       </w:r>
-      <w:bookmarkEnd w:id="20"/>
+      <w:bookmarkEnd w:id="21"/>
     </w:p>
     <w:p>
       <w:pPr>
@@ -9841,7 +9864,7 @@
           <w:bCs w:val="0"/>
         </w:rPr>
       </w:pPr>
-      <w:bookmarkStart w:id="21" w:name="_Toc241796153"/>
+      <w:bookmarkStart w:id="22" w:name="_Toc241851857"/>
       <w:r>
         <w:rPr>
           <w:b w:val="0"/>
@@ -9849,7 +9872,7 @@
         </w:rPr>
         <w:t>1.2 Surveillance de la santé des plantes</w:t>
       </w:r>
-      <w:bookmarkEnd w:id="21"/>
+      <w:bookmarkEnd w:id="22"/>
     </w:p>
     <w:p>
       <w:pPr>
@@ -9935,7 +9958,7 @@
           <w:bCs w:val="0"/>
         </w:rPr>
       </w:pPr>
-      <w:bookmarkStart w:id="22" w:name="_Toc241796154"/>
+      <w:bookmarkStart w:id="23" w:name="_Toc241851858"/>
       <w:r>
         <w:rPr>
           <w:b w:val="0"/>
@@ -9964,7 +9987,7 @@
         </w:rPr>
         <w:t>Alertes et suivi météorologiques</w:t>
       </w:r>
-      <w:bookmarkEnd w:id="22"/>
+      <w:bookmarkEnd w:id="23"/>
     </w:p>
     <w:p>
       <w:pPr>
@@ -10037,7 +10060,7 @@
           <w:bCs w:val="0"/>
         </w:rPr>
       </w:pPr>
-      <w:bookmarkStart w:id="23" w:name="_Toc241796155"/>
+      <w:bookmarkStart w:id="24" w:name="_Toc241851859"/>
       <w:r>
         <w:rPr>
           <w:b w:val="0"/>
@@ -10066,7 +10089,7 @@
         </w:rPr>
         <w:t>Gestion automatique de la fertilisation (Nutriments)</w:t>
       </w:r>
-      <w:bookmarkEnd w:id="23"/>
+      <w:bookmarkEnd w:id="24"/>
     </w:p>
     <w:p>
       <w:pPr>
@@ -10166,7 +10189,7 @@
           <w:bCs w:val="0"/>
         </w:rPr>
       </w:pPr>
-      <w:bookmarkStart w:id="24" w:name="_Toc241796156"/>
+      <w:bookmarkStart w:id="25" w:name="_Toc241851860"/>
       <w:r>
         <w:rPr>
           <w:b w:val="0"/>
@@ -10174,7 +10197,7 @@
         </w:rPr>
         <w:t>1.5 Interface de contrôle et Dashboard utilisateur (App Mobile &amp; Web)</w:t>
       </w:r>
-      <w:bookmarkEnd w:id="24"/>
+      <w:bookmarkEnd w:id="25"/>
     </w:p>
     <w:p>
       <w:pPr>
@@ -10255,7 +10278,7 @@
           <w:bCs w:val="0"/>
         </w:rPr>
       </w:pPr>
-      <w:bookmarkStart w:id="25" w:name="_Toc241796157"/>
+      <w:bookmarkStart w:id="26" w:name="_Toc241851861"/>
       <w:r>
         <w:rPr>
           <w:b w:val="0"/>
@@ -10285,7 +10308,7 @@
         </w:rPr>
         <w:t>Gestion intelligente de l'énergie et réserve d'eau</w:t>
       </w:r>
-      <w:bookmarkEnd w:id="25"/>
+      <w:bookmarkEnd w:id="26"/>
     </w:p>
     <w:p>
       <w:pPr>
@@ -10371,7 +10394,7 @@
           <w:bCs w:val="0"/>
         </w:rPr>
       </w:pPr>
-      <w:bookmarkStart w:id="26" w:name="_Toc241796158"/>
+      <w:bookmarkStart w:id="27" w:name="_Toc241851862"/>
       <w:r>
         <w:rPr>
           <w:b w:val="0"/>
@@ -10400,7 +10423,7 @@
         </w:rPr>
         <w:t>Journal de culture et IA prédictive</w:t>
       </w:r>
-      <w:bookmarkEnd w:id="26"/>
+      <w:bookmarkEnd w:id="27"/>
     </w:p>
     <w:p>
       <w:pPr>
@@ -10485,7 +10508,7 @@
           <w:bCs w:val="0"/>
         </w:rPr>
       </w:pPr>
-      <w:bookmarkStart w:id="27" w:name="_Toc241796159"/>
+      <w:bookmarkStart w:id="28" w:name="_Toc241851863"/>
       <w:r>
         <w:rPr>
           <w:b w:val="0"/>
@@ -10493,7 +10516,7 @@
         </w:rPr>
         <w:t>1.8 Contrôle du microclimat (Gestion de serre / Protections)</w:t>
       </w:r>
-      <w:bookmarkEnd w:id="27"/>
+      <w:bookmarkEnd w:id="28"/>
     </w:p>
     <w:p>
       <w:pPr>

--- a/documentation.docx
+++ b/documentation.docx
@@ -6018,7 +6018,7 @@
           <w:noProof/>
         </w:rPr>
         <w:drawing>
-          <wp:inline distT="0" distB="0" distL="0" distR="0" wp14:anchorId="60CD1887" wp14:editId="7FB345C9">
+          <wp:inline distT="0" distB="0" distL="0" distR="0" wp14:anchorId="60CD1887" wp14:editId="012C1F50">
             <wp:extent cx="5267958" cy="3609373"/>
             <wp:effectExtent l="19050" t="19050" r="28575" b="10160"/>
             <wp:docPr id="1030722146" name="Image 2"/>
@@ -7412,7 +7412,7 @@
           <w:noProof/>
         </w:rPr>
         <w:drawing>
-          <wp:inline distT="0" distB="0" distL="0" distR="0" wp14:anchorId="501792FD" wp14:editId="31B4C9ED">
+          <wp:inline distT="0" distB="0" distL="0" distR="0" wp14:anchorId="501792FD" wp14:editId="3CAAD7F8">
             <wp:extent cx="5594145" cy="7910887"/>
             <wp:effectExtent l="0" t="0" r="6985" b="0"/>
             <wp:docPr id="1149195034" name="Image 4"/>
@@ -8461,7 +8461,7 @@
           <w:noProof/>
         </w:rPr>
         <w:drawing>
-          <wp:inline distT="0" distB="0" distL="0" distR="0" wp14:anchorId="776EA715" wp14:editId="58723DAC">
+          <wp:inline distT="0" distB="0" distL="0" distR="0" wp14:anchorId="776EA715" wp14:editId="4744FD01">
             <wp:extent cx="5794218" cy="3099666"/>
             <wp:effectExtent l="0" t="0" r="0" b="5715"/>
             <wp:docPr id="1809714690" name="Image 6"/>
